--- a/Published_Docs/Administrator_Settings_Guide.docx
+++ b/Published_Docs/Administrator_Settings_Guide.docx
@@ -307,7 +307,7 @@
           </w:tcPr>
           <w:p>
             <w:r>
-              <w:t>How long a user's cached rights last without activity. After that, BlueTrack works out their roles again and records a new Logon event.</w:t>
+              <w:t>Signs a user out after this many minutes without activity in any BlueTrack tab. OIDC and SAML sessions also end on the server after this long without a request, even if the tab was closed.</w:t>
             </w:r>
           </w:p>
         </w:tc>
@@ -327,17 +327,17 @@
           </w:tcPr>
           <w:p>
             <w:r>
-              <w:t>15</w:t>
-            </w:r>
-          </w:p>
-        </w:tc>
-        <w:tc>
-          <w:tcPr>
-            <w:tcW w:type="dxa" w:w="1728"/>
-          </w:tcPr>
-          <w:p>
-            <w:r>
-              <w:t>Cached rights expire after 15 minutes regardless (see below), so values above 15 make no practical difference.</w:t>
+              <w:t>15 to 30</w:t>
+            </w:r>
+          </w:p>
+        </w:tc>
+        <w:tc>
+          <w:tcPr>
+            <w:tcW w:type="dxa" w:w="1728"/>
+          </w:tcPr>
+          <w:p>
+            <w:r>
+              <w:t>Short enough that an unattended screen doesn't stay signed in to privileged-access data, long enough not to interrupt normal work. Allowed: 5 to 720.</w:t>
             </w:r>
           </w:p>
         </w:tc>
@@ -663,7 +663,7 @@
         <w:t>Idle timeout.</w:t>
       </w:r>
       <w:r>
-        <w:t xml:space="preserve"> This setting does not sign anyone out. It controls how long BlueTrack keeps a user's roles and permissions in its cache between requests. Cached rights also expire 15 minutes after they were worked out, even for an active user, and any change to a role, group mapping or identity provider clears every user's cache. An OIDC sign-in is held by a session cookie that lasts 8 hours; that lifetime is fixed and is not changed by this setting. There is no range check, so always enter a positive number of minutes.</w:t>
+        <w:t xml:space="preserve"> In the browser, BlueTrack signs the user out after this many minutes with no mouse, keyboard or touch activity in any of its tabs, and the sign-in page says why. OIDC and SAML sessions are also ended on the server once no request has arrived for this long, so a closed tab doesn't leave a usable session behind; each OIDC session also ends after 8 hours regardless. Windows sign-in has no session to end: if Windows Integrated is the default method, the user is signed in again as soon as they leave the sign-in page. Separately, a user's cached roles and permissions last at most 15 minutes, and any change to a role, group mapping or identity provider clears every user's cache.</w:t>
       </w:r>
     </w:p>
     <w:p>
@@ -4335,7 +4335,7 @@
           </w:tcPr>
           <w:p>
             <w:r>
-              <w:t>Admin</w:t>
+              <w:t>Admin, Analyst</w:t>
             </w:r>
           </w:p>
         </w:tc>
@@ -7862,17 +7862,17 @@
           </w:tcPr>
           <w:p>
             <w:r>
-              <w:t>Choose the profile explicitly when the file isn't in template format</w:t>
-            </w:r>
-          </w:p>
-        </w:tc>
-        <w:tc>
-          <w:tcPr>
-            <w:tcW w:type="dxa" w:w="1728"/>
-          </w:tcPr>
-          <w:p>
-            <w:r>
-              <w:t>With None, the import uses the oldest active profile for that import type, if there is one, otherwise the template's own column names. Choosing one avoids surprises.</w:t>
+              <w:t>Choose the profile when the file isn't in template format</w:t>
+            </w:r>
+          </w:p>
+        </w:tc>
+        <w:tc>
+          <w:tcPr>
+            <w:tcW w:type="dxa" w:w="1728"/>
+          </w:tcPr>
+          <w:p>
+            <w:r>
+              <w:t>None means the file uses the template's own column names.</w:t>
             </w:r>
           </w:p>
         </w:tc>
@@ -8368,7 +8368,7 @@
           </w:tcPr>
           <w:p>
             <w:r>
-              <w:t>Whether the profile may be used.</w:t>
+              <w:t>Whether the profile is offered when a data feed or a Bulk Actions upload chooses a profile.</w:t>
             </w:r>
           </w:p>
         </w:tc>
@@ -8388,17 +8388,17 @@
           </w:tcPr>
           <w:p>
             <w:r>
-              <w:t>One active profile per feed type</w:t>
-            </w:r>
-          </w:p>
-        </w:tc>
-        <w:tc>
-          <w:tcPr>
-            <w:tcW w:type="dxa" w:w="1728"/>
-          </w:tcPr>
-          <w:p>
-            <w:r>
-              <w:t>When no profile is chosen, the oldest active one is used. Several active profiles make it unclear which applies.</w:t>
+              <w:t>On for the profiles in use</w:t>
+            </w:r>
+          </w:p>
+        </w:tc>
+        <w:tc>
+          <w:tcPr>
+            <w:tcW w:type="dxa" w:w="1728"/>
+          </w:tcPr>
+          <w:p>
+            <w:r>
+              <w:t>A profile is used only when it's chosen; none chosen means the template's own column names.</w:t>
             </w:r>
           </w:p>
         </w:tc>

--- a/Published_Docs/Administrator_Settings_Guide.docx
+++ b/Published_Docs/Administrator_Settings_Guide.docx
@@ -6290,6 +6290,98 @@
           </w:tcPr>
           <w:p>
             <w:r>
+              <w:t>Skip group rows</w:t>
+            </w:r>
+          </w:p>
+        </w:tc>
+        <w:tc>
+          <w:tcPr>
+            <w:tcW w:type="dxa" w:w="1728"/>
+          </w:tcPr>
+          <w:p>
+            <w:r>
+              <w:t xml:space="preserve">Account inventory only: skip rows whose </w:t>
+            </w:r>
+            <w:r>
+              <w:rPr>
+                <w:rFonts w:ascii="Consolas" w:hAnsi="Consolas"/>
+                <w:sz w:val="19"/>
+              </w:rPr>
+              <w:t>UserName</w:t>
+            </w:r>
+            <w:r>
+              <w:t xml:space="preserve"> starts and ends with </w:t>
+            </w:r>
+            <w:r>
+              <w:rPr>
+                <w:rFonts w:ascii="Consolas" w:hAnsi="Consolas"/>
+                <w:sz w:val="19"/>
+              </w:rPr>
+              <w:t>*</w:t>
+            </w:r>
+            <w:r>
+              <w:t xml:space="preserve"> and contains the word </w:t>
+            </w:r>
+            <w:r>
+              <w:rPr>
+                <w:rFonts w:ascii="Consolas" w:hAnsi="Consolas"/>
+                <w:sz w:val="19"/>
+              </w:rPr>
+              <w:t>group</w:t>
+            </w:r>
+            <w:r>
+              <w:t xml:space="preserve">, in any case. A pending-accounts export lists its local and domain groups that way, for example </w:t>
+            </w:r>
+            <w:r>
+              <w:rPr>
+                <w:rFonts w:ascii="Consolas" w:hAnsi="Consolas"/>
+                <w:sz w:val="19"/>
+              </w:rPr>
+              <w:t>*Domain Admins Group*</w:t>
+            </w:r>
+            <w:r>
+              <w:t>.</w:t>
+            </w:r>
+          </w:p>
+        </w:tc>
+        <w:tc>
+          <w:tcPr>
+            <w:tcW w:type="dxa" w:w="1728"/>
+          </w:tcPr>
+          <w:p>
+            <w:r>
+              <w:t>Off</w:t>
+            </w:r>
+          </w:p>
+        </w:tc>
+        <w:tc>
+          <w:tcPr>
+            <w:tcW w:type="dxa" w:w="1728"/>
+          </w:tcPr>
+          <w:p>
+            <w:r>
+              <w:t>On for a pending-accounts export</w:t>
+            </w:r>
+          </w:p>
+        </w:tc>
+        <w:tc>
+          <w:tcPr>
+            <w:tcW w:type="dxa" w:w="1728"/>
+          </w:tcPr>
+          <w:p>
+            <w:r>
+              <w:t>Skipped rows aren't accounts and aren't errors; the run's summary says how many were skipped. A group an earlier run imported is marked deleted by the next run.</w:t>
+            </w:r>
+          </w:p>
+        </w:tc>
+      </w:tr>
+      <w:tr>
+        <w:tc>
+          <w:tcPr>
+            <w:tcW w:type="dxa" w:w="1728"/>
+          </w:tcPr>
+          <w:p>
+            <w:r>
               <w:t>Mapping profile</w:t>
             </w:r>
           </w:p>
@@ -6683,7 +6775,7 @@
         <w:t>Notes</w:t>
       </w:r>
       <w:r>
-        <w:t xml:space="preserve"> are optional. An account is identified by its user name and address (ignoring case) within the source system. On later runs, the account's name, address and platform are updated from the file; its owner, notes and stage are BlueTrack's and aren't overwritten. An account missing from the file is marked deleted, and comes back if it reappears. A file with no valid rows fails the run and changes nothing. These accounts never move past Discovered on their own; after each run, an account CyberArk also has (the same user name and address, ignoring case and spaces) is </w:t>
+        <w:t xml:space="preserve"> are optional. An account is identified by its user name and address (ignoring case) within the source system. The two together can be up to 400 characters; a longer row is reported as a row error. On later runs, the account's name, address and platform are updated from the file; its owner, notes and stage are BlueTrack's and aren't overwritten. An account missing from the file is marked deleted, and comes back if it reappears. A file with no valid rows fails the run and changes nothing. These accounts never move past Discovered on their own; after each run, an account CyberArk also has (the same user name and address, ignoring case and spaces) is </w:t>
       </w:r>
       <w:r>
         <w:rPr>
@@ -9521,7 +9613,16 @@
         <w:t>CurateApplicationMapping</w:t>
       </w:r>
       <w:r>
-        <w:t>) has no settings. It holds data: each application's code, name, description, owner and technical contact, and which application each safe belongs to. Keep it current, because the risk reports group accounts by application.</w:t>
+        <w:t>) has no settings. It holds data: each application's code, name, description, owner and technical contact, and which application each safe belongs to. Keep it current, because the risk reports group accounts by application. An account can also be assigned to an application on its own edit form (</w:t>
+      </w:r>
+      <w:r>
+        <w:rPr>
+          <w:b/>
+        </w:rPr>
+        <w:t>Application</w:t>
+      </w:r>
+      <w:r>
+        <w:t>), in addition to its safe's; that is how an account with no safe, such as a pending account, belongs to one. When an account's own application and its safe's differ, both apply: an Active risk exception on either one covers the account, and Reports &gt; Trends' Application filter counts it under either.</w:t>
       </w:r>
     </w:p>
     <w:p>

--- a/Published_Docs/Administrator_Settings_Guide.docx
+++ b/Published_Docs/Administrator_Settings_Guide.docx
@@ -166,7 +166,7 @@
     </w:p>
     <w:p>
       <w:r>
-        <w:t xml:space="preserve">This guide has two parts. This file covers sections 1 to 5. Sections 6 (Secrets Store and Credentials, including LDAP), 7 (Notifications) and 8 (SIEM Forwarding) are in </w:t>
+        <w:t xml:space="preserve">This guide has two parts. This file covers sections 1 to 5. Sections 6 (Secrets Store and Credentials, including LDAP), 7 (Notifications) 8 (SIEM Forwarding) and 9 (API Keys) are in </w:t>
       </w:r>
       <w:r>
         <w:t>Admin_SettingsReference_Notifications.md</w:t>
@@ -846,6 +846,214 @@
           </w:p>
         </w:tc>
       </w:tr>
+      <w:tr>
+        <w:tc>
+          <w:tcPr>
+            <w:tcW w:type="dxa" w:w="1728"/>
+          </w:tcPr>
+          <w:p>
+            <w:r>
+              <w:t>API key default lifetime (days)</w:t>
+            </w:r>
+          </w:p>
+        </w:tc>
+        <w:tc>
+          <w:tcPr>
+            <w:tcW w:type="dxa" w:w="1728"/>
+          </w:tcPr>
+          <w:p>
+            <w:r>
+              <w:t>How long a new API key lasts before it expires. Allowed: 1 to 365. You can choose another lifetime for each key when you create it (see section 9, API Keys).</w:t>
+            </w:r>
+          </w:p>
+        </w:tc>
+        <w:tc>
+          <w:tcPr>
+            <w:tcW w:type="dxa" w:w="1728"/>
+          </w:tcPr>
+          <w:p>
+            <w:r>
+              <w:t>90</w:t>
+            </w:r>
+          </w:p>
+        </w:tc>
+        <w:tc>
+          <w:tcPr>
+            <w:tcW w:type="dxa" w:w="1728"/>
+          </w:tcPr>
+          <w:p>
+            <w:r>
+              <w:t>90</w:t>
+            </w:r>
+          </w:p>
+        </w:tc>
+        <w:tc>
+          <w:tcPr>
+            <w:tcW w:type="dxa" w:w="1728"/>
+          </w:tcPr>
+          <w:p>
+            <w:r>
+              <w:t>Short enough that a forgotten key stops working, long enough that you aren't replacing keys constantly. Raise it only if a system can't be given a new key as often.</w:t>
+            </w:r>
+          </w:p>
+        </w:tc>
+      </w:tr>
+      <w:tr>
+        <w:tc>
+          <w:tcPr>
+            <w:tcW w:type="dxa" w:w="1728"/>
+          </w:tcPr>
+          <w:p>
+            <w:r>
+              <w:t>API requests per minute, per key</w:t>
+            </w:r>
+          </w:p>
+        </w:tc>
+        <w:tc>
+          <w:tcPr>
+            <w:tcW w:type="dxa" w:w="1728"/>
+          </w:tcPr>
+          <w:p>
+            <w:r>
+              <w:t>The most requests one API key may make in a minute. Allowed: 1 to 100,000. Over it, the API answers "too many requests" (HTTP 429) until the minute is up.</w:t>
+            </w:r>
+          </w:p>
+        </w:tc>
+        <w:tc>
+          <w:tcPr>
+            <w:tcW w:type="dxa" w:w="1728"/>
+          </w:tcPr>
+          <w:p>
+            <w:r>
+              <w:t>600</w:t>
+            </w:r>
+          </w:p>
+        </w:tc>
+        <w:tc>
+          <w:tcPr>
+            <w:tcW w:type="dxa" w:w="1728"/>
+          </w:tcPr>
+          <w:p>
+            <w:r>
+              <w:t>600</w:t>
+            </w:r>
+          </w:p>
+        </w:tc>
+        <w:tc>
+          <w:tcPr>
+            <w:tcW w:type="dxa" w:w="1728"/>
+          </w:tcPr>
+          <w:p>
+            <w:r>
+              <w:t>Far above what a normal script needs, low enough that a runaway loop can't flood the server. Raise it for a busy integration.</w:t>
+            </w:r>
+          </w:p>
+        </w:tc>
+      </w:tr>
+      <w:tr>
+        <w:tc>
+          <w:tcPr>
+            <w:tcW w:type="dxa" w:w="1728"/>
+          </w:tcPr>
+          <w:p>
+            <w:r>
+              <w:t>API key expiry reminder lead time (days)</w:t>
+            </w:r>
+          </w:p>
+        </w:tc>
+        <w:tc>
+          <w:tcPr>
+            <w:tcW w:type="dxa" w:w="1728"/>
+          </w:tcPr>
+          <w:p>
+            <w:r>
+              <w:t>How many days before an API key expires its owner is emailed (the owner is emailed again on the day, and the administrators on the day). Allowed: 1 to 90.</w:t>
+            </w:r>
+          </w:p>
+        </w:tc>
+        <w:tc>
+          <w:tcPr>
+            <w:tcW w:type="dxa" w:w="1728"/>
+          </w:tcPr>
+          <w:p>
+            <w:r>
+              <w:t>7</w:t>
+            </w:r>
+          </w:p>
+        </w:tc>
+        <w:tc>
+          <w:tcPr>
+            <w:tcW w:type="dxa" w:w="1728"/>
+          </w:tcPr>
+          <w:p>
+            <w:r>
+              <w:t>7</w:t>
+            </w:r>
+          </w:p>
+        </w:tc>
+        <w:tc>
+          <w:tcPr>
+            <w:tcW w:type="dxa" w:w="1728"/>
+          </w:tcPr>
+          <w:p>
+            <w:r>
+              <w:t>A week is enough to get a new key into a script. Lengthen it for scripts that are changed only at set times.</w:t>
+            </w:r>
+          </w:p>
+        </w:tc>
+      </w:tr>
+      <w:tr>
+        <w:tc>
+          <w:tcPr>
+            <w:tcW w:type="dxa" w:w="1728"/>
+          </w:tcPr>
+          <w:p>
+            <w:r>
+              <w:t>Delete expired API keys after (days)</w:t>
+            </w:r>
+          </w:p>
+        </w:tc>
+        <w:tc>
+          <w:tcPr>
+            <w:tcW w:type="dxa" w:w="1728"/>
+          </w:tcPr>
+          <w:p>
+            <w:r>
+              <w:t>How many days an expired API key stays on the API Keys list before it is deleted automatically. Allowed: 0 to 3,650; 0 keeps them for ever. A key that is only disabled is never deleted automatically.</w:t>
+            </w:r>
+          </w:p>
+        </w:tc>
+        <w:tc>
+          <w:tcPr>
+            <w:tcW w:type="dxa" w:w="1728"/>
+          </w:tcPr>
+          <w:p>
+            <w:r>
+              <w:t>365</w:t>
+            </w:r>
+          </w:p>
+        </w:tc>
+        <w:tc>
+          <w:tcPr>
+            <w:tcW w:type="dxa" w:w="1728"/>
+          </w:tcPr>
+          <w:p>
+            <w:r>
+              <w:t>365</w:t>
+            </w:r>
+          </w:p>
+        </w:tc>
+        <w:tc>
+          <w:tcPr>
+            <w:tcW w:type="dxa" w:w="1728"/>
+          </w:tcPr>
+          <w:p>
+            <w:r>
+              <w:t>Long enough to see which key expired and when, short enough that the list doesn't fill with dead keys. Each deletion is in the Audit Log.</w:t>
+            </w:r>
+          </w:p>
+        </w:tc>
+      </w:tr>
     </w:tbl>
     <w:p/>
     <w:p>
@@ -6187,7 +6395,7 @@
           </w:tcPr>
           <w:p>
             <w:r>
-              <w:t>What the file holds: Target inventory, Access group inventory, Access group → target map, Account → access group membership, Account → target map, Applications, Safe → application assignments, or Account inventory (accounts from another system).</w:t>
+              <w:t>What the file holds: Target inventory, Access group inventory, Access group → target map, Account → access group membership, Account → target map, Applications, Safe → application assignments, Account → application assignments, or Account inventory (accounts from another system).</w:t>
             </w:r>
           </w:p>
         </w:tc>
@@ -15862,6 +16070,99 @@
           </w:tcPr>
           <w:p>
             <w:r>
+              <w:t>ApiKeyExpiring</w:t>
+            </w:r>
+          </w:p>
+        </w:tc>
+        <w:tc>
+          <w:tcPr>
+            <w:tcW w:type="dxa" w:w="2160"/>
+          </w:tcPr>
+          <w:p>
+            <w:r>
+              <w:t xml:space="preserve">Once a day, from the daily digest time, to each API key's </w:t>
+            </w:r>
+            <w:r>
+              <w:rPr>
+                <w:b/>
+              </w:rPr>
+              <w:t>owner email</w:t>
+            </w:r>
+            <w:r>
+              <w:t>: the reminder lead time (7 days by default) before the key expires, and on the day it expires. Keys with no owner email are skipped.</w:t>
+            </w:r>
+          </w:p>
+        </w:tc>
+        <w:tc>
+          <w:tcPr>
+            <w:tcW w:type="dxa" w:w="2160"/>
+          </w:tcPr>
+          <w:p>
+            <w:r>
+              <w:t>The key's name, the first characters of the key, its role and expiry date, with a link to Admin &gt; API Keys. Sent to the owner only, not to the notification recipients.</w:t>
+            </w:r>
+          </w:p>
+        </w:tc>
+        <w:tc>
+          <w:tcPr>
+            <w:tcW w:type="dxa" w:w="2160"/>
+          </w:tcPr>
+          <w:p>
+            <w:r>
+              <w:t>Off</w:t>
+            </w:r>
+          </w:p>
+        </w:tc>
+      </w:tr>
+      <w:tr>
+        <w:tc>
+          <w:tcPr>
+            <w:tcW w:type="dxa" w:w="2160"/>
+          </w:tcPr>
+          <w:p>
+            <w:r>
+              <w:t>ApiKeyExpired</w:t>
+            </w:r>
+          </w:p>
+        </w:tc>
+        <w:tc>
+          <w:tcPr>
+            <w:tcW w:type="dxa" w:w="2160"/>
+          </w:tcPr>
+          <w:p>
+            <w:r>
+              <w:t>Once a day, from the daily digest time, for each API key that expired that day.</w:t>
+            </w:r>
+          </w:p>
+        </w:tc>
+        <w:tc>
+          <w:tcPr>
+            <w:tcW w:type="dxa" w:w="2160"/>
+          </w:tcPr>
+          <w:p>
+            <w:r>
+              <w:t>The same, and whether the owner was told. Sent to the administrators (this type's recipients and target role).</w:t>
+            </w:r>
+          </w:p>
+        </w:tc>
+        <w:tc>
+          <w:tcPr>
+            <w:tcW w:type="dxa" w:w="2160"/>
+          </w:tcPr>
+          <w:p>
+            <w:r>
+              <w:t>Off</w:t>
+            </w:r>
+          </w:p>
+        </w:tc>
+      </w:tr>
+      <w:tr>
+        <w:tc>
+          <w:tcPr>
+            <w:tcW w:type="dxa" w:w="2160"/>
+          </w:tcPr>
+          <w:p>
+            <w:r>
               <w:t>DevFakeAuthEnabledTooLong</w:t>
             </w:r>
           </w:p>
@@ -16091,7 +16392,7 @@
           </w:tcPr>
           <w:p>
             <w:r>
-              <w:t>When the daily emails (OverdueRiskExceptions) go out, server local time.</w:t>
+              <w:t>When the daily emails (OverdueRiskExceptions, ApiKeyExpiring) go out, server local time.</w:t>
             </w:r>
           </w:p>
         </w:tc>
@@ -17870,6 +18171,1401 @@
       </w:r>
       <w:r>
         <w:t xml:space="preserve"> is Degraded while forwarding is on and the last send failed, or the oldest waiting event is more than 15 minutes old. See the Operations Guide, "Monitoring SIEM forwarding".</w:t>
+      </w:r>
+    </w:p>
+    <w:p>
+      <w:pPr>
+        <w:pStyle w:val="Heading1"/>
+      </w:pPr>
+      <w:r>
+        <w:t>9. API Keys</w:t>
+      </w:r>
+    </w:p>
+    <w:p>
+      <w:r>
+        <w:rPr>
+          <w:b/>
+        </w:rPr>
+        <w:t>Admin &gt; API Keys</w:t>
+      </w:r>
+      <w:r>
+        <w:t xml:space="preserve"> (permission </w:t>
+      </w:r>
+      <w:r>
+        <w:rPr>
+          <w:rFonts w:ascii="Consolas" w:hAnsi="Consolas"/>
+          <w:sz w:val="19"/>
+        </w:rPr>
+        <w:t>ManageApiKeys</w:t>
+      </w:r>
+      <w:r>
+        <w:t xml:space="preserve">, held by Admin only). An API key lets a script or another system call BlueTrack's API without a person signing in. The system sends its key to </w:t>
+      </w:r>
+      <w:r>
+        <w:rPr>
+          <w:rFonts w:ascii="Consolas" w:hAnsi="Consolas"/>
+          <w:sz w:val="19"/>
+        </w:rPr>
+        <w:t>POST /api/auth/token</w:t>
+      </w:r>
+      <w:r>
+        <w:t xml:space="preserve"> and gets back a token that lasts 10 minutes; it then calls the API with </w:t>
+      </w:r>
+      <w:r>
+        <w:rPr>
+          <w:rFonts w:ascii="Consolas" w:hAnsi="Consolas"/>
+          <w:sz w:val="19"/>
+        </w:rPr>
+        <w:t>Authorization: Bearer &lt;token&gt;</w:t>
+      </w:r>
+      <w:r>
+        <w:t>, and asks for a new token when that one is about to expire. The key is only ever sent to that one address.</w:t>
+      </w:r>
+    </w:p>
+    <w:p>
+      <w:r>
+        <w:t xml:space="preserve">The key acts as the </w:t>
+      </w:r>
+      <w:r>
+        <w:rPr>
+          <w:b/>
+        </w:rPr>
+        <w:t>role</w:t>
+      </w:r>
+      <w:r>
+        <w:t xml:space="preserve"> you give it, and can do only what that role can do. The Admin role can't be given to a key, and a key never gets the permissions that manage API keys, sign-in (Identity Providers, Group → Role Mapping, Roles &amp; Permissions), the Secrets Store, credentials, backups, Global Application Configuration or Reload Rights, whatever its role holds. A script that needs those should sign in as a person.</w:t>
+      </w:r>
+    </w:p>
+    <w:p>
+      <w:pPr>
+        <w:pStyle w:val="Heading2"/>
+      </w:pPr>
+      <w:r>
+        <w:t>Creating, disabling and deleting keys</w:t>
+      </w:r>
+    </w:p>
+    <w:p>
+      <w:r>
+        <w:rPr>
+          <w:b/>
+        </w:rPr>
+        <w:t>New API Key</w:t>
+      </w:r>
+      <w:r>
+        <w:t xml:space="preserve"> asks for a </w:t>
+      </w:r>
+      <w:r>
+        <w:rPr>
+          <w:b/>
+        </w:rPr>
+        <w:t>Name</w:t>
+      </w:r>
+      <w:r>
+        <w:t xml:space="preserve"> (what the key is for), a </w:t>
+      </w:r>
+      <w:r>
+        <w:rPr>
+          <w:b/>
+        </w:rPr>
+        <w:t>Role</w:t>
+      </w:r>
+      <w:r>
+        <w:t xml:space="preserve"> and a </w:t>
+      </w:r>
+      <w:r>
+        <w:rPr>
+          <w:b/>
+        </w:rPr>
+        <w:t>Lifetime</w:t>
+      </w:r>
+      <w:r>
+        <w:t xml:space="preserve"> in days (the default is set on Global Application Configuration; 365 is the longest). After </w:t>
+      </w:r>
+      <w:r>
+        <w:rPr>
+          <w:b/>
+        </w:rPr>
+        <w:t>Create API Key</w:t>
+      </w:r>
+      <w:r>
+        <w:t xml:space="preserve"> the page shows the key once. Copy it then and store it where the script can read it (for example in the CyberArk vault). BlueTrack keeps only a one-way hash, so a lost key can't be shown again: delete it and create another.</w:t>
+      </w:r>
+    </w:p>
+    <w:tbl>
+      <w:tblPr>
+        <w:tblStyle w:val="TableGrid"/>
+        <w:tblW w:type="auto" w:w="0"/>
+        <w:tblLook w:firstColumn="1" w:firstRow="1" w:lastColumn="0" w:lastRow="0" w:noHBand="0" w:noVBand="1" w:val="04A0"/>
+      </w:tblPr>
+      <w:tblGrid>
+        <w:gridCol w:w="1728"/>
+        <w:gridCol w:w="1728"/>
+        <w:gridCol w:w="1728"/>
+        <w:gridCol w:w="1728"/>
+        <w:gridCol w:w="1728"/>
+      </w:tblGrid>
+      <w:tr>
+        <w:tc>
+          <w:tcPr>
+            <w:tcW w:type="dxa" w:w="1728"/>
+          </w:tcPr>
+          <w:p>
+            <w:r>
+              <w:rPr>
+                <w:b/>
+              </w:rPr>
+              <w:t>Setting</w:t>
+            </w:r>
+          </w:p>
+        </w:tc>
+        <w:tc>
+          <w:tcPr>
+            <w:tcW w:type="dxa" w:w="1728"/>
+          </w:tcPr>
+          <w:p>
+            <w:r>
+              <w:rPr>
+                <w:b/>
+              </w:rPr>
+              <w:t>What it does</w:t>
+            </w:r>
+          </w:p>
+        </w:tc>
+        <w:tc>
+          <w:tcPr>
+            <w:tcW w:type="dxa" w:w="1728"/>
+          </w:tcPr>
+          <w:p>
+            <w:r>
+              <w:rPr>
+                <w:b/>
+              </w:rPr>
+              <w:t>Default</w:t>
+            </w:r>
+          </w:p>
+        </w:tc>
+        <w:tc>
+          <w:tcPr>
+            <w:tcW w:type="dxa" w:w="1728"/>
+          </w:tcPr>
+          <w:p>
+            <w:r>
+              <w:rPr>
+                <w:b/>
+              </w:rPr>
+              <w:t>Recommended</w:t>
+            </w:r>
+          </w:p>
+        </w:tc>
+        <w:tc>
+          <w:tcPr>
+            <w:tcW w:type="dxa" w:w="1728"/>
+          </w:tcPr>
+          <w:p>
+            <w:r>
+              <w:rPr>
+                <w:b/>
+              </w:rPr>
+              <w:t>Why</w:t>
+            </w:r>
+          </w:p>
+        </w:tc>
+      </w:tr>
+      <w:tr>
+        <w:tc>
+          <w:tcPr>
+            <w:tcW w:type="dxa" w:w="1728"/>
+          </w:tcPr>
+          <w:p>
+            <w:r>
+              <w:t>Name</w:t>
+            </w:r>
+          </w:p>
+        </w:tc>
+        <w:tc>
+          <w:tcPr>
+            <w:tcW w:type="dxa" w:w="1728"/>
+          </w:tcPr>
+          <w:p>
+            <w:r>
+              <w:t>Identifies the key in the list and the Audit Log. Must be unique.</w:t>
+            </w:r>
+          </w:p>
+        </w:tc>
+        <w:tc>
+          <w:tcPr>
+            <w:tcW w:type="dxa" w:w="1728"/>
+          </w:tcPr>
+          <w:p>
+            <w:r>
+              <w:t>Blank</w:t>
+            </w:r>
+          </w:p>
+        </w:tc>
+        <w:tc>
+          <w:tcPr>
+            <w:tcW w:type="dxa" w:w="1728"/>
+          </w:tcPr>
+          <w:p>
+            <w:r>
+              <w:t>The system or script that uses it</w:t>
+            </w:r>
+          </w:p>
+        </w:tc>
+        <w:tc>
+          <w:tcPr>
+            <w:tcW w:type="dxa" w:w="1728"/>
+          </w:tcPr>
+          <w:p>
+            <w:r>
+              <w:t>One key per caller means one key can be switched off without stopping the others.</w:t>
+            </w:r>
+          </w:p>
+        </w:tc>
+      </w:tr>
+      <w:tr>
+        <w:tc>
+          <w:tcPr>
+            <w:tcW w:type="dxa" w:w="1728"/>
+          </w:tcPr>
+          <w:p>
+            <w:r>
+              <w:t>Role</w:t>
+            </w:r>
+          </w:p>
+        </w:tc>
+        <w:tc>
+          <w:tcPr>
+            <w:tcW w:type="dxa" w:w="1728"/>
+          </w:tcPr>
+          <w:p>
+            <w:r>
+              <w:t>What the key may do. Every role except Admin is offered.</w:t>
+            </w:r>
+          </w:p>
+        </w:tc>
+        <w:tc>
+          <w:tcPr>
+            <w:tcW w:type="dxa" w:w="1728"/>
+          </w:tcPr>
+          <w:p>
+            <w:r>
+              <w:t>The first role listed</w:t>
+            </w:r>
+          </w:p>
+        </w:tc>
+        <w:tc>
+          <w:tcPr>
+            <w:tcW w:type="dxa" w:w="1728"/>
+          </w:tcPr>
+          <w:p>
+            <w:r>
+              <w:t>The narrowest role that does the job, for example Auditor or Viewer for a read-only report</w:t>
+            </w:r>
+          </w:p>
+        </w:tc>
+        <w:tc>
+          <w:tcPr>
+            <w:tcW w:type="dxa" w:w="1728"/>
+          </w:tcPr>
+          <w:p>
+            <w:r>
+              <w:t>A leaked key can do no more than its role.</w:t>
+            </w:r>
+          </w:p>
+        </w:tc>
+      </w:tr>
+      <w:tr>
+        <w:tc>
+          <w:tcPr>
+            <w:tcW w:type="dxa" w:w="1728"/>
+          </w:tcPr>
+          <w:p>
+            <w:r>
+              <w:t>Lifetime (days)</w:t>
+            </w:r>
+          </w:p>
+        </w:tc>
+        <w:tc>
+          <w:tcPr>
+            <w:tcW w:type="dxa" w:w="1728"/>
+          </w:tcPr>
+          <w:p>
+            <w:r>
+              <w:t>When the key expires. Allowed: 1 up to 365.</w:t>
+            </w:r>
+          </w:p>
+        </w:tc>
+        <w:tc>
+          <w:tcPr>
+            <w:tcW w:type="dxa" w:w="1728"/>
+          </w:tcPr>
+          <w:p>
+            <w:r>
+              <w:t>90, or the Global Application Configuration setting</w:t>
+            </w:r>
+          </w:p>
+        </w:tc>
+        <w:tc>
+          <w:tcPr>
+            <w:tcW w:type="dxa" w:w="1728"/>
+          </w:tcPr>
+          <w:p>
+            <w:r>
+              <w:t>90</w:t>
+            </w:r>
+          </w:p>
+        </w:tc>
+        <w:tc>
+          <w:tcPr>
+            <w:tcW w:type="dxa" w:w="1728"/>
+          </w:tcPr>
+          <w:p>
+            <w:r>
+              <w:t>A forgotten key stops working by itself.</w:t>
+            </w:r>
+          </w:p>
+        </w:tc>
+      </w:tr>
+      <w:tr>
+        <w:tc>
+          <w:tcPr>
+            <w:tcW w:type="dxa" w:w="1728"/>
+          </w:tcPr>
+          <w:p>
+            <w:r>
+              <w:t>Owner email (optional)</w:t>
+            </w:r>
+          </w:p>
+        </w:tc>
+        <w:tc>
+          <w:tcPr>
+            <w:tcW w:type="dxa" w:w="1728"/>
+          </w:tcPr>
+          <w:p>
+            <w:r>
+              <w:t>Who is emailed before the key expires and on the day it does.</w:t>
+            </w:r>
+          </w:p>
+        </w:tc>
+        <w:tc>
+          <w:tcPr>
+            <w:tcW w:type="dxa" w:w="1728"/>
+          </w:tcPr>
+          <w:p>
+            <w:r>
+              <w:t>Blank</w:t>
+            </w:r>
+          </w:p>
+        </w:tc>
+        <w:tc>
+          <w:tcPr>
+            <w:tcW w:type="dxa" w:w="1728"/>
+          </w:tcPr>
+          <w:p>
+            <w:r>
+              <w:t>The person or team that owns the script</w:t>
+            </w:r>
+          </w:p>
+        </w:tc>
+        <w:tc>
+          <w:tcPr>
+            <w:tcW w:type="dxa" w:w="1728"/>
+          </w:tcPr>
+          <w:p>
+            <w:r>
+              <w:t>An expiring key then reaches the people who can replace it, not only the administrators.</w:t>
+            </w:r>
+          </w:p>
+        </w:tc>
+      </w:tr>
+      <w:tr>
+        <w:tc>
+          <w:tcPr>
+            <w:tcW w:type="dxa" w:w="1728"/>
+          </w:tcPr>
+          <w:p>
+            <w:r>
+              <w:t>Requests per minute (optional)</w:t>
+            </w:r>
+          </w:p>
+        </w:tc>
+        <w:tc>
+          <w:tcPr>
+            <w:tcW w:type="dxa" w:w="1728"/>
+          </w:tcPr>
+          <w:p>
+            <w:r>
+              <w:t>This key's own request limit. Blank uses the limit on Global Application Configuration.</w:t>
+            </w:r>
+          </w:p>
+        </w:tc>
+        <w:tc>
+          <w:tcPr>
+            <w:tcW w:type="dxa" w:w="1728"/>
+          </w:tcPr>
+          <w:p>
+            <w:r>
+              <w:t>Blank</w:t>
+            </w:r>
+          </w:p>
+        </w:tc>
+        <w:tc>
+          <w:tcPr>
+            <w:tcW w:type="dxa" w:w="1728"/>
+          </w:tcPr>
+          <w:p>
+            <w:r>
+              <w:t>Blank, unless one caller needs more or less</w:t>
+            </w:r>
+          </w:p>
+        </w:tc>
+        <w:tc>
+          <w:tcPr>
+            <w:tcW w:type="dxa" w:w="1728"/>
+          </w:tcPr>
+          <w:p>
+            <w:r>
+              <w:t>One busy caller can be given a higher limit, or a risky one a lower limit, without changing the others.</w:t>
+            </w:r>
+          </w:p>
+        </w:tc>
+      </w:tr>
+    </w:tbl>
+    <w:p/>
+    <w:p>
+      <w:r>
+        <w:t xml:space="preserve">The list shows each key's name, the </w:t>
+      </w:r>
+      <w:r>
+        <w:rPr>
+          <w:b/>
+        </w:rPr>
+        <w:t>first characters</w:t>
+      </w:r>
+      <w:r>
+        <w:t xml:space="preserve"> of the key (to tell keys apart, never enough to use it), role, expiry, status (</w:t>
+      </w:r>
+      <w:r>
+        <w:rPr>
+          <w:b/>
+        </w:rPr>
+        <w:t>Enabled</w:t>
+      </w:r>
+      <w:r>
+        <w:t xml:space="preserve">, </w:t>
+      </w:r>
+      <w:r>
+        <w:rPr>
+          <w:b/>
+        </w:rPr>
+        <w:t>Disabled</w:t>
+      </w:r>
+      <w:r>
+        <w:t xml:space="preserve"> or </w:t>
+      </w:r>
+      <w:r>
+        <w:rPr>
+          <w:b/>
+        </w:rPr>
+        <w:t>Expired</w:t>
+      </w:r>
+      <w:r>
+        <w:t xml:space="preserve">), when and from which address it was last used, and who created it. </w:t>
+      </w:r>
+      <w:r>
+        <w:rPr>
+          <w:b/>
+        </w:rPr>
+        <w:t>Disable</w:t>
+      </w:r>
+      <w:r>
+        <w:t xml:space="preserve"> stops a key at once, within about a minute (a token it already holds stops working too) and can be undone with </w:t>
+      </w:r>
+      <w:r>
+        <w:rPr>
+          <w:b/>
+        </w:rPr>
+        <w:t>Enable</w:t>
+      </w:r>
+      <w:r>
+        <w:t xml:space="preserve">; </w:t>
+      </w:r>
+      <w:r>
+        <w:rPr>
+          <w:b/>
+        </w:rPr>
+        <w:t>Delete</w:t>
+      </w:r>
+      <w:r>
+        <w:t xml:space="preserve"> removes it for good after a confirmation. An expired key can't get a token.</w:t>
+      </w:r>
+    </w:p>
+    <w:p>
+      <w:pPr>
+        <w:pStyle w:val="Heading2"/>
+      </w:pPr>
+      <w:r>
+        <w:t>API client mappings (sign in with an identity provider's token)</w:t>
+      </w:r>
+    </w:p>
+    <w:p>
+      <w:r>
+        <w:t xml:space="preserve">A script can instead sign in with a token from an </w:t>
+      </w:r>
+      <w:r>
+        <w:rPr>
+          <w:b/>
+        </w:rPr>
+        <w:t>OIDC identity provider</w:t>
+      </w:r>
+      <w:r>
+        <w:t xml:space="preserve"> set up under </w:t>
+      </w:r>
+      <w:r>
+        <w:rPr>
+          <w:b/>
+        </w:rPr>
+        <w:t>Identity Providers</w:t>
+      </w:r>
+      <w:r>
+        <w:t xml:space="preserve"> (for example a client-credentials token from authentik or Entra ID). It sends that token as </w:t>
+      </w:r>
+      <w:r>
+        <w:rPr>
+          <w:rFonts w:ascii="Consolas" w:hAnsi="Consolas"/>
+          <w:sz w:val="19"/>
+        </w:rPr>
+        <w:t>idToken</w:t>
+      </w:r>
+      <w:r>
+        <w:t xml:space="preserve"> to </w:t>
+      </w:r>
+      <w:r>
+        <w:rPr>
+          <w:rFonts w:ascii="Consolas" w:hAnsi="Consolas"/>
+          <w:sz w:val="19"/>
+        </w:rPr>
+        <w:t>POST /api/auth/token</w:t>
+      </w:r>
+      <w:r>
+        <w:t xml:space="preserve"> (the same address as an API key, one or the other, never both) and gets the same 10-minute API token. BlueTrack checks the token against the provider's own published keys and issuer, only accepts asymmetric signatures, and rejects an expired or altered token. The token's audience isn't checked, because a script's own application is the audience, not BlueTrack: what the caller may do comes only from a mapping.</w:t>
+      </w:r>
+    </w:p>
+    <w:p>
+      <w:r>
+        <w:rPr>
+          <w:b/>
+        </w:rPr>
+        <w:t>Admin &gt; API Keys &gt; API client mappings</w:t>
+      </w:r>
+      <w:r>
+        <w:t xml:space="preserve"> says which role such a caller gets. A mapping matches either the token's </w:t>
+      </w:r>
+      <w:r>
+        <w:rPr>
+          <w:b/>
+        </w:rPr>
+        <w:t>client</w:t>
+      </w:r>
+      <w:r>
+        <w:t xml:space="preserve"> (its </w:t>
+      </w:r>
+      <w:r>
+        <w:rPr>
+          <w:rFonts w:ascii="Consolas" w:hAnsi="Consolas"/>
+          <w:sz w:val="19"/>
+        </w:rPr>
+        <w:t>azp</w:t>
+      </w:r>
+      <w:r>
+        <w:t xml:space="preserve"> or </w:t>
+      </w:r>
+      <w:r>
+        <w:rPr>
+          <w:rFonts w:ascii="Consolas" w:hAnsi="Consolas"/>
+          <w:sz w:val="19"/>
+        </w:rPr>
+        <w:t>client_id</w:t>
+      </w:r>
+      <w:r>
+        <w:t xml:space="preserve"> claim) or a </w:t>
+      </w:r>
+      <w:r>
+        <w:rPr>
+          <w:b/>
+        </w:rPr>
+        <w:t>group</w:t>
+      </w:r>
+      <w:r>
+        <w:t xml:space="preserve"> (a value in the claim named as the *Groups claim type* on the identity provider, </w:t>
+      </w:r>
+      <w:r>
+        <w:rPr>
+          <w:rFonts w:ascii="Consolas" w:hAnsi="Consolas"/>
+          <w:sz w:val="19"/>
+        </w:rPr>
+        <w:t>groups</w:t>
+      </w:r>
+      <w:r>
+        <w:t xml:space="preserve"> by default). These are separate from </w:t>
+      </w:r>
+      <w:r>
+        <w:rPr>
+          <w:b/>
+        </w:rPr>
+        <w:t>Group → Role Mapping</w:t>
+      </w:r>
+      <w:r>
+        <w:t>, which is for people signing in: a script gets only what is mapped here. A mapping's role can be any role except Admin, and the same permissions that no API key can have are never given.</w:t>
+      </w:r>
+    </w:p>
+    <w:tbl>
+      <w:tblPr>
+        <w:tblStyle w:val="TableGrid"/>
+        <w:tblW w:type="auto" w:w="0"/>
+        <w:tblLook w:firstColumn="1" w:firstRow="1" w:lastColumn="0" w:lastRow="0" w:noHBand="0" w:noVBand="1" w:val="04A0"/>
+      </w:tblPr>
+      <w:tblGrid>
+        <w:gridCol w:w="1728"/>
+        <w:gridCol w:w="1728"/>
+        <w:gridCol w:w="1728"/>
+        <w:gridCol w:w="1728"/>
+        <w:gridCol w:w="1728"/>
+      </w:tblGrid>
+      <w:tr>
+        <w:tc>
+          <w:tcPr>
+            <w:tcW w:type="dxa" w:w="1728"/>
+          </w:tcPr>
+          <w:p>
+            <w:r>
+              <w:rPr>
+                <w:b/>
+              </w:rPr>
+              <w:t>Setting</w:t>
+            </w:r>
+          </w:p>
+        </w:tc>
+        <w:tc>
+          <w:tcPr>
+            <w:tcW w:type="dxa" w:w="1728"/>
+          </w:tcPr>
+          <w:p>
+            <w:r>
+              <w:rPr>
+                <w:b/>
+              </w:rPr>
+              <w:t>What it does</w:t>
+            </w:r>
+          </w:p>
+        </w:tc>
+        <w:tc>
+          <w:tcPr>
+            <w:tcW w:type="dxa" w:w="1728"/>
+          </w:tcPr>
+          <w:p>
+            <w:r>
+              <w:rPr>
+                <w:b/>
+              </w:rPr>
+              <w:t>Default</w:t>
+            </w:r>
+          </w:p>
+        </w:tc>
+        <w:tc>
+          <w:tcPr>
+            <w:tcW w:type="dxa" w:w="1728"/>
+          </w:tcPr>
+          <w:p>
+            <w:r>
+              <w:rPr>
+                <w:b/>
+              </w:rPr>
+              <w:t>Recommended</w:t>
+            </w:r>
+          </w:p>
+        </w:tc>
+        <w:tc>
+          <w:tcPr>
+            <w:tcW w:type="dxa" w:w="1728"/>
+          </w:tcPr>
+          <w:p>
+            <w:r>
+              <w:rPr>
+                <w:b/>
+              </w:rPr>
+              <w:t>Why</w:t>
+            </w:r>
+          </w:p>
+        </w:tc>
+      </w:tr>
+      <w:tr>
+        <w:tc>
+          <w:tcPr>
+            <w:tcW w:type="dxa" w:w="1728"/>
+          </w:tcPr>
+          <w:p>
+            <w:r>
+              <w:t>Identity provider</w:t>
+            </w:r>
+          </w:p>
+        </w:tc>
+        <w:tc>
+          <w:tcPr>
+            <w:tcW w:type="dxa" w:w="1728"/>
+          </w:tcPr>
+          <w:p>
+            <w:r>
+              <w:t>The enabled OIDC provider whose tokens the mapping applies to.</w:t>
+            </w:r>
+          </w:p>
+        </w:tc>
+        <w:tc>
+          <w:tcPr>
+            <w:tcW w:type="dxa" w:w="1728"/>
+          </w:tcPr>
+          <w:p>
+            <w:r>
+              <w:t>The first one</w:t>
+            </w:r>
+          </w:p>
+        </w:tc>
+        <w:tc>
+          <w:tcPr>
+            <w:tcW w:type="dxa" w:w="1728"/>
+          </w:tcPr>
+          <w:p>
+            <w:r>
+              <w:t>The provider your scripts' applications are registered in</w:t>
+            </w:r>
+          </w:p>
+        </w:tc>
+        <w:tc>
+          <w:tcPr>
+            <w:tcW w:type="dxa" w:w="1728"/>
+          </w:tcPr>
+          <w:p>
+            <w:r>
+              <w:t>Tokens from a provider you haven't mapped, or a provider that is disabled, are refused.</w:t>
+            </w:r>
+          </w:p>
+        </w:tc>
+      </w:tr>
+      <w:tr>
+        <w:tc>
+          <w:tcPr>
+            <w:tcW w:type="dxa" w:w="1728"/>
+          </w:tcPr>
+          <w:p>
+            <w:r>
+              <w:t>Match by</w:t>
+            </w:r>
+          </w:p>
+        </w:tc>
+        <w:tc>
+          <w:tcPr>
+            <w:tcW w:type="dxa" w:w="1728"/>
+          </w:tcPr>
+          <w:p>
+            <w:r>
+              <w:rPr>
+                <w:b/>
+              </w:rPr>
+              <w:t>Client</w:t>
+            </w:r>
+            <w:r>
+              <w:t xml:space="preserve"> (the token's client ID) or </w:t>
+            </w:r>
+            <w:r>
+              <w:rPr>
+                <w:b/>
+              </w:rPr>
+              <w:t>Group</w:t>
+            </w:r>
+            <w:r>
+              <w:t xml:space="preserve"> (a value in its groups claim).</w:t>
+            </w:r>
+          </w:p>
+        </w:tc>
+        <w:tc>
+          <w:tcPr>
+            <w:tcW w:type="dxa" w:w="1728"/>
+          </w:tcPr>
+          <w:p>
+            <w:r>
+              <w:t>Client</w:t>
+            </w:r>
+          </w:p>
+        </w:tc>
+        <w:tc>
+          <w:tcPr>
+            <w:tcW w:type="dxa" w:w="1728"/>
+          </w:tcPr>
+          <w:p>
+            <w:r>
+              <w:t>Client for a script's own application</w:t>
+            </w:r>
+          </w:p>
+        </w:tc>
+        <w:tc>
+          <w:tcPr>
+            <w:tcW w:type="dxa" w:w="1728"/>
+          </w:tcPr>
+          <w:p>
+            <w:r>
+              <w:t>A group match accepts any valid token from the provider that carries the group, including one issued to a person for another application.</w:t>
+            </w:r>
+          </w:p>
+        </w:tc>
+      </w:tr>
+      <w:tr>
+        <w:tc>
+          <w:tcPr>
+            <w:tcW w:type="dxa" w:w="1728"/>
+          </w:tcPr>
+          <w:p>
+            <w:r>
+              <w:t>Client ID or group</w:t>
+            </w:r>
+          </w:p>
+        </w:tc>
+        <w:tc>
+          <w:tcPr>
+            <w:tcW w:type="dxa" w:w="1728"/>
+          </w:tcPr>
+          <w:p>
+            <w:r>
+              <w:t>The value to match, exactly (case-sensitive).</w:t>
+            </w:r>
+          </w:p>
+        </w:tc>
+        <w:tc>
+          <w:tcPr>
+            <w:tcW w:type="dxa" w:w="1728"/>
+          </w:tcPr>
+          <w:p>
+            <w:r>
+              <w:t>Blank</w:t>
+            </w:r>
+          </w:p>
+        </w:tc>
+        <w:tc>
+          <w:tcPr>
+            <w:tcW w:type="dxa" w:w="1728"/>
+          </w:tcPr>
+          <w:p>
+            <w:r>
+              <w:t>The script application's client ID</w:t>
+            </w:r>
+          </w:p>
+        </w:tc>
+        <w:tc>
+          <w:tcPr>
+            <w:tcW w:type="dxa" w:w="1728"/>
+          </w:tcPr>
+          <w:p>
+            <w:r>
+              <w:t>Narrow matches keep the role to the caller you meant.</w:t>
+            </w:r>
+          </w:p>
+        </w:tc>
+      </w:tr>
+      <w:tr>
+        <w:tc>
+          <w:tcPr>
+            <w:tcW w:type="dxa" w:w="1728"/>
+          </w:tcPr>
+          <w:p>
+            <w:r>
+              <w:t>Role</w:t>
+            </w:r>
+          </w:p>
+        </w:tc>
+        <w:tc>
+          <w:tcPr>
+            <w:tcW w:type="dxa" w:w="1728"/>
+          </w:tcPr>
+          <w:p>
+            <w:r>
+              <w:t>What the caller may do. Every role except Admin is offered.</w:t>
+            </w:r>
+          </w:p>
+        </w:tc>
+        <w:tc>
+          <w:tcPr>
+            <w:tcW w:type="dxa" w:w="1728"/>
+          </w:tcPr>
+          <w:p>
+            <w:r>
+              <w:t>The first role listed</w:t>
+            </w:r>
+          </w:p>
+        </w:tc>
+        <w:tc>
+          <w:tcPr>
+            <w:tcW w:type="dxa" w:w="1728"/>
+          </w:tcPr>
+          <w:p>
+            <w:r>
+              <w:t>The narrowest role that does the job</w:t>
+            </w:r>
+          </w:p>
+        </w:tc>
+        <w:tc>
+          <w:tcPr>
+            <w:tcW w:type="dxa" w:w="1728"/>
+          </w:tcPr>
+          <w:p>
+            <w:r>
+              <w:t>A leaked token can do no more than its role.</w:t>
+            </w:r>
+          </w:p>
+        </w:tc>
+      </w:tr>
+      <w:tr>
+        <w:tc>
+          <w:tcPr>
+            <w:tcW w:type="dxa" w:w="1728"/>
+          </w:tcPr>
+          <w:p>
+            <w:r>
+              <w:t>Order</w:t>
+            </w:r>
+          </w:p>
+        </w:tc>
+        <w:tc>
+          <w:tcPr>
+            <w:tcW w:type="dxa" w:w="1728"/>
+          </w:tcPr>
+          <w:p>
+            <w:r>
+              <w:t>When more than one mapping matches a token, the lowest order is used (a client match before a group match when the order is equal).</w:t>
+            </w:r>
+          </w:p>
+        </w:tc>
+        <w:tc>
+          <w:tcPr>
+            <w:tcW w:type="dxa" w:w="1728"/>
+          </w:tcPr>
+          <w:p>
+            <w:r>
+              <w:t>100</w:t>
+            </w:r>
+          </w:p>
+        </w:tc>
+        <w:tc>
+          <w:tcPr>
+            <w:tcW w:type="dxa" w:w="1728"/>
+          </w:tcPr>
+          <w:p>
+            <w:r>
+              <w:t>Leave at 100 unless two mappings can match</w:t>
+            </w:r>
+          </w:p>
+        </w:tc>
+        <w:tc>
+          <w:tcPr>
+            <w:tcW w:type="dxa" w:w="1728"/>
+          </w:tcPr>
+          <w:p>
+            <w:r>
+              <w:t>Makes the result predictable.</w:t>
+            </w:r>
+          </w:p>
+        </w:tc>
+      </w:tr>
+      <w:tr>
+        <w:tc>
+          <w:tcPr>
+            <w:tcW w:type="dxa" w:w="1728"/>
+          </w:tcPr>
+          <w:p>
+            <w:r>
+              <w:t>Name</w:t>
+            </w:r>
+          </w:p>
+        </w:tc>
+        <w:tc>
+          <w:tcPr>
+            <w:tcW w:type="dxa" w:w="1728"/>
+          </w:tcPr>
+          <w:p>
+            <w:r>
+              <w:t>A label for the list.</w:t>
+            </w:r>
+          </w:p>
+        </w:tc>
+        <w:tc>
+          <w:tcPr>
+            <w:tcW w:type="dxa" w:w="1728"/>
+          </w:tcPr>
+          <w:p>
+            <w:r>
+              <w:t>Blank</w:t>
+            </w:r>
+          </w:p>
+        </w:tc>
+        <w:tc>
+          <w:tcPr>
+            <w:tcW w:type="dxa" w:w="1728"/>
+          </w:tcPr>
+          <w:p>
+            <w:r>
+              <w:t>What the caller is</w:t>
+            </w:r>
+          </w:p>
+        </w:tc>
+        <w:tc>
+          <w:tcPr>
+            <w:tcW w:type="dxa" w:w="1728"/>
+          </w:tcPr>
+          <w:p>
+            <w:r>
+              <w:t>For people reading the list.</w:t>
+            </w:r>
+          </w:p>
+        </w:tc>
+      </w:tr>
+    </w:tbl>
+    <w:p/>
+    <w:p>
+      <w:r>
+        <w:rPr>
+          <w:b/>
+        </w:rPr>
+        <w:t>Disable</w:t>
+      </w:r>
+      <w:r>
+        <w:t xml:space="preserve"> or </w:t>
+      </w:r>
+      <w:r>
+        <w:rPr>
+          <w:b/>
+        </w:rPr>
+        <w:t>Delete</w:t>
+      </w:r>
+      <w:r>
+        <w:t xml:space="preserve"> a mapping to stop its callers: new exchanges are refused, and a token it already gave stops working within about a minute. A caller's actions in the Audit Log are attributed to "API client: &lt;name&gt;" (the token's </w:t>
+      </w:r>
+      <w:r>
+        <w:rPr>
+          <w:rFonts w:ascii="Consolas" w:hAnsi="Consolas"/>
+          <w:sz w:val="19"/>
+        </w:rPr>
+        <w:t>preferred_username</w:t>
+      </w:r>
+      <w:r>
+        <w:t>, else its client ID, else its subject). Each exchange (</w:t>
+      </w:r>
+      <w:r>
+        <w:rPr>
+          <w:rFonts w:ascii="Consolas" w:hAnsi="Consolas"/>
+          <w:sz w:val="19"/>
+        </w:rPr>
+        <w:t>ApiTokenIssued</w:t>
+      </w:r>
+      <w:r>
+        <w:t>) and each refusal (</w:t>
+      </w:r>
+      <w:r>
+        <w:rPr>
+          <w:rFonts w:ascii="Consolas" w:hAnsi="Consolas"/>
+          <w:sz w:val="19"/>
+        </w:rPr>
+        <w:t>ApiTokenRejected</w:t>
+      </w:r>
+      <w:r>
+        <w:t xml:space="preserve">) is audited, and each mapping change is </w:t>
+      </w:r>
+      <w:r>
+        <w:rPr>
+          <w:rFonts w:ascii="Consolas" w:hAnsi="Consolas"/>
+          <w:sz w:val="19"/>
+        </w:rPr>
+        <w:t>ApiClientMappingChanged</w:t>
+      </w:r>
+      <w:r>
+        <w:t>. The refusal throttle and the per-key rate limit apply to these callers too, the rate limit per caller. SAML identity providers can't be used for this.</w:t>
+      </w:r>
+    </w:p>
+    <w:p>
+      <w:pPr>
+        <w:pStyle w:val="Heading2"/>
+      </w:pPr>
+      <w:r>
+        <w:t>Audit and limits</w:t>
+      </w:r>
+    </w:p>
+    <w:p>
+      <w:r>
+        <w:t>Creating, disabling, enabling and deleting a key are in the Audit Log (</w:t>
+      </w:r>
+      <w:r>
+        <w:rPr>
+          <w:rFonts w:ascii="Consolas" w:hAnsi="Consolas"/>
+          <w:sz w:val="19"/>
+        </w:rPr>
+        <w:t>ApiKeyCreated</w:t>
+      </w:r>
+      <w:r>
+        <w:t xml:space="preserve">, </w:t>
+      </w:r>
+      <w:r>
+        <w:rPr>
+          <w:rFonts w:ascii="Consolas" w:hAnsi="Consolas"/>
+          <w:sz w:val="19"/>
+        </w:rPr>
+        <w:t>ApiKeyChanged</w:t>
+      </w:r>
+      <w:r>
+        <w:t>), as is every token a key is given (</w:t>
+      </w:r>
+      <w:r>
+        <w:rPr>
+          <w:rFonts w:ascii="Consolas" w:hAnsi="Consolas"/>
+          <w:sz w:val="19"/>
+        </w:rPr>
+        <w:t>ApiTokenIssued</w:t>
+      </w:r>
+      <w:r>
+        <w:t>) and every refused request (</w:t>
+      </w:r>
+      <w:r>
+        <w:rPr>
+          <w:rFonts w:ascii="Consolas" w:hAnsi="Consolas"/>
+          <w:sz w:val="19"/>
+        </w:rPr>
+        <w:t>ApiTokenRejected</w:t>
+      </w:r>
+      <w:r>
+        <w:t xml:space="preserve">, showing only the first characters of the key sent). Actions a key takes are attributed to the key (shown as "API key: &lt;name&gt;"). A refused request never says why (a wrong, disabled or expired key all look the same). After 10 refused requests in a minute from one address, further requests from it are answered </w:t>
+      </w:r>
+      <w:r>
+        <w:rPr>
+          <w:rFonts w:ascii="Consolas" w:hAnsi="Consolas"/>
+          <w:sz w:val="19"/>
+        </w:rPr>
+        <w:t>429</w:t>
+      </w:r>
+      <w:r>
+        <w:t xml:space="preserve"> for a minute.</w:t>
+      </w:r>
+    </w:p>
+    <w:p>
+      <w:r>
+        <w:rPr>
+          <w:b/>
+        </w:rPr>
+        <w:t>Rate limit.</w:t>
+      </w:r>
+      <w:r>
+        <w:t xml:space="preserve"> One key may make at most </w:t>
+      </w:r>
+      <w:r>
+        <w:rPr>
+          <w:b/>
+        </w:rPr>
+        <w:t>API requests per minute, per key</w:t>
+      </w:r>
+      <w:r>
+        <w:t xml:space="preserve"> requests a minute (Global Application Configuration, 600 by default), or its own </w:t>
+      </w:r>
+      <w:r>
+        <w:rPr>
+          <w:b/>
+        </w:rPr>
+        <w:t>Requests per minute</w:t>
+      </w:r>
+      <w:r>
+        <w:t xml:space="preserve"> if it has one. Over that, the API answers </w:t>
+      </w:r>
+      <w:r>
+        <w:rPr>
+          <w:rFonts w:ascii="Consolas" w:hAnsi="Consolas"/>
+          <w:sz w:val="19"/>
+        </w:rPr>
+        <w:t>429</w:t>
+      </w:r>
+      <w:r>
+        <w:t xml:space="preserve"> with a </w:t>
+      </w:r>
+      <w:r>
+        <w:rPr>
+          <w:rFonts w:ascii="Consolas" w:hAnsi="Consolas"/>
+          <w:sz w:val="19"/>
+        </w:rPr>
+        <w:t>Retry-After</w:t>
+      </w:r>
+      <w:r>
+        <w:t xml:space="preserve"> header.</w:t>
+      </w:r>
+    </w:p>
+    <w:p>
+      <w:r>
+        <w:rPr>
+          <w:b/>
+        </w:rPr>
+        <w:t>Editing a key.</w:t>
+      </w:r>
+      <w:r>
+        <w:t xml:space="preserve"> Click a key's name to change its name, </w:t>
+      </w:r>
+      <w:r>
+        <w:rPr>
+          <w:b/>
+        </w:rPr>
+        <w:t>Role</w:t>
+      </w:r>
+      <w:r>
+        <w:t xml:space="preserve">, </w:t>
+      </w:r>
+      <w:r>
+        <w:rPr>
+          <w:b/>
+        </w:rPr>
+        <w:t>Expires on</w:t>
+      </w:r>
+      <w:r>
+        <w:t xml:space="preserve"> (renew the key or shorten it, up to 365 days from today), </w:t>
+      </w:r>
+      <w:r>
+        <w:rPr>
+          <w:b/>
+        </w:rPr>
+        <w:t>Owner email</w:t>
+      </w:r>
+      <w:r>
+        <w:t xml:space="preserve"> and </w:t>
+      </w:r>
+      <w:r>
+        <w:rPr>
+          <w:b/>
+        </w:rPr>
+        <w:t>Requests per minute</w:t>
+      </w:r>
+      <w:r>
+        <w:t>. The key itself is not changed, so the script keeps working; a role change applies at once, even to a token the key was given a minute ago. Every change is in the Audit Log with what it was and what it became.</w:t>
+      </w:r>
+    </w:p>
+    <w:p>
+      <w:r>
+        <w:rPr>
+          <w:b/>
+        </w:rPr>
+        <w:t>Rotate</w:t>
+      </w:r>
+      <w:r>
+        <w:t xml:space="preserve"> on the list creates a new key with the same role, owner and limit (named "&lt;name&gt; (rotated &lt;date&gt;)" and lasting the default lifetime) and shows it once. The old key keeps working, so the script can be switched over without a gap; </w:t>
+      </w:r>
+      <w:r>
+        <w:rPr>
+          <w:b/>
+        </w:rPr>
+        <w:t>Disable</w:t>
+      </w:r>
+      <w:r>
+        <w:t xml:space="preserve"> or </w:t>
+      </w:r>
+      <w:r>
+        <w:rPr>
+          <w:b/>
+        </w:rPr>
+        <w:t>Delete</w:t>
+      </w:r>
+      <w:r>
+        <w:t xml:space="preserve"> the old key afterwards.</w:t>
+      </w:r>
+    </w:p>
+    <w:p>
+      <w:r>
+        <w:rPr>
+          <w:b/>
+        </w:rPr>
+        <w:t>Expiry emails.</w:t>
+      </w:r>
+      <w:r>
+        <w:t xml:space="preserve"> The </w:t>
+      </w:r>
+      <w:r>
+        <w:rPr>
+          <w:b/>
+        </w:rPr>
+        <w:t>ApiKeyExpiring</w:t>
+      </w:r>
+      <w:r>
+        <w:t xml:space="preserve"> notification (</w:t>
+      </w:r>
+      <w:r>
+        <w:rPr>
+          <w:b/>
+        </w:rPr>
+        <w:t>Admin &gt; Notifications</w:t>
+      </w:r>
+      <w:r>
+        <w:t xml:space="preserve">, off until you enable it) emails a key's </w:t>
+      </w:r>
+      <w:r>
+        <w:rPr>
+          <w:b/>
+        </w:rPr>
+        <w:t>owner</w:t>
+      </w:r>
+      <w:r>
+        <w:t xml:space="preserve"> the </w:t>
+      </w:r>
+      <w:r>
+        <w:rPr>
+          <w:b/>
+        </w:rPr>
+        <w:t>API key expiry reminder lead time</w:t>
+      </w:r>
+      <w:r>
+        <w:t xml:space="preserve"> (Global Application Configuration, 7 days by default, 1 to 90) before the key expires, and again on the day it expires. A key with no owner email is skipped, and so is the reminder for a key made for no more than the lead time. The </w:t>
+      </w:r>
+      <w:r>
+        <w:rPr>
+          <w:b/>
+        </w:rPr>
+        <w:t>ApiKeyExpired</w:t>
+      </w:r>
+      <w:r>
+        <w:t xml:space="preserve"> notification (also off until enabled) emails the administrators, who are its recipients as for any notification type, on the day a key expires. Both go out from the daily digest time, once per key and expiry date; renewing a key's expiry earns new emails. See section 7.</w:t>
+      </w:r>
+    </w:p>
+    <w:p>
+      <w:r>
+        <w:rPr>
+          <w:b/>
+        </w:rPr>
+        <w:t>Expired keys are deleted automatically</w:t>
+      </w:r>
+      <w:r>
+        <w:t xml:space="preserve"> the </w:t>
+      </w:r>
+      <w:r>
+        <w:rPr>
+          <w:b/>
+        </w:rPr>
+        <w:t>Delete expired API keys after (days)</w:t>
+      </w:r>
+      <w:r>
+        <w:t xml:space="preserve"> setting after they expire (Global Application Configuration, 365 by default; 0 keeps them for ever). The check runs every six hours; each deletion is in the Audit Log (</w:t>
+      </w:r>
+      <w:r>
+        <w:rPr>
+          <w:rFonts w:ascii="Consolas" w:hAnsi="Consolas"/>
+          <w:sz w:val="19"/>
+        </w:rPr>
+        <w:t>ApiKeyChanged</w:t>
+      </w:r>
+      <w:r>
+        <w:t>, "deleted automatically", by "BlueTrack API access (system)"). A key that is only disabled stays until you delete it.</w:t>
+      </w:r>
+    </w:p>
+    <w:p>
+      <w:r>
+        <w:t>Each request also checks that the key is still enabled and unexpired, so changes take effect quickly. A key's role is looked up on every request.</w:t>
       </w:r>
     </w:p>
     <w:sectPr>

--- a/Published_Docs/Administrator_Settings_Guide.docx
+++ b/Published_Docs/Administrator_Settings_Guide.docx
@@ -9795,6 +9795,411 @@
         <w:t>).</w:t>
       </w:r>
     </w:p>
+    <w:p>
+      <w:pPr>
+        <w:pStyle w:val="Heading2"/>
+      </w:pPr>
+      <w:r>
+        <w:t>Platform Mapping</w:t>
+      </w:r>
+    </w:p>
+    <w:p>
+      <w:r>
+        <w:rPr>
+          <w:b/>
+        </w:rPr>
+        <w:t>Admin &gt; Platform Mapping</w:t>
+      </w:r>
+      <w:r>
+        <w:t xml:space="preserve"> (permission </w:t>
+      </w:r>
+      <w:r>
+        <w:rPr>
+          <w:rFonts w:ascii="Consolas" w:hAnsi="Consolas"/>
+          <w:sz w:val="19"/>
+        </w:rPr>
+        <w:t>CuratePlatformMapping</w:t>
+      </w:r>
+      <w:r>
+        <w:t xml:space="preserve">, held by Admin). Gives each CyberArk platform the </w:t>
+      </w:r>
+      <w:r>
+        <w:rPr>
+          <w:b/>
+        </w:rPr>
+        <w:t>account type</w:t>
+      </w:r>
+      <w:r>
+        <w:t xml:space="preserve"> and </w:t>
+      </w:r>
+      <w:r>
+        <w:rPr>
+          <w:b/>
+        </w:rPr>
+        <w:t>source of record</w:t>
+      </w:r>
+      <w:r>
+        <w:t xml:space="preserve"> its accounts start with: Privilege Cloud's own platform list, and for Self-Hosted one platform per policy (the account's PolicyID), added by the nightly load. A mapping is a default, not a rule: both stay editable on each account.</w:t>
+      </w:r>
+    </w:p>
+    <w:p>
+      <w:r>
+        <w:t xml:space="preserve">The page lists every platform, the ones with no mapping first, with its source, how many accounts it has and how many of those have no account type. </w:t>
+      </w:r>
+      <w:r>
+        <w:rPr>
+          <w:b/>
+        </w:rPr>
+        <w:t>Search</w:t>
+      </w:r>
+      <w:r>
+        <w:t xml:space="preserve"> and </w:t>
+      </w:r>
+      <w:r>
+        <w:rPr>
+          <w:b/>
+        </w:rPr>
+        <w:t>Only platforms with no mapping</w:t>
+      </w:r>
+      <w:r>
+        <w:t xml:space="preserve"> narrow the list. Choose an </w:t>
+      </w:r>
+      <w:r>
+        <w:rPr>
+          <w:b/>
+        </w:rPr>
+        <w:t>Account type</w:t>
+      </w:r>
+      <w:r>
+        <w:t xml:space="preserve"> (required) and optionally a </w:t>
+      </w:r>
+      <w:r>
+        <w:rPr>
+          <w:b/>
+        </w:rPr>
+        <w:t>Source of record</w:t>
+      </w:r>
+      <w:r>
+        <w:t xml:space="preserve"> and </w:t>
+      </w:r>
+      <w:r>
+        <w:rPr>
+          <w:b/>
+        </w:rPr>
+        <w:t>Notes</w:t>
+      </w:r>
+      <w:r>
+        <w:t xml:space="preserve"> on a platform's row, then </w:t>
+      </w:r>
+      <w:r>
+        <w:rPr>
+          <w:b/>
+        </w:rPr>
+        <w:t>Save</w:t>
+      </w:r>
+      <w:r>
+        <w:t xml:space="preserve">. </w:t>
+      </w:r>
+      <w:r>
+        <w:rPr>
+          <w:b/>
+        </w:rPr>
+        <w:t>Remove</w:t>
+      </w:r>
+      <w:r>
+        <w:t xml:space="preserve"> takes a mapping away (accounts keep what they already have).</w:t>
+      </w:r>
+    </w:p>
+    <w:tbl>
+      <w:tblPr>
+        <w:tblStyle w:val="TableGrid"/>
+        <w:tblW w:type="auto" w:w="0"/>
+        <w:tblLook w:firstColumn="1" w:firstRow="1" w:lastColumn="0" w:lastRow="0" w:noHBand="0" w:noVBand="1" w:val="04A0"/>
+      </w:tblPr>
+      <w:tblGrid>
+        <w:gridCol w:w="1728"/>
+        <w:gridCol w:w="1728"/>
+        <w:gridCol w:w="1728"/>
+        <w:gridCol w:w="1728"/>
+        <w:gridCol w:w="1728"/>
+      </w:tblGrid>
+      <w:tr>
+        <w:tc>
+          <w:tcPr>
+            <w:tcW w:type="dxa" w:w="1728"/>
+          </w:tcPr>
+          <w:p>
+            <w:r>
+              <w:rPr>
+                <w:b/>
+              </w:rPr>
+              <w:t>Setting</w:t>
+            </w:r>
+          </w:p>
+        </w:tc>
+        <w:tc>
+          <w:tcPr>
+            <w:tcW w:type="dxa" w:w="1728"/>
+          </w:tcPr>
+          <w:p>
+            <w:r>
+              <w:rPr>
+                <w:b/>
+              </w:rPr>
+              <w:t>What it does</w:t>
+            </w:r>
+          </w:p>
+        </w:tc>
+        <w:tc>
+          <w:tcPr>
+            <w:tcW w:type="dxa" w:w="1728"/>
+          </w:tcPr>
+          <w:p>
+            <w:r>
+              <w:rPr>
+                <w:b/>
+              </w:rPr>
+              <w:t>Default</w:t>
+            </w:r>
+          </w:p>
+        </w:tc>
+        <w:tc>
+          <w:tcPr>
+            <w:tcW w:type="dxa" w:w="1728"/>
+          </w:tcPr>
+          <w:p>
+            <w:r>
+              <w:rPr>
+                <w:b/>
+              </w:rPr>
+              <w:t>Recommended</w:t>
+            </w:r>
+          </w:p>
+        </w:tc>
+        <w:tc>
+          <w:tcPr>
+            <w:tcW w:type="dxa" w:w="1728"/>
+          </w:tcPr>
+          <w:p>
+            <w:r>
+              <w:rPr>
+                <w:b/>
+              </w:rPr>
+              <w:t>Why</w:t>
+            </w:r>
+          </w:p>
+        </w:tc>
+      </w:tr>
+      <w:tr>
+        <w:tc>
+          <w:tcPr>
+            <w:tcW w:type="dxa" w:w="1728"/>
+          </w:tcPr>
+          <w:p>
+            <w:r>
+              <w:t>Account type</w:t>
+            </w:r>
+          </w:p>
+        </w:tc>
+        <w:tc>
+          <w:tcPr>
+            <w:tcW w:type="dxa" w:w="1728"/>
+          </w:tcPr>
+          <w:p>
+            <w:r>
+              <w:t>The account type a new account on the platform starts with, from the fixed list (Domain Account, Local/OS Account, Cloud IAM, ...).</w:t>
+            </w:r>
+          </w:p>
+        </w:tc>
+        <w:tc>
+          <w:tcPr>
+            <w:tcW w:type="dxa" w:w="1728"/>
+          </w:tcPr>
+          <w:p>
+            <w:r>
+              <w:t>Not mapped</w:t>
+            </w:r>
+          </w:p>
+        </w:tc>
+        <w:tc>
+          <w:tcPr>
+            <w:tcW w:type="dxa" w:w="1728"/>
+          </w:tcPr>
+          <w:p>
+            <w:r>
+              <w:t>Set one for every platform that has accounts</w:t>
+            </w:r>
+          </w:p>
+        </w:tc>
+        <w:tc>
+          <w:tcPr>
+            <w:tcW w:type="dxa" w:w="1728"/>
+          </w:tcPr>
+          <w:p>
+            <w:r>
+              <w:t>Reports and filters group accounts by it; an unmapped platform's accounts start with none.</w:t>
+            </w:r>
+          </w:p>
+        </w:tc>
+      </w:tr>
+      <w:tr>
+        <w:tc>
+          <w:tcPr>
+            <w:tcW w:type="dxa" w:w="1728"/>
+          </w:tcPr>
+          <w:p>
+            <w:r>
+              <w:t>Source of record</w:t>
+            </w:r>
+          </w:p>
+        </w:tc>
+        <w:tc>
+          <w:tcPr>
+            <w:tcW w:type="dxa" w:w="1728"/>
+          </w:tcPr>
+          <w:p>
+            <w:r>
+              <w:t>Where the account really lives (Active Directory, LDAP, Local OS, ...). Optional.</w:t>
+            </w:r>
+          </w:p>
+        </w:tc>
+        <w:tc>
+          <w:tcPr>
+            <w:tcW w:type="dxa" w:w="1728"/>
+          </w:tcPr>
+          <w:p>
+            <w:r>
+              <w:t>None</w:t>
+            </w:r>
+          </w:p>
+        </w:tc>
+        <w:tc>
+          <w:tcPr>
+            <w:tcW w:type="dxa" w:w="1728"/>
+          </w:tcPr>
+          <w:p>
+            <w:r>
+              <w:t>Set it when the platform implies it, for example WinDomain implies Active Directory</w:t>
+            </w:r>
+          </w:p>
+        </w:tc>
+        <w:tc>
+          <w:tcPr>
+            <w:tcW w:type="dxa" w:w="1728"/>
+          </w:tcPr>
+          <w:p>
+            <w:r>
+              <w:t>Lets you see which accounts an identity system should be managing.</w:t>
+            </w:r>
+          </w:p>
+        </w:tc>
+      </w:tr>
+      <w:tr>
+        <w:tc>
+          <w:tcPr>
+            <w:tcW w:type="dxa" w:w="1728"/>
+          </w:tcPr>
+          <w:p>
+            <w:r>
+              <w:t>Notes</w:t>
+            </w:r>
+          </w:p>
+        </w:tc>
+        <w:tc>
+          <w:tcPr>
+            <w:tcW w:type="dxa" w:w="1728"/>
+          </w:tcPr>
+          <w:p>
+            <w:r>
+              <w:t>Free text about the choice (up to 500 characters).</w:t>
+            </w:r>
+          </w:p>
+        </w:tc>
+        <w:tc>
+          <w:tcPr>
+            <w:tcW w:type="dxa" w:w="1728"/>
+          </w:tcPr>
+          <w:p>
+            <w:r>
+              <w:t>Blank</w:t>
+            </w:r>
+          </w:p>
+        </w:tc>
+        <w:tc>
+          <w:tcPr>
+            <w:tcW w:type="dxa" w:w="1728"/>
+          </w:tcPr>
+          <w:p>
+            <w:r>
+              <w:t>Why you chose it, for the next person</w:t>
+            </w:r>
+          </w:p>
+        </w:tc>
+        <w:tc>
+          <w:tcPr>
+            <w:tcW w:type="dxa" w:w="1728"/>
+          </w:tcPr>
+          <w:p>
+            <w:r>
+              <w:t>The platform's name alone rarely says.</w:t>
+            </w:r>
+          </w:p>
+        </w:tc>
+      </w:tr>
+      <w:tr>
+        <w:tc>
+          <w:tcPr>
+            <w:tcW w:type="dxa" w:w="1728"/>
+          </w:tcPr>
+          <w:p>
+            <w:r>
+              <w:t>When saving, also fill accounts already tracked</w:t>
+            </w:r>
+          </w:p>
+        </w:tc>
+        <w:tc>
+          <w:tcPr>
+            <w:tcW w:type="dxa" w:w="1728"/>
+          </w:tcPr>
+          <w:p>
+            <w:r>
+              <w:t>Gives the account type (and source of record) to accounts on the platform that have none. An account that already has one is never changed.</w:t>
+            </w:r>
+          </w:p>
+        </w:tc>
+        <w:tc>
+          <w:tcPr>
+            <w:tcW w:type="dxa" w:w="1728"/>
+          </w:tcPr>
+          <w:p>
+            <w:r>
+              <w:t>On</w:t>
+            </w:r>
+          </w:p>
+        </w:tc>
+        <w:tc>
+          <w:tcPr>
+            <w:tcW w:type="dxa" w:w="1728"/>
+          </w:tcPr>
+          <w:p>
+            <w:r>
+              <w:t>On, the first time you map a platform</w:t>
+            </w:r>
+          </w:p>
+        </w:tc>
+        <w:tc>
+          <w:tcPr>
+            <w:tcW w:type="dxa" w:w="1728"/>
+          </w:tcPr>
+          <w:p>
+            <w:r>
+              <w:t>Otherwise only accounts first tracked after the mapping get the default. Each save is in the Audit Log with how many accounts it filled.</w:t>
+            </w:r>
+          </w:p>
+        </w:tc>
+      </w:tr>
+    </w:tbl>
+    <w:p/>
     <w:p>
       <w:pPr>
         <w:pStyle w:val="Heading2"/>

--- a/Published_Docs/Administrator_Settings_Guide.docx
+++ b/Published_Docs/Administrator_Settings_Guide.docx
@@ -7408,7 +7408,7 @@
           </w:tcPr>
           <w:p>
             <w:r>
-              <w:t>Import from the Self-Hosted EVD database.</w:t>
+              <w:t>Read Self-Hosted from PVWA each night (Self-Hosted Direct); its settings are below.</w:t>
             </w:r>
           </w:p>
         </w:tc>
@@ -7439,58 +7439,6 @@
           <w:p>
             <w:r>
               <w:t>As above.</w:t>
-            </w:r>
-          </w:p>
-        </w:tc>
-      </w:tr>
-      <w:tr>
-        <w:tc>
-          <w:tcPr>
-            <w:tcW w:type="dxa" w:w="1728"/>
-          </w:tcPr>
-          <w:p>
-            <w:r>
-              <w:t>EVD database</w:t>
-            </w:r>
-          </w:p>
-        </w:tc>
-        <w:tc>
-          <w:tcPr>
-            <w:tcW w:type="dxa" w:w="1728"/>
-          </w:tcPr>
-          <w:p>
-            <w:r>
-              <w:t>The EVD database on BlueTrack's SQL Server instance: letters, digits and underscores only.</w:t>
-            </w:r>
-          </w:p>
-        </w:tc>
-        <w:tc>
-          <w:tcPr>
-            <w:tcW w:type="dxa" w:w="1728"/>
-          </w:tcPr>
-          <w:p>
-            <w:r>
-              <w:t>Installer's answer</w:t>
-            </w:r>
-          </w:p>
-        </w:tc>
-        <w:tc>
-          <w:tcPr>
-            <w:tcW w:type="dxa" w:w="1728"/>
-          </w:tcPr>
-          <w:p>
-            <w:r>
-              <w:t>Your EVD database</w:t>
-            </w:r>
-          </w:p>
-        </w:tc>
-        <w:tc>
-          <w:tcPr>
-            <w:tcW w:type="dxa" w:w="1728"/>
-          </w:tcPr>
-          <w:p>
-            <w:r>
-              <w:t>Read with a cross-database query, so it must be on the same instance.</w:t>
             </w:r>
           </w:p>
         </w:tc>
@@ -7505,7 +7453,7 @@
         <w:t>Test</w:t>
       </w:r>
       <w:r>
-        <w:t xml:space="preserve"> checks the values on the page, saved or not: that the EVD database exists on BlueTrack's SQL Server, and that the export folder and today's seven files exist as the App Pool's account sees them. It also reads the header row of each Privilege Cloud file and reports any column the import needs that the file lacks ("the import would fail"), and lists optional columns that will import as empty. During the import it's SQL Server's service account that reads the files, so it needs read access too. Every save is recorded in the audit log, with each changed field.</w:t>
+        <w:t xml:space="preserve"> checks the values on the page, saved or not: with Self-Hosted on, it logs on to PVWA with the credential and counts what it can see; with Privilege Cloud on, it checks that the export folder and today's seven files exist as the App Pool's account sees them. It also reads the header row of each Privilege Cloud file and reports any column the import needs that the file lacks ("the import would fail"), and lists optional columns that will import as empty. During the import it's SQL Server's service account that reads the files, so it needs read access too. Every save is recorded in the audit log, with each changed field.</w:t>
       </w:r>
     </w:p>
     <w:p>
@@ -11612,62 +11560,6 @@
           <w:p>
             <w:r>
               <w:t>SQL Server reads it directly.</w:t>
-            </w:r>
-          </w:p>
-        </w:tc>
-      </w:tr>
-      <w:tr>
-        <w:tc>
-          <w:tcPr>
-            <w:tcW w:type="dxa" w:w="1728"/>
-          </w:tcPr>
-          <w:p>
-            <w:r>
-              <w:rPr>
-                <w:rFonts w:ascii="Consolas" w:hAnsi="Consolas"/>
-                <w:sz w:val="19"/>
-              </w:rPr>
-              <w:t>-EvdDatabaseName</w:t>
-            </w:r>
-          </w:p>
-        </w:tc>
-        <w:tc>
-          <w:tcPr>
-            <w:tcW w:type="dxa" w:w="1728"/>
-          </w:tcPr>
-          <w:p>
-            <w:r>
-              <w:t>The Self-Hosted EVD database, on the same SQL Server instance. First install only.</w:t>
-            </w:r>
-          </w:p>
-        </w:tc>
-        <w:tc>
-          <w:tcPr>
-            <w:tcW w:type="dxa" w:w="1728"/>
-          </w:tcPr>
-          <w:p>
-            <w:r>
-              <w:t>Prompted if needed</w:t>
-            </w:r>
-          </w:p>
-        </w:tc>
-        <w:tc>
-          <w:tcPr>
-            <w:tcW w:type="dxa" w:w="1728"/>
-          </w:tcPr>
-          <w:p>
-            <w:r>
-              <w:t>Your EVD database</w:t>
-            </w:r>
-          </w:p>
-        </w:tc>
-        <w:tc>
-          <w:tcPr>
-            <w:tcW w:type="dxa" w:w="1728"/>
-          </w:tcPr>
-          <w:p>
-            <w:r>
-              <w:t>Needed for the Self-Hosted import.</w:t>
             </w:r>
           </w:p>
         </w:tc>

--- a/Published_Docs/Administrator_Settings_Guide.docx
+++ b/Published_Docs/Administrator_Settings_Guide.docx
@@ -524,6 +524,102 @@
           </w:tcPr>
           <w:p>
             <w:r>
+              <w:t>Number and date format</w:t>
+            </w:r>
+          </w:p>
+        </w:tc>
+        <w:tc>
+          <w:tcPr>
+            <w:tcW w:type="dxa" w:w="1728"/>
+          </w:tcPr>
+          <w:p>
+            <w:r>
+              <w:t xml:space="preserve">The number and date format of text the server writes: notification emails and the data feed and Self-Hosted pull summaries. A culture name such as </w:t>
+            </w:r>
+            <w:r>
+              <w:rPr>
+                <w:rFonts w:ascii="Consolas" w:hAnsi="Consolas"/>
+                <w:sz w:val="19"/>
+              </w:rPr>
+              <w:t>en-US</w:t>
+            </w:r>
+            <w:r>
+              <w:t xml:space="preserve">, </w:t>
+            </w:r>
+            <w:r>
+              <w:rPr>
+                <w:rFonts w:ascii="Consolas" w:hAnsi="Consolas"/>
+                <w:sz w:val="19"/>
+              </w:rPr>
+              <w:t>en-GB</w:t>
+            </w:r>
+            <w:r>
+              <w:t xml:space="preserve">, </w:t>
+            </w:r>
+            <w:r>
+              <w:rPr>
+                <w:rFonts w:ascii="Consolas" w:hAnsi="Consolas"/>
+                <w:sz w:val="19"/>
+              </w:rPr>
+              <w:t>de-DE</w:t>
+            </w:r>
+            <w:r>
+              <w:t xml:space="preserve"> or </w:t>
+            </w:r>
+            <w:r>
+              <w:rPr>
+                <w:rFonts w:ascii="Consolas" w:hAnsi="Consolas"/>
+                <w:sz w:val="19"/>
+              </w:rPr>
+              <w:t>fr-FR</w:t>
+            </w:r>
+            <w:r>
+              <w:t>; the field suggests common ones and shows an example (a number and a date) as you type.</w:t>
+            </w:r>
+          </w:p>
+        </w:tc>
+        <w:tc>
+          <w:tcPr>
+            <w:tcW w:type="dxa" w:w="1728"/>
+          </w:tcPr>
+          <w:p>
+            <w:r>
+              <w:rPr>
+                <w:rFonts w:ascii="Consolas" w:hAnsi="Consolas"/>
+                <w:sz w:val="19"/>
+              </w:rPr>
+              <w:t>en-US</w:t>
+            </w:r>
+          </w:p>
+        </w:tc>
+        <w:tc>
+          <w:tcPr>
+            <w:tcW w:type="dxa" w:w="1728"/>
+          </w:tcPr>
+          <w:p>
+            <w:r>
+              <w:t>The format your administrators and email recipients read</w:t>
+            </w:r>
+          </w:p>
+        </w:tc>
+        <w:tc>
+          <w:tcPr>
+            <w:tcW w:type="dxa" w:w="1728"/>
+          </w:tcPr>
+          <w:p>
+            <w:r>
+              <w:t>An email goes to an address, not to a browser, so it can't follow each reader's language. The pages themselves always use each person's own browser or chosen language. CSV and Excel exports and audit details keep a fixed format.</w:t>
+            </w:r>
+          </w:p>
+        </w:tc>
+      </w:tr>
+      <w:tr>
+        <w:tc>
+          <w:tcPr>
+            <w:tcW w:type="dxa" w:w="1728"/>
+          </w:tcPr>
+          <w:p>
+            <w:r>
               <w:t>Exception ID Pattern</w:t>
             </w:r>
           </w:p>
@@ -1293,6 +1389,35 @@
       </w:r>
     </w:p>
     <w:p>
+      <w:r>
+        <w:rPr>
+          <w:b/>
+        </w:rPr>
+        <w:t>Seals and Verify.</w:t>
+      </w:r>
+      <w:r>
+        <w:t xml:space="preserve"> BlueTrack seals every audit event within seconds of writing it: a fingerprint of the event, made with a key only BlueTrack can read and linked to the event before it. </w:t>
+      </w:r>
+      <w:r>
+        <w:rPr>
+          <w:b/>
+        </w:rPr>
+        <w:t>Verify</w:t>
+      </w:r>
+      <w:r>
+        <w:t xml:space="preserve">, at the top of the Audit Log page, checks every seal and lists any event that was changed or deleted outside BlueTrack, and any seal that was removed. The </w:t>
+      </w:r>
+      <w:r>
+        <w:rPr>
+          <w:b/>
+        </w:rPr>
+        <w:t>AuditChainBroken</w:t>
+      </w:r>
+      <w:r>
+        <w:t xml:space="preserve"> notification runs the same check once a day (section 7). The purge job deletes only sealed events and records what it deleted, so the check still passes after a purge. Nothing here is configurable. To record who changes the audit log as well, the installer can add a SQL Server audit to the Windows Security log (section 5, *Record audit log changes in the Windows Security log*).</w:t>
+      </w:r>
+    </w:p>
+    <w:p>
       <w:pPr>
         <w:pStyle w:val="Heading2"/>
       </w:pPr>
@@ -3780,6 +3905,58 @@
           </w:p>
         </w:tc>
       </w:tr>
+      <w:tr>
+        <w:tc>
+          <w:tcPr>
+            <w:tcW w:type="dxa" w:w="1728"/>
+          </w:tcPr>
+          <w:p>
+            <w:r>
+              <w:t>Remember each browser's last method</w:t>
+            </w:r>
+          </w:p>
+        </w:tc>
+        <w:tc>
+          <w:tcPr>
+            <w:tcW w:type="dxa" w:w="1728"/>
+          </w:tcPr>
+          <w:p>
+            <w:r>
+              <w:t>When ticked, the sign-in page starts the method that browser last signed in with (while that method is still enabled) instead of the default. A browser that hasn't signed in since uses the default. Saved with the default method.</w:t>
+            </w:r>
+          </w:p>
+        </w:tc>
+        <w:tc>
+          <w:tcPr>
+            <w:tcW w:type="dxa" w:w="1728"/>
+          </w:tcPr>
+          <w:p>
+            <w:r>
+              <w:t>Off</w:t>
+            </w:r>
+          </w:p>
+        </w:tc>
+        <w:tc>
+          <w:tcPr>
+            <w:tcW w:type="dxa" w:w="1728"/>
+          </w:tcPr>
+          <w:p>
+            <w:r>
+              <w:t>Off, unless people regularly use different methods</w:t>
+            </w:r>
+          </w:p>
+        </w:tc>
+        <w:tc>
+          <w:tcPr>
+            <w:tcW w:type="dxa" w:w="1728"/>
+          </w:tcPr>
+          <w:p>
+            <w:r>
+              <w:t>Saves a click for people who sign in with a method other than the default. It is remembered in the browser (a cookie that grants nothing); signing out keeps it, and the sign-in page still lists every method after a sign-out. The methods are listed in each provider's Display Order.</w:t>
+            </w:r>
+          </w:p>
+        </w:tc>
+      </w:tr>
     </w:tbl>
     <w:p/>
     <w:p>
@@ -8885,7 +9062,7 @@
         <w:t>ManageFieldMetadata</w:t>
       </w:r>
       <w:r>
-        <w:t>). The list of fields shown on the Account Progress edit form. A new install has ten fields: Blueprint Stage and Status (both required), Risk Level, Account Type, Source of Record, Owner Name, Business Unit, Target Remediation Date, Actual Completion Date and Notes.</w:t>
+        <w:t>). The list of fields shown on the Account Progress edit form. A new install has eleven fields: Blueprint Stage and Status (both required), Risk Level, Account Type, Source of Record, Application, Owner Name, Business Unit, Target Remediation Date, Actual Completion Date and Notes.</w:t>
       </w:r>
     </w:p>
     <w:tbl>
@@ -9337,7 +9514,7 @@
           </w:tcPr>
           <w:p>
             <w:r>
-              <w:t xml:space="preserve">The permission needed to change this field, on top of </w:t>
+              <w:t xml:space="preserve">The permission needed to change this field by hand, on top of </w:t>
             </w:r>
             <w:r>
               <w:rPr>
@@ -9347,37 +9524,67 @@
               <w:t>EditAccountProgress</w:t>
             </w:r>
             <w:r>
-              <w:t>. Enforced on the edit page, in bulk edit and in the Risk Exception import.</w:t>
-            </w:r>
-          </w:p>
-        </w:tc>
-        <w:tc>
-          <w:tcPr>
-            <w:tcW w:type="dxa" w:w="1728"/>
-          </w:tcPr>
-          <w:p>
-            <w:r>
-              <w:t>None</w:t>
-            </w:r>
-          </w:p>
-        </w:tc>
-        <w:tc>
-          <w:tcPr>
-            <w:tcW w:type="dxa" w:w="1728"/>
-          </w:tcPr>
-          <w:p>
-            <w:r>
-              <w:t>None, unless a field needs tighter control</w:t>
-            </w:r>
-          </w:p>
-        </w:tc>
-        <w:tc>
-          <w:tcPr>
-            <w:tcW w:type="dxa" w:w="1728"/>
-          </w:tcPr>
-          <w:p>
-            <w:r>
-              <w:t xml:space="preserve">Set with </w:t>
+              <w:t>. Enforced on the edit page, in bulk edit and in the Risk Exception import; someone without it sees the field read-only, with the permission named, and bulk edit doesn't offer it. Progress Rules and the nightly load aren't affected.</w:t>
+            </w:r>
+          </w:p>
+        </w:tc>
+        <w:tc>
+          <w:tcPr>
+            <w:tcW w:type="dxa" w:w="1728"/>
+          </w:tcPr>
+          <w:p>
+            <w:r>
+              <w:t xml:space="preserve">Source of Record: </w:t>
+            </w:r>
+            <w:r>
+              <w:rPr>
+                <w:rFonts w:ascii="Consolas" w:hAnsi="Consolas"/>
+                <w:sz w:val="19"/>
+              </w:rPr>
+              <w:t>CuratePlatformMapping</w:t>
+            </w:r>
+            <w:r>
+              <w:t xml:space="preserve"> (Admin); Actual Completion Date: </w:t>
+            </w:r>
+            <w:r>
+              <w:rPr>
+                <w:rFonts w:ascii="Consolas" w:hAnsi="Consolas"/>
+                <w:sz w:val="19"/>
+              </w:rPr>
+              <w:t>ConfirmReconciliation</w:t>
+            </w:r>
+            <w:r>
+              <w:t xml:space="preserve"> (Admin, Approver); Risk Level: </w:t>
+            </w:r>
+            <w:r>
+              <w:rPr>
+                <w:rFonts w:ascii="Consolas" w:hAnsi="Consolas"/>
+                <w:sz w:val="19"/>
+              </w:rPr>
+              <w:t>ManageTargets</w:t>
+            </w:r>
+            <w:r>
+              <w:t xml:space="preserve"> (Admin, Analyst); the rest none</w:t>
+            </w:r>
+          </w:p>
+        </w:tc>
+        <w:tc>
+          <w:tcPr>
+            <w:tcW w:type="dxa" w:w="1728"/>
+          </w:tcPr>
+          <w:p>
+            <w:r>
+              <w:t>The defaults</w:t>
+            </w:r>
+          </w:p>
+        </w:tc>
+        <w:tc>
+          <w:tcPr>
+            <w:tcW w:type="dxa" w:w="1728"/>
+          </w:tcPr>
+          <w:p>
+            <w:r>
+              <w:t xml:space="preserve">Source of record normally comes from Platform Mapping, and a completion date confirms work an approver signs off. Set with </w:t>
             </w:r>
             <w:r>
               <w:rPr>
@@ -9386,7 +9593,7 @@
               <w:t>Required Permission</w:t>
             </w:r>
             <w:r>
-              <w:t xml:space="preserve"> on the Edit Field page, and shown in the field list.</w:t>
+              <w:t xml:space="preserve"> on the Edit Field page, and shown in the field list; the upgrade sets these defaults only where a field had none, so your own choice is kept.</w:t>
             </w:r>
           </w:p>
         </w:tc>
@@ -10503,317 +10710,42 @@
         <w:t xml:space="preserve"> takes a mapping away (accounts keep what they already have).</w:t>
       </w:r>
     </w:p>
-    <w:tbl>
-      <w:tblPr>
-        <w:tblStyle w:val="TableGrid"/>
-        <w:tblW w:type="auto" w:w="0"/>
-        <w:tblLook w:firstColumn="1" w:firstRow="1" w:lastColumn="0" w:lastRow="0" w:noHBand="0" w:noVBand="1" w:val="04A0"/>
-      </w:tblPr>
-      <w:tblGrid>
-        <w:gridCol w:w="1728"/>
-        <w:gridCol w:w="1728"/>
-        <w:gridCol w:w="1728"/>
-        <w:gridCol w:w="1728"/>
-        <w:gridCol w:w="1728"/>
-      </w:tblGrid>
-      <w:tr>
-        <w:tc>
-          <w:tcPr>
-            <w:tcW w:type="dxa" w:w="1728"/>
-          </w:tcPr>
-          <w:p>
-            <w:r>
-              <w:rPr>
-                <w:b/>
-              </w:rPr>
-              <w:t>Setting</w:t>
-            </w:r>
-          </w:p>
-        </w:tc>
-        <w:tc>
-          <w:tcPr>
-            <w:tcW w:type="dxa" w:w="1728"/>
-          </w:tcPr>
-          <w:p>
-            <w:r>
-              <w:rPr>
-                <w:b/>
-              </w:rPr>
-              <w:t>What it does</w:t>
-            </w:r>
-          </w:p>
-        </w:tc>
-        <w:tc>
-          <w:tcPr>
-            <w:tcW w:type="dxa" w:w="1728"/>
-          </w:tcPr>
-          <w:p>
-            <w:r>
-              <w:rPr>
-                <w:b/>
-              </w:rPr>
-              <w:t>Default</w:t>
-            </w:r>
-          </w:p>
-        </w:tc>
-        <w:tc>
-          <w:tcPr>
-            <w:tcW w:type="dxa" w:w="1728"/>
-          </w:tcPr>
-          <w:p>
-            <w:r>
-              <w:rPr>
-                <w:b/>
-              </w:rPr>
-              <w:t>Recommended</w:t>
-            </w:r>
-          </w:p>
-        </w:tc>
-        <w:tc>
-          <w:tcPr>
-            <w:tcW w:type="dxa" w:w="1728"/>
-          </w:tcPr>
-          <w:p>
-            <w:r>
-              <w:rPr>
-                <w:b/>
-              </w:rPr>
-              <w:t>Why</w:t>
-            </w:r>
-          </w:p>
-        </w:tc>
-      </w:tr>
-      <w:tr>
-        <w:tc>
-          <w:tcPr>
-            <w:tcW w:type="dxa" w:w="1728"/>
-          </w:tcPr>
-          <w:p>
-            <w:r>
-              <w:t>Account type</w:t>
-            </w:r>
-          </w:p>
-        </w:tc>
-        <w:tc>
-          <w:tcPr>
-            <w:tcW w:type="dxa" w:w="1728"/>
-          </w:tcPr>
-          <w:p>
-            <w:r>
-              <w:t>The account type a new account on the platform starts with, from the fixed list (Domain Account, Local/OS Account, Cloud IAM, ...).</w:t>
-            </w:r>
-          </w:p>
-        </w:tc>
-        <w:tc>
-          <w:tcPr>
-            <w:tcW w:type="dxa" w:w="1728"/>
-          </w:tcPr>
-          <w:p>
-            <w:r>
-              <w:t>Not mapped</w:t>
-            </w:r>
-          </w:p>
-        </w:tc>
-        <w:tc>
-          <w:tcPr>
-            <w:tcW w:type="dxa" w:w="1728"/>
-          </w:tcPr>
-          <w:p>
-            <w:r>
-              <w:t>Set one for every platform that has accounts</w:t>
-            </w:r>
-          </w:p>
-        </w:tc>
-        <w:tc>
-          <w:tcPr>
-            <w:tcW w:type="dxa" w:w="1728"/>
-          </w:tcPr>
-          <w:p>
-            <w:r>
-              <w:t>Reports and filters group accounts by it; an unmapped platform's accounts start with none.</w:t>
-            </w:r>
-          </w:p>
-        </w:tc>
-      </w:tr>
-      <w:tr>
-        <w:tc>
-          <w:tcPr>
-            <w:tcW w:type="dxa" w:w="1728"/>
-          </w:tcPr>
-          <w:p>
-            <w:r>
-              <w:t>Source of record</w:t>
-            </w:r>
-          </w:p>
-        </w:tc>
-        <w:tc>
-          <w:tcPr>
-            <w:tcW w:type="dxa" w:w="1728"/>
-          </w:tcPr>
-          <w:p>
-            <w:r>
-              <w:t>Where the account really lives (Active Directory, LDAP, Local OS, ...). Optional.</w:t>
-            </w:r>
-          </w:p>
-        </w:tc>
-        <w:tc>
-          <w:tcPr>
-            <w:tcW w:type="dxa" w:w="1728"/>
-          </w:tcPr>
-          <w:p>
-            <w:r>
-              <w:t>None</w:t>
-            </w:r>
-          </w:p>
-        </w:tc>
-        <w:tc>
-          <w:tcPr>
-            <w:tcW w:type="dxa" w:w="1728"/>
-          </w:tcPr>
-          <w:p>
-            <w:r>
-              <w:t>Set it when the platform implies it, for example WinDomain implies Active Directory</w:t>
-            </w:r>
-          </w:p>
-        </w:tc>
-        <w:tc>
-          <w:tcPr>
-            <w:tcW w:type="dxa" w:w="1728"/>
-          </w:tcPr>
-          <w:p>
-            <w:r>
-              <w:t>Lets you see which accounts an identity system should be managing.</w:t>
-            </w:r>
-          </w:p>
-        </w:tc>
-      </w:tr>
-      <w:tr>
-        <w:tc>
-          <w:tcPr>
-            <w:tcW w:type="dxa" w:w="1728"/>
-          </w:tcPr>
-          <w:p>
-            <w:r>
-              <w:t>Notes</w:t>
-            </w:r>
-          </w:p>
-        </w:tc>
-        <w:tc>
-          <w:tcPr>
-            <w:tcW w:type="dxa" w:w="1728"/>
-          </w:tcPr>
-          <w:p>
-            <w:r>
-              <w:t>Free text about the choice (up to 500 characters).</w:t>
-            </w:r>
-          </w:p>
-        </w:tc>
-        <w:tc>
-          <w:tcPr>
-            <w:tcW w:type="dxa" w:w="1728"/>
-          </w:tcPr>
-          <w:p>
-            <w:r>
-              <w:t>Blank</w:t>
-            </w:r>
-          </w:p>
-        </w:tc>
-        <w:tc>
-          <w:tcPr>
-            <w:tcW w:type="dxa" w:w="1728"/>
-          </w:tcPr>
-          <w:p>
-            <w:r>
-              <w:t>Why you chose it, for the next person</w:t>
-            </w:r>
-          </w:p>
-        </w:tc>
-        <w:tc>
-          <w:tcPr>
-            <w:tcW w:type="dxa" w:w="1728"/>
-          </w:tcPr>
-          <w:p>
-            <w:r>
-              <w:t>The platform's name alone rarely says.</w:t>
-            </w:r>
-          </w:p>
-        </w:tc>
-      </w:tr>
-      <w:tr>
-        <w:tc>
-          <w:tcPr>
-            <w:tcW w:type="dxa" w:w="1728"/>
-          </w:tcPr>
-          <w:p>
-            <w:r>
-              <w:t>When saving, also fill accounts already tracked</w:t>
-            </w:r>
-          </w:p>
-        </w:tc>
-        <w:tc>
-          <w:tcPr>
-            <w:tcW w:type="dxa" w:w="1728"/>
-          </w:tcPr>
-          <w:p>
-            <w:r>
-              <w:t>Gives the account type (and source of record) to accounts on the platform that have none. An account that already has one is never changed.</w:t>
-            </w:r>
-          </w:p>
-        </w:tc>
-        <w:tc>
-          <w:tcPr>
-            <w:tcW w:type="dxa" w:w="1728"/>
-          </w:tcPr>
-          <w:p>
-            <w:r>
-              <w:t>On</w:t>
-            </w:r>
-          </w:p>
-        </w:tc>
-        <w:tc>
-          <w:tcPr>
-            <w:tcW w:type="dxa" w:w="1728"/>
-          </w:tcPr>
-          <w:p>
-            <w:r>
-              <w:t>On, the first time you map a platform</w:t>
-            </w:r>
-          </w:p>
-        </w:tc>
-        <w:tc>
-          <w:tcPr>
-            <w:tcW w:type="dxa" w:w="1728"/>
-          </w:tcPr>
-          <w:p>
-            <w:r>
-              <w:t>Otherwise only accounts first tracked after the mapping get the default. Each save is in the Audit Log with how many accounts it filled.</w:t>
-            </w:r>
-          </w:p>
-        </w:tc>
-      </w:tr>
-    </w:tbl>
-    <w:p/>
     <w:p>
-      <w:pPr>
-        <w:pStyle w:val="Heading2"/>
-      </w:pPr>
-      <w:r>
-        <w:t>Progress Rules and Blueprint Stages</w:t>
-      </w:r>
-    </w:p>
-    <w:p>
-      <w:r>
-        <w:t xml:space="preserve">Needs </w:t>
-      </w:r>
       <w:r>
         <w:rPr>
-          <w:rFonts w:ascii="Consolas" w:hAnsi="Consolas"/>
-          <w:sz w:val="19"/>
+          <w:b/>
         </w:rPr>
-        <w:t>ManageProgressRules</w:t>
-      </w:r>
-      <w:r>
-        <w:t xml:space="preserve"> (Admin role). Changes are in the Audit Log (ProgressRuleChanged, BlueprintStageChanged).</w:t>
+        <w:t>Suggestions.</w:t>
+      </w:r>
+      <w:r>
+        <w:t xml:space="preserve"> An unmapped platform can show a suggestion under its account type, with the reason: the mapping of the same platform in the other CyberArk source, or one that fits a word in the platform's ID or name (for example WinDomain → Domain Account / Active Directory, UnixSSH → Local/OS Account / Local OS, Oracle → Database Account / Local Database). </w:t>
+      </w:r>
+      <w:r>
+        <w:rPr>
+          <w:b/>
+        </w:rPr>
+        <w:t>Use</w:t>
+      </w:r>
+      <w:r>
+        <w:t xml:space="preserve"> fills that row's drop-downs; </w:t>
+      </w:r>
+      <w:r>
+        <w:rPr>
+          <w:b/>
+        </w:rPr>
+        <w:t>Fill in N suggestions</w:t>
+      </w:r>
+      <w:r>
+        <w:t xml:space="preserve"> fills every row shown that has a suggestion and no account type chosen. Nothing is saved until you click </w:t>
+      </w:r>
+      <w:r>
+        <w:rPr>
+          <w:b/>
+        </w:rPr>
+        <w:t>Save</w:t>
+      </w:r>
+      <w:r>
+        <w:t xml:space="preserve"> on each row, so check each one first. Group platforms get no suggestion.</w:t>
       </w:r>
     </w:p>
     <w:tbl>
@@ -10903,65 +10835,47 @@
           </w:tcPr>
           <w:p>
             <w:r>
-              <w:t>Blueprint Stages: name and order</w:t>
-            </w:r>
-          </w:p>
-        </w:tc>
-        <w:tc>
-          <w:tcPr>
-            <w:tcW w:type="dxa" w:w="1728"/>
-          </w:tcPr>
-          <w:p>
-            <w:r>
-              <w:t xml:space="preserve">The stages accounts go through; </w:t>
-            </w:r>
-            <w:r>
-              <w:rPr>
-                <w:b/>
-              </w:rPr>
-              <w:t>Move up</w:t>
-            </w:r>
-            <w:r>
-              <w:t xml:space="preserve"> / </w:t>
-            </w:r>
-            <w:r>
-              <w:rPr>
-                <w:b/>
-              </w:rPr>
-              <w:t>Move down</w:t>
-            </w:r>
-            <w:r>
-              <w:t xml:space="preserve"> reorder them.</w:t>
-            </w:r>
-          </w:p>
-        </w:tc>
-        <w:tc>
-          <w:tcPr>
-            <w:tcW w:type="dxa" w:w="1728"/>
-          </w:tcPr>
-          <w:p>
-            <w:r>
-              <w:t>Discovered, Assessed / Prioritized, Onboarded to Vault, Managed / Rotation Enabled, Verified / Compliant</w:t>
-            </w:r>
-          </w:p>
-        </w:tc>
-        <w:tc>
-          <w:tcPr>
-            <w:tcW w:type="dxa" w:w="1728"/>
-          </w:tcPr>
-          <w:p>
-            <w:r>
-              <w:t>Your program's own stages</w:t>
-            </w:r>
-          </w:p>
-        </w:tc>
-        <w:tc>
-          <w:tcPr>
-            <w:tcW w:type="dxa" w:w="1728"/>
-          </w:tcPr>
-          <w:p>
-            <w:r>
-              <w:t>Reports, Trends and the account form use them.</w:t>
+              <w:t>Account type</w:t>
+            </w:r>
+          </w:p>
+        </w:tc>
+        <w:tc>
+          <w:tcPr>
+            <w:tcW w:type="dxa" w:w="1728"/>
+          </w:tcPr>
+          <w:p>
+            <w:r>
+              <w:t>The account type a new account on the platform starts with, from the fixed list (Domain Account, Local/OS Account, Cloud IAM, ...).</w:t>
+            </w:r>
+          </w:p>
+        </w:tc>
+        <w:tc>
+          <w:tcPr>
+            <w:tcW w:type="dxa" w:w="1728"/>
+          </w:tcPr>
+          <w:p>
+            <w:r>
+              <w:t>Not mapped</w:t>
+            </w:r>
+          </w:p>
+        </w:tc>
+        <w:tc>
+          <w:tcPr>
+            <w:tcW w:type="dxa" w:w="1728"/>
+          </w:tcPr>
+          <w:p>
+            <w:r>
+              <w:t>Set one for every platform that has accounts</w:t>
+            </w:r>
+          </w:p>
+        </w:tc>
+        <w:tc>
+          <w:tcPr>
+            <w:tcW w:type="dxa" w:w="1728"/>
+          </w:tcPr>
+          <w:p>
+            <w:r>
+              <w:t>Reports and filters group accounts by it; an unmapped platform's accounts start with none.</w:t>
             </w:r>
           </w:p>
         </w:tc>
@@ -10973,47 +10887,47 @@
           </w:tcPr>
           <w:p>
             <w:r>
-              <w:t>Start</w:t>
-            </w:r>
-          </w:p>
-        </w:tc>
-        <w:tc>
-          <w:tcPr>
-            <w:tcW w:type="dxa" w:w="1728"/>
-          </w:tcPr>
-          <w:p>
-            <w:r>
-              <w:t>Where new accounts start. Exactly one stage.</w:t>
-            </w:r>
-          </w:p>
-        </w:tc>
-        <w:tc>
-          <w:tcPr>
-            <w:tcW w:type="dxa" w:w="1728"/>
-          </w:tcPr>
-          <w:p>
-            <w:r>
-              <w:t>Discovered</w:t>
-            </w:r>
-          </w:p>
-        </w:tc>
-        <w:tc>
-          <w:tcPr>
-            <w:tcW w:type="dxa" w:w="1728"/>
-          </w:tcPr>
-          <w:p>
-            <w:r>
-              <w:t>The first stage</w:t>
-            </w:r>
-          </w:p>
-        </w:tc>
-        <w:tc>
-          <w:tcPr>
-            <w:tcW w:type="dxa" w:w="1728"/>
-          </w:tcPr>
-          <w:p>
-            <w:r>
-              <w:t>Every import adds new accounts there.</w:t>
+              <w:t>Source of record</w:t>
+            </w:r>
+          </w:p>
+        </w:tc>
+        <w:tc>
+          <w:tcPr>
+            <w:tcW w:type="dxa" w:w="1728"/>
+          </w:tcPr>
+          <w:p>
+            <w:r>
+              <w:t>Where the account really lives (Active Directory, LDAP, Local OS, ...). Optional.</w:t>
+            </w:r>
+          </w:p>
+        </w:tc>
+        <w:tc>
+          <w:tcPr>
+            <w:tcW w:type="dxa" w:w="1728"/>
+          </w:tcPr>
+          <w:p>
+            <w:r>
+              <w:t>None</w:t>
+            </w:r>
+          </w:p>
+        </w:tc>
+        <w:tc>
+          <w:tcPr>
+            <w:tcW w:type="dxa" w:w="1728"/>
+          </w:tcPr>
+          <w:p>
+            <w:r>
+              <w:t>Set it when the platform implies it, for example WinDomain implies Active Directory</w:t>
+            </w:r>
+          </w:p>
+        </w:tc>
+        <w:tc>
+          <w:tcPr>
+            <w:tcW w:type="dxa" w:w="1728"/>
+          </w:tcPr>
+          <w:p>
+            <w:r>
+              <w:t>Lets you see which accounts an identity system should be managing.</w:t>
             </w:r>
           </w:p>
         </w:tc>
@@ -11025,47 +10939,47 @@
           </w:tcPr>
           <w:p>
             <w:r>
-              <w:t>KPI milestone</w:t>
-            </w:r>
-          </w:p>
-        </w:tc>
-        <w:tc>
-          <w:tcPr>
-            <w:tcW w:type="dxa" w:w="1728"/>
-          </w:tcPr>
-          <w:p>
-            <w:r>
-              <w:t>Which stage the Onboarded, Managed and Compliant KPIs count from (that stage or later); they must stay in that order.</w:t>
-            </w:r>
-          </w:p>
-        </w:tc>
-        <w:tc>
-          <w:tcPr>
-            <w:tcW w:type="dxa" w:w="1728"/>
-          </w:tcPr>
-          <w:p>
-            <w:r>
-              <w:t>Onboarded to Vault, Managed / Rotation Enabled, Verified / Compliant</w:t>
-            </w:r>
-          </w:p>
-        </w:tc>
-        <w:tc>
-          <w:tcPr>
-            <w:tcW w:type="dxa" w:w="1728"/>
-          </w:tcPr>
-          <w:p>
-            <w:r>
-              <w:t>Keep them on the matching stages</w:t>
-            </w:r>
-          </w:p>
-        </w:tc>
-        <w:tc>
-          <w:tcPr>
-            <w:tcW w:type="dxa" w:w="1728"/>
-          </w:tcPr>
-          <w:p>
-            <w:r>
-              <w:t>The KPI Summary, Dashboard and Weekly Summary follow them.</w:t>
+              <w:t>Notes</w:t>
+            </w:r>
+          </w:p>
+        </w:tc>
+        <w:tc>
+          <w:tcPr>
+            <w:tcW w:type="dxa" w:w="1728"/>
+          </w:tcPr>
+          <w:p>
+            <w:r>
+              <w:t>Free text about the choice (up to 500 characters).</w:t>
+            </w:r>
+          </w:p>
+        </w:tc>
+        <w:tc>
+          <w:tcPr>
+            <w:tcW w:type="dxa" w:w="1728"/>
+          </w:tcPr>
+          <w:p>
+            <w:r>
+              <w:t>Blank</w:t>
+            </w:r>
+          </w:p>
+        </w:tc>
+        <w:tc>
+          <w:tcPr>
+            <w:tcW w:type="dxa" w:w="1728"/>
+          </w:tcPr>
+          <w:p>
+            <w:r>
+              <w:t>Why you chose it, for the next person</w:t>
+            </w:r>
+          </w:p>
+        </w:tc>
+        <w:tc>
+          <w:tcPr>
+            <w:tcW w:type="dxa" w:w="1728"/>
+          </w:tcPr>
+          <w:p>
+            <w:r>
+              <w:t>The platform's name alone rarely says.</w:t>
             </w:r>
           </w:p>
         </w:tc>
@@ -11077,173 +10991,17 @@
           </w:tcPr>
           <w:p>
             <w:r>
-              <w:t>Delete</w:t>
-            </w:r>
-          </w:p>
-        </w:tc>
-        <w:tc>
-          <w:tcPr>
-            <w:tcW w:type="dxa" w:w="1728"/>
-          </w:tcPr>
-          <w:p>
-            <w:r>
-              <w:t>Only a stage no account, rule or history uses, and that isn't the start stage or a milestone.</w:t>
-            </w:r>
-          </w:p>
-        </w:tc>
-        <w:tc>
-          <w:tcPr>
-            <w:tcW w:type="dxa" w:w="1728"/>
-          </w:tcPr>
-          <w:p/>
-        </w:tc>
-        <w:tc>
-          <w:tcPr>
-            <w:tcW w:type="dxa" w:w="1728"/>
-          </w:tcPr>
-          <w:p>
-            <w:r>
-              <w:t>Rename instead once accounts have used a stage</w:t>
-            </w:r>
-          </w:p>
-        </w:tc>
-        <w:tc>
-          <w:tcPr>
-            <w:tcW w:type="dxa" w:w="1728"/>
-          </w:tcPr>
-          <w:p>
-            <w:r>
-              <w:t>History keeps its stage.</w:t>
-            </w:r>
-          </w:p>
-        </w:tc>
-      </w:tr>
-      <w:tr>
-        <w:tc>
-          <w:tcPr>
-            <w:tcW w:type="dxa" w:w="1728"/>
-          </w:tcPr>
-          <w:p>
-            <w:r>
-              <w:t>Progress Rule: From, To</w:t>
-            </w:r>
-          </w:p>
-        </w:tc>
-        <w:tc>
-          <w:tcPr>
-            <w:tcW w:type="dxa" w:w="1728"/>
-          </w:tcPr>
-          <w:p>
-            <w:r>
-              <w:t>Accounts at From move to To (a later stage; the next one by default).</w:t>
-            </w:r>
-          </w:p>
-        </w:tc>
-        <w:tc>
-          <w:tcPr>
-            <w:tcW w:type="dxa" w:w="1728"/>
-          </w:tcPr>
-          <w:p/>
-        </w:tc>
-        <w:tc>
-          <w:tcPr>
-            <w:tcW w:type="dxa" w:w="1728"/>
-          </w:tcPr>
-          <w:p/>
-        </w:tc>
-        <w:tc>
-          <w:tcPr>
-            <w:tcW w:type="dxa" w:w="1728"/>
-          </w:tcPr>
-          <w:p/>
-        </w:tc>
-      </w:tr>
-      <w:tr>
-        <w:tc>
-          <w:tcPr>
-            <w:tcW w:type="dxa" w:w="1728"/>
-          </w:tcPr>
-          <w:p>
-            <w:r>
-              <w:t>Progress Rule: conditions</w:t>
-            </w:r>
-          </w:p>
-        </w:tc>
-        <w:tc>
-          <w:tcPr>
-            <w:tcW w:type="dxa" w:w="1728"/>
-          </w:tcPr>
-          <w:p>
-            <w:r>
-              <w:t>All must match. Yes/No fields (Managed by the CPM; Platform requires PSM, Self-Hosted only): is Yes or No, is empty. Text fields: is, is not, contains, does not contain, starts with, is one of, is none of, is empty, is not empty (case doesn't matter; "not" also matches empty). Date fields: within the last N days, more than N days ago.</w:t>
-            </w:r>
-          </w:p>
-        </w:tc>
-        <w:tc>
-          <w:tcPr>
-            <w:tcW w:type="dxa" w:w="1728"/>
-          </w:tcPr>
-          <w:p>
-            <w:r>
-              <w:t xml:space="preserve">The seeded rule: Source is one of PRIVCLOUD, SELFHOSTED; Safe name doesn't contain </w:t>
-            </w:r>
-            <w:r>
-              <w:rPr>
-                <w:rFonts w:ascii="Consolas" w:hAnsi="Consolas"/>
-                <w:sz w:val="19"/>
-              </w:rPr>
-              <w:t>_Pending</w:t>
-            </w:r>
-          </w:p>
-        </w:tc>
-        <w:tc>
-          <w:tcPr>
-            <w:tcW w:type="dxa" w:w="1728"/>
-          </w:tcPr>
-          <w:p>
-            <w:r>
-              <w:t xml:space="preserve">Use </w:t>
-            </w:r>
-            <w:r>
-              <w:rPr>
-                <w:b/>
-              </w:rPr>
-              <w:t>Test</w:t>
-            </w:r>
-            <w:r>
-              <w:t xml:space="preserve"> before saving</w:t>
-            </w:r>
-          </w:p>
-        </w:tc>
-        <w:tc>
-          <w:tcPr>
-            <w:tcW w:type="dxa" w:w="1728"/>
-          </w:tcPr>
-          <w:p>
-            <w:r>
-              <w:t>Test shows how many accounts at the From stage the rule would move tonight.</w:t>
-            </w:r>
-          </w:p>
-        </w:tc>
-      </w:tr>
-      <w:tr>
-        <w:tc>
-          <w:tcPr>
-            <w:tcW w:type="dxa" w:w="1728"/>
-          </w:tcPr>
-          <w:p>
-            <w:r>
-              <w:t>Enabled</w:t>
-            </w:r>
-          </w:p>
-        </w:tc>
-        <w:tc>
-          <w:tcPr>
-            <w:tcW w:type="dxa" w:w="1728"/>
-          </w:tcPr>
-          <w:p>
-            <w:r>
-              <w:t>Whether the nightly load uses the rule.</w:t>
+              <w:t>When saving, also fill accounts already tracked</w:t>
+            </w:r>
+          </w:p>
+        </w:tc>
+        <w:tc>
+          <w:tcPr>
+            <w:tcW w:type="dxa" w:w="1728"/>
+          </w:tcPr>
+          <w:p>
+            <w:r>
+              <w:t>Gives the account type (and source of record) to accounts on the platform that have none. An account that already has one is never changed.</w:t>
             </w:r>
           </w:p>
         </w:tc>
@@ -11261,15 +11019,19 @@
           <w:tcPr>
             <w:tcW w:type="dxa" w:w="1728"/>
           </w:tcPr>
-          <w:p/>
-        </w:tc>
-        <w:tc>
-          <w:tcPr>
-            <w:tcW w:type="dxa" w:w="1728"/>
-          </w:tcPr>
-          <w:p>
-            <w:r>
-              <w:t>Turn a rule off to stop it without losing it.</w:t>
+          <w:p>
+            <w:r>
+              <w:t>On, the first time you map a platform</w:t>
+            </w:r>
+          </w:p>
+        </w:tc>
+        <w:tc>
+          <w:tcPr>
+            <w:tcW w:type="dxa" w:w="1728"/>
+          </w:tcPr>
+          <w:p>
+            <w:r>
+              <w:t>Otherwise only accounts first tracked after the mapping get the default. Each save is in the Audit Log with how many accounts it filled.</w:t>
             </w:r>
           </w:p>
         </w:tc>
@@ -11281,600 +11043,22 @@
         <w:pStyle w:val="Heading2"/>
       </w:pPr>
       <w:r>
-        <w:t>Application ↔ Safe Mapping</w:t>
+        <w:t>Progress Rules and Blueprint Stages</w:t>
       </w:r>
     </w:p>
     <w:p>
       <w:r>
-        <w:rPr>
-          <w:b/>
-        </w:rPr>
-        <w:t>Admin &gt; Application ↔ Safe Mapping</w:t>
-      </w:r>
-      <w:r>
-        <w:t xml:space="preserve"> (permission </w:t>
+        <w:t xml:space="preserve">Needs </w:t>
       </w:r>
       <w:r>
         <w:rPr>
           <w:rFonts w:ascii="Consolas" w:hAnsi="Consolas"/>
           <w:sz w:val="19"/>
         </w:rPr>
-        <w:t>CurateApplicationMapping</w:t>
-      </w:r>
-      <w:r>
-        <w:t>) has no settings. It holds data: each application's code, name, description, owner and technical contact, and which application each safe belongs to. Keep it current, because the risk reports group accounts by application. An account can also be assigned to an application on its own edit form (</w:t>
-      </w:r>
-      <w:r>
-        <w:rPr>
-          <w:b/>
-        </w:rPr>
-        <w:t>Application</w:t>
-      </w:r>
-      <w:r>
-        <w:t xml:space="preserve">), in addition to its safe's; that is how an account with no safe, such as a pending account, belongs to one. When an account's own application and its safe's differ, both apply: an Active risk exception on either one covers the account, and Reports &gt; Trends' Application filter counts it under either. Many accounts can be given one with </w:t>
-      </w:r>
-      <w:r>
-        <w:rPr>
-          <w:b/>
-        </w:rPr>
-        <w:t>Bulk edit…</w:t>
-      </w:r>
-      <w:r>
-        <w:t xml:space="preserve"> on Accounts, or with the </w:t>
-      </w:r>
-      <w:r>
-        <w:rPr>
-          <w:b/>
-        </w:rPr>
-        <w:t>Account → Application Assignments</w:t>
-      </w:r>
-      <w:r>
-        <w:t xml:space="preserve"> CSV on this page's </w:t>
-      </w:r>
-      <w:r>
-        <w:rPr>
-          <w:b/>
-        </w:rPr>
-        <w:t>Bulk Actions</w:t>
-      </w:r>
-      <w:r>
-        <w:t xml:space="preserve"> (or a data feed of that type). Each Bulk Actions import has </w:t>
-      </w:r>
-      <w:r>
-        <w:rPr>
-          <w:b/>
-        </w:rPr>
-        <w:t>Check file</w:t>
-      </w:r>
-      <w:r>
-        <w:t>, which reports what the file would do and its row errors without changing anything.</w:t>
-      </w:r>
-    </w:p>
-    <w:p>
-      <w:r>
-        <w:t>The Applications table shows what uses each application (</w:t>
-      </w:r>
-      <w:r>
-        <w:rPr>
-          <w:b/>
-        </w:rPr>
-        <w:t>In use</w:t>
-      </w:r>
-      <w:r>
-        <w:t xml:space="preserve">: Safes, accounts, targets and exceptions). An application can be deleted only when nothing uses it. The Safes table has </w:t>
-      </w:r>
-      <w:r>
-        <w:rPr>
-          <w:b/>
-        </w:rPr>
-        <w:t>Find a Safe:</w:t>
-      </w:r>
-      <w:r>
-        <w:t xml:space="preserve"> and </w:t>
-      </w:r>
-      <w:r>
-        <w:rPr>
-          <w:b/>
-        </w:rPr>
-        <w:t>Only Safes with no application</w:t>
-      </w:r>
-      <w:r>
-        <w:t>, to find the Safes still to assign.</w:t>
-      </w:r>
-    </w:p>
-    <w:p>
-      <w:pPr>
-        <w:pStyle w:val="Heading1"/>
-      </w:pPr>
-      <w:r>
-        <w:t>4. Deployment page and health checks</w:t>
-      </w:r>
-    </w:p>
-    <w:p>
-      <w:r>
-        <w:rPr>
-          <w:b/>
-        </w:rPr>
-        <w:t>Admin &gt; Deployment</w:t>
-      </w:r>
-      <w:r>
-        <w:t xml:space="preserve"> (permission </w:t>
-      </w:r>
-      <w:r>
-        <w:rPr>
-          <w:rFonts w:ascii="Consolas" w:hAnsi="Consolas"/>
-          <w:sz w:val="19"/>
-        </w:rPr>
-        <w:t>ViewDeploymentInfo</w:t>
-      </w:r>
-      <w:r>
-        <w:t xml:space="preserve">; </w:t>
-      </w:r>
-      <w:r>
-        <w:rPr>
-          <w:b/>
-        </w:rPr>
-        <w:t>Backup App</w:t>
-      </w:r>
-      <w:r>
-        <w:t xml:space="preserve"> also needs </w:t>
-      </w:r>
-      <w:r>
-        <w:rPr>
-          <w:rFonts w:ascii="Consolas" w:hAnsi="Consolas"/>
-          <w:sz w:val="19"/>
-        </w:rPr>
-        <w:t>TriggerBackup</w:t>
-      </w:r>
-      <w:r>
-        <w:t xml:space="preserve">) shows the environment name (the installer's </w:t>
-      </w:r>
-      <w:r>
-        <w:rPr>
-          <w:rFonts w:ascii="Consolas" w:hAnsi="Consolas"/>
-          <w:sz w:val="19"/>
-        </w:rPr>
-        <w:t>-Environment</w:t>
-      </w:r>
-      <w:r>
-        <w:t xml:space="preserve"> answer), the version and build time, the health checks, SQL Server's last backup times and recent BlueTrack backups.</w:t>
-      </w:r>
-    </w:p>
-    <w:p>
-      <w:r>
-        <w:rPr>
-          <w:b/>
-        </w:rPr>
-        <w:t>Version.</w:t>
-      </w:r>
-      <w:r>
-        <w:t xml:space="preserve"> The Deployment page and </w:t>
-      </w:r>
-      <w:r>
-        <w:rPr>
-          <w:b/>
-        </w:rPr>
-        <w:t>About</w:t>
-      </w:r>
-      <w:r>
-        <w:t xml:space="preserve"> (in the menu with your name) show the same version. A release shows its number, for example </w:t>
-      </w:r>
-      <w:r>
-        <w:rPr>
-          <w:rFonts w:ascii="Consolas" w:hAnsi="Consolas"/>
-          <w:sz w:val="19"/>
-        </w:rPr>
-        <w:t>1.1.0</w:t>
-      </w:r>
-      <w:r>
-        <w:t xml:space="preserve">. A build made between releases shows the release it follows, how many changes came after it and which one, for example </w:t>
-      </w:r>
-      <w:r>
-        <w:rPr>
-          <w:rFonts w:ascii="Consolas" w:hAnsi="Consolas"/>
-          <w:sz w:val="19"/>
-        </w:rPr>
-        <w:t>1.1.0-dev.12+abc1234</w:t>
-      </w:r>
-      <w:r>
-        <w:t xml:space="preserve">, ending </w:t>
-      </w:r>
-      <w:r>
-        <w:rPr>
-          <w:rFonts w:ascii="Consolas" w:hAnsi="Consolas"/>
-          <w:sz w:val="19"/>
-        </w:rPr>
-        <w:t>.dirty</w:t>
-      </w:r>
-      <w:r>
-        <w:t xml:space="preserve"> if it was built with uncommitted changes. A copy downloaded by </w:t>
-      </w:r>
-      <w:r>
-        <w:rPr>
-          <w:rFonts w:ascii="Consolas" w:hAnsi="Consolas"/>
-          <w:sz w:val="19"/>
-        </w:rPr>
-        <w:t>Update-BlueTrack.ps1</w:t>
-      </w:r>
-      <w:r>
-        <w:t xml:space="preserve"> shows the plain version number.</w:t>
-      </w:r>
-    </w:p>
-    <w:tbl>
-      <w:tblPr>
-        <w:tblStyle w:val="TableGrid"/>
-        <w:tblW w:type="auto" w:w="0"/>
-        <w:tblLook w:firstColumn="1" w:firstRow="1" w:lastColumn="0" w:lastRow="0" w:noHBand="0" w:noVBand="1" w:val="04A0"/>
-      </w:tblPr>
-      <w:tblGrid>
-        <w:gridCol w:w="2160"/>
-        <w:gridCol w:w="2160"/>
-        <w:gridCol w:w="2160"/>
-        <w:gridCol w:w="2160"/>
-      </w:tblGrid>
-      <w:tr>
-        <w:tc>
-          <w:tcPr>
-            <w:tcW w:type="dxa" w:w="2160"/>
-          </w:tcPr>
-          <w:p>
-            <w:r>
-              <w:rPr>
-                <w:b/>
-              </w:rPr>
-              <w:t>Health check</w:t>
-            </w:r>
-          </w:p>
-        </w:tc>
-        <w:tc>
-          <w:tcPr>
-            <w:tcW w:type="dxa" w:w="2160"/>
-          </w:tcPr>
-          <w:p>
-            <w:r>
-              <w:rPr>
-                <w:b/>
-              </w:rPr>
-              <w:t>Healthy means</w:t>
-            </w:r>
-          </w:p>
-        </w:tc>
-        <w:tc>
-          <w:tcPr>
-            <w:tcW w:type="dxa" w:w="2160"/>
-          </w:tcPr>
-          <w:p>
-            <w:r>
-              <w:rPr>
-                <w:b/>
-              </w:rPr>
-              <w:t>A problem means</w:t>
-            </w:r>
-          </w:p>
-        </w:tc>
-        <w:tc>
-          <w:tcPr>
-            <w:tcW w:type="dxa" w:w="2160"/>
-          </w:tcPr>
-          <w:p>
-            <w:r>
-              <w:rPr>
-                <w:b/>
-              </w:rPr>
-              <w:t>What to do</w:t>
-            </w:r>
-          </w:p>
-        </w:tc>
-      </w:tr>
-      <w:tr>
-        <w:tc>
-          <w:tcPr>
-            <w:tcW w:type="dxa" w:w="2160"/>
-          </w:tcPr>
-          <w:p>
-            <w:r>
-              <w:t>SQL Server</w:t>
-            </w:r>
-          </w:p>
-        </w:tc>
-        <w:tc>
-          <w:tcPr>
-            <w:tcW w:type="dxa" w:w="2160"/>
-          </w:tcPr>
-          <w:p>
-            <w:r>
-              <w:t>BlueTrack connected to its database.</w:t>
-            </w:r>
-          </w:p>
-        </w:tc>
-        <w:tc>
-          <w:tcPr>
-            <w:tcW w:type="dxa" w:w="2160"/>
-          </w:tcPr>
-          <w:p>
-            <w:r>
-              <w:t>Unhealthy: the connection failed.</w:t>
-            </w:r>
-          </w:p>
-        </w:tc>
-        <w:tc>
-          <w:tcPr>
-            <w:tcW w:type="dxa" w:w="2160"/>
-          </w:tcPr>
-          <w:p>
-            <w:r>
-              <w:t>Check SQL Server is running and the App Pool's account has its login.</w:t>
-            </w:r>
-          </w:p>
-        </w:tc>
-      </w:tr>
-      <w:tr>
-        <w:tc>
-          <w:tcPr>
-            <w:tcW w:type="dxa" w:w="2160"/>
-          </w:tcPr>
-          <w:p>
-            <w:r>
-              <w:t>Secrets Store</w:t>
-            </w:r>
-          </w:p>
-        </w:tc>
-        <w:tc>
-          <w:tcPr>
-            <w:tcW w:type="dxa" w:w="2160"/>
-          </w:tcPr>
-          <w:p>
-            <w:r>
-              <w:t>The active backend has an implementation in this build.</w:t>
-            </w:r>
-          </w:p>
-        </w:tc>
-        <w:tc>
-          <w:tcPr>
-            <w:tcW w:type="dxa" w:w="2160"/>
-          </w:tcPr>
-          <w:p>
-            <w:r>
-              <w:t>Unhealthy: no implementation, for example CyberArkCP without the SDK.</w:t>
-            </w:r>
-          </w:p>
-        </w:tc>
-        <w:tc>
-          <w:tcPr>
-            <w:tcW w:type="dxa" w:w="2160"/>
-          </w:tcPr>
-          <w:p>
-            <w:r>
-              <w:t xml:space="preserve">Make another backend active. This check doesn't fetch a secret; use </w:t>
-            </w:r>
-            <w:r>
-              <w:rPr>
-                <w:b/>
-              </w:rPr>
-              <w:t>Test Connection</w:t>
-            </w:r>
-            <w:r>
-              <w:t xml:space="preserve"> for that.</w:t>
-            </w:r>
-          </w:p>
-        </w:tc>
-      </w:tr>
-      <w:tr>
-        <w:tc>
-          <w:tcPr>
-            <w:tcW w:type="dxa" w:w="2160"/>
-          </w:tcPr>
-          <w:p>
-            <w:r>
-              <w:t>Identity Providers</w:t>
-            </w:r>
-          </w:p>
-        </w:tc>
-        <w:tc>
-          <w:tcPr>
-            <w:tcW w:type="dxa" w:w="2160"/>
-          </w:tcPr>
-          <w:p>
-            <w:r>
-              <w:t>At least one provider is enabled, and enabled OIDC and SAML rows have their required fields.</w:t>
-            </w:r>
-          </w:p>
-        </w:tc>
-        <w:tc>
-          <w:tcPr>
-            <w:tcW w:type="dxa" w:w="2160"/>
-          </w:tcPr>
-          <w:p>
-            <w:r>
-              <w:t>Unhealthy: nothing is enabled. Degraded: OIDC lacks Authority or Client ID; SAML lacks SP Entity ID, IdP Entity ID or sign-on destination; or the SAML SP certificate isn't installed or the App Pool's account can't use its private key.</w:t>
-            </w:r>
-          </w:p>
-        </w:tc>
-        <w:tc>
-          <w:tcPr>
-            <w:tcW w:type="dxa" w:w="2160"/>
-          </w:tcPr>
-          <w:p>
-            <w:r>
-              <w:t xml:space="preserve">Fill in the fields or disable the provider; for the SP key, see </w:t>
-            </w:r>
-            <w:r>
-              <w:rPr>
-                <w:rFonts w:ascii="Consolas" w:hAnsi="Consolas"/>
-                <w:sz w:val="19"/>
-              </w:rPr>
-              <w:t>Admin_Installation.md</w:t>
-            </w:r>
-            <w:r>
-              <w:t>, "SAML signing certificate". The check doesn't test a real sign-in or an OIDC secret: always test one by hand.</w:t>
-            </w:r>
-          </w:p>
-        </w:tc>
-      </w:tr>
-      <w:tr>
-        <w:tc>
-          <w:tcPr>
-            <w:tcW w:type="dxa" w:w="2160"/>
-          </w:tcPr>
-          <w:p>
-            <w:r>
-              <w:t>Backup Folder</w:t>
-            </w:r>
-          </w:p>
-        </w:tc>
-        <w:tc>
-          <w:tcPr>
-            <w:tcW w:type="dxa" w:w="2160"/>
-          </w:tcPr>
-          <w:p>
-            <w:r>
-              <w:t>No folder is set, the folder can't be seen from this server, or only specific accounts can read it.</w:t>
-            </w:r>
-          </w:p>
-        </w:tc>
-        <w:tc>
-          <w:tcPr>
-            <w:tcW w:type="dxa" w:w="2160"/>
-          </w:tcPr>
-          <w:p>
-            <w:r>
-              <w:t>Degraded: a broad group can read the folder, or the App Pool's account can't read its permissions.</w:t>
-            </w:r>
-          </w:p>
-        </w:tc>
-        <w:tc>
-          <w:tcPr>
-            <w:tcW w:type="dxa" w:w="2160"/>
-          </w:tcPr>
-          <w:p>
-            <w:r>
-              <w:t>The next backup removes broad access, or is refused if it can't. Fix the permissions so backups aren't refused.</w:t>
-            </w:r>
-          </w:p>
-        </w:tc>
-      </w:tr>
-      <w:tr>
-        <w:tc>
-          <w:tcPr>
-            <w:tcW w:type="dxa" w:w="2160"/>
-          </w:tcPr>
-          <w:p>
-            <w:r>
-              <w:t>SIEM Forwarding</w:t>
-            </w:r>
-          </w:p>
-        </w:tc>
-        <w:tc>
-          <w:tcPr>
-            <w:tcW w:type="dxa" w:w="2160"/>
-          </w:tcPr>
-          <w:p>
-            <w:r>
-              <w:t>Forwarding is off, or on and keeping up.</w:t>
-            </w:r>
-          </w:p>
-        </w:tc>
-        <w:tc>
-          <w:tcPr>
-            <w:tcW w:type="dxa" w:w="2160"/>
-          </w:tcPr>
-          <w:p>
-            <w:r>
-              <w:t>Degraded: the last send to the collector failed, or the oldest event waiting to be sent is more than 15 minutes old.</w:t>
-            </w:r>
-          </w:p>
-        </w:tc>
-        <w:tc>
-          <w:tcPr>
-            <w:tcW w:type="dxa" w:w="2160"/>
-          </w:tcPr>
-          <w:p>
-            <w:r>
-              <w:t xml:space="preserve">Check the error on </w:t>
-            </w:r>
-            <w:r>
-              <w:rPr>
-                <w:b/>
-              </w:rPr>
-              <w:t>Admin &gt; SIEM Forwarding</w:t>
-            </w:r>
-            <w:r>
-              <w:t xml:space="preserve"> and use </w:t>
-            </w:r>
-            <w:r>
-              <w:rPr>
-                <w:b/>
-              </w:rPr>
-              <w:t>Send Test Event</w:t>
-            </w:r>
-            <w:r>
-              <w:t>; check the collector is running and the firewall allows the server out to it. Waiting events are sent once it's reachable.</w:t>
-            </w:r>
-          </w:p>
-        </w:tc>
-      </w:tr>
-    </w:tbl>
-    <w:p/>
-    <w:p>
-      <w:r>
-        <w:rPr>
-          <w:b/>
-        </w:rPr>
-        <w:t>Backup App</w:t>
-      </w:r>
-      <w:r>
-        <w:t xml:space="preserve"> writes an immediate full backup to the Backup Folder; it is never deleted automatically. Recommended: run it before any configuration change you might want to undo, and copy important backups off the server.</w:t>
-      </w:r>
-    </w:p>
-    <w:p>
-      <w:pPr>
-        <w:pStyle w:val="Heading1"/>
-      </w:pPr>
-      <w:r>
-        <w:t>5. Installer and server settings</w:t>
-      </w:r>
-    </w:p>
-    <w:p>
-      <w:r>
-        <w:t xml:space="preserve">These are chosen when running </w:t>
-      </w:r>
-      <w:r>
-        <w:rPr>
-          <w:rFonts w:ascii="Consolas" w:hAnsi="Consolas"/>
-          <w:sz w:val="19"/>
-        </w:rPr>
-        <w:t>Deploy\Install-BlueTrack.ps1</w:t>
-      </w:r>
-      <w:r>
-        <w:t>. Each can be a parameter, a value in an answer file (</w:t>
-      </w:r>
-      <w:r>
-        <w:rPr>
-          <w:rFonts w:ascii="Consolas" w:hAnsi="Consolas"/>
-          <w:sz w:val="19"/>
-        </w:rPr>
-        <w:t>-ConfigFile</w:t>
-      </w:r>
-      <w:r>
-        <w:t xml:space="preserve">, see </w:t>
-      </w:r>
-      <w:r>
-        <w:rPr>
-          <w:rFonts w:ascii="Consolas" w:hAnsi="Consolas"/>
-          <w:sz w:val="19"/>
-        </w:rPr>
-        <w:t>Deploy\answers.sample.json</w:t>
-      </w:r>
-      <w:r>
-        <w:t>), or answered at a prompt. Never put a password in an answer file; the SQL credential is always prompted.</w:t>
-      </w:r>
-    </w:p>
-    <w:p>
-      <w:pPr>
-        <w:pStyle w:val="Heading2"/>
-      </w:pPr>
-      <w:r>
-        <w:t>Environment and database</w:t>
+        <w:t>ManageProgressRules</w:t>
+      </w:r>
+      <w:r>
+        <w:t xml:space="preserve"> (Admin role). Changes are in the Audit Log (ProgressRuleChanged, BlueprintStageChanged).</w:t>
       </w:r>
     </w:p>
     <w:tbl>
@@ -11964,51 +11148,325 @@
           </w:tcPr>
           <w:p>
             <w:r>
+              <w:t>Blueprint Stages: name and order</w:t>
+            </w:r>
+          </w:p>
+        </w:tc>
+        <w:tc>
+          <w:tcPr>
+            <w:tcW w:type="dxa" w:w="1728"/>
+          </w:tcPr>
+          <w:p>
+            <w:r>
+              <w:t xml:space="preserve">The stages accounts go through; </w:t>
+            </w:r>
+            <w:r>
+              <w:rPr>
+                <w:b/>
+              </w:rPr>
+              <w:t>Move up</w:t>
+            </w:r>
+            <w:r>
+              <w:t xml:space="preserve"> / </w:t>
+            </w:r>
+            <w:r>
+              <w:rPr>
+                <w:b/>
+              </w:rPr>
+              <w:t>Move down</w:t>
+            </w:r>
+            <w:r>
+              <w:t xml:space="preserve"> reorder them.</w:t>
+            </w:r>
+          </w:p>
+        </w:tc>
+        <w:tc>
+          <w:tcPr>
+            <w:tcW w:type="dxa" w:w="1728"/>
+          </w:tcPr>
+          <w:p>
+            <w:r>
+              <w:t>Discovered, Assessed / Prioritized, Onboarded to Vault, Managed / Rotation Enabled, Verified / Compliant</w:t>
+            </w:r>
+          </w:p>
+        </w:tc>
+        <w:tc>
+          <w:tcPr>
+            <w:tcW w:type="dxa" w:w="1728"/>
+          </w:tcPr>
+          <w:p>
+            <w:r>
+              <w:t>Your program's own stages</w:t>
+            </w:r>
+          </w:p>
+        </w:tc>
+        <w:tc>
+          <w:tcPr>
+            <w:tcW w:type="dxa" w:w="1728"/>
+          </w:tcPr>
+          <w:p>
+            <w:r>
+              <w:t>Reports, Trends and the account form use them.</w:t>
+            </w:r>
+          </w:p>
+        </w:tc>
+      </w:tr>
+      <w:tr>
+        <w:tc>
+          <w:tcPr>
+            <w:tcW w:type="dxa" w:w="1728"/>
+          </w:tcPr>
+          <w:p>
+            <w:r>
+              <w:t>Start</w:t>
+            </w:r>
+          </w:p>
+        </w:tc>
+        <w:tc>
+          <w:tcPr>
+            <w:tcW w:type="dxa" w:w="1728"/>
+          </w:tcPr>
+          <w:p>
+            <w:r>
+              <w:t>Where new accounts start. Exactly one stage.</w:t>
+            </w:r>
+          </w:p>
+        </w:tc>
+        <w:tc>
+          <w:tcPr>
+            <w:tcW w:type="dxa" w:w="1728"/>
+          </w:tcPr>
+          <w:p>
+            <w:r>
+              <w:t>Discovered</w:t>
+            </w:r>
+          </w:p>
+        </w:tc>
+        <w:tc>
+          <w:tcPr>
+            <w:tcW w:type="dxa" w:w="1728"/>
+          </w:tcPr>
+          <w:p>
+            <w:r>
+              <w:t>The first stage</w:t>
+            </w:r>
+          </w:p>
+        </w:tc>
+        <w:tc>
+          <w:tcPr>
+            <w:tcW w:type="dxa" w:w="1728"/>
+          </w:tcPr>
+          <w:p>
+            <w:r>
+              <w:t>Every import adds new accounts there.</w:t>
+            </w:r>
+          </w:p>
+        </w:tc>
+      </w:tr>
+      <w:tr>
+        <w:tc>
+          <w:tcPr>
+            <w:tcW w:type="dxa" w:w="1728"/>
+          </w:tcPr>
+          <w:p>
+            <w:r>
+              <w:t>KPI milestone</w:t>
+            </w:r>
+          </w:p>
+        </w:tc>
+        <w:tc>
+          <w:tcPr>
+            <w:tcW w:type="dxa" w:w="1728"/>
+          </w:tcPr>
+          <w:p>
+            <w:r>
+              <w:t>Which stage the Onboarded, Managed and Compliant KPIs count from (that stage or later); they must stay in that order.</w:t>
+            </w:r>
+          </w:p>
+        </w:tc>
+        <w:tc>
+          <w:tcPr>
+            <w:tcW w:type="dxa" w:w="1728"/>
+          </w:tcPr>
+          <w:p>
+            <w:r>
+              <w:t>Onboarded to Vault, Managed / Rotation Enabled, Verified / Compliant</w:t>
+            </w:r>
+          </w:p>
+        </w:tc>
+        <w:tc>
+          <w:tcPr>
+            <w:tcW w:type="dxa" w:w="1728"/>
+          </w:tcPr>
+          <w:p>
+            <w:r>
+              <w:t>Keep them on the matching stages</w:t>
+            </w:r>
+          </w:p>
+        </w:tc>
+        <w:tc>
+          <w:tcPr>
+            <w:tcW w:type="dxa" w:w="1728"/>
+          </w:tcPr>
+          <w:p>
+            <w:r>
+              <w:t>The KPI Summary, Dashboard and Weekly Summary follow them.</w:t>
+            </w:r>
+          </w:p>
+        </w:tc>
+      </w:tr>
+      <w:tr>
+        <w:tc>
+          <w:tcPr>
+            <w:tcW w:type="dxa" w:w="1728"/>
+          </w:tcPr>
+          <w:p>
+            <w:r>
+              <w:t>Delete</w:t>
+            </w:r>
+          </w:p>
+        </w:tc>
+        <w:tc>
+          <w:tcPr>
+            <w:tcW w:type="dxa" w:w="1728"/>
+          </w:tcPr>
+          <w:p>
+            <w:r>
+              <w:t>Only a stage no account, rule or history uses, and that isn't the start stage or a milestone.</w:t>
+            </w:r>
+          </w:p>
+        </w:tc>
+        <w:tc>
+          <w:tcPr>
+            <w:tcW w:type="dxa" w:w="1728"/>
+          </w:tcPr>
+          <w:p/>
+        </w:tc>
+        <w:tc>
+          <w:tcPr>
+            <w:tcW w:type="dxa" w:w="1728"/>
+          </w:tcPr>
+          <w:p>
+            <w:r>
+              <w:t>Rename instead once accounts have used a stage</w:t>
+            </w:r>
+          </w:p>
+        </w:tc>
+        <w:tc>
+          <w:tcPr>
+            <w:tcW w:type="dxa" w:w="1728"/>
+          </w:tcPr>
+          <w:p>
+            <w:r>
+              <w:t>History keeps its stage.</w:t>
+            </w:r>
+          </w:p>
+        </w:tc>
+      </w:tr>
+      <w:tr>
+        <w:tc>
+          <w:tcPr>
+            <w:tcW w:type="dxa" w:w="1728"/>
+          </w:tcPr>
+          <w:p>
+            <w:r>
+              <w:t>Progress Rule: From, To</w:t>
+            </w:r>
+          </w:p>
+        </w:tc>
+        <w:tc>
+          <w:tcPr>
+            <w:tcW w:type="dxa" w:w="1728"/>
+          </w:tcPr>
+          <w:p>
+            <w:r>
+              <w:t>Accounts at From move to To (a later stage; the next one by default).</w:t>
+            </w:r>
+          </w:p>
+        </w:tc>
+        <w:tc>
+          <w:tcPr>
+            <w:tcW w:type="dxa" w:w="1728"/>
+          </w:tcPr>
+          <w:p/>
+        </w:tc>
+        <w:tc>
+          <w:tcPr>
+            <w:tcW w:type="dxa" w:w="1728"/>
+          </w:tcPr>
+          <w:p/>
+        </w:tc>
+        <w:tc>
+          <w:tcPr>
+            <w:tcW w:type="dxa" w:w="1728"/>
+          </w:tcPr>
+          <w:p/>
+        </w:tc>
+      </w:tr>
+      <w:tr>
+        <w:tc>
+          <w:tcPr>
+            <w:tcW w:type="dxa" w:w="1728"/>
+          </w:tcPr>
+          <w:p>
+            <w:r>
+              <w:t>Progress Rule: conditions</w:t>
+            </w:r>
+          </w:p>
+        </w:tc>
+        <w:tc>
+          <w:tcPr>
+            <w:tcW w:type="dxa" w:w="1728"/>
+          </w:tcPr>
+          <w:p>
+            <w:r>
+              <w:t>All must match. Yes/No fields (Managed by the CPM; Platform requires PSM, Self-Hosted only): is Yes or No, is empty. Text fields: is, is not, contains, does not contain, starts with, is one of, is none of, is empty, is not empty (case doesn't matter; "not" also matches empty). Date fields: within the last N days, more than N days ago.</w:t>
+            </w:r>
+          </w:p>
+        </w:tc>
+        <w:tc>
+          <w:tcPr>
+            <w:tcW w:type="dxa" w:w="1728"/>
+          </w:tcPr>
+          <w:p>
+            <w:r>
+              <w:t xml:space="preserve">The seeded rule: Source is one of PRIVCLOUD, SELFHOSTED; Safe name doesn't contain </w:t>
+            </w:r>
+            <w:r>
               <w:rPr>
                 <w:rFonts w:ascii="Consolas" w:hAnsi="Consolas"/>
                 <w:sz w:val="19"/>
               </w:rPr>
-              <w:t>-Environment</w:t>
-            </w:r>
-          </w:p>
-        </w:tc>
-        <w:tc>
-          <w:tcPr>
-            <w:tcW w:type="dxa" w:w="1728"/>
-          </w:tcPr>
-          <w:p>
-            <w:r>
-              <w:t>Development, Test, Staging or Production. A label: it names the default install folders and is shown on the Deployment page, and a Production install is never offered test data. It doesn't change how BlueTrack runs: on IIS it always runs as Production, with development-only sign-in off.</w:t>
-            </w:r>
-          </w:p>
-        </w:tc>
-        <w:tc>
-          <w:tcPr>
-            <w:tcW w:type="dxa" w:w="1728"/>
-          </w:tcPr>
-          <w:p>
-            <w:r>
-              <w:t>Prompted</w:t>
-            </w:r>
-          </w:p>
-        </w:tc>
-        <w:tc>
-          <w:tcPr>
-            <w:tcW w:type="dxa" w:w="1728"/>
-          </w:tcPr>
-          <w:p>
-            <w:r>
-              <w:t>Production for live use; Test or Staging for others</w:t>
-            </w:r>
-          </w:p>
-        </w:tc>
-        <w:tc>
-          <w:tcPr>
-            <w:tcW w:type="dxa" w:w="1728"/>
-          </w:tcPr>
-          <w:p>
-            <w:r>
-              <w:t>The label tells people which environment they're looking at.</w:t>
+              <w:t>_Pending</w:t>
+            </w:r>
+          </w:p>
+        </w:tc>
+        <w:tc>
+          <w:tcPr>
+            <w:tcW w:type="dxa" w:w="1728"/>
+          </w:tcPr>
+          <w:p>
+            <w:r>
+              <w:t xml:space="preserve">Use </w:t>
+            </w:r>
+            <w:r>
+              <w:rPr>
+                <w:b/>
+              </w:rPr>
+              <w:t>Test</w:t>
+            </w:r>
+            <w:r>
+              <w:t xml:space="preserve"> before saving</w:t>
+            </w:r>
+          </w:p>
+        </w:tc>
+        <w:tc>
+          <w:tcPr>
+            <w:tcW w:type="dxa" w:w="1728"/>
+          </w:tcPr>
+          <w:p>
+            <w:r>
+              <w:t>Test shows how many accounts at the From stage the rule would move tonight.</w:t>
             </w:r>
           </w:p>
         </w:tc>
@@ -12020,477 +11478,43 @@
           </w:tcPr>
           <w:p>
             <w:r>
-              <w:rPr>
-                <w:rFonts w:ascii="Consolas" w:hAnsi="Consolas"/>
-                <w:sz w:val="19"/>
-              </w:rPr>
-              <w:t>-SqlServerInstance</w:t>
-            </w:r>
-          </w:p>
-        </w:tc>
-        <w:tc>
-          <w:tcPr>
-            <w:tcW w:type="dxa" w:w="1728"/>
-          </w:tcPr>
-          <w:p>
-            <w:r>
-              <w:t>The SQL Server instance.</w:t>
-            </w:r>
-          </w:p>
-        </w:tc>
-        <w:tc>
-          <w:tcPr>
-            <w:tcW w:type="dxa" w:w="1728"/>
-          </w:tcPr>
-          <w:p>
-            <w:r>
-              <w:t>Prompted</w:t>
-            </w:r>
-          </w:p>
-        </w:tc>
-        <w:tc>
-          <w:tcPr>
-            <w:tcW w:type="dxa" w:w="1728"/>
-          </w:tcPr>
-          <w:p>
-            <w:r>
-              <w:t>The local instance on the BlueTrack server</w:t>
-            </w:r>
-          </w:p>
-        </w:tc>
-        <w:tc>
-          <w:tcPr>
-            <w:tcW w:type="dxa" w:w="1728"/>
-          </w:tcPr>
-          <w:p>
-            <w:r>
-              <w:t>BlueTrack is designed for a single server.</w:t>
-            </w:r>
-          </w:p>
-        </w:tc>
-      </w:tr>
-      <w:tr>
-        <w:tc>
-          <w:tcPr>
-            <w:tcW w:type="dxa" w:w="1728"/>
-          </w:tcPr>
-          <w:p>
-            <w:r>
-              <w:rPr>
-                <w:rFonts w:ascii="Consolas" w:hAnsi="Consolas"/>
-                <w:sz w:val="19"/>
-              </w:rPr>
-              <w:t>-DatabaseName</w:t>
-            </w:r>
-          </w:p>
-        </w:tc>
-        <w:tc>
-          <w:tcPr>
-            <w:tcW w:type="dxa" w:w="1728"/>
-          </w:tcPr>
-          <w:p>
-            <w:r>
-              <w:t>The database name.</w:t>
-            </w:r>
-          </w:p>
-        </w:tc>
-        <w:tc>
-          <w:tcPr>
-            <w:tcW w:type="dxa" w:w="1728"/>
-          </w:tcPr>
-          <w:p>
-            <w:r>
-              <w:rPr>
-                <w:rFonts w:ascii="Consolas" w:hAnsi="Consolas"/>
-                <w:sz w:val="19"/>
-              </w:rPr>
-              <w:t>BlueTrack</w:t>
-            </w:r>
-          </w:p>
-        </w:tc>
-        <w:tc>
-          <w:tcPr>
-            <w:tcW w:type="dxa" w:w="1728"/>
-          </w:tcPr>
-          <w:p>
-            <w:r>
-              <w:rPr>
-                <w:rFonts w:ascii="Consolas" w:hAnsi="Consolas"/>
-                <w:sz w:val="19"/>
-              </w:rPr>
-              <w:t>BlueTrack</w:t>
-            </w:r>
-          </w:p>
-        </w:tc>
-        <w:tc>
-          <w:tcPr>
-            <w:tcW w:type="dxa" w:w="1728"/>
-          </w:tcPr>
-          <w:p>
-            <w:r>
-              <w:t>Scripts and jobs name the database; keep the default unless you host several environments on one instance.</w:t>
-            </w:r>
-          </w:p>
-        </w:tc>
-      </w:tr>
-      <w:tr>
-        <w:tc>
-          <w:tcPr>
-            <w:tcW w:type="dxa" w:w="1728"/>
-          </w:tcPr>
-          <w:p>
-            <w:r>
-              <w:rPr>
-                <w:rFonts w:ascii="Consolas" w:hAnsi="Consolas"/>
-                <w:sz w:val="19"/>
-              </w:rPr>
-              <w:t>-UseWindowsAuth</w:t>
-            </w:r>
-          </w:p>
-        </w:tc>
-        <w:tc>
-          <w:tcPr>
-            <w:tcW w:type="dxa" w:w="1728"/>
-          </w:tcPr>
-          <w:p>
-            <w:r>
-              <w:t>Connect to SQL Server with Windows authentication.</w:t>
-            </w:r>
-          </w:p>
-        </w:tc>
-        <w:tc>
-          <w:tcPr>
-            <w:tcW w:type="dxa" w:w="1728"/>
-          </w:tcPr>
-          <w:p>
-            <w:r>
-              <w:rPr>
-                <w:rFonts w:ascii="Consolas" w:hAnsi="Consolas"/>
-                <w:sz w:val="19"/>
-              </w:rPr>
-              <w:t>$true</w:t>
-            </w:r>
-          </w:p>
-        </w:tc>
-        <w:tc>
-          <w:tcPr>
-            <w:tcW w:type="dxa" w:w="1728"/>
-          </w:tcPr>
-          <w:p>
-            <w:r>
-              <w:rPr>
-                <w:rFonts w:ascii="Consolas" w:hAnsi="Consolas"/>
-                <w:sz w:val="19"/>
-              </w:rPr>
-              <w:t>$true</w:t>
-            </w:r>
-          </w:p>
-        </w:tc>
-        <w:tc>
-          <w:tcPr>
-            <w:tcW w:type="dxa" w:w="1728"/>
-          </w:tcPr>
-          <w:p>
-            <w:r>
-              <w:t>No password is stored. With SQL authentication the password sits in the settings file.</w:t>
-            </w:r>
-          </w:p>
-        </w:tc>
-      </w:tr>
-      <w:tr>
-        <w:tc>
-          <w:tcPr>
-            <w:tcW w:type="dxa" w:w="1728"/>
-          </w:tcPr>
-          <w:p>
-            <w:r>
-              <w:rPr>
-                <w:rFonts w:ascii="Consolas" w:hAnsi="Consolas"/>
-                <w:sz w:val="19"/>
-              </w:rPr>
-              <w:t>-SqlCredential</w:t>
-            </w:r>
-          </w:p>
-        </w:tc>
-        <w:tc>
-          <w:tcPr>
-            <w:tcW w:type="dxa" w:w="1728"/>
-          </w:tcPr>
-          <w:p>
-            <w:r>
-              <w:t>A SQL login, only when Windows authentication is off.</w:t>
-            </w:r>
-          </w:p>
-        </w:tc>
-        <w:tc>
-          <w:tcPr>
-            <w:tcW w:type="dxa" w:w="1728"/>
-          </w:tcPr>
-          <w:p>
-            <w:r>
-              <w:t>Prompted</w:t>
-            </w:r>
-          </w:p>
-        </w:tc>
-        <w:tc>
-          <w:tcPr>
-            <w:tcW w:type="dxa" w:w="1728"/>
-          </w:tcPr>
-          <w:p>
-            <w:r>
-              <w:t>Not used</w:t>
-            </w:r>
-          </w:p>
-        </w:tc>
-        <w:tc>
-          <w:tcPr>
-            <w:tcW w:type="dxa" w:w="1728"/>
-          </w:tcPr>
-          <w:p>
-            <w:r>
-              <w:t>See above.</w:t>
-            </w:r>
-          </w:p>
-        </w:tc>
-      </w:tr>
-      <w:tr>
-        <w:tc>
-          <w:tcPr>
-            <w:tcW w:type="dxa" w:w="1728"/>
-          </w:tcPr>
-          <w:p>
-            <w:r>
-              <w:rPr>
-                <w:rFonts w:ascii="Consolas" w:hAnsi="Consolas"/>
-                <w:sz w:val="19"/>
-              </w:rPr>
-              <w:t>-TrustServerCertificate</w:t>
-            </w:r>
-          </w:p>
-        </w:tc>
-        <w:tc>
-          <w:tcPr>
-            <w:tcW w:type="dxa" w:w="1728"/>
-          </w:tcPr>
-          <w:p>
-            <w:r>
-              <w:t>Skip checking SQL Server's TLS certificate.</w:t>
-            </w:r>
-          </w:p>
-        </w:tc>
-        <w:tc>
-          <w:tcPr>
-            <w:tcW w:type="dxa" w:w="1728"/>
-          </w:tcPr>
-          <w:p>
-            <w:r>
-              <w:t>Unset: trusted only when SQL Server is on this machine</w:t>
-            </w:r>
-          </w:p>
-        </w:tc>
-        <w:tc>
-          <w:tcPr>
-            <w:tcW w:type="dxa" w:w="1728"/>
-          </w:tcPr>
-          <w:p>
-            <w:r>
-              <w:t>Leave unset</w:t>
-            </w:r>
-          </w:p>
-        </w:tc>
-        <w:tc>
-          <w:tcPr>
-            <w:tcW w:type="dxa" w:w="1728"/>
-          </w:tcPr>
-          <w:p>
-            <w:r>
-              <w:t>A remote SQL Server's certificate is then checked, protecting the connection.</w:t>
-            </w:r>
-          </w:p>
-        </w:tc>
-      </w:tr>
-      <w:tr>
-        <w:tc>
-          <w:tcPr>
-            <w:tcW w:type="dxa" w:w="1728"/>
-          </w:tcPr>
-          <w:p>
-            <w:r>
-              <w:rPr>
-                <w:rFonts w:ascii="Consolas" w:hAnsi="Consolas"/>
-                <w:sz w:val="19"/>
-              </w:rPr>
-              <w:t>-GrantAppPoolSqlAccess</w:t>
-            </w:r>
-          </w:p>
-        </w:tc>
-        <w:tc>
-          <w:tcPr>
-            <w:tcW w:type="dxa" w:w="1728"/>
-          </w:tcPr>
-          <w:p>
-            <w:r>
-              <w:t xml:space="preserve">Give the App Pool's account a SQL login and only the rights BlueTrack needs (not </w:t>
-            </w:r>
-            <w:r>
-              <w:rPr>
-                <w:rFonts w:ascii="Consolas" w:hAnsi="Consolas"/>
-                <w:sz w:val="19"/>
-              </w:rPr>
-              <w:t>db_owner</w:t>
-            </w:r>
-            <w:r>
-              <w:t>).</w:t>
-            </w:r>
-          </w:p>
-        </w:tc>
-        <w:tc>
-          <w:tcPr>
-            <w:tcW w:type="dxa" w:w="1728"/>
-          </w:tcPr>
-          <w:p>
-            <w:r>
-              <w:t>Prompted</w:t>
-            </w:r>
-          </w:p>
-        </w:tc>
-        <w:tc>
-          <w:tcPr>
-            <w:tcW w:type="dxa" w:w="1728"/>
-          </w:tcPr>
-          <w:p>
-            <w:r>
-              <w:rPr>
-                <w:rFonts w:ascii="Consolas" w:hAnsi="Consolas"/>
-                <w:sz w:val="19"/>
-              </w:rPr>
-              <w:t>$true</w:t>
-            </w:r>
-          </w:p>
-        </w:tc>
-        <w:tc>
-          <w:tcPr>
-            <w:tcW w:type="dxa" w:w="1728"/>
-          </w:tcPr>
-          <w:p>
-            <w:r>
-              <w:t>The site can't reach the database without it. The account can add audit entries but not change or delete them.</w:t>
-            </w:r>
-          </w:p>
-        </w:tc>
-      </w:tr>
-      <w:tr>
-        <w:tc>
-          <w:tcPr>
-            <w:tcW w:type="dxa" w:w="1728"/>
-          </w:tcPr>
-          <w:p>
-            <w:r>
-              <w:rPr>
-                <w:rFonts w:ascii="Consolas" w:hAnsi="Consolas"/>
-                <w:sz w:val="19"/>
-              </w:rPr>
-              <w:t>-AppPoolSqlLogin</w:t>
-            </w:r>
-          </w:p>
-        </w:tc>
-        <w:tc>
-          <w:tcPr>
-            <w:tcW w:type="dxa" w:w="1728"/>
-          </w:tcPr>
-          <w:p>
-            <w:r>
-              <w:t>Override the account that gets the login.</w:t>
-            </w:r>
-          </w:p>
-        </w:tc>
-        <w:tc>
-          <w:tcPr>
-            <w:tcW w:type="dxa" w:w="1728"/>
-          </w:tcPr>
-          <w:p>
-            <w:r>
-              <w:t>Worked out from the App Pool</w:t>
-            </w:r>
-          </w:p>
-        </w:tc>
-        <w:tc>
-          <w:tcPr>
-            <w:tcW w:type="dxa" w:w="1728"/>
-          </w:tcPr>
-          <w:p>
-            <w:r>
-              <w:t>Leave unset</w:t>
-            </w:r>
-          </w:p>
-        </w:tc>
-        <w:tc>
-          <w:tcPr>
-            <w:tcW w:type="dxa" w:w="1728"/>
-          </w:tcPr>
-          <w:p>
-            <w:r>
-              <w:t>Only needed on a server that isn't domain-joined, or similar.</w:t>
-            </w:r>
-          </w:p>
-        </w:tc>
-      </w:tr>
-      <w:tr>
-        <w:tc>
-          <w:tcPr>
-            <w:tcW w:type="dxa" w:w="1728"/>
-          </w:tcPr>
-          <w:p>
-            <w:r>
-              <w:rPr>
-                <w:rFonts w:ascii="Consolas" w:hAnsi="Consolas"/>
-                <w:sz w:val="19"/>
-              </w:rPr>
-              <w:t>-SeedTestData</w:t>
-            </w:r>
-          </w:p>
-        </w:tc>
-        <w:tc>
-          <w:tcPr>
-            <w:tcW w:type="dxa" w:w="1728"/>
-          </w:tcPr>
-          <w:p>
-            <w:r>
-              <w:t>Load test users and synthetic data.</w:t>
-            </w:r>
-          </w:p>
-        </w:tc>
-        <w:tc>
-          <w:tcPr>
-            <w:tcW w:type="dxa" w:w="1728"/>
-          </w:tcPr>
-          <w:p>
-            <w:r>
-              <w:t>Prompted (never asked for Production)</w:t>
-            </w:r>
-          </w:p>
-        </w:tc>
-        <w:tc>
-          <w:tcPr>
-            <w:tcW w:type="dxa" w:w="1728"/>
-          </w:tcPr>
-          <w:p>
-            <w:r>
-              <w:rPr>
-                <w:rFonts w:ascii="Consolas" w:hAnsi="Consolas"/>
-                <w:sz w:val="19"/>
-              </w:rPr>
-              <w:t>$false</w:t>
-            </w:r>
-          </w:p>
-        </w:tc>
-        <w:tc>
-          <w:tcPr>
-            <w:tcW w:type="dxa" w:w="1728"/>
-          </w:tcPr>
-          <w:p>
-            <w:r>
-              <w:t>Test data and test sign-ins don't belong in a live install.</w:t>
+              <w:t>Enabled</w:t>
+            </w:r>
+          </w:p>
+        </w:tc>
+        <w:tc>
+          <w:tcPr>
+            <w:tcW w:type="dxa" w:w="1728"/>
+          </w:tcPr>
+          <w:p>
+            <w:r>
+              <w:t>Whether the nightly load uses the rule.</w:t>
+            </w:r>
+          </w:p>
+        </w:tc>
+        <w:tc>
+          <w:tcPr>
+            <w:tcW w:type="dxa" w:w="1728"/>
+          </w:tcPr>
+          <w:p>
+            <w:r>
+              <w:t>On</w:t>
+            </w:r>
+          </w:p>
+        </w:tc>
+        <w:tc>
+          <w:tcPr>
+            <w:tcW w:type="dxa" w:w="1728"/>
+          </w:tcPr>
+          <w:p/>
+        </w:tc>
+        <w:tc>
+          <w:tcPr>
+            <w:tcW w:type="dxa" w:w="1728"/>
+          </w:tcPr>
+          <w:p>
+            <w:r>
+              <w:t>Turn a rule off to stop it without losing it.</w:t>
             </w:r>
           </w:p>
         </w:tc>
@@ -12502,7 +11526,600 @@
         <w:pStyle w:val="Heading2"/>
       </w:pPr>
       <w:r>
-        <w:t>Nightly import</w:t>
+        <w:t>Application ↔ Safe Mapping</w:t>
+      </w:r>
+    </w:p>
+    <w:p>
+      <w:r>
+        <w:rPr>
+          <w:b/>
+        </w:rPr>
+        <w:t>Admin &gt; Application ↔ Safe Mapping</w:t>
+      </w:r>
+      <w:r>
+        <w:t xml:space="preserve"> (permission </w:t>
+      </w:r>
+      <w:r>
+        <w:rPr>
+          <w:rFonts w:ascii="Consolas" w:hAnsi="Consolas"/>
+          <w:sz w:val="19"/>
+        </w:rPr>
+        <w:t>CurateApplicationMapping</w:t>
+      </w:r>
+      <w:r>
+        <w:t>) has no settings. It holds data: each application's code, name, description, owner and technical contact, and which application each safe belongs to. Keep it current, because the risk reports group accounts by application. An account can also be assigned to an application on its own edit form (</w:t>
+      </w:r>
+      <w:r>
+        <w:rPr>
+          <w:b/>
+        </w:rPr>
+        <w:t>Application</w:t>
+      </w:r>
+      <w:r>
+        <w:t xml:space="preserve">), in addition to its safe's; that is how an account with no safe, such as a pending account, belongs to one. When an account's own application and its safe's differ, both apply: an Active risk exception on either one covers the account, and Reports &gt; Trends' Application filter counts it under either. Many accounts can be given one with </w:t>
+      </w:r>
+      <w:r>
+        <w:rPr>
+          <w:b/>
+        </w:rPr>
+        <w:t>Bulk edit…</w:t>
+      </w:r>
+      <w:r>
+        <w:t xml:space="preserve"> on Accounts, or with the </w:t>
+      </w:r>
+      <w:r>
+        <w:rPr>
+          <w:b/>
+        </w:rPr>
+        <w:t>Account → Application Assignments</w:t>
+      </w:r>
+      <w:r>
+        <w:t xml:space="preserve"> CSV on this page's </w:t>
+      </w:r>
+      <w:r>
+        <w:rPr>
+          <w:b/>
+        </w:rPr>
+        <w:t>Bulk Actions</w:t>
+      </w:r>
+      <w:r>
+        <w:t xml:space="preserve"> (or a data feed of that type). Each Bulk Actions import has </w:t>
+      </w:r>
+      <w:r>
+        <w:rPr>
+          <w:b/>
+        </w:rPr>
+        <w:t>Check file</w:t>
+      </w:r>
+      <w:r>
+        <w:t>, which reports what the file would do and its row errors without changing anything.</w:t>
+      </w:r>
+    </w:p>
+    <w:p>
+      <w:r>
+        <w:t>The Applications table shows what uses each application (</w:t>
+      </w:r>
+      <w:r>
+        <w:rPr>
+          <w:b/>
+        </w:rPr>
+        <w:t>In use</w:t>
+      </w:r>
+      <w:r>
+        <w:t xml:space="preserve">: Safes, accounts, targets and exceptions). An application can be deleted only when nothing uses it. The Safes table has </w:t>
+      </w:r>
+      <w:r>
+        <w:rPr>
+          <w:b/>
+        </w:rPr>
+        <w:t>Find a Safe:</w:t>
+      </w:r>
+      <w:r>
+        <w:t xml:space="preserve"> and </w:t>
+      </w:r>
+      <w:r>
+        <w:rPr>
+          <w:b/>
+        </w:rPr>
+        <w:t>Only Safes with no application</w:t>
+      </w:r>
+      <w:r>
+        <w:t>, to find the Safes still to assign.</w:t>
+      </w:r>
+    </w:p>
+    <w:p>
+      <w:pPr>
+        <w:pStyle w:val="Heading1"/>
+      </w:pPr>
+      <w:r>
+        <w:t>4. Deployment page and health checks</w:t>
+      </w:r>
+    </w:p>
+    <w:p>
+      <w:r>
+        <w:rPr>
+          <w:b/>
+        </w:rPr>
+        <w:t>Admin &gt; Deployment</w:t>
+      </w:r>
+      <w:r>
+        <w:t xml:space="preserve"> (permission </w:t>
+      </w:r>
+      <w:r>
+        <w:rPr>
+          <w:rFonts w:ascii="Consolas" w:hAnsi="Consolas"/>
+          <w:sz w:val="19"/>
+        </w:rPr>
+        <w:t>ViewDeploymentInfo</w:t>
+      </w:r>
+      <w:r>
+        <w:t xml:space="preserve">; </w:t>
+      </w:r>
+      <w:r>
+        <w:rPr>
+          <w:b/>
+        </w:rPr>
+        <w:t>Backup App</w:t>
+      </w:r>
+      <w:r>
+        <w:t xml:space="preserve"> also needs </w:t>
+      </w:r>
+      <w:r>
+        <w:rPr>
+          <w:rFonts w:ascii="Consolas" w:hAnsi="Consolas"/>
+          <w:sz w:val="19"/>
+        </w:rPr>
+        <w:t>TriggerBackup</w:t>
+      </w:r>
+      <w:r>
+        <w:t xml:space="preserve">) shows the environment name (the installer's </w:t>
+      </w:r>
+      <w:r>
+        <w:rPr>
+          <w:rFonts w:ascii="Consolas" w:hAnsi="Consolas"/>
+          <w:sz w:val="19"/>
+        </w:rPr>
+        <w:t>-Environment</w:t>
+      </w:r>
+      <w:r>
+        <w:t xml:space="preserve"> answer), the version and build time, the health checks, SQL Server's last backup times and recent BlueTrack backups.</w:t>
+      </w:r>
+    </w:p>
+    <w:p>
+      <w:r>
+        <w:rPr>
+          <w:b/>
+        </w:rPr>
+        <w:t>Version.</w:t>
+      </w:r>
+      <w:r>
+        <w:t xml:space="preserve"> The Deployment page and </w:t>
+      </w:r>
+      <w:r>
+        <w:rPr>
+          <w:b/>
+        </w:rPr>
+        <w:t>About</w:t>
+      </w:r>
+      <w:r>
+        <w:t xml:space="preserve"> (in the menu with your name) show the same version. A release shows its number, for example </w:t>
+      </w:r>
+      <w:r>
+        <w:rPr>
+          <w:rFonts w:ascii="Consolas" w:hAnsi="Consolas"/>
+          <w:sz w:val="19"/>
+        </w:rPr>
+        <w:t>1.1.0</w:t>
+      </w:r>
+      <w:r>
+        <w:t xml:space="preserve">. A build made between releases shows the release it follows, how many changes came after it and which one, for example </w:t>
+      </w:r>
+      <w:r>
+        <w:rPr>
+          <w:rFonts w:ascii="Consolas" w:hAnsi="Consolas"/>
+          <w:sz w:val="19"/>
+        </w:rPr>
+        <w:t>1.1.0-dev.12+abc1234</w:t>
+      </w:r>
+      <w:r>
+        <w:t xml:space="preserve">, ending </w:t>
+      </w:r>
+      <w:r>
+        <w:rPr>
+          <w:rFonts w:ascii="Consolas" w:hAnsi="Consolas"/>
+          <w:sz w:val="19"/>
+        </w:rPr>
+        <w:t>.dirty</w:t>
+      </w:r>
+      <w:r>
+        <w:t xml:space="preserve"> if it was built with uncommitted changes. A copy downloaded by </w:t>
+      </w:r>
+      <w:r>
+        <w:rPr>
+          <w:rFonts w:ascii="Consolas" w:hAnsi="Consolas"/>
+          <w:sz w:val="19"/>
+        </w:rPr>
+        <w:t>Update-BlueTrack.ps1</w:t>
+      </w:r>
+      <w:r>
+        <w:t xml:space="preserve"> shows the plain version number.</w:t>
+      </w:r>
+    </w:p>
+    <w:tbl>
+      <w:tblPr>
+        <w:tblStyle w:val="TableGrid"/>
+        <w:tblW w:type="auto" w:w="0"/>
+        <w:tblLook w:firstColumn="1" w:firstRow="1" w:lastColumn="0" w:lastRow="0" w:noHBand="0" w:noVBand="1" w:val="04A0"/>
+      </w:tblPr>
+      <w:tblGrid>
+        <w:gridCol w:w="2160"/>
+        <w:gridCol w:w="2160"/>
+        <w:gridCol w:w="2160"/>
+        <w:gridCol w:w="2160"/>
+      </w:tblGrid>
+      <w:tr>
+        <w:tc>
+          <w:tcPr>
+            <w:tcW w:type="dxa" w:w="2160"/>
+          </w:tcPr>
+          <w:p>
+            <w:r>
+              <w:rPr>
+                <w:b/>
+              </w:rPr>
+              <w:t>Health check</w:t>
+            </w:r>
+          </w:p>
+        </w:tc>
+        <w:tc>
+          <w:tcPr>
+            <w:tcW w:type="dxa" w:w="2160"/>
+          </w:tcPr>
+          <w:p>
+            <w:r>
+              <w:rPr>
+                <w:b/>
+              </w:rPr>
+              <w:t>Healthy means</w:t>
+            </w:r>
+          </w:p>
+        </w:tc>
+        <w:tc>
+          <w:tcPr>
+            <w:tcW w:type="dxa" w:w="2160"/>
+          </w:tcPr>
+          <w:p>
+            <w:r>
+              <w:rPr>
+                <w:b/>
+              </w:rPr>
+              <w:t>A problem means</w:t>
+            </w:r>
+          </w:p>
+        </w:tc>
+        <w:tc>
+          <w:tcPr>
+            <w:tcW w:type="dxa" w:w="2160"/>
+          </w:tcPr>
+          <w:p>
+            <w:r>
+              <w:rPr>
+                <w:b/>
+              </w:rPr>
+              <w:t>What to do</w:t>
+            </w:r>
+          </w:p>
+        </w:tc>
+      </w:tr>
+      <w:tr>
+        <w:tc>
+          <w:tcPr>
+            <w:tcW w:type="dxa" w:w="2160"/>
+          </w:tcPr>
+          <w:p>
+            <w:r>
+              <w:t>SQL Server</w:t>
+            </w:r>
+          </w:p>
+        </w:tc>
+        <w:tc>
+          <w:tcPr>
+            <w:tcW w:type="dxa" w:w="2160"/>
+          </w:tcPr>
+          <w:p>
+            <w:r>
+              <w:t>BlueTrack connected to its database.</w:t>
+            </w:r>
+          </w:p>
+        </w:tc>
+        <w:tc>
+          <w:tcPr>
+            <w:tcW w:type="dxa" w:w="2160"/>
+          </w:tcPr>
+          <w:p>
+            <w:r>
+              <w:t>Unhealthy: the connection failed.</w:t>
+            </w:r>
+          </w:p>
+        </w:tc>
+        <w:tc>
+          <w:tcPr>
+            <w:tcW w:type="dxa" w:w="2160"/>
+          </w:tcPr>
+          <w:p>
+            <w:r>
+              <w:t>Check SQL Server is running and the App Pool's account has its login.</w:t>
+            </w:r>
+          </w:p>
+        </w:tc>
+      </w:tr>
+      <w:tr>
+        <w:tc>
+          <w:tcPr>
+            <w:tcW w:type="dxa" w:w="2160"/>
+          </w:tcPr>
+          <w:p>
+            <w:r>
+              <w:t>Secrets Store</w:t>
+            </w:r>
+          </w:p>
+        </w:tc>
+        <w:tc>
+          <w:tcPr>
+            <w:tcW w:type="dxa" w:w="2160"/>
+          </w:tcPr>
+          <w:p>
+            <w:r>
+              <w:t>The active backend has an implementation in this build.</w:t>
+            </w:r>
+          </w:p>
+        </w:tc>
+        <w:tc>
+          <w:tcPr>
+            <w:tcW w:type="dxa" w:w="2160"/>
+          </w:tcPr>
+          <w:p>
+            <w:r>
+              <w:t>Unhealthy: no implementation, for example CyberArkCP without the SDK.</w:t>
+            </w:r>
+          </w:p>
+        </w:tc>
+        <w:tc>
+          <w:tcPr>
+            <w:tcW w:type="dxa" w:w="2160"/>
+          </w:tcPr>
+          <w:p>
+            <w:r>
+              <w:t xml:space="preserve">Make another backend active. This check doesn't fetch a secret; use </w:t>
+            </w:r>
+            <w:r>
+              <w:rPr>
+                <w:b/>
+              </w:rPr>
+              <w:t>Test Connection</w:t>
+            </w:r>
+            <w:r>
+              <w:t xml:space="preserve"> for that.</w:t>
+            </w:r>
+          </w:p>
+        </w:tc>
+      </w:tr>
+      <w:tr>
+        <w:tc>
+          <w:tcPr>
+            <w:tcW w:type="dxa" w:w="2160"/>
+          </w:tcPr>
+          <w:p>
+            <w:r>
+              <w:t>Identity Providers</w:t>
+            </w:r>
+          </w:p>
+        </w:tc>
+        <w:tc>
+          <w:tcPr>
+            <w:tcW w:type="dxa" w:w="2160"/>
+          </w:tcPr>
+          <w:p>
+            <w:r>
+              <w:t>At least one provider is enabled, and enabled OIDC and SAML rows have their required fields.</w:t>
+            </w:r>
+          </w:p>
+        </w:tc>
+        <w:tc>
+          <w:tcPr>
+            <w:tcW w:type="dxa" w:w="2160"/>
+          </w:tcPr>
+          <w:p>
+            <w:r>
+              <w:t>Unhealthy: nothing is enabled. Degraded: OIDC lacks Authority or Client ID; SAML lacks SP Entity ID, IdP Entity ID or sign-on destination; or the SAML SP certificate isn't installed or the App Pool's account can't use its private key.</w:t>
+            </w:r>
+          </w:p>
+        </w:tc>
+        <w:tc>
+          <w:tcPr>
+            <w:tcW w:type="dxa" w:w="2160"/>
+          </w:tcPr>
+          <w:p>
+            <w:r>
+              <w:t xml:space="preserve">Fill in the fields or disable the provider; for the SP key, see </w:t>
+            </w:r>
+            <w:r>
+              <w:rPr>
+                <w:rFonts w:ascii="Consolas" w:hAnsi="Consolas"/>
+                <w:sz w:val="19"/>
+              </w:rPr>
+              <w:t>Admin_Installation.md</w:t>
+            </w:r>
+            <w:r>
+              <w:t>, "SAML signing certificate". The check doesn't test a real sign-in or an OIDC secret: always test one by hand.</w:t>
+            </w:r>
+          </w:p>
+        </w:tc>
+      </w:tr>
+      <w:tr>
+        <w:tc>
+          <w:tcPr>
+            <w:tcW w:type="dxa" w:w="2160"/>
+          </w:tcPr>
+          <w:p>
+            <w:r>
+              <w:t>Backup Folder</w:t>
+            </w:r>
+          </w:p>
+        </w:tc>
+        <w:tc>
+          <w:tcPr>
+            <w:tcW w:type="dxa" w:w="2160"/>
+          </w:tcPr>
+          <w:p>
+            <w:r>
+              <w:t>No folder is set, the folder can't be seen from this server, or only specific accounts can read it.</w:t>
+            </w:r>
+          </w:p>
+        </w:tc>
+        <w:tc>
+          <w:tcPr>
+            <w:tcW w:type="dxa" w:w="2160"/>
+          </w:tcPr>
+          <w:p>
+            <w:r>
+              <w:t>Degraded: a broad group can read the folder, or the App Pool's account can't read its permissions.</w:t>
+            </w:r>
+          </w:p>
+        </w:tc>
+        <w:tc>
+          <w:tcPr>
+            <w:tcW w:type="dxa" w:w="2160"/>
+          </w:tcPr>
+          <w:p>
+            <w:r>
+              <w:t>The next backup removes broad access, or is refused if it can't. Fix the permissions so backups aren't refused.</w:t>
+            </w:r>
+          </w:p>
+        </w:tc>
+      </w:tr>
+      <w:tr>
+        <w:tc>
+          <w:tcPr>
+            <w:tcW w:type="dxa" w:w="2160"/>
+          </w:tcPr>
+          <w:p>
+            <w:r>
+              <w:t>SIEM Forwarding</w:t>
+            </w:r>
+          </w:p>
+        </w:tc>
+        <w:tc>
+          <w:tcPr>
+            <w:tcW w:type="dxa" w:w="2160"/>
+          </w:tcPr>
+          <w:p>
+            <w:r>
+              <w:t>Forwarding is off, or on and keeping up.</w:t>
+            </w:r>
+          </w:p>
+        </w:tc>
+        <w:tc>
+          <w:tcPr>
+            <w:tcW w:type="dxa" w:w="2160"/>
+          </w:tcPr>
+          <w:p>
+            <w:r>
+              <w:t>Degraded: the last send to the collector failed, or the oldest event waiting to be sent is more than 15 minutes old.</w:t>
+            </w:r>
+          </w:p>
+        </w:tc>
+        <w:tc>
+          <w:tcPr>
+            <w:tcW w:type="dxa" w:w="2160"/>
+          </w:tcPr>
+          <w:p>
+            <w:r>
+              <w:t xml:space="preserve">Check the error on </w:t>
+            </w:r>
+            <w:r>
+              <w:rPr>
+                <w:b/>
+              </w:rPr>
+              <w:t>Admin &gt; SIEM Forwarding</w:t>
+            </w:r>
+            <w:r>
+              <w:t xml:space="preserve"> and use </w:t>
+            </w:r>
+            <w:r>
+              <w:rPr>
+                <w:b/>
+              </w:rPr>
+              <w:t>Send Test Event</w:t>
+            </w:r>
+            <w:r>
+              <w:t>; check the collector is running and the firewall allows the server out to it. Waiting events are sent once it's reachable.</w:t>
+            </w:r>
+          </w:p>
+        </w:tc>
+      </w:tr>
+    </w:tbl>
+    <w:p/>
+    <w:p>
+      <w:r>
+        <w:rPr>
+          <w:b/>
+        </w:rPr>
+        <w:t>Backup App</w:t>
+      </w:r>
+      <w:r>
+        <w:t xml:space="preserve"> writes an immediate full backup to the Backup Folder; it is never deleted automatically. Recommended: run it before any configuration change you might want to undo, and copy important backups off the server.</w:t>
+      </w:r>
+    </w:p>
+    <w:p>
+      <w:pPr>
+        <w:pStyle w:val="Heading1"/>
+      </w:pPr>
+      <w:r>
+        <w:t>5. Installer and server settings</w:t>
+      </w:r>
+    </w:p>
+    <w:p>
+      <w:r>
+        <w:t xml:space="preserve">These are chosen when running </w:t>
+      </w:r>
+      <w:r>
+        <w:rPr>
+          <w:rFonts w:ascii="Consolas" w:hAnsi="Consolas"/>
+          <w:sz w:val="19"/>
+        </w:rPr>
+        <w:t>Deploy\Install-BlueTrack.ps1</w:t>
+      </w:r>
+      <w:r>
+        <w:t>. Each can be a parameter, a value in an answer file (</w:t>
+      </w:r>
+      <w:r>
+        <w:rPr>
+          <w:rFonts w:ascii="Consolas" w:hAnsi="Consolas"/>
+          <w:sz w:val="19"/>
+        </w:rPr>
+        <w:t>-ConfigFile</w:t>
+      </w:r>
+      <w:r>
+        <w:t xml:space="preserve">, see </w:t>
+      </w:r>
+      <w:r>
+        <w:rPr>
+          <w:rFonts w:ascii="Consolas" w:hAnsi="Consolas"/>
+          <w:sz w:val="19"/>
+        </w:rPr>
+        <w:t>Deploy\answers.sample.json</w:t>
+      </w:r>
+      <w:r>
+        <w:t>), or answered at a prompt. Never put a password in an answer file; the SQL credential is always prompted.</w:t>
+      </w:r>
+    </w:p>
+    <w:p>
+      <w:pPr>
+        <w:pStyle w:val="Heading2"/>
+      </w:pPr>
+      <w:r>
+        <w:t>Environment and database</w:t>
       </w:r>
     </w:p>
     <w:tbl>
@@ -12596,17 +12213,17 @@
                 <w:rFonts w:ascii="Consolas" w:hAnsi="Consolas"/>
                 <w:sz w:val="19"/>
               </w:rPr>
-              <w:t>-InstallNightlyJob</w:t>
-            </w:r>
-          </w:p>
-        </w:tc>
-        <w:tc>
-          <w:tcPr>
-            <w:tcW w:type="dxa" w:w="1728"/>
-          </w:tcPr>
-          <w:p>
-            <w:r>
-              <w:t>Install the nightly Import and Load SQL Server Agent job (runs at 02:00).</w:t>
+              <w:t>-Environment</w:t>
+            </w:r>
+          </w:p>
+        </w:tc>
+        <w:tc>
+          <w:tcPr>
+            <w:tcW w:type="dxa" w:w="1728"/>
+          </w:tcPr>
+          <w:p>
+            <w:r>
+              <w:t>Development, Test, Staging or Production. A label: it names the default install folders and is shown on the Deployment page, and a Production install is never offered test data. It doesn't change how BlueTrack runs: on IIS it always runs as Production, with development-only sign-in off.</w:t>
             </w:r>
           </w:p>
         </w:tc>
@@ -12617,6 +12234,172 @@
           <w:p>
             <w:r>
               <w:t>Prompted</w:t>
+            </w:r>
+          </w:p>
+        </w:tc>
+        <w:tc>
+          <w:tcPr>
+            <w:tcW w:type="dxa" w:w="1728"/>
+          </w:tcPr>
+          <w:p>
+            <w:r>
+              <w:t>Production for live use; Test or Staging for others</w:t>
+            </w:r>
+          </w:p>
+        </w:tc>
+        <w:tc>
+          <w:tcPr>
+            <w:tcW w:type="dxa" w:w="1728"/>
+          </w:tcPr>
+          <w:p>
+            <w:r>
+              <w:t>The label tells people which environment they're looking at.</w:t>
+            </w:r>
+          </w:p>
+        </w:tc>
+      </w:tr>
+      <w:tr>
+        <w:tc>
+          <w:tcPr>
+            <w:tcW w:type="dxa" w:w="1728"/>
+          </w:tcPr>
+          <w:p>
+            <w:r>
+              <w:rPr>
+                <w:rFonts w:ascii="Consolas" w:hAnsi="Consolas"/>
+                <w:sz w:val="19"/>
+              </w:rPr>
+              <w:t>-SqlServerInstance</w:t>
+            </w:r>
+          </w:p>
+        </w:tc>
+        <w:tc>
+          <w:tcPr>
+            <w:tcW w:type="dxa" w:w="1728"/>
+          </w:tcPr>
+          <w:p>
+            <w:r>
+              <w:t>The SQL Server instance.</w:t>
+            </w:r>
+          </w:p>
+        </w:tc>
+        <w:tc>
+          <w:tcPr>
+            <w:tcW w:type="dxa" w:w="1728"/>
+          </w:tcPr>
+          <w:p>
+            <w:r>
+              <w:t>Prompted</w:t>
+            </w:r>
+          </w:p>
+        </w:tc>
+        <w:tc>
+          <w:tcPr>
+            <w:tcW w:type="dxa" w:w="1728"/>
+          </w:tcPr>
+          <w:p>
+            <w:r>
+              <w:t>The local instance on the BlueTrack server</w:t>
+            </w:r>
+          </w:p>
+        </w:tc>
+        <w:tc>
+          <w:tcPr>
+            <w:tcW w:type="dxa" w:w="1728"/>
+          </w:tcPr>
+          <w:p>
+            <w:r>
+              <w:t>BlueTrack is designed for a single server.</w:t>
+            </w:r>
+          </w:p>
+        </w:tc>
+      </w:tr>
+      <w:tr>
+        <w:tc>
+          <w:tcPr>
+            <w:tcW w:type="dxa" w:w="1728"/>
+          </w:tcPr>
+          <w:p>
+            <w:r>
+              <w:rPr>
+                <w:rFonts w:ascii="Consolas" w:hAnsi="Consolas"/>
+                <w:sz w:val="19"/>
+              </w:rPr>
+              <w:t>-DatabaseName</w:t>
+            </w:r>
+          </w:p>
+        </w:tc>
+        <w:tc>
+          <w:tcPr>
+            <w:tcW w:type="dxa" w:w="1728"/>
+          </w:tcPr>
+          <w:p>
+            <w:r>
+              <w:t>The database name.</w:t>
+            </w:r>
+          </w:p>
+        </w:tc>
+        <w:tc>
+          <w:tcPr>
+            <w:tcW w:type="dxa" w:w="1728"/>
+          </w:tcPr>
+          <w:p>
+            <w:r>
+              <w:rPr>
+                <w:rFonts w:ascii="Consolas" w:hAnsi="Consolas"/>
+                <w:sz w:val="19"/>
+              </w:rPr>
+              <w:t>BlueTrack</w:t>
+            </w:r>
+          </w:p>
+        </w:tc>
+        <w:tc>
+          <w:tcPr>
+            <w:tcW w:type="dxa" w:w="1728"/>
+          </w:tcPr>
+          <w:p>
+            <w:r>
+              <w:rPr>
+                <w:rFonts w:ascii="Consolas" w:hAnsi="Consolas"/>
+                <w:sz w:val="19"/>
+              </w:rPr>
+              <w:t>BlueTrack</w:t>
+            </w:r>
+          </w:p>
+        </w:tc>
+        <w:tc>
+          <w:tcPr>
+            <w:tcW w:type="dxa" w:w="1728"/>
+          </w:tcPr>
+          <w:p>
+            <w:r>
+              <w:t>Scripts and jobs name the database; keep the default unless you host several environments on one instance.</w:t>
+            </w:r>
+          </w:p>
+        </w:tc>
+      </w:tr>
+      <w:tr>
+        <w:tc>
+          <w:tcPr>
+            <w:tcW w:type="dxa" w:w="1728"/>
+          </w:tcPr>
+          <w:p>
+            <w:r>
+              <w:rPr>
+                <w:rFonts w:ascii="Consolas" w:hAnsi="Consolas"/>
+                <w:sz w:val="19"/>
+              </w:rPr>
+              <w:t>-UseWindowsAuth</w:t>
+            </w:r>
+          </w:p>
+        </w:tc>
+        <w:tc>
+          <w:tcPr>
+            <w:tcW w:type="dxa" w:w="1728"/>
+          </w:tcPr>
+          <w:p>
+            <w:r>
+              <w:t>Connect to SQL Server with Windows authentication.</w:t>
             </w:r>
           </w:p>
         </w:tc>
@@ -12632,23 +12415,8 @@
               </w:rPr>
               <w:t>$true</w:t>
             </w:r>
-            <w:r>
-              <w:t xml:space="preserve"> once export files are in place</w:t>
-            </w:r>
-          </w:p>
-        </w:tc>
-        <w:tc>
-          <w:tcPr>
-            <w:tcW w:type="dxa" w:w="1728"/>
-          </w:tcPr>
-          <w:p>
-            <w:r>
-              <w:t>Without it, data is loaded only by hand.</w:t>
-            </w:r>
-          </w:p>
-        </w:tc>
-      </w:tr>
-      <w:tr>
+          </w:p>
+        </w:tc>
         <w:tc>
           <w:tcPr>
             <w:tcW w:type="dxa" w:w="1728"/>
@@ -12659,47 +12427,17 @@
                 <w:rFonts w:ascii="Consolas" w:hAnsi="Consolas"/>
                 <w:sz w:val="19"/>
               </w:rPr>
-              <w:t>-ImportSources</w:t>
-            </w:r>
-          </w:p>
-        </w:tc>
-        <w:tc>
-          <w:tcPr>
-            <w:tcW w:type="dxa" w:w="1728"/>
-          </w:tcPr>
-          <w:p>
-            <w:r>
-              <w:t>Which CyberArk sources the job imports: Both, PrivilegeCloud or SelfHosted. Sets the CyberArk sources on first install only.</w:t>
-            </w:r>
-          </w:p>
-        </w:tc>
-        <w:tc>
-          <w:tcPr>
-            <w:tcW w:type="dxa" w:w="1728"/>
-          </w:tcPr>
-          <w:p>
-            <w:r>
-              <w:t>Prompted</w:t>
-            </w:r>
-          </w:p>
-        </w:tc>
-        <w:tc>
-          <w:tcPr>
-            <w:tcW w:type="dxa" w:w="1728"/>
-          </w:tcPr>
-          <w:p>
-            <w:r>
-              <w:t>Only the sources you have</w:t>
-            </w:r>
-          </w:p>
-        </w:tc>
-        <w:tc>
-          <w:tcPr>
-            <w:tcW w:type="dxa" w:w="1728"/>
-          </w:tcPr>
-          <w:p>
-            <w:r>
-              <w:t>A source that is switched on but missing fails the job each night.</w:t>
+              <w:t>$true</w:t>
+            </w:r>
+          </w:p>
+        </w:tc>
+        <w:tc>
+          <w:tcPr>
+            <w:tcW w:type="dxa" w:w="1728"/>
+          </w:tcPr>
+          <w:p>
+            <w:r>
+              <w:t>No password is stored. With SQL authentication the password sits in the settings file.</w:t>
             </w:r>
           </w:p>
         </w:tc>
@@ -12715,47 +12453,359 @@
                 <w:rFonts w:ascii="Consolas" w:hAnsi="Consolas"/>
                 <w:sz w:val="19"/>
               </w:rPr>
-              <w:t>-ExportFolderPath</w:t>
-            </w:r>
-          </w:p>
-        </w:tc>
-        <w:tc>
-          <w:tcPr>
-            <w:tcW w:type="dxa" w:w="1728"/>
-          </w:tcPr>
-          <w:p>
-            <w:r>
-              <w:t>The Privilege Cloud export folder, as seen by the SQL Server service account. First install only.</w:t>
-            </w:r>
-          </w:p>
-        </w:tc>
-        <w:tc>
-          <w:tcPr>
-            <w:tcW w:type="dxa" w:w="1728"/>
-          </w:tcPr>
-          <w:p>
-            <w:r>
-              <w:t>Prompted if needed</w:t>
-            </w:r>
-          </w:p>
-        </w:tc>
-        <w:tc>
-          <w:tcPr>
-            <w:tcW w:type="dxa" w:w="1728"/>
-          </w:tcPr>
-          <w:p>
-            <w:r>
-              <w:t>A local folder on the SQL Server</w:t>
-            </w:r>
-          </w:p>
-        </w:tc>
-        <w:tc>
-          <w:tcPr>
-            <w:tcW w:type="dxa" w:w="1728"/>
-          </w:tcPr>
-          <w:p>
-            <w:r>
-              <w:t>SQL Server reads it directly.</w:t>
+              <w:t>-SqlCredential</w:t>
+            </w:r>
+          </w:p>
+        </w:tc>
+        <w:tc>
+          <w:tcPr>
+            <w:tcW w:type="dxa" w:w="1728"/>
+          </w:tcPr>
+          <w:p>
+            <w:r>
+              <w:t>A SQL login, only when Windows authentication is off.</w:t>
+            </w:r>
+          </w:p>
+        </w:tc>
+        <w:tc>
+          <w:tcPr>
+            <w:tcW w:type="dxa" w:w="1728"/>
+          </w:tcPr>
+          <w:p>
+            <w:r>
+              <w:t>Prompted</w:t>
+            </w:r>
+          </w:p>
+        </w:tc>
+        <w:tc>
+          <w:tcPr>
+            <w:tcW w:type="dxa" w:w="1728"/>
+          </w:tcPr>
+          <w:p>
+            <w:r>
+              <w:t>Not used</w:t>
+            </w:r>
+          </w:p>
+        </w:tc>
+        <w:tc>
+          <w:tcPr>
+            <w:tcW w:type="dxa" w:w="1728"/>
+          </w:tcPr>
+          <w:p>
+            <w:r>
+              <w:t>See above.</w:t>
+            </w:r>
+          </w:p>
+        </w:tc>
+      </w:tr>
+      <w:tr>
+        <w:tc>
+          <w:tcPr>
+            <w:tcW w:type="dxa" w:w="1728"/>
+          </w:tcPr>
+          <w:p>
+            <w:r>
+              <w:rPr>
+                <w:rFonts w:ascii="Consolas" w:hAnsi="Consolas"/>
+                <w:sz w:val="19"/>
+              </w:rPr>
+              <w:t>-TrustServerCertificate</w:t>
+            </w:r>
+          </w:p>
+        </w:tc>
+        <w:tc>
+          <w:tcPr>
+            <w:tcW w:type="dxa" w:w="1728"/>
+          </w:tcPr>
+          <w:p>
+            <w:r>
+              <w:t>Skip checking SQL Server's TLS certificate.</w:t>
+            </w:r>
+          </w:p>
+        </w:tc>
+        <w:tc>
+          <w:tcPr>
+            <w:tcW w:type="dxa" w:w="1728"/>
+          </w:tcPr>
+          <w:p>
+            <w:r>
+              <w:t>Unset: trusted only when SQL Server is on this machine</w:t>
+            </w:r>
+          </w:p>
+        </w:tc>
+        <w:tc>
+          <w:tcPr>
+            <w:tcW w:type="dxa" w:w="1728"/>
+          </w:tcPr>
+          <w:p>
+            <w:r>
+              <w:t>Leave unset</w:t>
+            </w:r>
+          </w:p>
+        </w:tc>
+        <w:tc>
+          <w:tcPr>
+            <w:tcW w:type="dxa" w:w="1728"/>
+          </w:tcPr>
+          <w:p>
+            <w:r>
+              <w:t>A remote SQL Server's certificate is then checked, protecting the connection.</w:t>
+            </w:r>
+          </w:p>
+        </w:tc>
+      </w:tr>
+      <w:tr>
+        <w:tc>
+          <w:tcPr>
+            <w:tcW w:type="dxa" w:w="1728"/>
+          </w:tcPr>
+          <w:p>
+            <w:r>
+              <w:rPr>
+                <w:rFonts w:ascii="Consolas" w:hAnsi="Consolas"/>
+                <w:sz w:val="19"/>
+              </w:rPr>
+              <w:t>-GrantAppPoolSqlAccess</w:t>
+            </w:r>
+          </w:p>
+        </w:tc>
+        <w:tc>
+          <w:tcPr>
+            <w:tcW w:type="dxa" w:w="1728"/>
+          </w:tcPr>
+          <w:p>
+            <w:r>
+              <w:t xml:space="preserve">Give the App Pool's account a SQL login and only the rights BlueTrack needs (not </w:t>
+            </w:r>
+            <w:r>
+              <w:rPr>
+                <w:rFonts w:ascii="Consolas" w:hAnsi="Consolas"/>
+                <w:sz w:val="19"/>
+              </w:rPr>
+              <w:t>db_owner</w:t>
+            </w:r>
+            <w:r>
+              <w:t>).</w:t>
+            </w:r>
+          </w:p>
+        </w:tc>
+        <w:tc>
+          <w:tcPr>
+            <w:tcW w:type="dxa" w:w="1728"/>
+          </w:tcPr>
+          <w:p>
+            <w:r>
+              <w:t>Prompted</w:t>
+            </w:r>
+          </w:p>
+        </w:tc>
+        <w:tc>
+          <w:tcPr>
+            <w:tcW w:type="dxa" w:w="1728"/>
+          </w:tcPr>
+          <w:p>
+            <w:r>
+              <w:rPr>
+                <w:rFonts w:ascii="Consolas" w:hAnsi="Consolas"/>
+                <w:sz w:val="19"/>
+              </w:rPr>
+              <w:t>$true</w:t>
+            </w:r>
+          </w:p>
+        </w:tc>
+        <w:tc>
+          <w:tcPr>
+            <w:tcW w:type="dxa" w:w="1728"/>
+          </w:tcPr>
+          <w:p>
+            <w:r>
+              <w:t>The site can't reach the database without it. The account can add audit entries but not change or delete them.</w:t>
+            </w:r>
+          </w:p>
+        </w:tc>
+      </w:tr>
+      <w:tr>
+        <w:tc>
+          <w:tcPr>
+            <w:tcW w:type="dxa" w:w="1728"/>
+          </w:tcPr>
+          <w:p>
+            <w:r>
+              <w:rPr>
+                <w:rFonts w:ascii="Consolas" w:hAnsi="Consolas"/>
+                <w:sz w:val="19"/>
+              </w:rPr>
+              <w:t>-InstallSqlServerAudit</w:t>
+            </w:r>
+          </w:p>
+        </w:tc>
+        <w:tc>
+          <w:tcPr>
+            <w:tcW w:type="dxa" w:w="1728"/>
+          </w:tcPr>
+          <w:p>
+            <w:r>
+              <w:t xml:space="preserve">*Record audit log changes in the Windows Security log*: a SQL Server audit of every change to or deletion of audit entries and their seals, by anyone, including database administrators (step </w:t>
+            </w:r>
+            <w:r>
+              <w:rPr>
+                <w:rFonts w:ascii="Consolas" w:hAnsi="Consolas"/>
+                <w:sz w:val="19"/>
+              </w:rPr>
+              <w:t>Db.SqlServerAudit</w:t>
+            </w:r>
+            <w:r>
+              <w:t>). When SQL Server is on this server it also turns on the Windows audit policy *Application Generated* and gives the SQL Server service account the *Generate security audits* right and access to the Security log.</w:t>
+            </w:r>
+          </w:p>
+        </w:tc>
+        <w:tc>
+          <w:tcPr>
+            <w:tcW w:type="dxa" w:w="1728"/>
+          </w:tcPr>
+          <w:p>
+            <w:r>
+              <w:t>Prompted (Yes)</w:t>
+            </w:r>
+          </w:p>
+        </w:tc>
+        <w:tc>
+          <w:tcPr>
+            <w:tcW w:type="dxa" w:w="1728"/>
+          </w:tcPr>
+          <w:p>
+            <w:r>
+              <w:rPr>
+                <w:rFonts w:ascii="Consolas" w:hAnsi="Consolas"/>
+                <w:sz w:val="19"/>
+              </w:rPr>
+              <w:t>$true</w:t>
+            </w:r>
+          </w:p>
+        </w:tc>
+        <w:tc>
+          <w:tcPr>
+            <w:tcW w:type="dxa" w:w="1728"/>
+          </w:tcPr>
+          <w:p>
+            <w:r>
+              <w:t>The Security log is harder to change unnoticed than anything in the database. The right takes effect only after the SQL Server service restarts, which the installer reports and leaves to you; then run the step again to check it is recording. A domain Group Policy can override the audit policy.</w:t>
+            </w:r>
+          </w:p>
+        </w:tc>
+      </w:tr>
+      <w:tr>
+        <w:tc>
+          <w:tcPr>
+            <w:tcW w:type="dxa" w:w="1728"/>
+          </w:tcPr>
+          <w:p>
+            <w:r>
+              <w:rPr>
+                <w:rFonts w:ascii="Consolas" w:hAnsi="Consolas"/>
+                <w:sz w:val="19"/>
+              </w:rPr>
+              <w:t>-AppPoolSqlLogin</w:t>
+            </w:r>
+          </w:p>
+        </w:tc>
+        <w:tc>
+          <w:tcPr>
+            <w:tcW w:type="dxa" w:w="1728"/>
+          </w:tcPr>
+          <w:p>
+            <w:r>
+              <w:t>Override the account that gets the login.</w:t>
+            </w:r>
+          </w:p>
+        </w:tc>
+        <w:tc>
+          <w:tcPr>
+            <w:tcW w:type="dxa" w:w="1728"/>
+          </w:tcPr>
+          <w:p>
+            <w:r>
+              <w:t>Worked out from the App Pool</w:t>
+            </w:r>
+          </w:p>
+        </w:tc>
+        <w:tc>
+          <w:tcPr>
+            <w:tcW w:type="dxa" w:w="1728"/>
+          </w:tcPr>
+          <w:p>
+            <w:r>
+              <w:t>Leave unset</w:t>
+            </w:r>
+          </w:p>
+        </w:tc>
+        <w:tc>
+          <w:tcPr>
+            <w:tcW w:type="dxa" w:w="1728"/>
+          </w:tcPr>
+          <w:p>
+            <w:r>
+              <w:t>Only needed on a server that isn't domain-joined, or similar.</w:t>
+            </w:r>
+          </w:p>
+        </w:tc>
+      </w:tr>
+      <w:tr>
+        <w:tc>
+          <w:tcPr>
+            <w:tcW w:type="dxa" w:w="1728"/>
+          </w:tcPr>
+          <w:p>
+            <w:r>
+              <w:rPr>
+                <w:rFonts w:ascii="Consolas" w:hAnsi="Consolas"/>
+                <w:sz w:val="19"/>
+              </w:rPr>
+              <w:t>-SeedTestData</w:t>
+            </w:r>
+          </w:p>
+        </w:tc>
+        <w:tc>
+          <w:tcPr>
+            <w:tcW w:type="dxa" w:w="1728"/>
+          </w:tcPr>
+          <w:p>
+            <w:r>
+              <w:t>Load test users and synthetic data.</w:t>
+            </w:r>
+          </w:p>
+        </w:tc>
+        <w:tc>
+          <w:tcPr>
+            <w:tcW w:type="dxa" w:w="1728"/>
+          </w:tcPr>
+          <w:p>
+            <w:r>
+              <w:t>Prompted (never asked for Production)</w:t>
+            </w:r>
+          </w:p>
+        </w:tc>
+        <w:tc>
+          <w:tcPr>
+            <w:tcW w:type="dxa" w:w="1728"/>
+          </w:tcPr>
+          <w:p>
+            <w:r>
+              <w:rPr>
+                <w:rFonts w:ascii="Consolas" w:hAnsi="Consolas"/>
+                <w:sz w:val="19"/>
+              </w:rPr>
+              <w:t>$false</w:t>
+            </w:r>
+          </w:p>
+        </w:tc>
+        <w:tc>
+          <w:tcPr>
+            <w:tcW w:type="dxa" w:w="1728"/>
+          </w:tcPr>
+          <w:p>
+            <w:r>
+              <w:t>Test data and test sign-ins don't belong in a live install.</w:t>
             </w:r>
           </w:p>
         </w:tc>
@@ -12763,25 +12813,11 @@
     </w:tbl>
     <w:p/>
     <w:p>
-      <w:r>
-        <w:t xml:space="preserve">After the first install, these three are changed on </w:t>
-      </w:r>
-      <w:r>
-        <w:rPr>
-          <w:b/>
-        </w:rPr>
-        <w:t>Admin &gt; Data Sources</w:t>
-      </w:r>
-      <w:r>
-        <w:t xml:space="preserve"> ("CyberArk sources", in section 3); re-running the installer doesn't overwrite what's saved there.</w:t>
-      </w:r>
-    </w:p>
-    <w:p>
       <w:pPr>
         <w:pStyle w:val="Heading2"/>
       </w:pPr>
       <w:r>
-        <w:t>IIS and certificate</w:t>
+        <w:t>Nightly import</w:t>
       </w:r>
     </w:p>
     <w:tbl>
@@ -12875,425 +12911,17 @@
                 <w:rFonts w:ascii="Consolas" w:hAnsi="Consolas"/>
                 <w:sz w:val="19"/>
               </w:rPr>
-              <w:t>-SiteName</w:t>
-            </w:r>
-          </w:p>
-        </w:tc>
-        <w:tc>
-          <w:tcPr>
-            <w:tcW w:type="dxa" w:w="1728"/>
-          </w:tcPr>
-          <w:p>
-            <w:r>
-              <w:t xml:space="preserve">The IIS site name. The App Pool is named </w:t>
-            </w:r>
-            <w:r>
-              <w:rPr>
-                <w:rFonts w:ascii="Consolas" w:hAnsi="Consolas"/>
-                <w:sz w:val="19"/>
-              </w:rPr>
-              <w:t>&lt;SiteName&gt;-AppPool</w:t>
-            </w:r>
-            <w:r>
-              <w:t>.</w:t>
-            </w:r>
-          </w:p>
-        </w:tc>
-        <w:tc>
-          <w:tcPr>
-            <w:tcW w:type="dxa" w:w="1728"/>
-          </w:tcPr>
-          <w:p>
-            <w:r>
-              <w:rPr>
-                <w:rFonts w:ascii="Consolas" w:hAnsi="Consolas"/>
-                <w:sz w:val="19"/>
-              </w:rPr>
-              <w:t>BlueTrack</w:t>
-            </w:r>
-          </w:p>
-        </w:tc>
-        <w:tc>
-          <w:tcPr>
-            <w:tcW w:type="dxa" w:w="1728"/>
-          </w:tcPr>
-          <w:p>
-            <w:r>
-              <w:rPr>
-                <w:rFonts w:ascii="Consolas" w:hAnsi="Consolas"/>
-                <w:sz w:val="19"/>
-              </w:rPr>
-              <w:t>BlueTrack</w:t>
-            </w:r>
-          </w:p>
-        </w:tc>
-        <w:tc>
-          <w:tcPr>
-            <w:tcW w:type="dxa" w:w="1728"/>
-          </w:tcPr>
-          <w:p>
-            <w:r>
-              <w:t>Also names the installer's saved answers.</w:t>
-            </w:r>
-          </w:p>
-        </w:tc>
-      </w:tr>
-      <w:tr>
-        <w:tc>
-          <w:tcPr>
-            <w:tcW w:type="dxa" w:w="1728"/>
-          </w:tcPr>
-          <w:p>
-            <w:r>
-              <w:rPr>
-                <w:rFonts w:ascii="Consolas" w:hAnsi="Consolas"/>
-                <w:sz w:val="19"/>
-              </w:rPr>
-              <w:t>-ApiInstallPath</w:t>
-            </w:r>
-            <w:r>
-              <w:t xml:space="preserve"> / </w:t>
-            </w:r>
-            <w:r>
-              <w:rPr>
-                <w:rFonts w:ascii="Consolas" w:hAnsi="Consolas"/>
-                <w:sz w:val="19"/>
-              </w:rPr>
-              <w:t>-WebInstallPath</w:t>
-            </w:r>
-          </w:p>
-        </w:tc>
-        <w:tc>
-          <w:tcPr>
-            <w:tcW w:type="dxa" w:w="1728"/>
-          </w:tcPr>
-          <w:p>
-            <w:r>
-              <w:t>Where the API and web pages are installed.</w:t>
-            </w:r>
-          </w:p>
-        </w:tc>
-        <w:tc>
-          <w:tcPr>
-            <w:tcW w:type="dxa" w:w="1728"/>
-          </w:tcPr>
-          <w:p>
-            <w:r>
-              <w:rPr>
-                <w:rFonts w:ascii="Consolas" w:hAnsi="Consolas"/>
-                <w:sz w:val="19"/>
-              </w:rPr>
-              <w:t>&lt;system drive&gt;\inetpub\BlueTrack\&lt;Environment&gt;\api</w:t>
-            </w:r>
-            <w:r>
-              <w:t xml:space="preserve"> and </w:t>
-            </w:r>
-            <w:r>
-              <w:rPr>
-                <w:rFonts w:ascii="Consolas" w:hAnsi="Consolas"/>
-                <w:sz w:val="19"/>
-              </w:rPr>
-              <w:t>...\web</w:t>
-            </w:r>
-          </w:p>
-        </w:tc>
-        <w:tc>
-          <w:tcPr>
-            <w:tcW w:type="dxa" w:w="1728"/>
-          </w:tcPr>
-          <w:p>
-            <w:r>
-              <w:t>The defaults</w:t>
-            </w:r>
-          </w:p>
-        </w:tc>
-        <w:tc>
-          <w:tcPr>
-            <w:tcW w:type="dxa" w:w="1728"/>
-          </w:tcPr>
-          <w:p>
-            <w:r>
-              <w:t>Kept separate per environment.</w:t>
-            </w:r>
-          </w:p>
-        </w:tc>
-      </w:tr>
-      <w:tr>
-        <w:tc>
-          <w:tcPr>
-            <w:tcW w:type="dxa" w:w="1728"/>
-          </w:tcPr>
-          <w:p>
-            <w:r>
-              <w:rPr>
-                <w:rFonts w:ascii="Consolas" w:hAnsi="Consolas"/>
-                <w:sz w:val="19"/>
-              </w:rPr>
-              <w:t>-Hostname</w:t>
-            </w:r>
-          </w:p>
-        </w:tc>
-        <w:tc>
-          <w:tcPr>
-            <w:tcW w:type="dxa" w:w="1728"/>
-          </w:tcPr>
-          <w:p>
-            <w:r>
-              <w:t>The site's host name.</w:t>
-            </w:r>
-          </w:p>
-        </w:tc>
-        <w:tc>
-          <w:tcPr>
-            <w:tcW w:type="dxa" w:w="1728"/>
-          </w:tcPr>
-          <w:p>
-            <w:r>
-              <w:t>Prompted</w:t>
-            </w:r>
-          </w:p>
-        </w:tc>
-        <w:tc>
-          <w:tcPr>
-            <w:tcW w:type="dxa" w:w="1728"/>
-          </w:tcPr>
-          <w:p>
-            <w:r>
-              <w:t>The DNS name users will type</w:t>
-            </w:r>
-          </w:p>
-        </w:tc>
-        <w:tc>
-          <w:tcPr>
-            <w:tcW w:type="dxa" w:w="1728"/>
-          </w:tcPr>
-          <w:p>
-            <w:r>
-              <w:t>It must match the certificate.</w:t>
-            </w:r>
-          </w:p>
-        </w:tc>
-      </w:tr>
-      <w:tr>
-        <w:tc>
-          <w:tcPr>
-            <w:tcW w:type="dxa" w:w="1728"/>
-          </w:tcPr>
-          <w:p>
-            <w:r>
-              <w:rPr>
-                <w:rFonts w:ascii="Consolas" w:hAnsi="Consolas"/>
-                <w:sz w:val="19"/>
-              </w:rPr>
-              <w:t>-HttpPort</w:t>
-            </w:r>
-            <w:r>
-              <w:t xml:space="preserve"> / </w:t>
-            </w:r>
-            <w:r>
-              <w:rPr>
-                <w:rFonts w:ascii="Consolas" w:hAnsi="Consolas"/>
-                <w:sz w:val="19"/>
-              </w:rPr>
-              <w:t>-HttpsPort</w:t>
-            </w:r>
-          </w:p>
-        </w:tc>
-        <w:tc>
-          <w:tcPr>
-            <w:tcW w:type="dxa" w:w="1728"/>
-          </w:tcPr>
-          <w:p>
-            <w:r>
-              <w:t>The site bindings.</w:t>
-            </w:r>
-          </w:p>
-        </w:tc>
-        <w:tc>
-          <w:tcPr>
-            <w:tcW w:type="dxa" w:w="1728"/>
-          </w:tcPr>
-          <w:p>
-            <w:r>
-              <w:t>80 / 443</w:t>
-            </w:r>
-          </w:p>
-        </w:tc>
-        <w:tc>
-          <w:tcPr>
-            <w:tcW w:type="dxa" w:w="1728"/>
-          </w:tcPr>
-          <w:p>
-            <w:r>
-              <w:t>443 for HTTPS</w:t>
-            </w:r>
-          </w:p>
-        </w:tc>
-        <w:tc>
-          <w:tcPr>
-            <w:tcW w:type="dxa" w:w="1728"/>
-          </w:tcPr>
-          <w:p>
-            <w:r>
-              <w:t>Users should always use HTTPS; the OIDC sign-in cookie is never sent over plain HTTP.</w:t>
-            </w:r>
-          </w:p>
-        </w:tc>
-      </w:tr>
-      <w:tr>
-        <w:tc>
-          <w:tcPr>
-            <w:tcW w:type="dxa" w:w="1728"/>
-          </w:tcPr>
-          <w:p>
-            <w:r>
-              <w:rPr>
-                <w:rFonts w:ascii="Consolas" w:hAnsi="Consolas"/>
-                <w:sz w:val="19"/>
-              </w:rPr>
-              <w:t>-CertificateThumbprint</w:t>
-            </w:r>
-          </w:p>
-        </w:tc>
-        <w:tc>
-          <w:tcPr>
-            <w:tcW w:type="dxa" w:w="1728"/>
-          </w:tcPr>
-          <w:p>
-            <w:r>
-              <w:t xml:space="preserve">An existing certificate in </w:t>
-            </w:r>
-            <w:r>
-              <w:rPr>
-                <w:rFonts w:ascii="Consolas" w:hAnsi="Consolas"/>
-                <w:sz w:val="19"/>
-              </w:rPr>
-              <w:t>LocalMachine\My</w:t>
-            </w:r>
-            <w:r>
-              <w:t xml:space="preserve"> for the HTTPS binding.</w:t>
-            </w:r>
-          </w:p>
-        </w:tc>
-        <w:tc>
-          <w:tcPr>
-            <w:tcW w:type="dxa" w:w="1728"/>
-          </w:tcPr>
-          <w:p>
-            <w:r>
-              <w:t>Prompted; blank generates a self-signed certificate</w:t>
-            </w:r>
-          </w:p>
-        </w:tc>
-        <w:tc>
-          <w:tcPr>
-            <w:tcW w:type="dxa" w:w="1728"/>
-          </w:tcPr>
-          <w:p>
-            <w:r>
-              <w:t>A certificate from your organization's CA, with a Subject Alternative Name for the host name</w:t>
-            </w:r>
-          </w:p>
-        </w:tc>
-        <w:tc>
-          <w:tcPr>
-            <w:tcW w:type="dxa" w:w="1728"/>
-          </w:tcPr>
-          <w:p>
-            <w:r>
-              <w:t>Browsers trust it without warnings; Chrome and Edge reject a certificate without a SAN. With a CA-issued certificate the installer also turns on HSTS.</w:t>
-            </w:r>
-          </w:p>
-        </w:tc>
-      </w:tr>
-      <w:tr>
-        <w:tc>
-          <w:tcPr>
-            <w:tcW w:type="dxa" w:w="1728"/>
-          </w:tcPr>
-          <w:p>
-            <w:r>
-              <w:rPr>
-                <w:rFonts w:ascii="Consolas" w:hAnsi="Consolas"/>
-                <w:sz w:val="19"/>
-              </w:rPr>
-              <w:t>-GenerateSelfSignedCert</w:t>
-            </w:r>
-          </w:p>
-        </w:tc>
-        <w:tc>
-          <w:tcPr>
-            <w:tcW w:type="dxa" w:w="1728"/>
-          </w:tcPr>
-          <w:p>
-            <w:r>
-              <w:t>Create a self-signed certificate.</w:t>
-            </w:r>
-          </w:p>
-        </w:tc>
-        <w:tc>
-          <w:tcPr>
-            <w:tcW w:type="dxa" w:w="1728"/>
-          </w:tcPr>
-          <w:p>
-            <w:r>
-              <w:t>Off</w:t>
-            </w:r>
-          </w:p>
-        </w:tc>
-        <w:tc>
-          <w:tcPr>
-            <w:tcW w:type="dxa" w:w="1728"/>
-          </w:tcPr>
-          <w:p>
-            <w:r>
-              <w:t>Development and Test only</w:t>
-            </w:r>
-          </w:p>
-        </w:tc>
-        <w:tc>
-          <w:tcPr>
-            <w:tcW w:type="dxa" w:w="1728"/>
-          </w:tcPr>
-          <w:p>
-            <w:r>
-              <w:t>Browsers warn about it, and users learn to click through warnings.</w:t>
-            </w:r>
-          </w:p>
-        </w:tc>
-      </w:tr>
-      <w:tr>
-        <w:tc>
-          <w:tcPr>
-            <w:tcW w:type="dxa" w:w="1728"/>
-          </w:tcPr>
-          <w:p>
-            <w:r>
-              <w:rPr>
-                <w:rFonts w:ascii="Consolas" w:hAnsi="Consolas"/>
-                <w:sz w:val="19"/>
-              </w:rPr>
-              <w:t>-ResetIis</w:t>
-            </w:r>
-          </w:p>
-        </w:tc>
-        <w:tc>
-          <w:tcPr>
-            <w:tcW w:type="dxa" w:w="1728"/>
-          </w:tcPr>
-          <w:p>
-            <w:r>
-              <w:t xml:space="preserve">Run </w:t>
-            </w:r>
-            <w:r>
-              <w:rPr>
-                <w:rFonts w:ascii="Consolas" w:hAnsi="Consolas"/>
-                <w:sz w:val="19"/>
-              </w:rPr>
-              <w:t>iisreset</w:t>
-            </w:r>
-            <w:r>
-              <w:t xml:space="preserve"> after the IIS steps.</w:t>
+              <w:t>-InstallNightlyJob</w:t>
+            </w:r>
+          </w:p>
+        </w:tc>
+        <w:tc>
+          <w:tcPr>
+            <w:tcW w:type="dxa" w:w="1728"/>
+          </w:tcPr>
+          <w:p>
+            <w:r>
+              <w:t>Install the nightly Import and Load SQL Server Agent job (runs at 02:00).</w:t>
             </w:r>
           </w:p>
         </w:tc>
@@ -13320,17 +12948,17 @@
               <w:t>$true</w:t>
             </w:r>
             <w:r>
-              <w:t xml:space="preserve"> for a first install, if no other site is busy</w:t>
-            </w:r>
-          </w:p>
-        </w:tc>
-        <w:tc>
-          <w:tcPr>
-            <w:tcW w:type="dxa" w:w="1728"/>
-          </w:tcPr>
-          <w:p>
-            <w:r>
-              <w:t>Makes every IIS change take effect, but briefly stops every site on the server.</w:t>
+              <w:t xml:space="preserve"> once export files are in place</w:t>
+            </w:r>
+          </w:p>
+        </w:tc>
+        <w:tc>
+          <w:tcPr>
+            <w:tcW w:type="dxa" w:w="1728"/>
+          </w:tcPr>
+          <w:p>
+            <w:r>
+              <w:t>Without it, data is loaded only by hand.</w:t>
             </w:r>
           </w:p>
         </w:tc>
@@ -13346,47 +12974,103 @@
                 <w:rFonts w:ascii="Consolas" w:hAnsi="Consolas"/>
                 <w:sz w:val="19"/>
               </w:rPr>
-              <w:t>-Force</w:t>
-            </w:r>
-          </w:p>
-        </w:tc>
-        <w:tc>
-          <w:tcPr>
-            <w:tcW w:type="dxa" w:w="1728"/>
-          </w:tcPr>
-          <w:p>
-            <w:r>
-              <w:t>Recreate the App Pool, site and application even if they exist.</w:t>
-            </w:r>
-          </w:p>
-        </w:tc>
-        <w:tc>
-          <w:tcPr>
-            <w:tcW w:type="dxa" w:w="1728"/>
-          </w:tcPr>
-          <w:p>
-            <w:r>
-              <w:t>Off</w:t>
-            </w:r>
-          </w:p>
-        </w:tc>
-        <w:tc>
-          <w:tcPr>
-            <w:tcW w:type="dxa" w:w="1728"/>
-          </w:tcPr>
-          <w:p>
-            <w:r>
-              <w:t>Off</w:t>
-            </w:r>
-          </w:p>
-        </w:tc>
-        <w:tc>
-          <w:tcPr>
-            <w:tcW w:type="dxa" w:w="1728"/>
-          </w:tcPr>
-          <w:p>
-            <w:r>
-              <w:t>Only to repair a broken IIS setup.</w:t>
+              <w:t>-ImportSources</w:t>
+            </w:r>
+          </w:p>
+        </w:tc>
+        <w:tc>
+          <w:tcPr>
+            <w:tcW w:type="dxa" w:w="1728"/>
+          </w:tcPr>
+          <w:p>
+            <w:r>
+              <w:t>Which CyberArk sources the job imports: Both, PrivilegeCloud or SelfHosted. Sets the CyberArk sources on first install only.</w:t>
+            </w:r>
+          </w:p>
+        </w:tc>
+        <w:tc>
+          <w:tcPr>
+            <w:tcW w:type="dxa" w:w="1728"/>
+          </w:tcPr>
+          <w:p>
+            <w:r>
+              <w:t>Prompted</w:t>
+            </w:r>
+          </w:p>
+        </w:tc>
+        <w:tc>
+          <w:tcPr>
+            <w:tcW w:type="dxa" w:w="1728"/>
+          </w:tcPr>
+          <w:p>
+            <w:r>
+              <w:t>Only the sources you have</w:t>
+            </w:r>
+          </w:p>
+        </w:tc>
+        <w:tc>
+          <w:tcPr>
+            <w:tcW w:type="dxa" w:w="1728"/>
+          </w:tcPr>
+          <w:p>
+            <w:r>
+              <w:t>A source that is switched on but missing fails the job each night.</w:t>
+            </w:r>
+          </w:p>
+        </w:tc>
+      </w:tr>
+      <w:tr>
+        <w:tc>
+          <w:tcPr>
+            <w:tcW w:type="dxa" w:w="1728"/>
+          </w:tcPr>
+          <w:p>
+            <w:r>
+              <w:rPr>
+                <w:rFonts w:ascii="Consolas" w:hAnsi="Consolas"/>
+                <w:sz w:val="19"/>
+              </w:rPr>
+              <w:t>-ExportFolderPath</w:t>
+            </w:r>
+          </w:p>
+        </w:tc>
+        <w:tc>
+          <w:tcPr>
+            <w:tcW w:type="dxa" w:w="1728"/>
+          </w:tcPr>
+          <w:p>
+            <w:r>
+              <w:t>The Privilege Cloud export folder, as seen by the SQL Server service account. First install only.</w:t>
+            </w:r>
+          </w:p>
+        </w:tc>
+        <w:tc>
+          <w:tcPr>
+            <w:tcW w:type="dxa" w:w="1728"/>
+          </w:tcPr>
+          <w:p>
+            <w:r>
+              <w:t>Prompted if needed</w:t>
+            </w:r>
+          </w:p>
+        </w:tc>
+        <w:tc>
+          <w:tcPr>
+            <w:tcW w:type="dxa" w:w="1728"/>
+          </w:tcPr>
+          <w:p>
+            <w:r>
+              <w:t>A local folder on the SQL Server</w:t>
+            </w:r>
+          </w:p>
+        </w:tc>
+        <w:tc>
+          <w:tcPr>
+            <w:tcW w:type="dxa" w:w="1728"/>
+          </w:tcPr>
+          <w:p>
+            <w:r>
+              <w:t>SQL Server reads it directly.</w:t>
             </w:r>
           </w:p>
         </w:tc>
@@ -13395,17 +13079,16 @@
     <w:p/>
     <w:p>
       <w:r>
-        <w:t xml:space="preserve">To replace a certificate later, run the installer with </w:t>
+        <w:t xml:space="preserve">After the first install, these three are changed on </w:t>
       </w:r>
       <w:r>
         <w:rPr>
-          <w:rFonts w:ascii="Consolas" w:hAnsi="Consolas"/>
-          <w:sz w:val="19"/>
+          <w:b/>
         </w:rPr>
-        <w:t>-Step Iis.Site -CertificateThumbprint &lt;new thumbprint&gt;</w:t>
-      </w:r>
-      <w:r>
-        <w:t>.</w:t>
+        <w:t>Admin &gt; Data Sources</w:t>
+      </w:r>
+      <w:r>
+        <w:t xml:space="preserve"> ("CyberArk sources", in section 3); re-running the installer doesn't overwrite what's saved there.</w:t>
       </w:r>
     </w:p>
     <w:p>
@@ -13413,7 +13096,7 @@
         <w:pStyle w:val="Heading2"/>
       </w:pPr>
       <w:r>
-        <w:t>Allowed folders and other server settings</w:t>
+        <w:t>IIS and certificate</w:t>
       </w:r>
     </w:p>
     <w:tbl>
@@ -13507,69 +13190,44 @@
                 <w:rFonts w:ascii="Consolas" w:hAnsi="Consolas"/>
                 <w:sz w:val="19"/>
               </w:rPr>
-              <w:t>-AllowedFileRoots</w:t>
-            </w:r>
-          </w:p>
-        </w:tc>
-        <w:tc>
-          <w:tcPr>
-            <w:tcW w:type="dxa" w:w="1728"/>
-          </w:tcPr>
-          <w:p>
-            <w:r>
-              <w:t xml:space="preserve">The only folders data feeds may read and backups may be written to. Written to </w:t>
+              <w:t>-SiteName</w:t>
+            </w:r>
+          </w:p>
+        </w:tc>
+        <w:tc>
+          <w:tcPr>
+            <w:tcW w:type="dxa" w:w="1728"/>
+          </w:tcPr>
+          <w:p>
+            <w:r>
+              <w:t xml:space="preserve">The IIS site name. The App Pool is named </w:t>
             </w:r>
             <w:r>
               <w:rPr>
                 <w:rFonts w:ascii="Consolas" w:hAnsi="Consolas"/>
                 <w:sz w:val="19"/>
               </w:rPr>
-              <w:t>FileAccess:AllowedRoots</w:t>
-            </w:r>
-            <w:r>
-              <w:t xml:space="preserve"> in the settings file.</w:t>
-            </w:r>
-          </w:p>
-        </w:tc>
-        <w:tc>
-          <w:tcPr>
-            <w:tcW w:type="dxa" w:w="1728"/>
-          </w:tcPr>
-          <w:p>
-            <w:r>
-              <w:t>None: any local folder, no network shares</w:t>
-            </w:r>
-          </w:p>
-        </w:tc>
-        <w:tc>
-          <w:tcPr>
-            <w:tcW w:type="dxa" w:w="1728"/>
-          </w:tcPr>
-          <w:p>
-            <w:r>
-              <w:t xml:space="preserve">List only your feed folder and backup folder, for example </w:t>
-            </w:r>
+              <w:t>&lt;SiteName&gt;-AppPool</w:t>
+            </w:r>
+            <w:r>
+              <w:t>.</w:t>
+            </w:r>
+          </w:p>
+        </w:tc>
+        <w:tc>
+          <w:tcPr>
+            <w:tcW w:type="dxa" w:w="1728"/>
+          </w:tcPr>
+          <w:p>
             <w:r>
               <w:rPr>
                 <w:rFonts w:ascii="Consolas" w:hAnsi="Consolas"/>
                 <w:sz w:val="19"/>
               </w:rPr>
-              <w:t>'D:\Feeds','D:\Backups\BlueTrack'</w:t>
-            </w:r>
-          </w:p>
-        </w:tc>
-        <w:tc>
-          <w:tcPr>
-            <w:tcW w:type="dxa" w:w="1728"/>
-          </w:tcPr>
-          <w:p>
-            <w:r>
-              <w:t>The server reads and writes these paths as itself, so a short list stops an admin page reaching other files or shares. Add a share here only if you need one.</w:t>
-            </w:r>
-          </w:p>
-        </w:tc>
-      </w:tr>
-      <w:tr>
+              <w:t>BlueTrack</w:t>
+            </w:r>
+          </w:p>
+        </w:tc>
         <w:tc>
           <w:tcPr>
             <w:tcW w:type="dxa" w:w="1728"/>
@@ -13580,47 +13238,17 @@
                 <w:rFonts w:ascii="Consolas" w:hAnsi="Consolas"/>
                 <w:sz w:val="19"/>
               </w:rPr>
-              <w:t>-BackupFolder</w:t>
-            </w:r>
-          </w:p>
-        </w:tc>
-        <w:tc>
-          <w:tcPr>
-            <w:tcW w:type="dxa" w:w="1728"/>
-          </w:tcPr>
-          <w:p>
-            <w:r>
-              <w:t>Where the installer's automatic pre-update backup goes, when the database already exists.</w:t>
-            </w:r>
-          </w:p>
-        </w:tc>
-        <w:tc>
-          <w:tcPr>
-            <w:tcW w:type="dxa" w:w="1728"/>
-          </w:tcPr>
-          <w:p>
-            <w:r>
-              <w:t>Prompted only if needed</w:t>
-            </w:r>
-          </w:p>
-        </w:tc>
-        <w:tc>
-          <w:tcPr>
-            <w:tcW w:type="dxa" w:w="1728"/>
-          </w:tcPr>
-          <w:p>
-            <w:r>
-              <w:t>The same backup folder</w:t>
-            </w:r>
-          </w:p>
-        </w:tc>
-        <w:tc>
-          <w:tcPr>
-            <w:tcW w:type="dxa" w:w="1728"/>
-          </w:tcPr>
-          <w:p>
-            <w:r>
-              <w:t>Keeps all backups together under the same access rules.</w:t>
+              <w:t>BlueTrack</w:t>
+            </w:r>
+          </w:p>
+        </w:tc>
+        <w:tc>
+          <w:tcPr>
+            <w:tcW w:type="dxa" w:w="1728"/>
+          </w:tcPr>
+          <w:p>
+            <w:r>
+              <w:t>Also names the installer's saved answers.</w:t>
             </w:r>
           </w:p>
         </w:tc>
@@ -13636,179 +13264,444 @@
                 <w:rFonts w:ascii="Consolas" w:hAnsi="Consolas"/>
                 <w:sz w:val="19"/>
               </w:rPr>
-              <w:t>-SkipPreDeployBackup</w:t>
-            </w:r>
-          </w:p>
-        </w:tc>
-        <w:tc>
-          <w:tcPr>
-            <w:tcW w:type="dxa" w:w="1728"/>
-          </w:tcPr>
-          <w:p>
-            <w:r>
-              <w:t>Skip that automatic backup.</w:t>
-            </w:r>
-          </w:p>
-        </w:tc>
-        <w:tc>
-          <w:tcPr>
-            <w:tcW w:type="dxa" w:w="1728"/>
-          </w:tcPr>
-          <w:p>
-            <w:r>
-              <w:t>Off</w:t>
-            </w:r>
-          </w:p>
-        </w:tc>
-        <w:tc>
-          <w:tcPr>
-            <w:tcW w:type="dxa" w:w="1728"/>
-          </w:tcPr>
-          <w:p>
-            <w:r>
-              <w:t>Off</w:t>
-            </w:r>
-          </w:p>
-        </w:tc>
-        <w:tc>
-          <w:tcPr>
-            <w:tcW w:type="dxa" w:w="1728"/>
-          </w:tcPr>
-          <w:p>
-            <w:r>
-              <w:t>The backup is your way back if an update fails.</w:t>
-            </w:r>
-          </w:p>
-        </w:tc>
-      </w:tr>
-      <w:tr>
-        <w:tc>
-          <w:tcPr>
-            <w:tcW w:type="dxa" w:w="1728"/>
-          </w:tcPr>
-          <w:p>
+              <w:t>-ApiInstallPath</w:t>
+            </w:r>
+            <w:r>
+              <w:t xml:space="preserve"> / </w:t>
+            </w:r>
             <w:r>
               <w:rPr>
                 <w:rFonts w:ascii="Consolas" w:hAnsi="Consolas"/>
                 <w:sz w:val="19"/>
               </w:rPr>
-              <w:t>-SkipSmokeTest</w:t>
-            </w:r>
-            <w:r>
-              <w:t xml:space="preserve"> / </w:t>
-            </w:r>
+              <w:t>-WebInstallPath</w:t>
+            </w:r>
+          </w:p>
+        </w:tc>
+        <w:tc>
+          <w:tcPr>
+            <w:tcW w:type="dxa" w:w="1728"/>
+          </w:tcPr>
+          <w:p>
+            <w:r>
+              <w:t>Where the API and web pages are installed.</w:t>
+            </w:r>
+          </w:p>
+        </w:tc>
+        <w:tc>
+          <w:tcPr>
+            <w:tcW w:type="dxa" w:w="1728"/>
+          </w:tcPr>
+          <w:p>
             <w:r>
               <w:rPr>
                 <w:rFonts w:ascii="Consolas" w:hAnsi="Consolas"/>
                 <w:sz w:val="19"/>
               </w:rPr>
-              <w:t>-SkipPrerequisiteInstall</w:t>
-            </w:r>
-          </w:p>
-        </w:tc>
-        <w:tc>
-          <w:tcPr>
-            <w:tcW w:type="dxa" w:w="1728"/>
-          </w:tcPr>
-          <w:p>
-            <w:r>
-              <w:t>Skip the post-install check, or only report missing prerequisites.</w:t>
-            </w:r>
-          </w:p>
-        </w:tc>
-        <w:tc>
-          <w:tcPr>
-            <w:tcW w:type="dxa" w:w="1728"/>
-          </w:tcPr>
-          <w:p>
-            <w:r>
-              <w:t>Off</w:t>
-            </w:r>
-          </w:p>
-        </w:tc>
-        <w:tc>
-          <w:tcPr>
-            <w:tcW w:type="dxa" w:w="1728"/>
-          </w:tcPr>
-          <w:p>
-            <w:r>
-              <w:t>Off</w:t>
-            </w:r>
-          </w:p>
-        </w:tc>
-        <w:tc>
-          <w:tcPr>
-            <w:tcW w:type="dxa" w:w="1728"/>
-          </w:tcPr>
-          <w:p>
-            <w:r>
-              <w:t>The smoke test confirms the site works before users arrive.</w:t>
-            </w:r>
-          </w:p>
-        </w:tc>
-      </w:tr>
-      <w:tr>
-        <w:tc>
-          <w:tcPr>
-            <w:tcW w:type="dxa" w:w="1728"/>
-          </w:tcPr>
-          <w:p>
+              <w:t>&lt;system drive&gt;\inetpub\BlueTrack\&lt;Environment&gt;\api</w:t>
+            </w:r>
+            <w:r>
+              <w:t xml:space="preserve"> and </w:t>
+            </w:r>
             <w:r>
               <w:rPr>
                 <w:rFonts w:ascii="Consolas" w:hAnsi="Consolas"/>
                 <w:sz w:val="19"/>
               </w:rPr>
-              <w:t>-PrerequisiteSource</w:t>
-            </w:r>
-            <w:r>
-              <w:t xml:space="preserve"> / </w:t>
-            </w:r>
+              <w:t>...\web</w:t>
+            </w:r>
+          </w:p>
+        </w:tc>
+        <w:tc>
+          <w:tcPr>
+            <w:tcW w:type="dxa" w:w="1728"/>
+          </w:tcPr>
+          <w:p>
+            <w:r>
+              <w:t>The defaults</w:t>
+            </w:r>
+          </w:p>
+        </w:tc>
+        <w:tc>
+          <w:tcPr>
+            <w:tcW w:type="dxa" w:w="1728"/>
+          </w:tcPr>
+          <w:p>
+            <w:r>
+              <w:t>Kept separate per environment.</w:t>
+            </w:r>
+          </w:p>
+        </w:tc>
+      </w:tr>
+      <w:tr>
+        <w:tc>
+          <w:tcPr>
+            <w:tcW w:type="dxa" w:w="1728"/>
+          </w:tcPr>
+          <w:p>
             <w:r>
               <w:rPr>
                 <w:rFonts w:ascii="Consolas" w:hAnsi="Consolas"/>
                 <w:sz w:val="19"/>
               </w:rPr>
-              <w:t>-InstallerSourcePath</w:t>
-            </w:r>
-          </w:p>
-        </w:tc>
-        <w:tc>
-          <w:tcPr>
-            <w:tcW w:type="dxa" w:w="1728"/>
-          </w:tcPr>
-          <w:p>
-            <w:r>
-              <w:t>Where prerequisite installers come from: Auto, Offline, Winget or Download, and an offline folder.</w:t>
-            </w:r>
-          </w:p>
-        </w:tc>
-        <w:tc>
-          <w:tcPr>
-            <w:tcW w:type="dxa" w:w="1728"/>
-          </w:tcPr>
-          <w:p>
-            <w:r>
-              <w:t>Auto</w:t>
-            </w:r>
-          </w:p>
-        </w:tc>
-        <w:tc>
-          <w:tcPr>
-            <w:tcW w:type="dxa" w:w="1728"/>
-          </w:tcPr>
-          <w:p>
-            <w:r>
-              <w:t>Offline, from a folder you've checked, for servers without internet</w:t>
-            </w:r>
-          </w:p>
-        </w:tc>
-        <w:tc>
-          <w:tcPr>
-            <w:tcW w:type="dxa" w:w="1728"/>
-          </w:tcPr>
-          <w:p>
-            <w:r>
-              <w:t>Every installer must also carry a valid vendor signature, whichever source is used.</w:t>
+              <w:t>-Hostname</w:t>
+            </w:r>
+          </w:p>
+        </w:tc>
+        <w:tc>
+          <w:tcPr>
+            <w:tcW w:type="dxa" w:w="1728"/>
+          </w:tcPr>
+          <w:p>
+            <w:r>
+              <w:t>The site's host name.</w:t>
+            </w:r>
+          </w:p>
+        </w:tc>
+        <w:tc>
+          <w:tcPr>
+            <w:tcW w:type="dxa" w:w="1728"/>
+          </w:tcPr>
+          <w:p>
+            <w:r>
+              <w:t>Prompted</w:t>
+            </w:r>
+          </w:p>
+        </w:tc>
+        <w:tc>
+          <w:tcPr>
+            <w:tcW w:type="dxa" w:w="1728"/>
+          </w:tcPr>
+          <w:p>
+            <w:r>
+              <w:t>The DNS name users will type</w:t>
+            </w:r>
+          </w:p>
+        </w:tc>
+        <w:tc>
+          <w:tcPr>
+            <w:tcW w:type="dxa" w:w="1728"/>
+          </w:tcPr>
+          <w:p>
+            <w:r>
+              <w:t>It must match the certificate.</w:t>
+            </w:r>
+          </w:p>
+        </w:tc>
+      </w:tr>
+      <w:tr>
+        <w:tc>
+          <w:tcPr>
+            <w:tcW w:type="dxa" w:w="1728"/>
+          </w:tcPr>
+          <w:p>
+            <w:r>
+              <w:rPr>
+                <w:rFonts w:ascii="Consolas" w:hAnsi="Consolas"/>
+                <w:sz w:val="19"/>
+              </w:rPr>
+              <w:t>-HttpPort</w:t>
+            </w:r>
+            <w:r>
+              <w:t xml:space="preserve"> / </w:t>
+            </w:r>
+            <w:r>
+              <w:rPr>
+                <w:rFonts w:ascii="Consolas" w:hAnsi="Consolas"/>
+                <w:sz w:val="19"/>
+              </w:rPr>
+              <w:t>-HttpsPort</w:t>
+            </w:r>
+          </w:p>
+        </w:tc>
+        <w:tc>
+          <w:tcPr>
+            <w:tcW w:type="dxa" w:w="1728"/>
+          </w:tcPr>
+          <w:p>
+            <w:r>
+              <w:t>The site bindings.</w:t>
+            </w:r>
+          </w:p>
+        </w:tc>
+        <w:tc>
+          <w:tcPr>
+            <w:tcW w:type="dxa" w:w="1728"/>
+          </w:tcPr>
+          <w:p>
+            <w:r>
+              <w:t>80 / 443</w:t>
+            </w:r>
+          </w:p>
+        </w:tc>
+        <w:tc>
+          <w:tcPr>
+            <w:tcW w:type="dxa" w:w="1728"/>
+          </w:tcPr>
+          <w:p>
+            <w:r>
+              <w:t>443 for HTTPS</w:t>
+            </w:r>
+          </w:p>
+        </w:tc>
+        <w:tc>
+          <w:tcPr>
+            <w:tcW w:type="dxa" w:w="1728"/>
+          </w:tcPr>
+          <w:p>
+            <w:r>
+              <w:t>Users should always use HTTPS; the OIDC sign-in cookie is never sent over plain HTTP.</w:t>
+            </w:r>
+          </w:p>
+        </w:tc>
+      </w:tr>
+      <w:tr>
+        <w:tc>
+          <w:tcPr>
+            <w:tcW w:type="dxa" w:w="1728"/>
+          </w:tcPr>
+          <w:p>
+            <w:r>
+              <w:rPr>
+                <w:rFonts w:ascii="Consolas" w:hAnsi="Consolas"/>
+                <w:sz w:val="19"/>
+              </w:rPr>
+              <w:t>-CertificateThumbprint</w:t>
+            </w:r>
+          </w:p>
+        </w:tc>
+        <w:tc>
+          <w:tcPr>
+            <w:tcW w:type="dxa" w:w="1728"/>
+          </w:tcPr>
+          <w:p>
+            <w:r>
+              <w:t xml:space="preserve">An existing certificate in </w:t>
+            </w:r>
+            <w:r>
+              <w:rPr>
+                <w:rFonts w:ascii="Consolas" w:hAnsi="Consolas"/>
+                <w:sz w:val="19"/>
+              </w:rPr>
+              <w:t>LocalMachine\My</w:t>
+            </w:r>
+            <w:r>
+              <w:t xml:space="preserve"> for the HTTPS binding.</w:t>
+            </w:r>
+          </w:p>
+        </w:tc>
+        <w:tc>
+          <w:tcPr>
+            <w:tcW w:type="dxa" w:w="1728"/>
+          </w:tcPr>
+          <w:p>
+            <w:r>
+              <w:t>Prompted; blank generates a self-signed certificate</w:t>
+            </w:r>
+          </w:p>
+        </w:tc>
+        <w:tc>
+          <w:tcPr>
+            <w:tcW w:type="dxa" w:w="1728"/>
+          </w:tcPr>
+          <w:p>
+            <w:r>
+              <w:t>A certificate from your organization's CA, with a Subject Alternative Name for the host name</w:t>
+            </w:r>
+          </w:p>
+        </w:tc>
+        <w:tc>
+          <w:tcPr>
+            <w:tcW w:type="dxa" w:w="1728"/>
+          </w:tcPr>
+          <w:p>
+            <w:r>
+              <w:t>Browsers trust it without warnings; Chrome and Edge reject a certificate without a SAN. With a CA-issued certificate the installer also turns on HSTS.</w:t>
+            </w:r>
+          </w:p>
+        </w:tc>
+      </w:tr>
+      <w:tr>
+        <w:tc>
+          <w:tcPr>
+            <w:tcW w:type="dxa" w:w="1728"/>
+          </w:tcPr>
+          <w:p>
+            <w:r>
+              <w:rPr>
+                <w:rFonts w:ascii="Consolas" w:hAnsi="Consolas"/>
+                <w:sz w:val="19"/>
+              </w:rPr>
+              <w:t>-GenerateSelfSignedCert</w:t>
+            </w:r>
+          </w:p>
+        </w:tc>
+        <w:tc>
+          <w:tcPr>
+            <w:tcW w:type="dxa" w:w="1728"/>
+          </w:tcPr>
+          <w:p>
+            <w:r>
+              <w:t>Create a self-signed certificate.</w:t>
+            </w:r>
+          </w:p>
+        </w:tc>
+        <w:tc>
+          <w:tcPr>
+            <w:tcW w:type="dxa" w:w="1728"/>
+          </w:tcPr>
+          <w:p>
+            <w:r>
+              <w:t>Off</w:t>
+            </w:r>
+          </w:p>
+        </w:tc>
+        <w:tc>
+          <w:tcPr>
+            <w:tcW w:type="dxa" w:w="1728"/>
+          </w:tcPr>
+          <w:p>
+            <w:r>
+              <w:t>Development and Test only</w:t>
+            </w:r>
+          </w:p>
+        </w:tc>
+        <w:tc>
+          <w:tcPr>
+            <w:tcW w:type="dxa" w:w="1728"/>
+          </w:tcPr>
+          <w:p>
+            <w:r>
+              <w:t>Browsers warn about it, and users learn to click through warnings.</w:t>
+            </w:r>
+          </w:p>
+        </w:tc>
+      </w:tr>
+      <w:tr>
+        <w:tc>
+          <w:tcPr>
+            <w:tcW w:type="dxa" w:w="1728"/>
+          </w:tcPr>
+          <w:p>
+            <w:r>
+              <w:rPr>
+                <w:rFonts w:ascii="Consolas" w:hAnsi="Consolas"/>
+                <w:sz w:val="19"/>
+              </w:rPr>
+              <w:t>-ResetIis</w:t>
+            </w:r>
+          </w:p>
+        </w:tc>
+        <w:tc>
+          <w:tcPr>
+            <w:tcW w:type="dxa" w:w="1728"/>
+          </w:tcPr>
+          <w:p>
+            <w:r>
+              <w:t xml:space="preserve">Run </w:t>
+            </w:r>
+            <w:r>
+              <w:rPr>
+                <w:rFonts w:ascii="Consolas" w:hAnsi="Consolas"/>
+                <w:sz w:val="19"/>
+              </w:rPr>
+              <w:t>iisreset</w:t>
+            </w:r>
+            <w:r>
+              <w:t xml:space="preserve"> after the IIS steps.</w:t>
+            </w:r>
+          </w:p>
+        </w:tc>
+        <w:tc>
+          <w:tcPr>
+            <w:tcW w:type="dxa" w:w="1728"/>
+          </w:tcPr>
+          <w:p>
+            <w:r>
+              <w:t>Prompted</w:t>
+            </w:r>
+          </w:p>
+        </w:tc>
+        <w:tc>
+          <w:tcPr>
+            <w:tcW w:type="dxa" w:w="1728"/>
+          </w:tcPr>
+          <w:p>
+            <w:r>
+              <w:rPr>
+                <w:rFonts w:ascii="Consolas" w:hAnsi="Consolas"/>
+                <w:sz w:val="19"/>
+              </w:rPr>
+              <w:t>$true</w:t>
+            </w:r>
+            <w:r>
+              <w:t xml:space="preserve"> for a first install, if no other site is busy</w:t>
+            </w:r>
+          </w:p>
+        </w:tc>
+        <w:tc>
+          <w:tcPr>
+            <w:tcW w:type="dxa" w:w="1728"/>
+          </w:tcPr>
+          <w:p>
+            <w:r>
+              <w:t>Makes every IIS change take effect, but briefly stops every site on the server.</w:t>
+            </w:r>
+          </w:p>
+        </w:tc>
+      </w:tr>
+      <w:tr>
+        <w:tc>
+          <w:tcPr>
+            <w:tcW w:type="dxa" w:w="1728"/>
+          </w:tcPr>
+          <w:p>
+            <w:r>
+              <w:rPr>
+                <w:rFonts w:ascii="Consolas" w:hAnsi="Consolas"/>
+                <w:sz w:val="19"/>
+              </w:rPr>
+              <w:t>-Force</w:t>
+            </w:r>
+          </w:p>
+        </w:tc>
+        <w:tc>
+          <w:tcPr>
+            <w:tcW w:type="dxa" w:w="1728"/>
+          </w:tcPr>
+          <w:p>
+            <w:r>
+              <w:t>Recreate the App Pool, site and application even if they exist.</w:t>
+            </w:r>
+          </w:p>
+        </w:tc>
+        <w:tc>
+          <w:tcPr>
+            <w:tcW w:type="dxa" w:w="1728"/>
+          </w:tcPr>
+          <w:p>
+            <w:r>
+              <w:t>Off</w:t>
+            </w:r>
+          </w:p>
+        </w:tc>
+        <w:tc>
+          <w:tcPr>
+            <w:tcW w:type="dxa" w:w="1728"/>
+          </w:tcPr>
+          <w:p>
+            <w:r>
+              <w:t>Off</w:t>
+            </w:r>
+          </w:p>
+        </w:tc>
+        <w:tc>
+          <w:tcPr>
+            <w:tcW w:type="dxa" w:w="1728"/>
+          </w:tcPr>
+          <w:p>
+            <w:r>
+              <w:t>Only to repair a broken IIS setup.</w:t>
             </w:r>
           </w:p>
         </w:tc>
@@ -13817,189 +13710,17 @@
     <w:p/>
     <w:p>
       <w:r>
-        <w:rPr>
-          <w:b/>
-        </w:rPr>
-        <w:t>Settings file.</w:t>
-      </w:r>
-      <w:r>
-        <w:t xml:space="preserve"> The installer's </w:t>
+        <w:t xml:space="preserve">To replace a certificate later, run the installer with </w:t>
       </w:r>
       <w:r>
         <w:rPr>
           <w:rFonts w:ascii="Consolas" w:hAnsi="Consolas"/>
           <w:sz w:val="19"/>
         </w:rPr>
-        <w:t>Db.AppSettings</w:t>
-      </w:r>
-      <w:r>
-        <w:t xml:space="preserve"> step writes </w:t>
-      </w:r>
-      <w:r>
-        <w:rPr>
-          <w:rFonts w:ascii="Consolas" w:hAnsi="Consolas"/>
-          <w:sz w:val="19"/>
-        </w:rPr>
-        <w:t>appsettings.Site.json</w:t>
-      </w:r>
-      <w:r>
-        <w:t xml:space="preserve"> into the API folder with four settings: the database connection string, </w:t>
-      </w:r>
-      <w:r>
-        <w:rPr>
-          <w:rFonts w:ascii="Consolas" w:hAnsi="Consolas"/>
-          <w:sz w:val="19"/>
-        </w:rPr>
-        <w:t>Security:EnableHsts</w:t>
-      </w:r>
-      <w:r>
-        <w:t xml:space="preserve"> (on only when the certificate isn't self-signed), </w:t>
-      </w:r>
-      <w:r>
-        <w:rPr>
-          <w:rFonts w:ascii="Consolas" w:hAnsi="Consolas"/>
-          <w:sz w:val="19"/>
-        </w:rPr>
-        <w:t>FileAccess:AllowedRoots</w:t>
-      </w:r>
-      <w:r>
-        <w:t xml:space="preserve"> and </w:t>
-      </w:r>
-      <w:r>
-        <w:rPr>
-          <w:rFonts w:ascii="Consolas" w:hAnsi="Consolas"/>
-          <w:sz w:val="19"/>
-        </w:rPr>
-        <w:t>BlueTrack:EnvironmentName</w:t>
-      </w:r>
-      <w:r>
-        <w:t xml:space="preserve"> (the </w:t>
-      </w:r>
-      <w:r>
-        <w:rPr>
-          <w:rFonts w:ascii="Consolas" w:hAnsi="Consolas"/>
-          <w:sz w:val="19"/>
-        </w:rPr>
-        <w:t>-Environment</w:t>
-      </w:r>
-      <w:r>
-        <w:t xml:space="preserve"> answer, shown on the Deployment page). BlueTrack always reads this file, whatever the environment. The web pages can't change any of it. To change allowed folders later, re-run the installer with the new </w:t>
-      </w:r>
-      <w:r>
-        <w:rPr>
-          <w:rFonts w:ascii="Consolas" w:hAnsi="Consolas"/>
-          <w:sz w:val="19"/>
-        </w:rPr>
-        <w:t>-AllowedFileRoots</w:t>
-      </w:r>
-      <w:r>
-        <w:t xml:space="preserve"> (steps </w:t>
-      </w:r>
-      <w:r>
-        <w:rPr>
-          <w:rFonts w:ascii="Consolas" w:hAnsi="Consolas"/>
-          <w:sz w:val="19"/>
-        </w:rPr>
-        <w:t>Db.AppSettings,Iis.WebConfig</w:t>
-      </w:r>
-      <w:r>
-        <w:t xml:space="preserve">: the API reads the file when it starts, and </w:t>
-      </w:r>
-      <w:r>
-        <w:rPr>
-          <w:rFonts w:ascii="Consolas" w:hAnsi="Consolas"/>
-          <w:sz w:val="19"/>
-        </w:rPr>
-        <w:t>Iis.WebConfig</w:t>
-      </w:r>
-      <w:r>
-        <w:t xml:space="preserve"> recycles the App Pool) rather than editing the file by hand, so the saved answers stay in step. When the connection string holds a SQL password, the installer limits the file to Administrators, SYSTEM and IIS worker processes.</w:t>
-      </w:r>
-    </w:p>
-    <w:p>
-      <w:r>
-        <w:t xml:space="preserve">Earlier installers wrote </w:t>
-      </w:r>
-      <w:r>
-        <w:rPr>
-          <w:rFonts w:ascii="Consolas" w:hAnsi="Consolas"/>
-          <w:sz w:val="19"/>
-        </w:rPr>
-        <w:t>appsettings.&lt;Environment&gt;.json</w:t>
-      </w:r>
-      <w:r>
-        <w:t xml:space="preserve"> instead, which BlueTrack read only on a Production install. </w:t>
-      </w:r>
-      <w:r>
-        <w:rPr>
-          <w:rFonts w:ascii="Consolas" w:hAnsi="Consolas"/>
-          <w:sz w:val="19"/>
-        </w:rPr>
-        <w:t>Db.AppSettings</w:t>
-      </w:r>
-      <w:r>
-        <w:t xml:space="preserve"> removes that old file. An old </w:t>
-      </w:r>
-      <w:r>
-        <w:rPr>
-          <w:rFonts w:ascii="Consolas" w:hAnsi="Consolas"/>
-          <w:sz w:val="19"/>
-        </w:rPr>
-        <w:t>appsettings.Production.json</w:t>
-      </w:r>
-      <w:r>
-        <w:t xml:space="preserve"> that holds settings the installer didn't write is kept, with a warning naming them: move those settings into </w:t>
-      </w:r>
-      <w:r>
-        <w:rPr>
-          <w:rFonts w:ascii="Consolas" w:hAnsi="Consolas"/>
-          <w:sz w:val="19"/>
-        </w:rPr>
-        <w:t>appsettings.Site.json</w:t>
-      </w:r>
-      <w:r>
-        <w:t xml:space="preserve"> by hand, then delete it. After this upgrade, a site with a trusted certificate starts sending HSTS.</w:t>
-      </w:r>
-    </w:p>
-    <w:p>
-      <w:r>
-        <w:rPr>
-          <w:b/>
-        </w:rPr>
-        <w:t>Site URL.</w:t>
-      </w:r>
-      <w:r>
-        <w:t xml:space="preserve"> The installer's </w:t>
-      </w:r>
-      <w:r>
-        <w:rPr>
-          <w:rFonts w:ascii="Consolas" w:hAnsi="Consolas"/>
-          <w:sz w:val="19"/>
-        </w:rPr>
-        <w:t>Db.SiteUrl</w:t>
-      </w:r>
-      <w:r>
-        <w:t xml:space="preserve"> step sets the Site URL on Global Application Configuration to </w:t>
-      </w:r>
-      <w:r>
-        <w:rPr>
-          <w:rFonts w:ascii="Consolas" w:hAnsi="Consolas"/>
-          <w:sz w:val="19"/>
-        </w:rPr>
-        <w:t>https://&lt;Hostname&gt;</w:t>
-      </w:r>
-      <w:r>
-        <w:t xml:space="preserve"> (with </w:t>
-      </w:r>
-      <w:r>
-        <w:rPr>
-          <w:rFonts w:ascii="Consolas" w:hAnsi="Consolas"/>
-          <w:sz w:val="19"/>
-        </w:rPr>
-        <w:t>:&lt;HttpsPort&gt;</w:t>
-      </w:r>
-      <w:r>
-        <w:t xml:space="preserve"> when that isn't 443), only when it's blank.</w:t>
+        <w:t>-Step Iis.Site -CertificateThumbprint &lt;new thumbprint&gt;</w:t>
+      </w:r>
+      <w:r>
+        <w:t>.</w:t>
       </w:r>
     </w:p>
     <w:p>
@@ -14007,31 +13728,7 @@
         <w:pStyle w:val="Heading2"/>
       </w:pPr>
       <w:r>
-        <w:t>App Pool identity</w:t>
-      </w:r>
-    </w:p>
-    <w:p>
-      <w:r>
-        <w:t xml:space="preserve">The installer creates the App Pool with the built-in </w:t>
-      </w:r>
-      <w:r>
-        <w:rPr>
-          <w:rFonts w:ascii="Consolas" w:hAnsi="Consolas"/>
-          <w:sz w:val="19"/>
-        </w:rPr>
-        <w:t>ApplicationPoolIdentity</w:t>
-      </w:r>
-      <w:r>
-        <w:t xml:space="preserve">. You can change it afterwards in IIS Manager (the App Pool's </w:t>
-      </w:r>
-      <w:r>
-        <w:rPr>
-          <w:b/>
-        </w:rPr>
-        <w:t>Advanced Settings &gt; Identity</w:t>
-      </w:r>
-      <w:r>
-        <w:t>).</w:t>
+        <w:t>Allowed folders and other server settings</w:t>
       </w:r>
     </w:p>
     <w:tbl>
@@ -14121,123 +13818,312 @@
           </w:tcPr>
           <w:p>
             <w:r>
-              <w:t>App Pool identity</w:t>
-            </w:r>
-          </w:p>
-        </w:tc>
-        <w:tc>
-          <w:tcPr>
-            <w:tcW w:type="dxa" w:w="1728"/>
-          </w:tcPr>
-          <w:p>
-            <w:r>
-              <w:t>The Windows account BlueTrack runs as: it connects to SQL Server, reads feed folders, manages backup folder permissions and decrypts User-scope credentials.</w:t>
-            </w:r>
-          </w:p>
-        </w:tc>
-        <w:tc>
-          <w:tcPr>
-            <w:tcW w:type="dxa" w:w="1728"/>
-          </w:tcPr>
-          <w:p>
-            <w:r>
               <w:rPr>
                 <w:rFonts w:ascii="Consolas" w:hAnsi="Consolas"/>
                 <w:sz w:val="19"/>
               </w:rPr>
-              <w:t>ApplicationPoolIdentity</w:t>
-            </w:r>
-          </w:p>
-        </w:tc>
-        <w:tc>
-          <w:tcPr>
-            <w:tcW w:type="dxa" w:w="1728"/>
-          </w:tcPr>
-          <w:p>
-            <w:r>
-              <w:t>A dedicated gMSA (group managed service account)</w:t>
-            </w:r>
-          </w:p>
-        </w:tc>
-        <w:tc>
-          <w:tcPr>
-            <w:tcW w:type="dxa" w:w="1728"/>
-          </w:tcPr>
-          <w:p>
-            <w:r>
-              <w:t xml:space="preserve">Its access belongs to BlueTrack alone, it is the same account whether SQL Server is local or remote, and Windows manages its password. With a remote SQL Server, </w:t>
+              <w:t>-AllowedFileRoots</w:t>
+            </w:r>
+          </w:p>
+        </w:tc>
+        <w:tc>
+          <w:tcPr>
+            <w:tcW w:type="dxa" w:w="1728"/>
+          </w:tcPr>
+          <w:p>
+            <w:r>
+              <w:t xml:space="preserve">The only folders data feeds may read and backups may be written to. Written to </w:t>
             </w:r>
             <w:r>
               <w:rPr>
                 <w:rFonts w:ascii="Consolas" w:hAnsi="Consolas"/>
                 <w:sz w:val="19"/>
               </w:rPr>
-              <w:t>ApplicationPoolIdentity</w:t>
-            </w:r>
-            <w:r>
-              <w:t xml:space="preserve"> connects as the computer account, which every other service on the server shares.</w:t>
-            </w:r>
-          </w:p>
-        </w:tc>
-      </w:tr>
-      <w:tr>
-        <w:tc>
-          <w:tcPr>
-            <w:tcW w:type="dxa" w:w="1728"/>
-          </w:tcPr>
-          <w:p>
-            <w:r>
-              <w:t>Load User Profile</w:t>
-            </w:r>
-          </w:p>
-        </w:tc>
-        <w:tc>
-          <w:tcPr>
-            <w:tcW w:type="dxa" w:w="1728"/>
-          </w:tcPr>
-          <w:p>
-            <w:r>
-              <w:t>Lets the App Pool's account use its own certificate store.</w:t>
-            </w:r>
-          </w:p>
-        </w:tc>
-        <w:tc>
-          <w:tcPr>
-            <w:tcW w:type="dxa" w:w="1728"/>
-          </w:tcPr>
-          <w:p>
-            <w:r>
-              <w:t>IIS default</w:t>
-            </w:r>
-          </w:p>
-        </w:tc>
-        <w:tc>
-          <w:tcPr>
-            <w:tcW w:type="dxa" w:w="1728"/>
-          </w:tcPr>
-          <w:p>
-            <w:r>
-              <w:t>On, if the SAML SP certificate is in the account's own store</w:t>
-            </w:r>
-          </w:p>
-        </w:tc>
-        <w:tc>
-          <w:tcPr>
-            <w:tcW w:type="dxa" w:w="1728"/>
-          </w:tcPr>
-          <w:p>
-            <w:r>
-              <w:t xml:space="preserve">Otherwise put the certificate in </w:t>
+              <w:t>FileAccess:AllowedRoots</w:t>
+            </w:r>
+            <w:r>
+              <w:t xml:space="preserve"> in the settings file.</w:t>
+            </w:r>
+          </w:p>
+        </w:tc>
+        <w:tc>
+          <w:tcPr>
+            <w:tcW w:type="dxa" w:w="1728"/>
+          </w:tcPr>
+          <w:p>
+            <w:r>
+              <w:t>None: any local folder, no network shares</w:t>
+            </w:r>
+          </w:p>
+        </w:tc>
+        <w:tc>
+          <w:tcPr>
+            <w:tcW w:type="dxa" w:w="1728"/>
+          </w:tcPr>
+          <w:p>
+            <w:r>
+              <w:t xml:space="preserve">List only your feed folder and backup folder, for example </w:t>
             </w:r>
             <w:r>
               <w:rPr>
                 <w:rFonts w:ascii="Consolas" w:hAnsi="Consolas"/>
                 <w:sz w:val="19"/>
               </w:rPr>
-              <w:t>LocalMachine\My</w:t>
-            </w:r>
-            <w:r>
-              <w:t>.</w:t>
+              <w:t>'D:\Feeds','D:\Backups\BlueTrack'</w:t>
+            </w:r>
+          </w:p>
+        </w:tc>
+        <w:tc>
+          <w:tcPr>
+            <w:tcW w:type="dxa" w:w="1728"/>
+          </w:tcPr>
+          <w:p>
+            <w:r>
+              <w:t>The server reads and writes these paths as itself, so a short list stops an admin page reaching other files or shares. Add a share here only if you need one.</w:t>
+            </w:r>
+          </w:p>
+        </w:tc>
+      </w:tr>
+      <w:tr>
+        <w:tc>
+          <w:tcPr>
+            <w:tcW w:type="dxa" w:w="1728"/>
+          </w:tcPr>
+          <w:p>
+            <w:r>
+              <w:rPr>
+                <w:rFonts w:ascii="Consolas" w:hAnsi="Consolas"/>
+                <w:sz w:val="19"/>
+              </w:rPr>
+              <w:t>-BackupFolder</w:t>
+            </w:r>
+          </w:p>
+        </w:tc>
+        <w:tc>
+          <w:tcPr>
+            <w:tcW w:type="dxa" w:w="1728"/>
+          </w:tcPr>
+          <w:p>
+            <w:r>
+              <w:t>Where the installer's automatic pre-update backup goes, when the database already exists.</w:t>
+            </w:r>
+          </w:p>
+        </w:tc>
+        <w:tc>
+          <w:tcPr>
+            <w:tcW w:type="dxa" w:w="1728"/>
+          </w:tcPr>
+          <w:p>
+            <w:r>
+              <w:t>Prompted only if needed</w:t>
+            </w:r>
+          </w:p>
+        </w:tc>
+        <w:tc>
+          <w:tcPr>
+            <w:tcW w:type="dxa" w:w="1728"/>
+          </w:tcPr>
+          <w:p>
+            <w:r>
+              <w:t>The same backup folder</w:t>
+            </w:r>
+          </w:p>
+        </w:tc>
+        <w:tc>
+          <w:tcPr>
+            <w:tcW w:type="dxa" w:w="1728"/>
+          </w:tcPr>
+          <w:p>
+            <w:r>
+              <w:t>Keeps all backups together under the same access rules.</w:t>
+            </w:r>
+          </w:p>
+        </w:tc>
+      </w:tr>
+      <w:tr>
+        <w:tc>
+          <w:tcPr>
+            <w:tcW w:type="dxa" w:w="1728"/>
+          </w:tcPr>
+          <w:p>
+            <w:r>
+              <w:rPr>
+                <w:rFonts w:ascii="Consolas" w:hAnsi="Consolas"/>
+                <w:sz w:val="19"/>
+              </w:rPr>
+              <w:t>-SkipPreDeployBackup</w:t>
+            </w:r>
+          </w:p>
+        </w:tc>
+        <w:tc>
+          <w:tcPr>
+            <w:tcW w:type="dxa" w:w="1728"/>
+          </w:tcPr>
+          <w:p>
+            <w:r>
+              <w:t>Skip that automatic backup.</w:t>
+            </w:r>
+          </w:p>
+        </w:tc>
+        <w:tc>
+          <w:tcPr>
+            <w:tcW w:type="dxa" w:w="1728"/>
+          </w:tcPr>
+          <w:p>
+            <w:r>
+              <w:t>Off</w:t>
+            </w:r>
+          </w:p>
+        </w:tc>
+        <w:tc>
+          <w:tcPr>
+            <w:tcW w:type="dxa" w:w="1728"/>
+          </w:tcPr>
+          <w:p>
+            <w:r>
+              <w:t>Off</w:t>
+            </w:r>
+          </w:p>
+        </w:tc>
+        <w:tc>
+          <w:tcPr>
+            <w:tcW w:type="dxa" w:w="1728"/>
+          </w:tcPr>
+          <w:p>
+            <w:r>
+              <w:t>The backup is your way back if an update fails.</w:t>
+            </w:r>
+          </w:p>
+        </w:tc>
+      </w:tr>
+      <w:tr>
+        <w:tc>
+          <w:tcPr>
+            <w:tcW w:type="dxa" w:w="1728"/>
+          </w:tcPr>
+          <w:p>
+            <w:r>
+              <w:rPr>
+                <w:rFonts w:ascii="Consolas" w:hAnsi="Consolas"/>
+                <w:sz w:val="19"/>
+              </w:rPr>
+              <w:t>-SkipSmokeTest</w:t>
+            </w:r>
+            <w:r>
+              <w:t xml:space="preserve"> / </w:t>
+            </w:r>
+            <w:r>
+              <w:rPr>
+                <w:rFonts w:ascii="Consolas" w:hAnsi="Consolas"/>
+                <w:sz w:val="19"/>
+              </w:rPr>
+              <w:t>-SkipPrerequisiteInstall</w:t>
+            </w:r>
+          </w:p>
+        </w:tc>
+        <w:tc>
+          <w:tcPr>
+            <w:tcW w:type="dxa" w:w="1728"/>
+          </w:tcPr>
+          <w:p>
+            <w:r>
+              <w:t>Skip the post-install check, or only report missing prerequisites.</w:t>
+            </w:r>
+          </w:p>
+        </w:tc>
+        <w:tc>
+          <w:tcPr>
+            <w:tcW w:type="dxa" w:w="1728"/>
+          </w:tcPr>
+          <w:p>
+            <w:r>
+              <w:t>Off</w:t>
+            </w:r>
+          </w:p>
+        </w:tc>
+        <w:tc>
+          <w:tcPr>
+            <w:tcW w:type="dxa" w:w="1728"/>
+          </w:tcPr>
+          <w:p>
+            <w:r>
+              <w:t>Off</w:t>
+            </w:r>
+          </w:p>
+        </w:tc>
+        <w:tc>
+          <w:tcPr>
+            <w:tcW w:type="dxa" w:w="1728"/>
+          </w:tcPr>
+          <w:p>
+            <w:r>
+              <w:t>The smoke test confirms the site works before users arrive.</w:t>
+            </w:r>
+          </w:p>
+        </w:tc>
+      </w:tr>
+      <w:tr>
+        <w:tc>
+          <w:tcPr>
+            <w:tcW w:type="dxa" w:w="1728"/>
+          </w:tcPr>
+          <w:p>
+            <w:r>
+              <w:rPr>
+                <w:rFonts w:ascii="Consolas" w:hAnsi="Consolas"/>
+                <w:sz w:val="19"/>
+              </w:rPr>
+              <w:t>-PrerequisiteSource</w:t>
+            </w:r>
+            <w:r>
+              <w:t xml:space="preserve"> / </w:t>
+            </w:r>
+            <w:r>
+              <w:rPr>
+                <w:rFonts w:ascii="Consolas" w:hAnsi="Consolas"/>
+                <w:sz w:val="19"/>
+              </w:rPr>
+              <w:t>-InstallerSourcePath</w:t>
+            </w:r>
+          </w:p>
+        </w:tc>
+        <w:tc>
+          <w:tcPr>
+            <w:tcW w:type="dxa" w:w="1728"/>
+          </w:tcPr>
+          <w:p>
+            <w:r>
+              <w:t>Where prerequisite installers come from: Auto, Offline, Winget or Download, and an offline folder.</w:t>
+            </w:r>
+          </w:p>
+        </w:tc>
+        <w:tc>
+          <w:tcPr>
+            <w:tcW w:type="dxa" w:w="1728"/>
+          </w:tcPr>
+          <w:p>
+            <w:r>
+              <w:t>Auto</w:t>
+            </w:r>
+          </w:p>
+        </w:tc>
+        <w:tc>
+          <w:tcPr>
+            <w:tcW w:type="dxa" w:w="1728"/>
+          </w:tcPr>
+          <w:p>
+            <w:r>
+              <w:t>Offline, from a folder you've checked, for servers without internet</w:t>
+            </w:r>
+          </w:p>
+        </w:tc>
+        <w:tc>
+          <w:tcPr>
+            <w:tcW w:type="dxa" w:w="1728"/>
+          </w:tcPr>
+          <w:p>
+            <w:r>
+              <w:t>Every installer must also carry a valid vendor signature, whichever source is used.</w:t>
             </w:r>
           </w:p>
         </w:tc>
@@ -14246,47 +14132,189 @@
     <w:p/>
     <w:p>
       <w:r>
-        <w:t>After changing the identity: give the new account its SQL login (</w:t>
+        <w:rPr>
+          <w:b/>
+        </w:rPr>
+        <w:t>Settings file.</w:t>
+      </w:r>
+      <w:r>
+        <w:t xml:space="preserve"> The installer's </w:t>
       </w:r>
       <w:r>
         <w:rPr>
           <w:rFonts w:ascii="Consolas" w:hAnsi="Consolas"/>
           <w:sz w:val="19"/>
         </w:rPr>
-        <w:t>-Step Db.AppPoolAccess</w:t>
-      </w:r>
-      <w:r>
-        <w:t xml:space="preserve">), read access to feed folders, Modify on the backup folder, and access to the SAML certificate's private key. Re-enter User-scope DPAPI credentials. Then check Windows sign-in still works; if you register the site's </w:t>
+        <w:t>Db.AppSettings</w:t>
+      </w:r>
+      <w:r>
+        <w:t xml:space="preserve"> step writes </w:t>
       </w:r>
       <w:r>
         <w:rPr>
           <w:rFonts w:ascii="Consolas" w:hAnsi="Consolas"/>
           <w:sz w:val="19"/>
         </w:rPr>
-        <w:t>HTTP/&lt;hostname&gt;</w:t>
-      </w:r>
-      <w:r>
-        <w:t xml:space="preserve"> SPN on the gMSA, IIS's </w:t>
+        <w:t>appsettings.Site.json</w:t>
+      </w:r>
+      <w:r>
+        <w:t xml:space="preserve"> into the API folder with four settings: the database connection string, </w:t>
       </w:r>
       <w:r>
         <w:rPr>
           <w:rFonts w:ascii="Consolas" w:hAnsi="Consolas"/>
           <w:sz w:val="19"/>
         </w:rPr>
-        <w:t>useAppPoolCredentials</w:t>
-      </w:r>
-      <w:r>
-        <w:t xml:space="preserve"> must also be on. </w:t>
+        <w:t>Security:EnableHsts</w:t>
+      </w:r>
+      <w:r>
+        <w:t xml:space="preserve"> (on only when the certificate isn't self-signed), </w:t>
       </w:r>
       <w:r>
         <w:rPr>
           <w:rFonts w:ascii="Consolas" w:hAnsi="Consolas"/>
           <w:sz w:val="19"/>
         </w:rPr>
-        <w:t>Admin_Installation.md</w:t>
-      </w:r>
-      <w:r>
-        <w:t xml:space="preserve"> has the step-by-step gMSA setup.</w:t>
+        <w:t>FileAccess:AllowedRoots</w:t>
+      </w:r>
+      <w:r>
+        <w:t xml:space="preserve"> and </w:t>
+      </w:r>
+      <w:r>
+        <w:rPr>
+          <w:rFonts w:ascii="Consolas" w:hAnsi="Consolas"/>
+          <w:sz w:val="19"/>
+        </w:rPr>
+        <w:t>BlueTrack:EnvironmentName</w:t>
+      </w:r>
+      <w:r>
+        <w:t xml:space="preserve"> (the </w:t>
+      </w:r>
+      <w:r>
+        <w:rPr>
+          <w:rFonts w:ascii="Consolas" w:hAnsi="Consolas"/>
+          <w:sz w:val="19"/>
+        </w:rPr>
+        <w:t>-Environment</w:t>
+      </w:r>
+      <w:r>
+        <w:t xml:space="preserve"> answer, shown on the Deployment page). BlueTrack always reads this file, whatever the environment. The web pages can't change any of it. To change allowed folders later, re-run the installer with the new </w:t>
+      </w:r>
+      <w:r>
+        <w:rPr>
+          <w:rFonts w:ascii="Consolas" w:hAnsi="Consolas"/>
+          <w:sz w:val="19"/>
+        </w:rPr>
+        <w:t>-AllowedFileRoots</w:t>
+      </w:r>
+      <w:r>
+        <w:t xml:space="preserve"> (steps </w:t>
+      </w:r>
+      <w:r>
+        <w:rPr>
+          <w:rFonts w:ascii="Consolas" w:hAnsi="Consolas"/>
+          <w:sz w:val="19"/>
+        </w:rPr>
+        <w:t>Db.AppSettings,Iis.WebConfig</w:t>
+      </w:r>
+      <w:r>
+        <w:t xml:space="preserve">: the API reads the file when it starts, and </w:t>
+      </w:r>
+      <w:r>
+        <w:rPr>
+          <w:rFonts w:ascii="Consolas" w:hAnsi="Consolas"/>
+          <w:sz w:val="19"/>
+        </w:rPr>
+        <w:t>Iis.WebConfig</w:t>
+      </w:r>
+      <w:r>
+        <w:t xml:space="preserve"> recycles the App Pool) rather than editing the file by hand, so the saved answers stay in step. When the connection string holds a SQL password, the installer limits the file to Administrators, SYSTEM and IIS worker processes.</w:t>
+      </w:r>
+    </w:p>
+    <w:p>
+      <w:r>
+        <w:t xml:space="preserve">Earlier installers wrote </w:t>
+      </w:r>
+      <w:r>
+        <w:rPr>
+          <w:rFonts w:ascii="Consolas" w:hAnsi="Consolas"/>
+          <w:sz w:val="19"/>
+        </w:rPr>
+        <w:t>appsettings.&lt;Environment&gt;.json</w:t>
+      </w:r>
+      <w:r>
+        <w:t xml:space="preserve"> instead, which BlueTrack read only on a Production install. </w:t>
+      </w:r>
+      <w:r>
+        <w:rPr>
+          <w:rFonts w:ascii="Consolas" w:hAnsi="Consolas"/>
+          <w:sz w:val="19"/>
+        </w:rPr>
+        <w:t>Db.AppSettings</w:t>
+      </w:r>
+      <w:r>
+        <w:t xml:space="preserve"> removes that old file. An old </w:t>
+      </w:r>
+      <w:r>
+        <w:rPr>
+          <w:rFonts w:ascii="Consolas" w:hAnsi="Consolas"/>
+          <w:sz w:val="19"/>
+        </w:rPr>
+        <w:t>appsettings.Production.json</w:t>
+      </w:r>
+      <w:r>
+        <w:t xml:space="preserve"> that holds settings the installer didn't write is kept, with a warning naming them: move those settings into </w:t>
+      </w:r>
+      <w:r>
+        <w:rPr>
+          <w:rFonts w:ascii="Consolas" w:hAnsi="Consolas"/>
+          <w:sz w:val="19"/>
+        </w:rPr>
+        <w:t>appsettings.Site.json</w:t>
+      </w:r>
+      <w:r>
+        <w:t xml:space="preserve"> by hand, then delete it. After this upgrade, a site with a trusted certificate starts sending HSTS.</w:t>
+      </w:r>
+    </w:p>
+    <w:p>
+      <w:r>
+        <w:rPr>
+          <w:b/>
+        </w:rPr>
+        <w:t>Site URL.</w:t>
+      </w:r>
+      <w:r>
+        <w:t xml:space="preserve"> The installer's </w:t>
+      </w:r>
+      <w:r>
+        <w:rPr>
+          <w:rFonts w:ascii="Consolas" w:hAnsi="Consolas"/>
+          <w:sz w:val="19"/>
+        </w:rPr>
+        <w:t>Db.SiteUrl</w:t>
+      </w:r>
+      <w:r>
+        <w:t xml:space="preserve"> step sets the Site URL on Global Application Configuration to </w:t>
+      </w:r>
+      <w:r>
+        <w:rPr>
+          <w:rFonts w:ascii="Consolas" w:hAnsi="Consolas"/>
+          <w:sz w:val="19"/>
+        </w:rPr>
+        <w:t>https://&lt;Hostname&gt;</w:t>
+      </w:r>
+      <w:r>
+        <w:t xml:space="preserve"> (with </w:t>
+      </w:r>
+      <w:r>
+        <w:rPr>
+          <w:rFonts w:ascii="Consolas" w:hAnsi="Consolas"/>
+          <w:sz w:val="19"/>
+        </w:rPr>
+        <w:t>:&lt;HttpsPort&gt;</w:t>
+      </w:r>
+      <w:r>
+        <w:t xml:space="preserve"> when that isn't 443), only when it's blank.</w:t>
       </w:r>
     </w:p>
     <w:p>
@@ -14294,311 +14322,31 @@
         <w:pStyle w:val="Heading2"/>
       </w:pPr>
       <w:r>
-        <w:t>Fixed behaviour (not configurable)</w:t>
+        <w:t>App Pool identity</w:t>
       </w:r>
     </w:p>
     <w:p>
       <w:r>
-        <w:t>These values are built in. They are listed so you know what to expect.</w:t>
-      </w:r>
-    </w:p>
-    <w:tbl>
-      <w:tblPr>
-        <w:tblStyle w:val="TableGrid"/>
-        <w:tblW w:type="auto" w:w="0"/>
-        <w:tblLook w:firstColumn="1" w:firstRow="1" w:lastColumn="0" w:lastRow="0" w:noHBand="0" w:noVBand="1" w:val="04A0"/>
-      </w:tblPr>
-      <w:tblGrid>
-        <w:gridCol w:w="4320"/>
-        <w:gridCol w:w="4320"/>
-      </w:tblGrid>
-      <w:tr>
-        <w:tc>
-          <w:tcPr>
-            <w:tcW w:type="dxa" w:w="4320"/>
-          </w:tcPr>
-          <w:p>
-            <w:r>
-              <w:rPr>
-                <w:b/>
-              </w:rPr>
-              <w:t>Behaviour</w:t>
-            </w:r>
-          </w:p>
-        </w:tc>
-        <w:tc>
-          <w:tcPr>
-            <w:tcW w:type="dxa" w:w="4320"/>
-          </w:tcPr>
-          <w:p>
-            <w:r>
-              <w:rPr>
-                <w:b/>
-              </w:rPr>
-              <w:t>Value</w:t>
-            </w:r>
-          </w:p>
-        </w:tc>
-      </w:tr>
-      <w:tr>
-        <w:tc>
-          <w:tcPr>
-            <w:tcW w:type="dxa" w:w="4320"/>
-          </w:tcPr>
-          <w:p>
-            <w:r>
-              <w:t>Cached rights, longest lifetime</w:t>
-            </w:r>
-          </w:p>
-        </w:tc>
-        <w:tc>
-          <w:tcPr>
-            <w:tcW w:type="dxa" w:w="4320"/>
-          </w:tcPr>
-          <w:p>
-            <w:r>
-              <w:t>15 minutes, whatever the idle timeout</w:t>
-            </w:r>
-          </w:p>
-        </w:tc>
-      </w:tr>
-      <w:tr>
-        <w:tc>
-          <w:tcPr>
-            <w:tcW w:type="dxa" w:w="4320"/>
-          </w:tcPr>
-          <w:p>
-            <w:r>
-              <w:t>OIDC session cookie</w:t>
-            </w:r>
-          </w:p>
-        </w:tc>
-        <w:tc>
-          <w:tcPr>
-            <w:tcW w:type="dxa" w:w="4320"/>
-          </w:tcPr>
-          <w:p>
-            <w:r>
-              <w:t>8 hours; HTTPS only</w:t>
-            </w:r>
-          </w:p>
-        </w:tc>
-      </w:tr>
-      <w:tr>
-        <w:tc>
-          <w:tcPr>
-            <w:tcW w:type="dxa" w:w="4320"/>
-          </w:tcPr>
-          <w:p>
-            <w:r>
-              <w:t>Account Progress lock renewal while a page is open</w:t>
-            </w:r>
-          </w:p>
-        </w:tc>
-        <w:tc>
-          <w:tcPr>
-            <w:tcW w:type="dxa" w:w="4320"/>
-          </w:tcPr>
-          <w:p>
-            <w:r>
-              <w:t>Every minute</w:t>
-            </w:r>
-          </w:p>
-        </w:tc>
-      </w:tr>
-      <w:tr>
-        <w:tc>
-          <w:tcPr>
-            <w:tcW w:type="dxa" w:w="4320"/>
-          </w:tcPr>
-          <w:p>
-            <w:r>
-              <w:t>CyberArk CP and CCP fallback to last fetched value</w:t>
-            </w:r>
-          </w:p>
-        </w:tc>
-        <w:tc>
-          <w:tcPr>
-            <w:tcW w:type="dxa" w:w="4320"/>
-          </w:tcPr>
-          <w:p>
-            <w:r>
-              <w:t>Up to 24 hours</w:t>
-            </w:r>
-          </w:p>
-        </w:tc>
-      </w:tr>
-      <w:tr>
-        <w:tc>
-          <w:tcPr>
-            <w:tcW w:type="dxa" w:w="4320"/>
-          </w:tcPr>
-          <w:p>
-            <w:r>
-              <w:t>Nightly Import and Load job</w:t>
-            </w:r>
-          </w:p>
-        </w:tc>
-        <w:tc>
-          <w:tcPr>
-            <w:tcW w:type="dxa" w:w="4320"/>
-          </w:tcPr>
-          <w:p>
-            <w:r>
-              <w:t>02:00 (when installed)</w:t>
-            </w:r>
-          </w:p>
-        </w:tc>
-      </w:tr>
-      <w:tr>
-        <w:tc>
-          <w:tcPr>
-            <w:tcW w:type="dxa" w:w="4320"/>
-          </w:tcPr>
-          <w:p>
-            <w:r>
-              <w:t>Audit Log Purge job</w:t>
-            </w:r>
-          </w:p>
-        </w:tc>
-        <w:tc>
-          <w:tcPr>
-            <w:tcW w:type="dxa" w:w="4320"/>
-          </w:tcPr>
-          <w:p>
-            <w:r>
-              <w:t>03:00 (when installed by hand)</w:t>
-            </w:r>
-          </w:p>
-        </w:tc>
-      </w:tr>
-      <w:tr>
-        <w:tc>
-          <w:tcPr>
-            <w:tcW w:type="dxa" w:w="4320"/>
-          </w:tcPr>
-          <w:p>
-            <w:r>
-              <w:t>Notification checks</w:t>
-            </w:r>
-          </w:p>
-        </w:tc>
-        <w:tc>
-          <w:tcPr>
-            <w:tcW w:type="dxa" w:w="4320"/>
-          </w:tcPr>
-          <w:p>
-            <w:r>
-              <w:t>Every 5 minutes (DevFakeAuthEnabledTooLong repeats at most every 7 days)</w:t>
-            </w:r>
-          </w:p>
-        </w:tc>
-      </w:tr>
-      <w:tr>
-        <w:tc>
-          <w:tcPr>
-            <w:tcW w:type="dxa" w:w="4320"/>
-          </w:tcPr>
-          <w:p>
-            <w:r>
-              <w:t>OIDC changes</w:t>
-            </w:r>
-          </w:p>
-        </w:tc>
-        <w:tc>
-          <w:tcPr>
-            <w:tcW w:type="dxa" w:w="4320"/>
-          </w:tcPr>
-          <w:p>
-            <w:r>
-              <w:t>Need an application restart</w:t>
-            </w:r>
-          </w:p>
-        </w:tc>
-      </w:tr>
-    </w:tbl>
-    <w:p/>
-    <w:p>
-      <w:pPr>
-        <w:pStyle w:val="Heading1"/>
-      </w:pPr>
-      <w:r>
-        <w:t>6. Secrets Store and Credentials</w:t>
-      </w:r>
-    </w:p>
-    <w:p>
-      <w:pPr>
-        <w:pStyle w:val="Heading2"/>
-      </w:pPr>
-      <w:r>
-        <w:t>Secrets Store Configuration</w:t>
-      </w:r>
-    </w:p>
-    <w:p>
-      <w:r>
-        <w:rPr>
-          <w:b/>
-        </w:rPr>
-        <w:t>Admin &gt; Secrets Store Configuration</w:t>
-      </w:r>
-      <w:r>
-        <w:t xml:space="preserve"> (permission </w:t>
+        <w:t xml:space="preserve">The installer creates the App Pool with the built-in </w:t>
       </w:r>
       <w:r>
         <w:rPr>
           <w:rFonts w:ascii="Consolas" w:hAnsi="Consolas"/>
           <w:sz w:val="19"/>
         </w:rPr>
-        <w:t>ManageSecretsStore</w:t>
-      </w:r>
-      <w:r>
-        <w:t xml:space="preserve">). Exactly one backend is active at a time; Windows DPAPI is active on a new install. Click </w:t>
+        <w:t>ApplicationPoolIdentity</w:t>
+      </w:r>
+      <w:r>
+        <w:t xml:space="preserve">. You can change it afterwards in IIS Manager (the App Pool's </w:t>
       </w:r>
       <w:r>
         <w:rPr>
           <w:b/>
         </w:rPr>
-        <w:t>Make Active</w:t>
-      </w:r>
-      <w:r>
-        <w:t xml:space="preserve"> to switch (after a confirmation: if the new backend isn't set up or can't be reached, lookups fail until another is made active), or </w:t>
-      </w:r>
-      <w:r>
-        <w:rPr>
-          <w:b/>
-        </w:rPr>
-        <w:t>Save</w:t>
-      </w:r>
-      <w:r>
-        <w:t xml:space="preserve"> on the active backend. </w:t>
-      </w:r>
-      <w:r>
-        <w:rPr>
-          <w:b/>
-        </w:rPr>
-        <w:t>Test Connection</w:t>
-      </w:r>
-      <w:r>
-        <w:t xml:space="preserve"> fetches one secret from the active backend and reports success with the user name and address, never the secret itself. Each test is recorded in the Audit Log as a </w:t>
-      </w:r>
-      <w:r>
-        <w:rPr>
-          <w:rFonts w:ascii="Consolas" w:hAnsi="Consolas"/>
-          <w:sz w:val="19"/>
-        </w:rPr>
-        <w:t>ConnectionTest</w:t>
-      </w:r>
-      <w:r>
-        <w:t xml:space="preserve"> event, as is each credential </w:t>
-      </w:r>
-      <w:r>
-        <w:rPr>
-          <w:b/>
-        </w:rPr>
-        <w:t>Test</w:t>
-      </w:r>
-      <w:r>
-        <w:t xml:space="preserve"> on the Credentials &amp; LDAP page.</w:t>
+        <w:t>Advanced Settings &gt; Identity</w:t>
+      </w:r>
+      <w:r>
+        <w:t>).</w:t>
       </w:r>
     </w:p>
     <w:tbl>
@@ -14624,7 +14372,7 @@
               <w:rPr>
                 <w:b/>
               </w:rPr>
-              <w:t>Backend</w:t>
+              <w:t>Setting</w:t>
             </w:r>
           </w:p>
         </w:tc>
@@ -14637,7 +14385,7 @@
               <w:rPr>
                 <w:b/>
               </w:rPr>
-              <w:t>Settings</w:t>
+              <w:t>What it does</w:t>
             </w:r>
           </w:p>
         </w:tc>
@@ -14650,7 +14398,7 @@
               <w:rPr>
                 <w:b/>
               </w:rPr>
-              <w:t>Credential column</w:t>
+              <w:t>Default</w:t>
             </w:r>
           </w:p>
         </w:tc>
@@ -14663,7 +14411,7 @@
               <w:rPr>
                 <w:b/>
               </w:rPr>
-              <w:t>Recommended when</w:t>
+              <w:t>Recommended</w:t>
             </w:r>
           </w:p>
         </w:tc>
@@ -14688,223 +14436,61 @@
           </w:tcPr>
           <w:p>
             <w:r>
-              <w:t>WindowsDpapi</w:t>
-            </w:r>
-          </w:p>
-        </w:tc>
-        <w:tc>
-          <w:tcPr>
-            <w:tcW w:type="dxa" w:w="1728"/>
-          </w:tcPr>
-          <w:p>
-            <w:r>
-              <w:t>None</w:t>
-            </w:r>
-          </w:p>
-        </w:tc>
-        <w:tc>
-          <w:tcPr>
-            <w:tcW w:type="dxa" w:w="1728"/>
-          </w:tcPr>
-          <w:p>
-            <w:r>
-              <w:t>Not used</w:t>
-            </w:r>
-          </w:p>
-        </w:tc>
-        <w:tc>
-          <w:tcPr>
-            <w:tcW w:type="dxa" w:w="1728"/>
-          </w:tcPr>
-          <w:p>
-            <w:r>
-              <w:t>You have no central vault, or for a single server</w:t>
-            </w:r>
-          </w:p>
-        </w:tc>
-        <w:tc>
-          <w:tcPr>
-            <w:tcW w:type="dxa" w:w="1728"/>
-          </w:tcPr>
-          <w:p>
-            <w:r>
-              <w:t>Built in, no dependency. Secrets are tied to this server and can't be shared with another.</w:t>
-            </w:r>
-          </w:p>
-        </w:tc>
-      </w:tr>
-      <w:tr>
-        <w:tc>
-          <w:tcPr>
-            <w:tcW w:type="dxa" w:w="1728"/>
-          </w:tcPr>
-          <w:p>
-            <w:r>
-              <w:t>CyberArkCP</w:t>
-            </w:r>
-          </w:p>
-        </w:tc>
-        <w:tc>
-          <w:tcPr>
-            <w:tcW w:type="dxa" w:w="1728"/>
-          </w:tcPr>
-          <w:p>
-            <w:r>
-              <w:t>App ID</w:t>
-            </w:r>
-          </w:p>
-        </w:tc>
-        <w:tc>
-          <w:tcPr>
-            <w:tcW w:type="dxa" w:w="1728"/>
-          </w:tcPr>
-          <w:p>
-            <w:r>
-              <w:t>Not used</w:t>
-            </w:r>
-          </w:p>
-        </w:tc>
-        <w:tc>
-          <w:tcPr>
-            <w:tcW w:type="dxa" w:w="1728"/>
-          </w:tcPr>
-          <w:p>
-            <w:r>
-              <w:t>The CyberArk Credential Provider is installed on the server</w:t>
-            </w:r>
-          </w:p>
-        </w:tc>
-        <w:tc>
-          <w:tcPr>
-            <w:tcW w:type="dxa" w:w="1728"/>
-          </w:tcPr>
-          <w:p>
-            <w:r>
-              <w:t>Retrieval from the local CyberArk agent. Works only if BlueTrack was built with the CyberArk Application Password SDK.</w:t>
-            </w:r>
-          </w:p>
-        </w:tc>
-      </w:tr>
-      <w:tr>
-        <w:tc>
-          <w:tcPr>
-            <w:tcW w:type="dxa" w:w="1728"/>
-          </w:tcPr>
-          <w:p>
-            <w:r>
-              <w:t>CyberArkCCP</w:t>
-            </w:r>
-          </w:p>
-        </w:tc>
-        <w:tc>
-          <w:tcPr>
-            <w:tcW w:type="dxa" w:w="1728"/>
-          </w:tcPr>
-          <w:p>
-            <w:r>
-              <w:t>Base URL (</w:t>
-            </w:r>
+              <w:t>App Pool identity</w:t>
+            </w:r>
+          </w:p>
+        </w:tc>
+        <w:tc>
+          <w:tcPr>
+            <w:tcW w:type="dxa" w:w="1728"/>
+          </w:tcPr>
+          <w:p>
+            <w:r>
+              <w:t>The Windows account BlueTrack runs as: it connects to SQL Server, reads feed folders, manages backup folder permissions and decrypts User-scope credentials.</w:t>
+            </w:r>
+          </w:p>
+        </w:tc>
+        <w:tc>
+          <w:tcPr>
+            <w:tcW w:type="dxa" w:w="1728"/>
+          </w:tcPr>
+          <w:p>
             <w:r>
               <w:rPr>
                 <w:rFonts w:ascii="Consolas" w:hAnsi="Consolas"/>
                 <w:sz w:val="19"/>
               </w:rPr>
-              <w:t>https://</w:t>
-            </w:r>
-            <w:r>
-              <w:t>), App ID</w:t>
-            </w:r>
-          </w:p>
-        </w:tc>
-        <w:tc>
-          <w:tcPr>
-            <w:tcW w:type="dxa" w:w="1728"/>
-          </w:tcPr>
-          <w:p>
-            <w:r>
-              <w:t>Not used</w:t>
-            </w:r>
-          </w:p>
-        </w:tc>
-        <w:tc>
-          <w:tcPr>
-            <w:tcW w:type="dxa" w:w="1728"/>
-          </w:tcPr>
-          <w:p>
-            <w:r>
-              <w:t>You use the CyberArk Central Credential Provider</w:t>
-            </w:r>
-          </w:p>
-        </w:tc>
-        <w:tc>
-          <w:tcPr>
-            <w:tcW w:type="dxa" w:w="1728"/>
-          </w:tcPr>
-          <w:p>
-            <w:r>
-              <w:t>No local agent needed.</w:t>
-            </w:r>
-          </w:p>
-        </w:tc>
-      </w:tr>
-      <w:tr>
-        <w:tc>
-          <w:tcPr>
-            <w:tcW w:type="dxa" w:w="1728"/>
-          </w:tcPr>
-          <w:p>
-            <w:r>
-              <w:t>CyberArkConjur</w:t>
-            </w:r>
-          </w:p>
-        </w:tc>
-        <w:tc>
-          <w:tcPr>
-            <w:tcW w:type="dxa" w:w="1728"/>
-          </w:tcPr>
-          <w:p>
-            <w:r>
-              <w:t>Appliance URL (</w:t>
+              <w:t>ApplicationPoolIdentity</w:t>
+            </w:r>
+          </w:p>
+        </w:tc>
+        <w:tc>
+          <w:tcPr>
+            <w:tcW w:type="dxa" w:w="1728"/>
+          </w:tcPr>
+          <w:p>
+            <w:r>
+              <w:t>A dedicated gMSA (group managed service account)</w:t>
+            </w:r>
+          </w:p>
+        </w:tc>
+        <w:tc>
+          <w:tcPr>
+            <w:tcW w:type="dxa" w:w="1728"/>
+          </w:tcPr>
+          <w:p>
+            <w:r>
+              <w:t xml:space="preserve">Its access belongs to BlueTrack alone, it is the same account whether SQL Server is local or remote, and Windows manages its password. With a remote SQL Server, </w:t>
             </w:r>
             <w:r>
               <w:rPr>
                 <w:rFonts w:ascii="Consolas" w:hAnsi="Consolas"/>
                 <w:sz w:val="19"/>
               </w:rPr>
-              <w:t>https://</w:t>
-            </w:r>
-            <w:r>
-              <w:t>), Account, Login</w:t>
-            </w:r>
-          </w:p>
-        </w:tc>
-        <w:tc>
-          <w:tcPr>
-            <w:tcW w:type="dxa" w:w="1728"/>
-          </w:tcPr>
-          <w:p>
-            <w:r>
-              <w:t>The Conjur API key</w:t>
-            </w:r>
-          </w:p>
-        </w:tc>
-        <w:tc>
-          <w:tcPr>
-            <w:tcW w:type="dxa" w:w="1728"/>
-          </w:tcPr>
-          <w:p>
-            <w:r>
-              <w:t>You use Conjur</w:t>
-            </w:r>
-          </w:p>
-        </w:tc>
-        <w:tc>
-          <w:tcPr>
-            <w:tcW w:type="dxa" w:w="1728"/>
-          </w:tcPr>
-          <w:p>
-            <w:r>
-              <w:t>The API key is stored encrypted on the server.</w:t>
+              <w:t>ApplicationPoolIdentity</w:t>
+            </w:r>
+            <w:r>
+              <w:t xml:space="preserve"> connects as the computer account, which every other service on the server shares.</w:t>
             </w:r>
           </w:p>
         </w:tc>
@@ -14916,127 +14502,57 @@
           </w:tcPr>
           <w:p>
             <w:r>
-              <w:t>AzureKeyVault</w:t>
-            </w:r>
-          </w:p>
-        </w:tc>
-        <w:tc>
-          <w:tcPr>
-            <w:tcW w:type="dxa" w:w="1728"/>
-          </w:tcPr>
-          <w:p>
-            <w:r>
-              <w:t>Vault URI (</w:t>
+              <w:t>Load User Profile</w:t>
+            </w:r>
+          </w:p>
+        </w:tc>
+        <w:tc>
+          <w:tcPr>
+            <w:tcW w:type="dxa" w:w="1728"/>
+          </w:tcPr>
+          <w:p>
+            <w:r>
+              <w:t>Lets the App Pool's account use its own certificate store.</w:t>
+            </w:r>
+          </w:p>
+        </w:tc>
+        <w:tc>
+          <w:tcPr>
+            <w:tcW w:type="dxa" w:w="1728"/>
+          </w:tcPr>
+          <w:p>
+            <w:r>
+              <w:t>IIS default</w:t>
+            </w:r>
+          </w:p>
+        </w:tc>
+        <w:tc>
+          <w:tcPr>
+            <w:tcW w:type="dxa" w:w="1728"/>
+          </w:tcPr>
+          <w:p>
+            <w:r>
+              <w:t>On, if the SAML SP certificate is in the account's own store</w:t>
+            </w:r>
+          </w:p>
+        </w:tc>
+        <w:tc>
+          <w:tcPr>
+            <w:tcW w:type="dxa" w:w="1728"/>
+          </w:tcPr>
+          <w:p>
+            <w:r>
+              <w:t xml:space="preserve">Otherwise put the certificate in </w:t>
             </w:r>
             <w:r>
               <w:rPr>
                 <w:rFonts w:ascii="Consolas" w:hAnsi="Consolas"/>
                 <w:sz w:val="19"/>
               </w:rPr>
-              <w:t>https://</w:t>
-            </w:r>
-            <w:r>
-              <w:t>), Auth Method (ManagedIdentity or ServicePrincipal), Tenant ID and Client ID for a service principal, Client ID for a user-assigned managed identity</w:t>
-            </w:r>
-          </w:p>
-        </w:tc>
-        <w:tc>
-          <w:tcPr>
-            <w:tcW w:type="dxa" w:w="1728"/>
-          </w:tcPr>
-          <w:p>
-            <w:r>
-              <w:t>The client secret, for ServicePrincipal only</w:t>
-            </w:r>
-          </w:p>
-        </w:tc>
-        <w:tc>
-          <w:tcPr>
-            <w:tcW w:type="dxa" w:w="1728"/>
-          </w:tcPr>
-          <w:p>
-            <w:r>
-              <w:t>BlueTrack runs in Azure</w:t>
-            </w:r>
-          </w:p>
-        </w:tc>
-        <w:tc>
-          <w:tcPr>
-            <w:tcW w:type="dxa" w:w="1728"/>
-          </w:tcPr>
-          <w:p>
-            <w:r>
-              <w:t xml:space="preserve">Prefer </w:t>
-            </w:r>
-            <w:r>
-              <w:rPr>
-                <w:b/>
-              </w:rPr>
-              <w:t>ManagedIdentity</w:t>
-            </w:r>
-            <w:r>
-              <w:t xml:space="preserve"> (the default): no secret is stored at all.</w:t>
-            </w:r>
-          </w:p>
-        </w:tc>
-      </w:tr>
-      <w:tr>
-        <w:tc>
-          <w:tcPr>
-            <w:tcW w:type="dxa" w:w="1728"/>
-          </w:tcPr>
-          <w:p>
-            <w:r>
-              <w:t>AwsSecretsManager</w:t>
-            </w:r>
-          </w:p>
-        </w:tc>
-        <w:tc>
-          <w:tcPr>
-            <w:tcW w:type="dxa" w:w="1728"/>
-          </w:tcPr>
-          <w:p>
-            <w:r>
-              <w:t>Region, Auth Method (IamRole or AccessKey), Access Key ID for AccessKey</w:t>
-            </w:r>
-          </w:p>
-        </w:tc>
-        <w:tc>
-          <w:tcPr>
-            <w:tcW w:type="dxa" w:w="1728"/>
-          </w:tcPr>
-          <w:p>
-            <w:r>
-              <w:t>The secret access key, for AccessKey only</w:t>
-            </w:r>
-          </w:p>
-        </w:tc>
-        <w:tc>
-          <w:tcPr>
-            <w:tcW w:type="dxa" w:w="1728"/>
-          </w:tcPr>
-          <w:p>
-            <w:r>
-              <w:t>BlueTrack runs in AWS</w:t>
-            </w:r>
-          </w:p>
-        </w:tc>
-        <w:tc>
-          <w:tcPr>
-            <w:tcW w:type="dxa" w:w="1728"/>
-          </w:tcPr>
-          <w:p>
-            <w:r>
-              <w:t xml:space="preserve">Prefer </w:t>
-            </w:r>
-            <w:r>
-              <w:rPr>
-                <w:b/>
-              </w:rPr>
-              <w:t>IamRole</w:t>
-            </w:r>
-            <w:r>
-              <w:t xml:space="preserve"> (the default): no key is stored at all.</w:t>
+              <w:t>LocalMachine\My</w:t>
+            </w:r>
+            <w:r>
+              <w:t>.</w:t>
             </w:r>
           </w:p>
         </w:tc>
@@ -15045,77 +14561,47 @@
     <w:p/>
     <w:p>
       <w:r>
-        <w:t>Notes:</w:t>
-      </w:r>
-    </w:p>
-    <w:p>
-      <w:pPr>
-        <w:pStyle w:val="ListBullet"/>
-      </w:pPr>
-      <w:r>
-        <w:rPr>
-          <w:b/>
-        </w:rPr>
-        <w:t>HTTPS only.</w:t>
-      </w:r>
-      <w:r>
-        <w:t xml:space="preserve"> The CCP Base URL, Conjur Appliance URL and Azure Vault URI must start with </w:t>
+        <w:t>After changing the identity: give the new account its SQL login (</w:t>
       </w:r>
       <w:r>
         <w:rPr>
           <w:rFonts w:ascii="Consolas" w:hAnsi="Consolas"/>
           <w:sz w:val="19"/>
         </w:rPr>
-        <w:t>https://</w:t>
-      </w:r>
-      <w:r>
-        <w:t xml:space="preserve">; an </w:t>
+        <w:t>-Step Db.AppPoolAccess</w:t>
+      </w:r>
+      <w:r>
+        <w:t xml:space="preserve">), read access to feed folders, Modify on the backup folder, and access to the SAML certificate's private key. Re-enter User-scope DPAPI credentials. Then check Windows sign-in still works; if you register the site's </w:t>
       </w:r>
       <w:r>
         <w:rPr>
           <w:rFonts w:ascii="Consolas" w:hAnsi="Consolas"/>
           <w:sz w:val="19"/>
         </w:rPr>
-        <w:t>http://</w:t>
-      </w:r>
-      <w:r>
-        <w:t xml:space="preserve"> address is refused.</w:t>
-      </w:r>
-    </w:p>
-    <w:p>
-      <w:pPr>
-        <w:pStyle w:val="ListBullet"/>
-      </w:pPr>
+        <w:t>HTTP/&lt;hostname&gt;</w:t>
+      </w:r>
+      <w:r>
+        <w:t xml:space="preserve"> SPN on the gMSA, IIS's </w:t>
+      </w:r>
       <w:r>
         <w:rPr>
-          <w:b/>
+          <w:rFonts w:ascii="Consolas" w:hAnsi="Consolas"/>
+          <w:sz w:val="19"/>
         </w:rPr>
-        <w:t>Credentials are write-only.</w:t>
-      </w:r>
-      <w:r>
-        <w:t xml:space="preserve"> A stored credential shows "(already set -- leave blank to keep)". Saving again without retyping keeps it.</w:t>
-      </w:r>
-    </w:p>
-    <w:p>
-      <w:pPr>
-        <w:pStyle w:val="ListBullet"/>
-      </w:pPr>
+        <w:t>useAppPoolCredentials</w:t>
+      </w:r>
+      <w:r>
+        <w:t xml:space="preserve"> must also be on. </w:t>
+      </w:r>
       <w:r>
         <w:rPr>
-          <w:b/>
+          <w:rFonts w:ascii="Consolas" w:hAnsi="Consolas"/>
+          <w:sz w:val="19"/>
         </w:rPr>
-        <w:t>Short CyberArk outages.</w:t>
-      </w:r>
-      <w:r>
-        <w:t xml:space="preserve"> For CyberArk CP and CCP, BlueTrack tries a live fetch first and, if CyberArk is briefly unreachable, uses the last value fetched for that secret within the past 24 hours. Saving the backend clears these kept values.</w:t>
-      </w:r>
-    </w:p>
-    <w:p>
-      <w:pPr>
-        <w:pStyle w:val="ListBullet"/>
-      </w:pPr>
-      <w:r>
-        <w:t>Recommended: use your organization's existing vault where you have one, so secrets are managed, rotated and audited in one place. Prefer authentication methods that store nothing on the BlueTrack server (CP, managed identity, IAM role).</w:t>
+        <w:t>Admin_Installation.md</w:t>
+      </w:r>
+      <w:r>
+        <w:t xml:space="preserve"> has the step-by-step gMSA setup.</w:t>
       </w:r>
     </w:p>
     <w:p>
@@ -15123,7 +14609,244 @@
         <w:pStyle w:val="Heading2"/>
       </w:pPr>
       <w:r>
-        <w:t>Credentials</w:t>
+        <w:t>Fixed behaviour (not configurable)</w:t>
+      </w:r>
+    </w:p>
+    <w:p>
+      <w:r>
+        <w:t>These values are built in. They are listed so you know what to expect.</w:t>
+      </w:r>
+    </w:p>
+    <w:tbl>
+      <w:tblPr>
+        <w:tblStyle w:val="TableGrid"/>
+        <w:tblW w:type="auto" w:w="0"/>
+        <w:tblLook w:firstColumn="1" w:firstRow="1" w:lastColumn="0" w:lastRow="0" w:noHBand="0" w:noVBand="1" w:val="04A0"/>
+      </w:tblPr>
+      <w:tblGrid>
+        <w:gridCol w:w="4320"/>
+        <w:gridCol w:w="4320"/>
+      </w:tblGrid>
+      <w:tr>
+        <w:tc>
+          <w:tcPr>
+            <w:tcW w:type="dxa" w:w="4320"/>
+          </w:tcPr>
+          <w:p>
+            <w:r>
+              <w:rPr>
+                <w:b/>
+              </w:rPr>
+              <w:t>Behaviour</w:t>
+            </w:r>
+          </w:p>
+        </w:tc>
+        <w:tc>
+          <w:tcPr>
+            <w:tcW w:type="dxa" w:w="4320"/>
+          </w:tcPr>
+          <w:p>
+            <w:r>
+              <w:rPr>
+                <w:b/>
+              </w:rPr>
+              <w:t>Value</w:t>
+            </w:r>
+          </w:p>
+        </w:tc>
+      </w:tr>
+      <w:tr>
+        <w:tc>
+          <w:tcPr>
+            <w:tcW w:type="dxa" w:w="4320"/>
+          </w:tcPr>
+          <w:p>
+            <w:r>
+              <w:t>Cached rights, longest lifetime</w:t>
+            </w:r>
+          </w:p>
+        </w:tc>
+        <w:tc>
+          <w:tcPr>
+            <w:tcW w:type="dxa" w:w="4320"/>
+          </w:tcPr>
+          <w:p>
+            <w:r>
+              <w:t>15 minutes, whatever the idle timeout</w:t>
+            </w:r>
+          </w:p>
+        </w:tc>
+      </w:tr>
+      <w:tr>
+        <w:tc>
+          <w:tcPr>
+            <w:tcW w:type="dxa" w:w="4320"/>
+          </w:tcPr>
+          <w:p>
+            <w:r>
+              <w:t>OIDC session cookie</w:t>
+            </w:r>
+          </w:p>
+        </w:tc>
+        <w:tc>
+          <w:tcPr>
+            <w:tcW w:type="dxa" w:w="4320"/>
+          </w:tcPr>
+          <w:p>
+            <w:r>
+              <w:t>8 hours; HTTPS only</w:t>
+            </w:r>
+          </w:p>
+        </w:tc>
+      </w:tr>
+      <w:tr>
+        <w:tc>
+          <w:tcPr>
+            <w:tcW w:type="dxa" w:w="4320"/>
+          </w:tcPr>
+          <w:p>
+            <w:r>
+              <w:t>Account Progress lock renewal while a page is open</w:t>
+            </w:r>
+          </w:p>
+        </w:tc>
+        <w:tc>
+          <w:tcPr>
+            <w:tcW w:type="dxa" w:w="4320"/>
+          </w:tcPr>
+          <w:p>
+            <w:r>
+              <w:t>Every minute</w:t>
+            </w:r>
+          </w:p>
+        </w:tc>
+      </w:tr>
+      <w:tr>
+        <w:tc>
+          <w:tcPr>
+            <w:tcW w:type="dxa" w:w="4320"/>
+          </w:tcPr>
+          <w:p>
+            <w:r>
+              <w:t>CyberArk CP and CCP fallback to last fetched value</w:t>
+            </w:r>
+          </w:p>
+        </w:tc>
+        <w:tc>
+          <w:tcPr>
+            <w:tcW w:type="dxa" w:w="4320"/>
+          </w:tcPr>
+          <w:p>
+            <w:r>
+              <w:t>Up to 24 hours</w:t>
+            </w:r>
+          </w:p>
+        </w:tc>
+      </w:tr>
+      <w:tr>
+        <w:tc>
+          <w:tcPr>
+            <w:tcW w:type="dxa" w:w="4320"/>
+          </w:tcPr>
+          <w:p>
+            <w:r>
+              <w:t>Nightly Import and Load job</w:t>
+            </w:r>
+          </w:p>
+        </w:tc>
+        <w:tc>
+          <w:tcPr>
+            <w:tcW w:type="dxa" w:w="4320"/>
+          </w:tcPr>
+          <w:p>
+            <w:r>
+              <w:t>02:00 (when installed)</w:t>
+            </w:r>
+          </w:p>
+        </w:tc>
+      </w:tr>
+      <w:tr>
+        <w:tc>
+          <w:tcPr>
+            <w:tcW w:type="dxa" w:w="4320"/>
+          </w:tcPr>
+          <w:p>
+            <w:r>
+              <w:t>Audit Log Purge job</w:t>
+            </w:r>
+          </w:p>
+        </w:tc>
+        <w:tc>
+          <w:tcPr>
+            <w:tcW w:type="dxa" w:w="4320"/>
+          </w:tcPr>
+          <w:p>
+            <w:r>
+              <w:t>03:00 (when installed by hand)</w:t>
+            </w:r>
+          </w:p>
+        </w:tc>
+      </w:tr>
+      <w:tr>
+        <w:tc>
+          <w:tcPr>
+            <w:tcW w:type="dxa" w:w="4320"/>
+          </w:tcPr>
+          <w:p>
+            <w:r>
+              <w:t>Notification checks</w:t>
+            </w:r>
+          </w:p>
+        </w:tc>
+        <w:tc>
+          <w:tcPr>
+            <w:tcW w:type="dxa" w:w="4320"/>
+          </w:tcPr>
+          <w:p>
+            <w:r>
+              <w:t>Every 5 minutes (DevFakeAuthEnabledTooLong repeats at most every 7 days)</w:t>
+            </w:r>
+          </w:p>
+        </w:tc>
+      </w:tr>
+      <w:tr>
+        <w:tc>
+          <w:tcPr>
+            <w:tcW w:type="dxa" w:w="4320"/>
+          </w:tcPr>
+          <w:p>
+            <w:r>
+              <w:t>OIDC changes</w:t>
+            </w:r>
+          </w:p>
+        </w:tc>
+        <w:tc>
+          <w:tcPr>
+            <w:tcW w:type="dxa" w:w="4320"/>
+          </w:tcPr>
+          <w:p>
+            <w:r>
+              <w:t>Need an application restart</w:t>
+            </w:r>
+          </w:p>
+        </w:tc>
+      </w:tr>
+    </w:tbl>
+    <w:p/>
+    <w:p>
+      <w:pPr>
+        <w:pStyle w:val="Heading1"/>
+      </w:pPr>
+      <w:r>
+        <w:t>6. Secrets Store and Credentials</w:t>
+      </w:r>
+    </w:p>
+    <w:p>
+      <w:pPr>
+        <w:pStyle w:val="Heading2"/>
+      </w:pPr>
+      <w:r>
+        <w:t>Secrets Store Configuration</w:t>
       </w:r>
     </w:p>
     <w:p>
@@ -15131,7 +14854,7 @@
         <w:rPr>
           <w:b/>
         </w:rPr>
-        <w:t>Admin &gt; Credentials &amp; LDAP</w:t>
+        <w:t>Admin &gt; Secrets Store Configuration</w:t>
       </w:r>
       <w:r>
         <w:t xml:space="preserve"> (permission </w:t>
@@ -15141,10 +14864,56 @@
           <w:rFonts w:ascii="Consolas" w:hAnsi="Consolas"/>
           <w:sz w:val="19"/>
         </w:rPr>
-        <w:t>ManageCredentials</w:t>
-      </w:r>
-      <w:r>
-        <w:t>). Named credentials that BlueTrack itself signs in with: the SMTP account (or, for OAuth2 email sign-in, the client secret, certificate or key), LDAP bind accounts and the PVWA user for Self-Hosted Direct.</w:t>
+        <w:t>ManageSecretsStore</w:t>
+      </w:r>
+      <w:r>
+        <w:t xml:space="preserve">). Exactly one backend is active at a time; Windows DPAPI is active on a new install. Click </w:t>
+      </w:r>
+      <w:r>
+        <w:rPr>
+          <w:b/>
+        </w:rPr>
+        <w:t>Make Active</w:t>
+      </w:r>
+      <w:r>
+        <w:t xml:space="preserve"> to switch (after a confirmation: if the new backend isn't set up or can't be reached, lookups fail until another is made active), or </w:t>
+      </w:r>
+      <w:r>
+        <w:rPr>
+          <w:b/>
+        </w:rPr>
+        <w:t>Save</w:t>
+      </w:r>
+      <w:r>
+        <w:t xml:space="preserve"> on the active backend. </w:t>
+      </w:r>
+      <w:r>
+        <w:rPr>
+          <w:b/>
+        </w:rPr>
+        <w:t>Test Connection</w:t>
+      </w:r>
+      <w:r>
+        <w:t xml:space="preserve"> fetches one secret from the active backend and reports success with the user name and address, never the secret itself. Each test is recorded in the Audit Log as a </w:t>
+      </w:r>
+      <w:r>
+        <w:rPr>
+          <w:rFonts w:ascii="Consolas" w:hAnsi="Consolas"/>
+          <w:sz w:val="19"/>
+        </w:rPr>
+        <w:t>ConnectionTest</w:t>
+      </w:r>
+      <w:r>
+        <w:t xml:space="preserve"> event, as is each credential </w:t>
+      </w:r>
+      <w:r>
+        <w:rPr>
+          <w:b/>
+        </w:rPr>
+        <w:t>Test</w:t>
+      </w:r>
+      <w:r>
+        <w:t xml:space="preserve"> on the Credentials &amp; LDAP page.</w:t>
       </w:r>
     </w:p>
     <w:tbl>
@@ -15170,7 +14939,7 @@
               <w:rPr>
                 <w:b/>
               </w:rPr>
-              <w:t>Setting</w:t>
+              <w:t>Backend</w:t>
             </w:r>
           </w:p>
         </w:tc>
@@ -15183,7 +14952,7 @@
               <w:rPr>
                 <w:b/>
               </w:rPr>
-              <w:t>What it does</w:t>
+              <w:t>Settings</w:t>
             </w:r>
           </w:p>
         </w:tc>
@@ -15196,7 +14965,7 @@
               <w:rPr>
                 <w:b/>
               </w:rPr>
-              <w:t>Default</w:t>
+              <w:t>Credential column</w:t>
             </w:r>
           </w:p>
         </w:tc>
@@ -15209,7 +14978,7 @@
               <w:rPr>
                 <w:b/>
               </w:rPr>
-              <w:t>Recommended</w:t>
+              <w:t>Recommended when</w:t>
             </w:r>
           </w:p>
         </w:tc>
@@ -15234,47 +15003,47 @@
           </w:tcPr>
           <w:p>
             <w:r>
-              <w:t>Name</w:t>
-            </w:r>
-          </w:p>
-        </w:tc>
-        <w:tc>
-          <w:tcPr>
-            <w:tcW w:type="dxa" w:w="1728"/>
-          </w:tcPr>
-          <w:p>
-            <w:r>
-              <w:t>The credential's name, chosen on the SMTP and LDAP settings.</w:t>
-            </w:r>
-          </w:p>
-        </w:tc>
-        <w:tc>
-          <w:tcPr>
-            <w:tcW w:type="dxa" w:w="1728"/>
-          </w:tcPr>
-          <w:p>
-            <w:r>
-              <w:t>Blank</w:t>
-            </w:r>
-          </w:p>
-        </w:tc>
-        <w:tc>
-          <w:tcPr>
-            <w:tcW w:type="dxa" w:w="1728"/>
-          </w:tcPr>
-          <w:p>
-            <w:r>
-              <w:t>Say what it is for, for example "SMTP relay account"</w:t>
-            </w:r>
-          </w:p>
-        </w:tc>
-        <w:tc>
-          <w:tcPr>
-            <w:tcW w:type="dxa" w:w="1728"/>
-          </w:tcPr>
-          <w:p>
-            <w:r>
-              <w:t>Clear names avoid using the wrong account.</w:t>
+              <w:t>WindowsDpapi</w:t>
+            </w:r>
+          </w:p>
+        </w:tc>
+        <w:tc>
+          <w:tcPr>
+            <w:tcW w:type="dxa" w:w="1728"/>
+          </w:tcPr>
+          <w:p>
+            <w:r>
+              <w:t>None</w:t>
+            </w:r>
+          </w:p>
+        </w:tc>
+        <w:tc>
+          <w:tcPr>
+            <w:tcW w:type="dxa" w:w="1728"/>
+          </w:tcPr>
+          <w:p>
+            <w:r>
+              <w:t>Not used</w:t>
+            </w:r>
+          </w:p>
+        </w:tc>
+        <w:tc>
+          <w:tcPr>
+            <w:tcW w:type="dxa" w:w="1728"/>
+          </w:tcPr>
+          <w:p>
+            <w:r>
+              <w:t>You have no central vault, or for a single server</w:t>
+            </w:r>
+          </w:p>
+        </w:tc>
+        <w:tc>
+          <w:tcPr>
+            <w:tcW w:type="dxa" w:w="1728"/>
+          </w:tcPr>
+          <w:p>
+            <w:r>
+              <w:t>Built in, no dependency. Secrets are tied to this server and can't be shared with another.</w:t>
             </w:r>
           </w:p>
         </w:tc>
@@ -15286,47 +15055,47 @@
           </w:tcPr>
           <w:p>
             <w:r>
-              <w:t>Backend</w:t>
-            </w:r>
-          </w:p>
-        </w:tc>
-        <w:tc>
-          <w:tcPr>
-            <w:tcW w:type="dxa" w:w="1728"/>
-          </w:tcPr>
-          <w:p>
-            <w:r>
-              <w:t>Where the password is kept: WindowsDpapi (on this server) or one of the vault backends.</w:t>
-            </w:r>
-          </w:p>
-        </w:tc>
-        <w:tc>
-          <w:tcPr>
-            <w:tcW w:type="dxa" w:w="1728"/>
-          </w:tcPr>
-          <w:p>
-            <w:r>
-              <w:t>WindowsDpapi</w:t>
-            </w:r>
-          </w:p>
-        </w:tc>
-        <w:tc>
-          <w:tcPr>
-            <w:tcW w:type="dxa" w:w="1728"/>
-          </w:tcPr>
-          <w:p>
-            <w:r>
-              <w:t>A vault backend if you have one</w:t>
-            </w:r>
-          </w:p>
-        </w:tc>
-        <w:tc>
-          <w:tcPr>
-            <w:tcW w:type="dxa" w:w="1728"/>
-          </w:tcPr>
-          <w:p>
-            <w:r>
-              <w:t>The password is then managed and rotated in the vault.</w:t>
+              <w:t>CyberArkCP</w:t>
+            </w:r>
+          </w:p>
+        </w:tc>
+        <w:tc>
+          <w:tcPr>
+            <w:tcW w:type="dxa" w:w="1728"/>
+          </w:tcPr>
+          <w:p>
+            <w:r>
+              <w:t>App ID</w:t>
+            </w:r>
+          </w:p>
+        </w:tc>
+        <w:tc>
+          <w:tcPr>
+            <w:tcW w:type="dxa" w:w="1728"/>
+          </w:tcPr>
+          <w:p>
+            <w:r>
+              <w:t>Not used</w:t>
+            </w:r>
+          </w:p>
+        </w:tc>
+        <w:tc>
+          <w:tcPr>
+            <w:tcW w:type="dxa" w:w="1728"/>
+          </w:tcPr>
+          <w:p>
+            <w:r>
+              <w:t>The CyberArk Credential Provider is installed on the server</w:t>
+            </w:r>
+          </w:p>
+        </w:tc>
+        <w:tc>
+          <w:tcPr>
+            <w:tcW w:type="dxa" w:w="1728"/>
+          </w:tcPr>
+          <w:p>
+            <w:r>
+              <w:t>Retrieval from the local CyberArk agent. Works only if BlueTrack was built with the CyberArk Application Password SDK.</w:t>
             </w:r>
           </w:p>
         </w:tc>
@@ -15338,47 +15107,57 @@
           </w:tcPr>
           <w:p>
             <w:r>
-              <w:t>Username and Password (WindowsDpapi)</w:t>
-            </w:r>
-          </w:p>
-        </w:tc>
-        <w:tc>
-          <w:tcPr>
-            <w:tcW w:type="dxa" w:w="1728"/>
-          </w:tcPr>
-          <w:p>
-            <w:r>
-              <w:t>The account and its password, encrypted on this server. Leave the password blank to keep it. For an OAuth2 email credential, only the password is used (see "OAuth2 email sign-in").</w:t>
-            </w:r>
-          </w:p>
-        </w:tc>
-        <w:tc>
-          <w:tcPr>
-            <w:tcW w:type="dxa" w:w="1728"/>
-          </w:tcPr>
-          <w:p>
-            <w:r>
-              <w:t>Blank</w:t>
-            </w:r>
-          </w:p>
-        </w:tc>
-        <w:tc>
-          <w:tcPr>
-            <w:tcW w:type="dxa" w:w="1728"/>
-          </w:tcPr>
-          <w:p>
-            <w:r>
-              <w:t>A dedicated service account</w:t>
-            </w:r>
-          </w:p>
-        </w:tc>
-        <w:tc>
-          <w:tcPr>
-            <w:tcW w:type="dxa" w:w="1728"/>
-          </w:tcPr>
-          <w:p>
-            <w:r>
-              <w:t>A dedicated account limits what a leaked password can do.</w:t>
+              <w:t>CyberArkCCP</w:t>
+            </w:r>
+          </w:p>
+        </w:tc>
+        <w:tc>
+          <w:tcPr>
+            <w:tcW w:type="dxa" w:w="1728"/>
+          </w:tcPr>
+          <w:p>
+            <w:r>
+              <w:t>Base URL (</w:t>
+            </w:r>
+            <w:r>
+              <w:rPr>
+                <w:rFonts w:ascii="Consolas" w:hAnsi="Consolas"/>
+                <w:sz w:val="19"/>
+              </w:rPr>
+              <w:t>https://</w:t>
+            </w:r>
+            <w:r>
+              <w:t>), App ID</w:t>
+            </w:r>
+          </w:p>
+        </w:tc>
+        <w:tc>
+          <w:tcPr>
+            <w:tcW w:type="dxa" w:w="1728"/>
+          </w:tcPr>
+          <w:p>
+            <w:r>
+              <w:t>Not used</w:t>
+            </w:r>
+          </w:p>
+        </w:tc>
+        <w:tc>
+          <w:tcPr>
+            <w:tcW w:type="dxa" w:w="1728"/>
+          </w:tcPr>
+          <w:p>
+            <w:r>
+              <w:t>You use the CyberArk Central Credential Provider</w:t>
+            </w:r>
+          </w:p>
+        </w:tc>
+        <w:tc>
+          <w:tcPr>
+            <w:tcW w:type="dxa" w:w="1728"/>
+          </w:tcPr>
+          <w:p>
+            <w:r>
+              <w:t>No local agent needed.</w:t>
             </w:r>
           </w:p>
         </w:tc>
@@ -15390,47 +15169,57 @@
           </w:tcPr>
           <w:p>
             <w:r>
-              <w:t>DPAPI Scope (WindowsDpapi)</w:t>
-            </w:r>
-          </w:p>
-        </w:tc>
-        <w:tc>
-          <w:tcPr>
-            <w:tcW w:type="dxa" w:w="1728"/>
-          </w:tcPr>
-          <w:p>
-            <w:r>
-              <w:t>Machine: any process on this server can decrypt it. User: only the App Pool's account can.</w:t>
-            </w:r>
-          </w:p>
-        </w:tc>
-        <w:tc>
-          <w:tcPr>
-            <w:tcW w:type="dxa" w:w="1728"/>
-          </w:tcPr>
-          <w:p>
-            <w:r>
-              <w:t>Machine</w:t>
-            </w:r>
-          </w:p>
-        </w:tc>
-        <w:tc>
-          <w:tcPr>
-            <w:tcW w:type="dxa" w:w="1728"/>
-          </w:tcPr>
-          <w:p>
-            <w:r>
-              <w:t>User</w:t>
-            </w:r>
-          </w:p>
-        </w:tc>
-        <w:tc>
-          <w:tcPr>
-            <w:tcW w:type="dxa" w:w="1728"/>
-          </w:tcPr>
-          <w:p>
-            <w:r>
-              <w:t>User scope keeps other processes on the server, and anyone holding a database backup, from decrypting it.</w:t>
+              <w:t>CyberArkConjur</w:t>
+            </w:r>
+          </w:p>
+        </w:tc>
+        <w:tc>
+          <w:tcPr>
+            <w:tcW w:type="dxa" w:w="1728"/>
+          </w:tcPr>
+          <w:p>
+            <w:r>
+              <w:t>Appliance URL (</w:t>
+            </w:r>
+            <w:r>
+              <w:rPr>
+                <w:rFonts w:ascii="Consolas" w:hAnsi="Consolas"/>
+                <w:sz w:val="19"/>
+              </w:rPr>
+              <w:t>https://</w:t>
+            </w:r>
+            <w:r>
+              <w:t>), Account, Login</w:t>
+            </w:r>
+          </w:p>
+        </w:tc>
+        <w:tc>
+          <w:tcPr>
+            <w:tcW w:type="dxa" w:w="1728"/>
+          </w:tcPr>
+          <w:p>
+            <w:r>
+              <w:t>The Conjur API key</w:t>
+            </w:r>
+          </w:p>
+        </w:tc>
+        <w:tc>
+          <w:tcPr>
+            <w:tcW w:type="dxa" w:w="1728"/>
+          </w:tcPr>
+          <w:p>
+            <w:r>
+              <w:t>You use Conjur</w:t>
+            </w:r>
+          </w:p>
+        </w:tc>
+        <w:tc>
+          <w:tcPr>
+            <w:tcW w:type="dxa" w:w="1728"/>
+          </w:tcPr>
+          <w:p>
+            <w:r>
+              <w:t>The API key is stored encrypted on the server.</w:t>
             </w:r>
           </w:p>
         </w:tc>
@@ -15442,47 +15231,127 @@
           </w:tcPr>
           <w:p>
             <w:r>
-              <w:t>Safe, Folder, Object / Secret Name (vault backends)</w:t>
-            </w:r>
-          </w:p>
-        </w:tc>
-        <w:tc>
-          <w:tcPr>
-            <w:tcW w:type="dxa" w:w="1728"/>
-          </w:tcPr>
-          <w:p>
-            <w:r>
-              <w:t>Where the credential is found in the vault, using that backend's settings from the Secrets Store page. For CyberArk CP and CCP, a blank Folder means Root.</w:t>
-            </w:r>
-          </w:p>
-        </w:tc>
-        <w:tc>
-          <w:tcPr>
-            <w:tcW w:type="dxa" w:w="1728"/>
-          </w:tcPr>
-          <w:p>
-            <w:r>
-              <w:t>Blank</w:t>
-            </w:r>
-          </w:p>
-        </w:tc>
-        <w:tc>
-          <w:tcPr>
-            <w:tcW w:type="dxa" w:w="1728"/>
-          </w:tcPr>
-          <w:p>
-            <w:r>
-              <w:t>As named in your vault</w:t>
-            </w:r>
-          </w:p>
-        </w:tc>
-        <w:tc>
-          <w:tcPr>
-            <w:tcW w:type="dxa" w:w="1728"/>
-          </w:tcPr>
-          <w:p>
-            <w:r>
-              <w:t>BlueTrack fetches the current password each time it's used.</w:t>
+              <w:t>AzureKeyVault</w:t>
+            </w:r>
+          </w:p>
+        </w:tc>
+        <w:tc>
+          <w:tcPr>
+            <w:tcW w:type="dxa" w:w="1728"/>
+          </w:tcPr>
+          <w:p>
+            <w:r>
+              <w:t>Vault URI (</w:t>
+            </w:r>
+            <w:r>
+              <w:rPr>
+                <w:rFonts w:ascii="Consolas" w:hAnsi="Consolas"/>
+                <w:sz w:val="19"/>
+              </w:rPr>
+              <w:t>https://</w:t>
+            </w:r>
+            <w:r>
+              <w:t>), Auth Method (ManagedIdentity or ServicePrincipal), Tenant ID and Client ID for a service principal, Client ID for a user-assigned managed identity</w:t>
+            </w:r>
+          </w:p>
+        </w:tc>
+        <w:tc>
+          <w:tcPr>
+            <w:tcW w:type="dxa" w:w="1728"/>
+          </w:tcPr>
+          <w:p>
+            <w:r>
+              <w:t>The client secret, for ServicePrincipal only</w:t>
+            </w:r>
+          </w:p>
+        </w:tc>
+        <w:tc>
+          <w:tcPr>
+            <w:tcW w:type="dxa" w:w="1728"/>
+          </w:tcPr>
+          <w:p>
+            <w:r>
+              <w:t>BlueTrack runs in Azure</w:t>
+            </w:r>
+          </w:p>
+        </w:tc>
+        <w:tc>
+          <w:tcPr>
+            <w:tcW w:type="dxa" w:w="1728"/>
+          </w:tcPr>
+          <w:p>
+            <w:r>
+              <w:t xml:space="preserve">Prefer </w:t>
+            </w:r>
+            <w:r>
+              <w:rPr>
+                <w:b/>
+              </w:rPr>
+              <w:t>ManagedIdentity</w:t>
+            </w:r>
+            <w:r>
+              <w:t xml:space="preserve"> (the default): no secret is stored at all.</w:t>
+            </w:r>
+          </w:p>
+        </w:tc>
+      </w:tr>
+      <w:tr>
+        <w:tc>
+          <w:tcPr>
+            <w:tcW w:type="dxa" w:w="1728"/>
+          </w:tcPr>
+          <w:p>
+            <w:r>
+              <w:t>AwsSecretsManager</w:t>
+            </w:r>
+          </w:p>
+        </w:tc>
+        <w:tc>
+          <w:tcPr>
+            <w:tcW w:type="dxa" w:w="1728"/>
+          </w:tcPr>
+          <w:p>
+            <w:r>
+              <w:t>Region, Auth Method (IamRole or AccessKey), Access Key ID for AccessKey</w:t>
+            </w:r>
+          </w:p>
+        </w:tc>
+        <w:tc>
+          <w:tcPr>
+            <w:tcW w:type="dxa" w:w="1728"/>
+          </w:tcPr>
+          <w:p>
+            <w:r>
+              <w:t>The secret access key, for AccessKey only</w:t>
+            </w:r>
+          </w:p>
+        </w:tc>
+        <w:tc>
+          <w:tcPr>
+            <w:tcW w:type="dxa" w:w="1728"/>
+          </w:tcPr>
+          <w:p>
+            <w:r>
+              <w:t>BlueTrack runs in AWS</w:t>
+            </w:r>
+          </w:p>
+        </w:tc>
+        <w:tc>
+          <w:tcPr>
+            <w:tcW w:type="dxa" w:w="1728"/>
+          </w:tcPr>
+          <w:p>
+            <w:r>
+              <w:t xml:space="preserve">Prefer </w:t>
+            </w:r>
+            <w:r>
+              <w:rPr>
+                <w:b/>
+              </w:rPr>
+              <w:t>IamRole</w:t>
+            </w:r>
+            <w:r>
+              <w:t xml:space="preserve"> (the default): no key is stored at all.</w:t>
             </w:r>
           </w:p>
         </w:tc>
@@ -15491,49 +15360,77 @@
     <w:p/>
     <w:p>
       <w:r>
-        <w:t xml:space="preserve">A new User-scope credential is stored at Machine scope until the application decrypts it once, then upgrades itself. As with any DPAPI secret, a credential can't be decrypted on a different server, and a User-scope one can't be decrypted after the App Pool's account changes: re-enter the password in those cases. Use </w:t>
-      </w:r>
+        <w:t>Notes:</w:t>
+      </w:r>
+    </w:p>
+    <w:p>
+      <w:pPr>
+        <w:pStyle w:val="ListBullet"/>
+      </w:pPr>
       <w:r>
         <w:rPr>
           <w:b/>
         </w:rPr>
-        <w:t>Test</w:t>
-      </w:r>
-      <w:r>
-        <w:t xml:space="preserve"> to check a credential.</w:t>
-      </w:r>
-    </w:p>
-    <w:p>
-      <w:r>
-        <w:t xml:space="preserve">The list's </w:t>
-      </w:r>
-      <w:r>
-        <w:rPr>
-          <w:b/>
-        </w:rPr>
-        <w:t>Used by</w:t>
-      </w:r>
-      <w:r>
-        <w:t xml:space="preserve"> column shows what uses each credential (Notifications, an LDAP domain, the CyberArk sources); a credential in use can't be deleted. With </w:t>
+        <w:t>HTTPS only.</w:t>
+      </w:r>
+      <w:r>
+        <w:t xml:space="preserve"> The CCP Base URL, Conjur Appliance URL and Azure Vault URI must start with </w:t>
       </w:r>
       <w:r>
         <w:rPr>
           <w:rFonts w:ascii="Consolas" w:hAnsi="Consolas"/>
           <w:sz w:val="19"/>
         </w:rPr>
-        <w:t>ManageDataSources</w:t>
-      </w:r>
-      <w:r>
-        <w:t xml:space="preserve">, </w:t>
-      </w:r>
+        <w:t>https://</w:t>
+      </w:r>
+      <w:r>
+        <w:t xml:space="preserve">; an </w:t>
+      </w:r>
+      <w:r>
+        <w:rPr>
+          <w:rFonts w:ascii="Consolas" w:hAnsi="Consolas"/>
+          <w:sz w:val="19"/>
+        </w:rPr>
+        <w:t>http://</w:t>
+      </w:r>
+      <w:r>
+        <w:t xml:space="preserve"> address is refused.</w:t>
+      </w:r>
+    </w:p>
+    <w:p>
+      <w:pPr>
+        <w:pStyle w:val="ListBullet"/>
+      </w:pPr>
       <w:r>
         <w:rPr>
           <w:b/>
         </w:rPr>
-        <w:t>Use for Self-Hosted Direct</w:t>
-      </w:r>
-      <w:r>
-        <w:t xml:space="preserve"> on a row opens Edit CyberArk sources with that credential chosen.</w:t>
+        <w:t>Credentials are write-only.</w:t>
+      </w:r>
+      <w:r>
+        <w:t xml:space="preserve"> A stored credential shows "(already set -- leave blank to keep)". Saving again without retyping keeps it.</w:t>
+      </w:r>
+    </w:p>
+    <w:p>
+      <w:pPr>
+        <w:pStyle w:val="ListBullet"/>
+      </w:pPr>
+      <w:r>
+        <w:rPr>
+          <w:b/>
+        </w:rPr>
+        <w:t>Short CyberArk outages.</w:t>
+      </w:r>
+      <w:r>
+        <w:t xml:space="preserve"> For CyberArk CP and CCP, BlueTrack tries a live fetch first and, if CyberArk is briefly unreachable, uses the last value fetched for that secret within the past 24 hours. Saving the backend clears these kept values.</w:t>
+      </w:r>
+    </w:p>
+    <w:p>
+      <w:pPr>
+        <w:pStyle w:val="ListBullet"/>
+      </w:pPr>
+      <w:r>
+        <w:t>Recommended: use your organization's existing vault where you have one, so secrets are managed, rotated and audited in one place. Prefer authentication methods that store nothing on the BlueTrack server (CP, managed identity, IAM role).</w:t>
       </w:r>
     </w:p>
     <w:p>
@@ -15541,12 +15438,28 @@
         <w:pStyle w:val="Heading2"/>
       </w:pPr>
       <w:r>
-        <w:t>LDAP Configuration</w:t>
+        <w:t>Credentials</w:t>
       </w:r>
     </w:p>
     <w:p>
       <w:r>
-        <w:t>On the same page: one row per Active Directory domain or forest BlueTrack queries (notification recipient lookup and AD account discovery).</w:t>
+        <w:rPr>
+          <w:b/>
+        </w:rPr>
+        <w:t>Admin &gt; Credentials &amp; LDAP</w:t>
+      </w:r>
+      <w:r>
+        <w:t xml:space="preserve"> (permission </w:t>
+      </w:r>
+      <w:r>
+        <w:rPr>
+          <w:rFonts w:ascii="Consolas" w:hAnsi="Consolas"/>
+          <w:sz w:val="19"/>
+        </w:rPr>
+        <w:t>ManageCredentials</w:t>
+      </w:r>
+      <w:r>
+        <w:t>). Named credentials that BlueTrack itself signs in with: the SMTP account (or, for OAuth2 email sign-in, the client secret, certificate or key), LDAP bind accounts and the PVWA user for Self-Hosted Direct.</w:t>
       </w:r>
     </w:p>
     <w:tbl>
@@ -15636,51 +15549,47 @@
           </w:tcPr>
           <w:p>
             <w:r>
-              <w:t>Domain Name</w:t>
-            </w:r>
-          </w:p>
-        </w:tc>
-        <w:tc>
-          <w:tcPr>
-            <w:tcW w:type="dxa" w:w="1728"/>
-          </w:tcPr>
-          <w:p>
-            <w:r>
-              <w:t>The domain this row is for.</w:t>
-            </w:r>
-          </w:p>
-        </w:tc>
-        <w:tc>
-          <w:tcPr>
-            <w:tcW w:type="dxa" w:w="1728"/>
-          </w:tcPr>
-          <w:p>
-            <w:r>
-              <w:rPr>
-                <w:rFonts w:ascii="Consolas" w:hAnsi="Consolas"/>
-                <w:sz w:val="19"/>
-              </w:rPr>
-              <w:t>Default</w:t>
-            </w:r>
-          </w:p>
-        </w:tc>
-        <w:tc>
-          <w:tcPr>
-            <w:tcW w:type="dxa" w:w="1728"/>
-          </w:tcPr>
-          <w:p>
-            <w:r>
-              <w:t>Your domain's DNS name</w:t>
-            </w:r>
-          </w:p>
-        </w:tc>
-        <w:tc>
-          <w:tcPr>
-            <w:tcW w:type="dxa" w:w="1728"/>
-          </w:tcPr>
-          <w:p>
-            <w:r>
-              <w:t>Identifies the row.</w:t>
+              <w:t>Name</w:t>
+            </w:r>
+          </w:p>
+        </w:tc>
+        <w:tc>
+          <w:tcPr>
+            <w:tcW w:type="dxa" w:w="1728"/>
+          </w:tcPr>
+          <w:p>
+            <w:r>
+              <w:t>The credential's name, chosen on the SMTP and LDAP settings.</w:t>
+            </w:r>
+          </w:p>
+        </w:tc>
+        <w:tc>
+          <w:tcPr>
+            <w:tcW w:type="dxa" w:w="1728"/>
+          </w:tcPr>
+          <w:p>
+            <w:r>
+              <w:t>Blank</w:t>
+            </w:r>
+          </w:p>
+        </w:tc>
+        <w:tc>
+          <w:tcPr>
+            <w:tcW w:type="dxa" w:w="1728"/>
+          </w:tcPr>
+          <w:p>
+            <w:r>
+              <w:t>Say what it is for, for example "SMTP relay account"</w:t>
+            </w:r>
+          </w:p>
+        </w:tc>
+        <w:tc>
+          <w:tcPr>
+            <w:tcW w:type="dxa" w:w="1728"/>
+          </w:tcPr>
+          <w:p>
+            <w:r>
+              <w:t>Clear names avoid using the wrong account.</w:t>
             </w:r>
           </w:p>
         </w:tc>
@@ -15692,47 +15601,47 @@
           </w:tcPr>
           <w:p>
             <w:r>
-              <w:t>Enabled</w:t>
-            </w:r>
-          </w:p>
-        </w:tc>
-        <w:tc>
-          <w:tcPr>
-            <w:tcW w:type="dxa" w:w="1728"/>
-          </w:tcPr>
-          <w:p>
-            <w:r>
-              <w:t>Whether this domain is queried.</w:t>
-            </w:r>
-          </w:p>
-        </w:tc>
-        <w:tc>
-          <w:tcPr>
-            <w:tcW w:type="dxa" w:w="1728"/>
-          </w:tcPr>
-          <w:p>
-            <w:r>
-              <w:t>Off</w:t>
-            </w:r>
-          </w:p>
-        </w:tc>
-        <w:tc>
-          <w:tcPr>
-            <w:tcW w:type="dxa" w:w="1728"/>
-          </w:tcPr>
-          <w:p>
-            <w:r>
-              <w:t>On for domains you use</w:t>
-            </w:r>
-          </w:p>
-        </w:tc>
-        <w:tc>
-          <w:tcPr>
-            <w:tcW w:type="dxa" w:w="1728"/>
-          </w:tcPr>
-          <w:p>
-            <w:r>
-              <w:t>Unused rows do nothing.</w:t>
+              <w:t>Backend</w:t>
+            </w:r>
+          </w:p>
+        </w:tc>
+        <w:tc>
+          <w:tcPr>
+            <w:tcW w:type="dxa" w:w="1728"/>
+          </w:tcPr>
+          <w:p>
+            <w:r>
+              <w:t>Where the password is kept: WindowsDpapi (on this server) or one of the vault backends.</w:t>
+            </w:r>
+          </w:p>
+        </w:tc>
+        <w:tc>
+          <w:tcPr>
+            <w:tcW w:type="dxa" w:w="1728"/>
+          </w:tcPr>
+          <w:p>
+            <w:r>
+              <w:t>WindowsDpapi</w:t>
+            </w:r>
+          </w:p>
+        </w:tc>
+        <w:tc>
+          <w:tcPr>
+            <w:tcW w:type="dxa" w:w="1728"/>
+          </w:tcPr>
+          <w:p>
+            <w:r>
+              <w:t>A vault backend if you have one</w:t>
+            </w:r>
+          </w:p>
+        </w:tc>
+        <w:tc>
+          <w:tcPr>
+            <w:tcW w:type="dxa" w:w="1728"/>
+          </w:tcPr>
+          <w:p>
+            <w:r>
+              <w:t>The password is then managed and rotated in the vault.</w:t>
             </w:r>
           </w:p>
         </w:tc>
@@ -15744,17 +15653,17 @@
           </w:tcPr>
           <w:p>
             <w:r>
-              <w:t>Domain Controller</w:t>
-            </w:r>
-          </w:p>
-        </w:tc>
-        <w:tc>
-          <w:tcPr>
-            <w:tcW w:type="dxa" w:w="1728"/>
-          </w:tcPr>
-          <w:p>
-            <w:r>
-              <w:t>A specific domain controller. Blank uses the default domain.</w:t>
+              <w:t>Username and Password (WindowsDpapi)</w:t>
+            </w:r>
+          </w:p>
+        </w:tc>
+        <w:tc>
+          <w:tcPr>
+            <w:tcW w:type="dxa" w:w="1728"/>
+          </w:tcPr>
+          <w:p>
+            <w:r>
+              <w:t>The account and its password, encrypted on this server. Leave the password blank to keep it. For an OAuth2 email credential, only the password is used (see "OAuth2 email sign-in").</w:t>
             </w:r>
           </w:p>
         </w:tc>
@@ -15774,17 +15683,17 @@
           </w:tcPr>
           <w:p>
             <w:r>
-              <w:t>Blank, unless you need a specific controller</w:t>
-            </w:r>
-          </w:p>
-        </w:tc>
-        <w:tc>
-          <w:tcPr>
-            <w:tcW w:type="dxa" w:w="1728"/>
-          </w:tcPr>
-          <w:p>
-            <w:r>
-              <w:t>Windows then finds an available controller itself.</w:t>
+              <w:t>A dedicated service account</w:t>
+            </w:r>
+          </w:p>
+        </w:tc>
+        <w:tc>
+          <w:tcPr>
+            <w:tcW w:type="dxa" w:w="1728"/>
+          </w:tcPr>
+          <w:p>
+            <w:r>
+              <w:t>A dedicated account limits what a leaked password can do.</w:t>
             </w:r>
           </w:p>
         </w:tc>
@@ -15796,57 +15705,47 @@
           </w:tcPr>
           <w:p>
             <w:r>
-              <w:t>Search Base</w:t>
-            </w:r>
-          </w:p>
-        </w:tc>
-        <w:tc>
-          <w:tcPr>
-            <w:tcW w:type="dxa" w:w="1728"/>
-          </w:tcPr>
-          <w:p>
-            <w:r>
-              <w:t xml:space="preserve">Where searches start, for example </w:t>
-            </w:r>
-            <w:r>
-              <w:rPr>
-                <w:rFonts w:ascii="Consolas" w:hAnsi="Consolas"/>
-                <w:sz w:val="19"/>
-              </w:rPr>
-              <w:t>DC=company,DC=local</w:t>
-            </w:r>
-            <w:r>
-              <w:t>.</w:t>
-            </w:r>
-          </w:p>
-        </w:tc>
-        <w:tc>
-          <w:tcPr>
-            <w:tcW w:type="dxa" w:w="1728"/>
-          </w:tcPr>
-          <w:p>
-            <w:r>
-              <w:t>Blank</w:t>
-            </w:r>
-          </w:p>
-        </w:tc>
-        <w:tc>
-          <w:tcPr>
-            <w:tcW w:type="dxa" w:w="1728"/>
-          </w:tcPr>
-          <w:p>
-            <w:r>
-              <w:t>The narrowest container that holds the users and groups needed</w:t>
-            </w:r>
-          </w:p>
-        </w:tc>
-        <w:tc>
-          <w:tcPr>
-            <w:tcW w:type="dxa" w:w="1728"/>
-          </w:tcPr>
-          <w:p>
-            <w:r>
-              <w:t>Smaller searches are faster and expose less.</w:t>
+              <w:t>DPAPI Scope (WindowsDpapi)</w:t>
+            </w:r>
+          </w:p>
+        </w:tc>
+        <w:tc>
+          <w:tcPr>
+            <w:tcW w:type="dxa" w:w="1728"/>
+          </w:tcPr>
+          <w:p>
+            <w:r>
+              <w:t>Machine: any process on this server can decrypt it. User: only the App Pool's account can.</w:t>
+            </w:r>
+          </w:p>
+        </w:tc>
+        <w:tc>
+          <w:tcPr>
+            <w:tcW w:type="dxa" w:w="1728"/>
+          </w:tcPr>
+          <w:p>
+            <w:r>
+              <w:t>Machine</w:t>
+            </w:r>
+          </w:p>
+        </w:tc>
+        <w:tc>
+          <w:tcPr>
+            <w:tcW w:type="dxa" w:w="1728"/>
+          </w:tcPr>
+          <w:p>
+            <w:r>
+              <w:t>User</w:t>
+            </w:r>
+          </w:p>
+        </w:tc>
+        <w:tc>
+          <w:tcPr>
+            <w:tcW w:type="dxa" w:w="1728"/>
+          </w:tcPr>
+          <w:p>
+            <w:r>
+              <w:t>User scope keeps other processes on the server, and anyone holding a database backup, from decrypting it.</w:t>
             </w:r>
           </w:p>
         </w:tc>
@@ -15858,151 +15757,47 @@
           </w:tcPr>
           <w:p>
             <w:r>
-              <w:t>Use SSL</w:t>
-            </w:r>
-          </w:p>
-        </w:tc>
-        <w:tc>
-          <w:tcPr>
-            <w:tcW w:type="dxa" w:w="1728"/>
-          </w:tcPr>
-          <w:p>
-            <w:r>
-              <w:t>Connect with LDAP over SSL.</w:t>
-            </w:r>
-          </w:p>
-        </w:tc>
-        <w:tc>
-          <w:tcPr>
-            <w:tcW w:type="dxa" w:w="1728"/>
-          </w:tcPr>
-          <w:p>
-            <w:r>
-              <w:t>Off</w:t>
-            </w:r>
-          </w:p>
-        </w:tc>
-        <w:tc>
-          <w:tcPr>
-            <w:tcW w:type="dxa" w:w="1728"/>
-          </w:tcPr>
-          <w:p>
-            <w:r>
-              <w:t>On</w:t>
-            </w:r>
-          </w:p>
-        </w:tc>
-        <w:tc>
-          <w:tcPr>
-            <w:tcW w:type="dxa" w:w="1728"/>
-          </w:tcPr>
-          <w:p>
-            <w:r>
-              <w:t>Protects directory queries and the bind password in transit. Needs a trusted certificate on the domain controllers.</w:t>
-            </w:r>
-          </w:p>
-        </w:tc>
-      </w:tr>
-      <w:tr>
-        <w:tc>
-          <w:tcPr>
-            <w:tcW w:type="dxa" w:w="1728"/>
-          </w:tcPr>
-          <w:p>
-            <w:r>
-              <w:t>Use trusted connection</w:t>
-            </w:r>
-          </w:p>
-        </w:tc>
-        <w:tc>
-          <w:tcPr>
-            <w:tcW w:type="dxa" w:w="1728"/>
-          </w:tcPr>
-          <w:p>
-            <w:r>
-              <w:t>Bind as the App Pool's account (or the server's computer account) instead of a stored credential.</w:t>
-            </w:r>
-          </w:p>
-        </w:tc>
-        <w:tc>
-          <w:tcPr>
-            <w:tcW w:type="dxa" w:w="1728"/>
-          </w:tcPr>
-          <w:p>
-            <w:r>
-              <w:t>Off</w:t>
-            </w:r>
-          </w:p>
-        </w:tc>
-        <w:tc>
-          <w:tcPr>
-            <w:tcW w:type="dxa" w:w="1728"/>
-          </w:tcPr>
-          <w:p>
-            <w:r>
-              <w:t>On, with a gMSA App Pool identity</w:t>
-            </w:r>
-          </w:p>
-        </w:tc>
-        <w:tc>
-          <w:tcPr>
-            <w:tcW w:type="dxa" w:w="1728"/>
-          </w:tcPr>
-          <w:p>
-            <w:r>
-              <w:t>No password to store or rotate.</w:t>
-            </w:r>
-          </w:p>
-        </w:tc>
-      </w:tr>
-      <w:tr>
-        <w:tc>
-          <w:tcPr>
-            <w:tcW w:type="dxa" w:w="1728"/>
-          </w:tcPr>
-          <w:p>
-            <w:r>
-              <w:t>Bind Account Credential</w:t>
-            </w:r>
-          </w:p>
-        </w:tc>
-        <w:tc>
-          <w:tcPr>
-            <w:tcW w:type="dxa" w:w="1728"/>
-          </w:tcPr>
-          <w:p>
-            <w:r>
-              <w:t>The credential to bind with, when not using a trusted connection.</w:t>
-            </w:r>
-          </w:p>
-        </w:tc>
-        <w:tc>
-          <w:tcPr>
-            <w:tcW w:type="dxa" w:w="1728"/>
-          </w:tcPr>
-          <w:p>
-            <w:r>
-              <w:t>None</w:t>
-            </w:r>
-          </w:p>
-        </w:tc>
-        <w:tc>
-          <w:tcPr>
-            <w:tcW w:type="dxa" w:w="1728"/>
-          </w:tcPr>
-          <w:p>
-            <w:r>
-              <w:t>A read-only service account</w:t>
-            </w:r>
-          </w:p>
-        </w:tc>
-        <w:tc>
-          <w:tcPr>
-            <w:tcW w:type="dxa" w:w="1728"/>
-          </w:tcPr>
-          <w:p>
-            <w:r>
-              <w:t>Least privilege.</w:t>
+              <w:t>Safe, Folder, Object / Secret Name (vault backends)</w:t>
+            </w:r>
+          </w:p>
+        </w:tc>
+        <w:tc>
+          <w:tcPr>
+            <w:tcW w:type="dxa" w:w="1728"/>
+          </w:tcPr>
+          <w:p>
+            <w:r>
+              <w:t>Where the credential is found in the vault, using that backend's settings from the Secrets Store page. For CyberArk CP and CCP, a blank Folder means Root.</w:t>
+            </w:r>
+          </w:p>
+        </w:tc>
+        <w:tc>
+          <w:tcPr>
+            <w:tcW w:type="dxa" w:w="1728"/>
+          </w:tcPr>
+          <w:p>
+            <w:r>
+              <w:t>Blank</w:t>
+            </w:r>
+          </w:p>
+        </w:tc>
+        <w:tc>
+          <w:tcPr>
+            <w:tcW w:type="dxa" w:w="1728"/>
+          </w:tcPr>
+          <w:p>
+            <w:r>
+              <w:t>As named in your vault</w:t>
+            </w:r>
+          </w:p>
+        </w:tc>
+        <w:tc>
+          <w:tcPr>
+            <w:tcW w:type="dxa" w:w="1728"/>
+          </w:tcPr>
+          <w:p>
+            <w:r>
+              <w:t>BlueTrack fetches the current password each time it's used.</w:t>
             </w:r>
           </w:p>
         </w:tc>
@@ -16011,113 +15806,49 @@
     <w:p/>
     <w:p>
       <w:r>
+        <w:t xml:space="preserve">A new User-scope credential is stored at Machine scope until the application decrypts it once, then upgrades itself. As with any DPAPI secret, a credential can't be decrypted on a different server, and a User-scope one can't be decrypted after the App Pool's account changes: re-enter the password in those cases. Use </w:t>
+      </w:r>
+      <w:r>
         <w:rPr>
           <w:b/>
         </w:rPr>
-        <w:t>Bind name.</w:t>
-      </w:r>
-      <w:r>
-        <w:t xml:space="preserve"> A bind account binds as </w:t>
+        <w:t>Test</w:t>
+      </w:r>
+      <w:r>
+        <w:t xml:space="preserve"> to check a credential.</w:t>
+      </w:r>
+    </w:p>
+    <w:p>
+      <w:r>
+        <w:t xml:space="preserve">The list's </w:t>
+      </w:r>
+      <w:r>
+        <w:rPr>
+          <w:b/>
+        </w:rPr>
+        <w:t>Used by</w:t>
+      </w:r>
+      <w:r>
+        <w:t xml:space="preserve"> column shows what uses each credential (Notifications, an LDAP domain, the CyberArk sources); a credential in use can't be deleted. With </w:t>
       </w:r>
       <w:r>
         <w:rPr>
           <w:rFonts w:ascii="Consolas" w:hAnsi="Consolas"/>
           <w:sz w:val="19"/>
         </w:rPr>
-        <w:t>user@domain</w:t>
-      </w:r>
-      <w:r>
-        <w:t xml:space="preserve"> where BlueTrack can build one: a user name that already holds a domain (</w:t>
-      </w:r>
-      <w:r>
-        <w:rPr>
-          <w:rFonts w:ascii="Consolas" w:hAnsi="Consolas"/>
-          <w:sz w:val="19"/>
-        </w:rPr>
-        <w:t>user@domain</w:t>
-      </w:r>
-      <w:r>
-        <w:t xml:space="preserve"> or </w:t>
-      </w:r>
-      <w:r>
-        <w:rPr>
-          <w:rFonts w:ascii="Consolas" w:hAnsi="Consolas"/>
-          <w:sz w:val="19"/>
-        </w:rPr>
-        <w:t>DOMAIN\user</w:t>
-      </w:r>
-      <w:r>
-        <w:t>) is used as it is; otherwise the domain comes from the credential's LogonDomain if it is a DNS name (a CyberArk credential), else its Address if that is a domain name, else the Search Base (</w:t>
-      </w:r>
-      <w:r>
-        <w:rPr>
-          <w:rFonts w:ascii="Consolas" w:hAnsi="Consolas"/>
-          <w:sz w:val="19"/>
-        </w:rPr>
-        <w:t>DC=company,DC=com</w:t>
-      </w:r>
-      <w:r>
-        <w:t xml:space="preserve"> gives </w:t>
-      </w:r>
-      <w:r>
-        <w:rPr>
-          <w:rFonts w:ascii="Consolas" w:hAnsi="Consolas"/>
-          <w:sz w:val="19"/>
-        </w:rPr>
-        <w:t>company.com</w:t>
-      </w:r>
-      <w:r>
-        <w:t>). With none of them, the plain user name is used. This matters for an account whose user name is longer than 20 characters, which AD cuts short as its pre-Windows 2000 name.</w:t>
-      </w:r>
-    </w:p>
-    <w:p>
+        <w:t>ManageDataSources</w:t>
+      </w:r>
+      <w:r>
+        <w:t xml:space="preserve">, </w:t>
+      </w:r>
       <w:r>
         <w:rPr>
           <w:b/>
         </w:rPr>
-        <w:t>Test</w:t>
-      </w:r>
-      <w:r>
-        <w:t xml:space="preserve"> on the domain's form binds with the values in the form, saved or not, as discovery would, and shows the name it bound as and the domain controller, or the directory's error. Each test is recorded in the Audit Log as a </w:t>
-      </w:r>
-      <w:r>
-        <w:rPr>
-          <w:rFonts w:ascii="Consolas" w:hAnsi="Consolas"/>
-          <w:sz w:val="19"/>
-        </w:rPr>
-        <w:t>ConnectionTest</w:t>
-      </w:r>
-      <w:r>
-        <w:t xml:space="preserve"> event.</w:t>
-      </w:r>
-    </w:p>
-    <w:p>
-      <w:pPr>
-        <w:pStyle w:val="Heading1"/>
-      </w:pPr>
-      <w:r>
-        <w:t>7. Notifications</w:t>
-      </w:r>
-    </w:p>
-    <w:p>
-      <w:r>
-        <w:rPr>
-          <w:b/>
-        </w:rPr>
-        <w:t>Admin &gt; Notifications</w:t>
-      </w:r>
-      <w:r>
-        <w:t xml:space="preserve"> (permission </w:t>
-      </w:r>
-      <w:r>
-        <w:rPr>
-          <w:rFonts w:ascii="Consolas" w:hAnsi="Consolas"/>
-          <w:sz w:val="19"/>
-        </w:rPr>
-        <w:t>ManageNotifications</w:t>
-      </w:r>
-      <w:r>
-        <w:t>). The SMTP settings, which alerts are on, when the scheduled emails go out, and the recipients.</w:t>
+        <w:t>Use for Self-Hosted Direct</w:t>
+      </w:r>
+      <w:r>
+        <w:t xml:space="preserve"> on a row opens Edit CyberArk sources with that credential chosen.</w:t>
       </w:r>
     </w:p>
     <w:p>
@@ -16125,7 +15856,12 @@
         <w:pStyle w:val="Heading2"/>
       </w:pPr>
       <w:r>
-        <w:t>SMTP Configuration</w:t>
+        <w:t>LDAP Configuration</w:t>
+      </w:r>
+    </w:p>
+    <w:p>
+      <w:r>
+        <w:t>On the same page: one row per Active Directory domain or forest BlueTrack queries (notification recipient lookup and AD account discovery).</w:t>
       </w:r>
     </w:p>
     <w:tbl>
@@ -16215,6 +15951,585 @@
           </w:tcPr>
           <w:p>
             <w:r>
+              <w:t>Domain Name</w:t>
+            </w:r>
+          </w:p>
+        </w:tc>
+        <w:tc>
+          <w:tcPr>
+            <w:tcW w:type="dxa" w:w="1728"/>
+          </w:tcPr>
+          <w:p>
+            <w:r>
+              <w:t>The domain this row is for.</w:t>
+            </w:r>
+          </w:p>
+        </w:tc>
+        <w:tc>
+          <w:tcPr>
+            <w:tcW w:type="dxa" w:w="1728"/>
+          </w:tcPr>
+          <w:p>
+            <w:r>
+              <w:rPr>
+                <w:rFonts w:ascii="Consolas" w:hAnsi="Consolas"/>
+                <w:sz w:val="19"/>
+              </w:rPr>
+              <w:t>Default</w:t>
+            </w:r>
+          </w:p>
+        </w:tc>
+        <w:tc>
+          <w:tcPr>
+            <w:tcW w:type="dxa" w:w="1728"/>
+          </w:tcPr>
+          <w:p>
+            <w:r>
+              <w:t>Your domain's DNS name</w:t>
+            </w:r>
+          </w:p>
+        </w:tc>
+        <w:tc>
+          <w:tcPr>
+            <w:tcW w:type="dxa" w:w="1728"/>
+          </w:tcPr>
+          <w:p>
+            <w:r>
+              <w:t>Identifies the row.</w:t>
+            </w:r>
+          </w:p>
+        </w:tc>
+      </w:tr>
+      <w:tr>
+        <w:tc>
+          <w:tcPr>
+            <w:tcW w:type="dxa" w:w="1728"/>
+          </w:tcPr>
+          <w:p>
+            <w:r>
+              <w:t>Enabled</w:t>
+            </w:r>
+          </w:p>
+        </w:tc>
+        <w:tc>
+          <w:tcPr>
+            <w:tcW w:type="dxa" w:w="1728"/>
+          </w:tcPr>
+          <w:p>
+            <w:r>
+              <w:t>Whether this domain is queried.</w:t>
+            </w:r>
+          </w:p>
+        </w:tc>
+        <w:tc>
+          <w:tcPr>
+            <w:tcW w:type="dxa" w:w="1728"/>
+          </w:tcPr>
+          <w:p>
+            <w:r>
+              <w:t>Off</w:t>
+            </w:r>
+          </w:p>
+        </w:tc>
+        <w:tc>
+          <w:tcPr>
+            <w:tcW w:type="dxa" w:w="1728"/>
+          </w:tcPr>
+          <w:p>
+            <w:r>
+              <w:t>On for domains you use</w:t>
+            </w:r>
+          </w:p>
+        </w:tc>
+        <w:tc>
+          <w:tcPr>
+            <w:tcW w:type="dxa" w:w="1728"/>
+          </w:tcPr>
+          <w:p>
+            <w:r>
+              <w:t>Unused rows do nothing.</w:t>
+            </w:r>
+          </w:p>
+        </w:tc>
+      </w:tr>
+      <w:tr>
+        <w:tc>
+          <w:tcPr>
+            <w:tcW w:type="dxa" w:w="1728"/>
+          </w:tcPr>
+          <w:p>
+            <w:r>
+              <w:t>Domain Controller</w:t>
+            </w:r>
+          </w:p>
+        </w:tc>
+        <w:tc>
+          <w:tcPr>
+            <w:tcW w:type="dxa" w:w="1728"/>
+          </w:tcPr>
+          <w:p>
+            <w:r>
+              <w:t>A specific domain controller. Blank uses the default domain.</w:t>
+            </w:r>
+          </w:p>
+        </w:tc>
+        <w:tc>
+          <w:tcPr>
+            <w:tcW w:type="dxa" w:w="1728"/>
+          </w:tcPr>
+          <w:p>
+            <w:r>
+              <w:t>Blank</w:t>
+            </w:r>
+          </w:p>
+        </w:tc>
+        <w:tc>
+          <w:tcPr>
+            <w:tcW w:type="dxa" w:w="1728"/>
+          </w:tcPr>
+          <w:p>
+            <w:r>
+              <w:t>Blank, unless you need a specific controller</w:t>
+            </w:r>
+          </w:p>
+        </w:tc>
+        <w:tc>
+          <w:tcPr>
+            <w:tcW w:type="dxa" w:w="1728"/>
+          </w:tcPr>
+          <w:p>
+            <w:r>
+              <w:t>Windows then finds an available controller itself.</w:t>
+            </w:r>
+          </w:p>
+        </w:tc>
+      </w:tr>
+      <w:tr>
+        <w:tc>
+          <w:tcPr>
+            <w:tcW w:type="dxa" w:w="1728"/>
+          </w:tcPr>
+          <w:p>
+            <w:r>
+              <w:t>Search Base</w:t>
+            </w:r>
+          </w:p>
+        </w:tc>
+        <w:tc>
+          <w:tcPr>
+            <w:tcW w:type="dxa" w:w="1728"/>
+          </w:tcPr>
+          <w:p>
+            <w:r>
+              <w:t xml:space="preserve">Where searches start, for example </w:t>
+            </w:r>
+            <w:r>
+              <w:rPr>
+                <w:rFonts w:ascii="Consolas" w:hAnsi="Consolas"/>
+                <w:sz w:val="19"/>
+              </w:rPr>
+              <w:t>DC=company,DC=local</w:t>
+            </w:r>
+            <w:r>
+              <w:t>.</w:t>
+            </w:r>
+          </w:p>
+        </w:tc>
+        <w:tc>
+          <w:tcPr>
+            <w:tcW w:type="dxa" w:w="1728"/>
+          </w:tcPr>
+          <w:p>
+            <w:r>
+              <w:t>Blank</w:t>
+            </w:r>
+          </w:p>
+        </w:tc>
+        <w:tc>
+          <w:tcPr>
+            <w:tcW w:type="dxa" w:w="1728"/>
+          </w:tcPr>
+          <w:p>
+            <w:r>
+              <w:t>The narrowest container that holds the users and groups needed</w:t>
+            </w:r>
+          </w:p>
+        </w:tc>
+        <w:tc>
+          <w:tcPr>
+            <w:tcW w:type="dxa" w:w="1728"/>
+          </w:tcPr>
+          <w:p>
+            <w:r>
+              <w:t>Smaller searches are faster and expose less.</w:t>
+            </w:r>
+          </w:p>
+        </w:tc>
+      </w:tr>
+      <w:tr>
+        <w:tc>
+          <w:tcPr>
+            <w:tcW w:type="dxa" w:w="1728"/>
+          </w:tcPr>
+          <w:p>
+            <w:r>
+              <w:t>Use SSL</w:t>
+            </w:r>
+          </w:p>
+        </w:tc>
+        <w:tc>
+          <w:tcPr>
+            <w:tcW w:type="dxa" w:w="1728"/>
+          </w:tcPr>
+          <w:p>
+            <w:r>
+              <w:t>Connect with LDAP over SSL.</w:t>
+            </w:r>
+          </w:p>
+        </w:tc>
+        <w:tc>
+          <w:tcPr>
+            <w:tcW w:type="dxa" w:w="1728"/>
+          </w:tcPr>
+          <w:p>
+            <w:r>
+              <w:t>Off</w:t>
+            </w:r>
+          </w:p>
+        </w:tc>
+        <w:tc>
+          <w:tcPr>
+            <w:tcW w:type="dxa" w:w="1728"/>
+          </w:tcPr>
+          <w:p>
+            <w:r>
+              <w:t>On</w:t>
+            </w:r>
+          </w:p>
+        </w:tc>
+        <w:tc>
+          <w:tcPr>
+            <w:tcW w:type="dxa" w:w="1728"/>
+          </w:tcPr>
+          <w:p>
+            <w:r>
+              <w:t>Protects directory queries and the bind password in transit. Needs a trusted certificate on the domain controllers.</w:t>
+            </w:r>
+          </w:p>
+        </w:tc>
+      </w:tr>
+      <w:tr>
+        <w:tc>
+          <w:tcPr>
+            <w:tcW w:type="dxa" w:w="1728"/>
+          </w:tcPr>
+          <w:p>
+            <w:r>
+              <w:t>Use trusted connection</w:t>
+            </w:r>
+          </w:p>
+        </w:tc>
+        <w:tc>
+          <w:tcPr>
+            <w:tcW w:type="dxa" w:w="1728"/>
+          </w:tcPr>
+          <w:p>
+            <w:r>
+              <w:t>Bind as the App Pool's account (or the server's computer account) instead of a stored credential.</w:t>
+            </w:r>
+          </w:p>
+        </w:tc>
+        <w:tc>
+          <w:tcPr>
+            <w:tcW w:type="dxa" w:w="1728"/>
+          </w:tcPr>
+          <w:p>
+            <w:r>
+              <w:t>Off</w:t>
+            </w:r>
+          </w:p>
+        </w:tc>
+        <w:tc>
+          <w:tcPr>
+            <w:tcW w:type="dxa" w:w="1728"/>
+          </w:tcPr>
+          <w:p>
+            <w:r>
+              <w:t>On, with a gMSA App Pool identity</w:t>
+            </w:r>
+          </w:p>
+        </w:tc>
+        <w:tc>
+          <w:tcPr>
+            <w:tcW w:type="dxa" w:w="1728"/>
+          </w:tcPr>
+          <w:p>
+            <w:r>
+              <w:t>No password to store or rotate.</w:t>
+            </w:r>
+          </w:p>
+        </w:tc>
+      </w:tr>
+      <w:tr>
+        <w:tc>
+          <w:tcPr>
+            <w:tcW w:type="dxa" w:w="1728"/>
+          </w:tcPr>
+          <w:p>
+            <w:r>
+              <w:t>Bind Account Credential</w:t>
+            </w:r>
+          </w:p>
+        </w:tc>
+        <w:tc>
+          <w:tcPr>
+            <w:tcW w:type="dxa" w:w="1728"/>
+          </w:tcPr>
+          <w:p>
+            <w:r>
+              <w:t>The credential to bind with, when not using a trusted connection.</w:t>
+            </w:r>
+          </w:p>
+        </w:tc>
+        <w:tc>
+          <w:tcPr>
+            <w:tcW w:type="dxa" w:w="1728"/>
+          </w:tcPr>
+          <w:p>
+            <w:r>
+              <w:t>None</w:t>
+            </w:r>
+          </w:p>
+        </w:tc>
+        <w:tc>
+          <w:tcPr>
+            <w:tcW w:type="dxa" w:w="1728"/>
+          </w:tcPr>
+          <w:p>
+            <w:r>
+              <w:t>A read-only service account</w:t>
+            </w:r>
+          </w:p>
+        </w:tc>
+        <w:tc>
+          <w:tcPr>
+            <w:tcW w:type="dxa" w:w="1728"/>
+          </w:tcPr>
+          <w:p>
+            <w:r>
+              <w:t>Least privilege.</w:t>
+            </w:r>
+          </w:p>
+        </w:tc>
+      </w:tr>
+    </w:tbl>
+    <w:p/>
+    <w:p>
+      <w:r>
+        <w:rPr>
+          <w:b/>
+        </w:rPr>
+        <w:t>Bind name.</w:t>
+      </w:r>
+      <w:r>
+        <w:t xml:space="preserve"> A bind account binds as </w:t>
+      </w:r>
+      <w:r>
+        <w:rPr>
+          <w:rFonts w:ascii="Consolas" w:hAnsi="Consolas"/>
+          <w:sz w:val="19"/>
+        </w:rPr>
+        <w:t>user@domain</w:t>
+      </w:r>
+      <w:r>
+        <w:t xml:space="preserve"> where BlueTrack can build one: a user name that already holds a domain (</w:t>
+      </w:r>
+      <w:r>
+        <w:rPr>
+          <w:rFonts w:ascii="Consolas" w:hAnsi="Consolas"/>
+          <w:sz w:val="19"/>
+        </w:rPr>
+        <w:t>user@domain</w:t>
+      </w:r>
+      <w:r>
+        <w:t xml:space="preserve"> or </w:t>
+      </w:r>
+      <w:r>
+        <w:rPr>
+          <w:rFonts w:ascii="Consolas" w:hAnsi="Consolas"/>
+          <w:sz w:val="19"/>
+        </w:rPr>
+        <w:t>DOMAIN\user</w:t>
+      </w:r>
+      <w:r>
+        <w:t>) is used as it is; otherwise the domain comes from the credential's LogonDomain if it is a DNS name (a CyberArk credential), else its Address if that is a domain name, else the Search Base (</w:t>
+      </w:r>
+      <w:r>
+        <w:rPr>
+          <w:rFonts w:ascii="Consolas" w:hAnsi="Consolas"/>
+          <w:sz w:val="19"/>
+        </w:rPr>
+        <w:t>DC=company,DC=com</w:t>
+      </w:r>
+      <w:r>
+        <w:t xml:space="preserve"> gives </w:t>
+      </w:r>
+      <w:r>
+        <w:rPr>
+          <w:rFonts w:ascii="Consolas" w:hAnsi="Consolas"/>
+          <w:sz w:val="19"/>
+        </w:rPr>
+        <w:t>company.com</w:t>
+      </w:r>
+      <w:r>
+        <w:t>). With none of them, the plain user name is used. This matters for an account whose user name is longer than 20 characters, which AD cuts short as its pre-Windows 2000 name.</w:t>
+      </w:r>
+    </w:p>
+    <w:p>
+      <w:r>
+        <w:rPr>
+          <w:b/>
+        </w:rPr>
+        <w:t>Test</w:t>
+      </w:r>
+      <w:r>
+        <w:t xml:space="preserve"> on the domain's form binds with the values in the form, saved or not, as discovery would, and shows the name it bound as and the domain controller, or the directory's error. Each test is recorded in the Audit Log as a </w:t>
+      </w:r>
+      <w:r>
+        <w:rPr>
+          <w:rFonts w:ascii="Consolas" w:hAnsi="Consolas"/>
+          <w:sz w:val="19"/>
+        </w:rPr>
+        <w:t>ConnectionTest</w:t>
+      </w:r>
+      <w:r>
+        <w:t xml:space="preserve"> event.</w:t>
+      </w:r>
+    </w:p>
+    <w:p>
+      <w:pPr>
+        <w:pStyle w:val="Heading1"/>
+      </w:pPr>
+      <w:r>
+        <w:t>7. Notifications</w:t>
+      </w:r>
+    </w:p>
+    <w:p>
+      <w:r>
+        <w:rPr>
+          <w:b/>
+        </w:rPr>
+        <w:t>Admin &gt; Notifications</w:t>
+      </w:r>
+      <w:r>
+        <w:t xml:space="preserve"> (permission </w:t>
+      </w:r>
+      <w:r>
+        <w:rPr>
+          <w:rFonts w:ascii="Consolas" w:hAnsi="Consolas"/>
+          <w:sz w:val="19"/>
+        </w:rPr>
+        <w:t>ManageNotifications</w:t>
+      </w:r>
+      <w:r>
+        <w:t>). The SMTP settings, which alerts are on, when the scheduled emails go out, and the recipients.</w:t>
+      </w:r>
+    </w:p>
+    <w:p>
+      <w:pPr>
+        <w:pStyle w:val="Heading2"/>
+      </w:pPr>
+      <w:r>
+        <w:t>SMTP Configuration</w:t>
+      </w:r>
+    </w:p>
+    <w:tbl>
+      <w:tblPr>
+        <w:tblStyle w:val="TableGrid"/>
+        <w:tblW w:type="auto" w:w="0"/>
+        <w:tblLook w:firstColumn="1" w:firstRow="1" w:lastColumn="0" w:lastRow="0" w:noHBand="0" w:noVBand="1" w:val="04A0"/>
+      </w:tblPr>
+      <w:tblGrid>
+        <w:gridCol w:w="1728"/>
+        <w:gridCol w:w="1728"/>
+        <w:gridCol w:w="1728"/>
+        <w:gridCol w:w="1728"/>
+        <w:gridCol w:w="1728"/>
+      </w:tblGrid>
+      <w:tr>
+        <w:tc>
+          <w:tcPr>
+            <w:tcW w:type="dxa" w:w="1728"/>
+          </w:tcPr>
+          <w:p>
+            <w:r>
+              <w:rPr>
+                <w:b/>
+              </w:rPr>
+              <w:t>Setting</w:t>
+            </w:r>
+          </w:p>
+        </w:tc>
+        <w:tc>
+          <w:tcPr>
+            <w:tcW w:type="dxa" w:w="1728"/>
+          </w:tcPr>
+          <w:p>
+            <w:r>
+              <w:rPr>
+                <w:b/>
+              </w:rPr>
+              <w:t>What it does</w:t>
+            </w:r>
+          </w:p>
+        </w:tc>
+        <w:tc>
+          <w:tcPr>
+            <w:tcW w:type="dxa" w:w="1728"/>
+          </w:tcPr>
+          <w:p>
+            <w:r>
+              <w:rPr>
+                <w:b/>
+              </w:rPr>
+              <w:t>Default</w:t>
+            </w:r>
+          </w:p>
+        </w:tc>
+        <w:tc>
+          <w:tcPr>
+            <w:tcW w:type="dxa" w:w="1728"/>
+          </w:tcPr>
+          <w:p>
+            <w:r>
+              <w:rPr>
+                <w:b/>
+              </w:rPr>
+              <w:t>Recommended</w:t>
+            </w:r>
+          </w:p>
+        </w:tc>
+        <w:tc>
+          <w:tcPr>
+            <w:tcW w:type="dxa" w:w="1728"/>
+          </w:tcPr>
+          <w:p>
+            <w:r>
+              <w:rPr>
+                <w:b/>
+              </w:rPr>
+              <w:t>Why</w:t>
+            </w:r>
+          </w:p>
+        </w:tc>
+      </w:tr>
+      <w:tr>
+        <w:tc>
+          <w:tcPr>
+            <w:tcW w:type="dxa" w:w="1728"/>
+          </w:tcPr>
+          <w:p>
+            <w:r>
               <w:t>SMTP Host</w:t>
             </w:r>
           </w:p>
@@ -17876,6 +18191,57 @@
           <w:p>
             <w:r>
               <w:t>The newly failing accounts (up to 100) with Safe, platform and last CPM action; Reports &gt; CPM Health lists them all.</w:t>
+            </w:r>
+          </w:p>
+        </w:tc>
+        <w:tc>
+          <w:tcPr>
+            <w:tcW w:type="dxa" w:w="2160"/>
+          </w:tcPr>
+          <w:p>
+            <w:r>
+              <w:t>Off</w:t>
+            </w:r>
+          </w:p>
+        </w:tc>
+      </w:tr>
+      <w:tr>
+        <w:tc>
+          <w:tcPr>
+            <w:tcW w:type="dxa" w:w="2160"/>
+          </w:tcPr>
+          <w:p>
+            <w:r>
+              <w:t>AuditChainBroken</w:t>
+            </w:r>
+          </w:p>
+        </w:tc>
+        <w:tc>
+          <w:tcPr>
+            <w:tcW w:type="dxa" w:w="2160"/>
+          </w:tcPr>
+          <w:p>
+            <w:r>
+              <w:t xml:space="preserve">Once a day, from the daily digest time, when the check of the audit log's seals (the same as </w:t>
+            </w:r>
+            <w:r>
+              <w:rPr>
+                <w:b/>
+              </w:rPr>
+              <w:t>Verify</w:t>
+            </w:r>
+            <w:r>
+              <w:t xml:space="preserve"> on the Audit Log page) finds an audit event or seal that was changed or deleted outside BlueTrack. Not sent while the log is intact.</w:t>
+            </w:r>
+          </w:p>
+        </w:tc>
+        <w:tc>
+          <w:tcPr>
+            <w:tcW w:type="dxa" w:w="2160"/>
+          </w:tcPr>
+          <w:p>
+            <w:r>
+              <w:t>Each problem found (seal, audit event, what was changed or deleted, up to 50) and where to compare: the SIEM's copy and the Windows Security log.</w:t>
             </w:r>
           </w:p>
         </w:tc>

--- a/Published_Docs/Administrator_Settings_Guide.docx
+++ b/Published_Docs/Administrator_Settings_Guide.docx
@@ -524,102 +524,6 @@
           </w:tcPr>
           <w:p>
             <w:r>
-              <w:t>Number and date format</w:t>
-            </w:r>
-          </w:p>
-        </w:tc>
-        <w:tc>
-          <w:tcPr>
-            <w:tcW w:type="dxa" w:w="1728"/>
-          </w:tcPr>
-          <w:p>
-            <w:r>
-              <w:t xml:space="preserve">The number and date format of text the server writes: notification emails and the data feed and Self-Hosted pull summaries. A culture name such as </w:t>
-            </w:r>
-            <w:r>
-              <w:rPr>
-                <w:rFonts w:ascii="Consolas" w:hAnsi="Consolas"/>
-                <w:sz w:val="19"/>
-              </w:rPr>
-              <w:t>en-US</w:t>
-            </w:r>
-            <w:r>
-              <w:t xml:space="preserve">, </w:t>
-            </w:r>
-            <w:r>
-              <w:rPr>
-                <w:rFonts w:ascii="Consolas" w:hAnsi="Consolas"/>
-                <w:sz w:val="19"/>
-              </w:rPr>
-              <w:t>en-GB</w:t>
-            </w:r>
-            <w:r>
-              <w:t xml:space="preserve">, </w:t>
-            </w:r>
-            <w:r>
-              <w:rPr>
-                <w:rFonts w:ascii="Consolas" w:hAnsi="Consolas"/>
-                <w:sz w:val="19"/>
-              </w:rPr>
-              <w:t>de-DE</w:t>
-            </w:r>
-            <w:r>
-              <w:t xml:space="preserve"> or </w:t>
-            </w:r>
-            <w:r>
-              <w:rPr>
-                <w:rFonts w:ascii="Consolas" w:hAnsi="Consolas"/>
-                <w:sz w:val="19"/>
-              </w:rPr>
-              <w:t>fr-FR</w:t>
-            </w:r>
-            <w:r>
-              <w:t>; the field suggests common ones and shows an example (a number and a date) as you type.</w:t>
-            </w:r>
-          </w:p>
-        </w:tc>
-        <w:tc>
-          <w:tcPr>
-            <w:tcW w:type="dxa" w:w="1728"/>
-          </w:tcPr>
-          <w:p>
-            <w:r>
-              <w:rPr>
-                <w:rFonts w:ascii="Consolas" w:hAnsi="Consolas"/>
-                <w:sz w:val="19"/>
-              </w:rPr>
-              <w:t>en-US</w:t>
-            </w:r>
-          </w:p>
-        </w:tc>
-        <w:tc>
-          <w:tcPr>
-            <w:tcW w:type="dxa" w:w="1728"/>
-          </w:tcPr>
-          <w:p>
-            <w:r>
-              <w:t>The format your administrators and email recipients read</w:t>
-            </w:r>
-          </w:p>
-        </w:tc>
-        <w:tc>
-          <w:tcPr>
-            <w:tcW w:type="dxa" w:w="1728"/>
-          </w:tcPr>
-          <w:p>
-            <w:r>
-              <w:t>An email goes to an address, not to a browser, so it can't follow each reader's language. The pages themselves always use each person's own browser or chosen language. CSV and Excel exports and audit details keep a fixed format.</w:t>
-            </w:r>
-          </w:p>
-        </w:tc>
-      </w:tr>
-      <w:tr>
-        <w:tc>
-          <w:tcPr>
-            <w:tcW w:type="dxa" w:w="1728"/>
-          </w:tcPr>
-          <w:p>
-            <w:r>
               <w:t>Exception ID Pattern</w:t>
             </w:r>
           </w:p>
@@ -1389,35 +1293,6 @@
       </w:r>
     </w:p>
     <w:p>
-      <w:r>
-        <w:rPr>
-          <w:b/>
-        </w:rPr>
-        <w:t>Seals and Verify.</w:t>
-      </w:r>
-      <w:r>
-        <w:t xml:space="preserve"> BlueTrack seals every audit event within seconds of writing it: a fingerprint of the event, made with a key only BlueTrack can read and linked to the event before it. </w:t>
-      </w:r>
-      <w:r>
-        <w:rPr>
-          <w:b/>
-        </w:rPr>
-        <w:t>Verify</w:t>
-      </w:r>
-      <w:r>
-        <w:t xml:space="preserve">, at the top of the Audit Log page, checks every seal and lists any event that was changed or deleted outside BlueTrack, and any seal that was removed. The </w:t>
-      </w:r>
-      <w:r>
-        <w:rPr>
-          <w:b/>
-        </w:rPr>
-        <w:t>AuditChainBroken</w:t>
-      </w:r>
-      <w:r>
-        <w:t xml:space="preserve"> notification runs the same check once a day (section 7). The purge job deletes only sealed events and records what it deleted, so the check still passes after a purge. Nothing here is configurable. To record who changes the audit log as well, the installer can add a SQL Server audit to the Windows Security log (section 5, *Record audit log changes in the Windows Security log*).</w:t>
-      </w:r>
-    </w:p>
-    <w:p>
       <w:pPr>
         <w:pStyle w:val="Heading2"/>
       </w:pPr>
@@ -3905,58 +3780,6 @@
           </w:p>
         </w:tc>
       </w:tr>
-      <w:tr>
-        <w:tc>
-          <w:tcPr>
-            <w:tcW w:type="dxa" w:w="1728"/>
-          </w:tcPr>
-          <w:p>
-            <w:r>
-              <w:t>Remember each browser's last method</w:t>
-            </w:r>
-          </w:p>
-        </w:tc>
-        <w:tc>
-          <w:tcPr>
-            <w:tcW w:type="dxa" w:w="1728"/>
-          </w:tcPr>
-          <w:p>
-            <w:r>
-              <w:t>When ticked, the sign-in page starts the method that browser last signed in with (while that method is still enabled) instead of the default. A browser that hasn't signed in since uses the default. Saved with the default method.</w:t>
-            </w:r>
-          </w:p>
-        </w:tc>
-        <w:tc>
-          <w:tcPr>
-            <w:tcW w:type="dxa" w:w="1728"/>
-          </w:tcPr>
-          <w:p>
-            <w:r>
-              <w:t>Off</w:t>
-            </w:r>
-          </w:p>
-        </w:tc>
-        <w:tc>
-          <w:tcPr>
-            <w:tcW w:type="dxa" w:w="1728"/>
-          </w:tcPr>
-          <w:p>
-            <w:r>
-              <w:t>Off, unless people regularly use different methods</w:t>
-            </w:r>
-          </w:p>
-        </w:tc>
-        <w:tc>
-          <w:tcPr>
-            <w:tcW w:type="dxa" w:w="1728"/>
-          </w:tcPr>
-          <w:p>
-            <w:r>
-              <w:t>Saves a click for people who sign in with a method other than the default. It is remembered in the browser (a cookie that grants nothing); signing out keeps it, and the sign-in page still lists every method after a sign-out. The methods are listed in each provider's Display Order.</w:t>
-            </w:r>
-          </w:p>
-        </w:tc>
-      </w:tr>
     </w:tbl>
     <w:p/>
     <w:p>
@@ -9062,7 +8885,7 @@
         <w:t>ManageFieldMetadata</w:t>
       </w:r>
       <w:r>
-        <w:t>). The list of fields shown on the Account Progress edit form. A new install has eleven fields: Blueprint Stage and Status (both required), Risk Level, Account Type, Source of Record, Application, Owner Name, Business Unit, Target Remediation Date, Actual Completion Date and Notes.</w:t>
+        <w:t>). The list of fields shown on the Account Progress edit form. A new install has ten fields: Blueprint Stage and Status (both required), Risk Level, Account Type, Source of Record, Owner Name, Business Unit, Target Remediation Date, Actual Completion Date and Notes.</w:t>
       </w:r>
     </w:p>
     <w:tbl>
@@ -9514,7 +9337,7 @@
           </w:tcPr>
           <w:p>
             <w:r>
-              <w:t xml:space="preserve">The permission needed to change this field by hand, on top of </w:t>
+              <w:t xml:space="preserve">The permission needed to change this field, on top of </w:t>
             </w:r>
             <w:r>
               <w:rPr>
@@ -9524,67 +9347,37 @@
               <w:t>EditAccountProgress</w:t>
             </w:r>
             <w:r>
-              <w:t>. Enforced on the edit page, in bulk edit and in the Risk Exception import; someone without it sees the field read-only, with the permission named, and bulk edit doesn't offer it. Progress Rules and the nightly load aren't affected.</w:t>
-            </w:r>
-          </w:p>
-        </w:tc>
-        <w:tc>
-          <w:tcPr>
-            <w:tcW w:type="dxa" w:w="1728"/>
-          </w:tcPr>
-          <w:p>
-            <w:r>
-              <w:t xml:space="preserve">Source of Record: </w:t>
-            </w:r>
-            <w:r>
-              <w:rPr>
-                <w:rFonts w:ascii="Consolas" w:hAnsi="Consolas"/>
-                <w:sz w:val="19"/>
-              </w:rPr>
-              <w:t>CuratePlatformMapping</w:t>
-            </w:r>
-            <w:r>
-              <w:t xml:space="preserve"> (Admin); Actual Completion Date: </w:t>
-            </w:r>
-            <w:r>
-              <w:rPr>
-                <w:rFonts w:ascii="Consolas" w:hAnsi="Consolas"/>
-                <w:sz w:val="19"/>
-              </w:rPr>
-              <w:t>ConfirmReconciliation</w:t>
-            </w:r>
-            <w:r>
-              <w:t xml:space="preserve"> (Admin, Approver); Risk Level: </w:t>
-            </w:r>
-            <w:r>
-              <w:rPr>
-                <w:rFonts w:ascii="Consolas" w:hAnsi="Consolas"/>
-                <w:sz w:val="19"/>
-              </w:rPr>
-              <w:t>ManageTargets</w:t>
-            </w:r>
-            <w:r>
-              <w:t xml:space="preserve"> (Admin, Analyst); the rest none</w:t>
-            </w:r>
-          </w:p>
-        </w:tc>
-        <w:tc>
-          <w:tcPr>
-            <w:tcW w:type="dxa" w:w="1728"/>
-          </w:tcPr>
-          <w:p>
-            <w:r>
-              <w:t>The defaults</w:t>
-            </w:r>
-          </w:p>
-        </w:tc>
-        <w:tc>
-          <w:tcPr>
-            <w:tcW w:type="dxa" w:w="1728"/>
-          </w:tcPr>
-          <w:p>
-            <w:r>
-              <w:t xml:space="preserve">Source of record normally comes from Platform Mapping, and a completion date confirms work an approver signs off. Set with </w:t>
+              <w:t>. Enforced on the edit page, in bulk edit and in the Risk Exception import.</w:t>
+            </w:r>
+          </w:p>
+        </w:tc>
+        <w:tc>
+          <w:tcPr>
+            <w:tcW w:type="dxa" w:w="1728"/>
+          </w:tcPr>
+          <w:p>
+            <w:r>
+              <w:t>None</w:t>
+            </w:r>
+          </w:p>
+        </w:tc>
+        <w:tc>
+          <w:tcPr>
+            <w:tcW w:type="dxa" w:w="1728"/>
+          </w:tcPr>
+          <w:p>
+            <w:r>
+              <w:t>None, unless a field needs tighter control</w:t>
+            </w:r>
+          </w:p>
+        </w:tc>
+        <w:tc>
+          <w:tcPr>
+            <w:tcW w:type="dxa" w:w="1728"/>
+          </w:tcPr>
+          <w:p>
+            <w:r>
+              <w:t xml:space="preserve">Set with </w:t>
             </w:r>
             <w:r>
               <w:rPr>
@@ -9593,7 +9386,7 @@
               <w:t>Required Permission</w:t>
             </w:r>
             <w:r>
-              <w:t xml:space="preserve"> on the Edit Field page, and shown in the field list; the upgrade sets these defaults only where a field had none, so your own choice is kept.</w:t>
+              <w:t xml:space="preserve"> on the Edit Field page, and shown in the field list.</w:t>
             </w:r>
           </w:p>
         </w:tc>
@@ -10710,42 +10503,317 @@
         <w:t xml:space="preserve"> takes a mapping away (accounts keep what they already have).</w:t>
       </w:r>
     </w:p>
+    <w:tbl>
+      <w:tblPr>
+        <w:tblStyle w:val="TableGrid"/>
+        <w:tblW w:type="auto" w:w="0"/>
+        <w:tblLook w:firstColumn="1" w:firstRow="1" w:lastColumn="0" w:lastRow="0" w:noHBand="0" w:noVBand="1" w:val="04A0"/>
+      </w:tblPr>
+      <w:tblGrid>
+        <w:gridCol w:w="1728"/>
+        <w:gridCol w:w="1728"/>
+        <w:gridCol w:w="1728"/>
+        <w:gridCol w:w="1728"/>
+        <w:gridCol w:w="1728"/>
+      </w:tblGrid>
+      <w:tr>
+        <w:tc>
+          <w:tcPr>
+            <w:tcW w:type="dxa" w:w="1728"/>
+          </w:tcPr>
+          <w:p>
+            <w:r>
+              <w:rPr>
+                <w:b/>
+              </w:rPr>
+              <w:t>Setting</w:t>
+            </w:r>
+          </w:p>
+        </w:tc>
+        <w:tc>
+          <w:tcPr>
+            <w:tcW w:type="dxa" w:w="1728"/>
+          </w:tcPr>
+          <w:p>
+            <w:r>
+              <w:rPr>
+                <w:b/>
+              </w:rPr>
+              <w:t>What it does</w:t>
+            </w:r>
+          </w:p>
+        </w:tc>
+        <w:tc>
+          <w:tcPr>
+            <w:tcW w:type="dxa" w:w="1728"/>
+          </w:tcPr>
+          <w:p>
+            <w:r>
+              <w:rPr>
+                <w:b/>
+              </w:rPr>
+              <w:t>Default</w:t>
+            </w:r>
+          </w:p>
+        </w:tc>
+        <w:tc>
+          <w:tcPr>
+            <w:tcW w:type="dxa" w:w="1728"/>
+          </w:tcPr>
+          <w:p>
+            <w:r>
+              <w:rPr>
+                <w:b/>
+              </w:rPr>
+              <w:t>Recommended</w:t>
+            </w:r>
+          </w:p>
+        </w:tc>
+        <w:tc>
+          <w:tcPr>
+            <w:tcW w:type="dxa" w:w="1728"/>
+          </w:tcPr>
+          <w:p>
+            <w:r>
+              <w:rPr>
+                <w:b/>
+              </w:rPr>
+              <w:t>Why</w:t>
+            </w:r>
+          </w:p>
+        </w:tc>
+      </w:tr>
+      <w:tr>
+        <w:tc>
+          <w:tcPr>
+            <w:tcW w:type="dxa" w:w="1728"/>
+          </w:tcPr>
+          <w:p>
+            <w:r>
+              <w:t>Account type</w:t>
+            </w:r>
+          </w:p>
+        </w:tc>
+        <w:tc>
+          <w:tcPr>
+            <w:tcW w:type="dxa" w:w="1728"/>
+          </w:tcPr>
+          <w:p>
+            <w:r>
+              <w:t>The account type a new account on the platform starts with, from the fixed list (Domain Account, Local/OS Account, Cloud IAM, ...).</w:t>
+            </w:r>
+          </w:p>
+        </w:tc>
+        <w:tc>
+          <w:tcPr>
+            <w:tcW w:type="dxa" w:w="1728"/>
+          </w:tcPr>
+          <w:p>
+            <w:r>
+              <w:t>Not mapped</w:t>
+            </w:r>
+          </w:p>
+        </w:tc>
+        <w:tc>
+          <w:tcPr>
+            <w:tcW w:type="dxa" w:w="1728"/>
+          </w:tcPr>
+          <w:p>
+            <w:r>
+              <w:t>Set one for every platform that has accounts</w:t>
+            </w:r>
+          </w:p>
+        </w:tc>
+        <w:tc>
+          <w:tcPr>
+            <w:tcW w:type="dxa" w:w="1728"/>
+          </w:tcPr>
+          <w:p>
+            <w:r>
+              <w:t>Reports and filters group accounts by it; an unmapped platform's accounts start with none.</w:t>
+            </w:r>
+          </w:p>
+        </w:tc>
+      </w:tr>
+      <w:tr>
+        <w:tc>
+          <w:tcPr>
+            <w:tcW w:type="dxa" w:w="1728"/>
+          </w:tcPr>
+          <w:p>
+            <w:r>
+              <w:t>Source of record</w:t>
+            </w:r>
+          </w:p>
+        </w:tc>
+        <w:tc>
+          <w:tcPr>
+            <w:tcW w:type="dxa" w:w="1728"/>
+          </w:tcPr>
+          <w:p>
+            <w:r>
+              <w:t>Where the account really lives (Active Directory, LDAP, Local OS, ...). Optional.</w:t>
+            </w:r>
+          </w:p>
+        </w:tc>
+        <w:tc>
+          <w:tcPr>
+            <w:tcW w:type="dxa" w:w="1728"/>
+          </w:tcPr>
+          <w:p>
+            <w:r>
+              <w:t>None</w:t>
+            </w:r>
+          </w:p>
+        </w:tc>
+        <w:tc>
+          <w:tcPr>
+            <w:tcW w:type="dxa" w:w="1728"/>
+          </w:tcPr>
+          <w:p>
+            <w:r>
+              <w:t>Set it when the platform implies it, for example WinDomain implies Active Directory</w:t>
+            </w:r>
+          </w:p>
+        </w:tc>
+        <w:tc>
+          <w:tcPr>
+            <w:tcW w:type="dxa" w:w="1728"/>
+          </w:tcPr>
+          <w:p>
+            <w:r>
+              <w:t>Lets you see which accounts an identity system should be managing.</w:t>
+            </w:r>
+          </w:p>
+        </w:tc>
+      </w:tr>
+      <w:tr>
+        <w:tc>
+          <w:tcPr>
+            <w:tcW w:type="dxa" w:w="1728"/>
+          </w:tcPr>
+          <w:p>
+            <w:r>
+              <w:t>Notes</w:t>
+            </w:r>
+          </w:p>
+        </w:tc>
+        <w:tc>
+          <w:tcPr>
+            <w:tcW w:type="dxa" w:w="1728"/>
+          </w:tcPr>
+          <w:p>
+            <w:r>
+              <w:t>Free text about the choice (up to 500 characters).</w:t>
+            </w:r>
+          </w:p>
+        </w:tc>
+        <w:tc>
+          <w:tcPr>
+            <w:tcW w:type="dxa" w:w="1728"/>
+          </w:tcPr>
+          <w:p>
+            <w:r>
+              <w:t>Blank</w:t>
+            </w:r>
+          </w:p>
+        </w:tc>
+        <w:tc>
+          <w:tcPr>
+            <w:tcW w:type="dxa" w:w="1728"/>
+          </w:tcPr>
+          <w:p>
+            <w:r>
+              <w:t>Why you chose it, for the next person</w:t>
+            </w:r>
+          </w:p>
+        </w:tc>
+        <w:tc>
+          <w:tcPr>
+            <w:tcW w:type="dxa" w:w="1728"/>
+          </w:tcPr>
+          <w:p>
+            <w:r>
+              <w:t>The platform's name alone rarely says.</w:t>
+            </w:r>
+          </w:p>
+        </w:tc>
+      </w:tr>
+      <w:tr>
+        <w:tc>
+          <w:tcPr>
+            <w:tcW w:type="dxa" w:w="1728"/>
+          </w:tcPr>
+          <w:p>
+            <w:r>
+              <w:t>When saving, also fill accounts already tracked</w:t>
+            </w:r>
+          </w:p>
+        </w:tc>
+        <w:tc>
+          <w:tcPr>
+            <w:tcW w:type="dxa" w:w="1728"/>
+          </w:tcPr>
+          <w:p>
+            <w:r>
+              <w:t>Gives the account type (and source of record) to accounts on the platform that have none. An account that already has one is never changed.</w:t>
+            </w:r>
+          </w:p>
+        </w:tc>
+        <w:tc>
+          <w:tcPr>
+            <w:tcW w:type="dxa" w:w="1728"/>
+          </w:tcPr>
+          <w:p>
+            <w:r>
+              <w:t>On</w:t>
+            </w:r>
+          </w:p>
+        </w:tc>
+        <w:tc>
+          <w:tcPr>
+            <w:tcW w:type="dxa" w:w="1728"/>
+          </w:tcPr>
+          <w:p>
+            <w:r>
+              <w:t>On, the first time you map a platform</w:t>
+            </w:r>
+          </w:p>
+        </w:tc>
+        <w:tc>
+          <w:tcPr>
+            <w:tcW w:type="dxa" w:w="1728"/>
+          </w:tcPr>
+          <w:p>
+            <w:r>
+              <w:t>Otherwise only accounts first tracked after the mapping get the default. Each save is in the Audit Log with how many accounts it filled.</w:t>
+            </w:r>
+          </w:p>
+        </w:tc>
+      </w:tr>
+    </w:tbl>
+    <w:p/>
     <w:p>
+      <w:pPr>
+        <w:pStyle w:val="Heading2"/>
+      </w:pPr>
+      <w:r>
+        <w:t>Progress Rules and Blueprint Stages</w:t>
+      </w:r>
+    </w:p>
+    <w:p>
+      <w:r>
+        <w:t xml:space="preserve">Needs </w:t>
+      </w:r>
       <w:r>
         <w:rPr>
-          <w:b/>
+          <w:rFonts w:ascii="Consolas" w:hAnsi="Consolas"/>
+          <w:sz w:val="19"/>
         </w:rPr>
-        <w:t>Suggestions.</w:t>
-      </w:r>
-      <w:r>
-        <w:t xml:space="preserve"> An unmapped platform can show a suggestion under its account type, with the reason: the mapping of the same platform in the other CyberArk source, or one that fits a word in the platform's ID or name (for example WinDomain → Domain Account / Active Directory, UnixSSH → Local/OS Account / Local OS, Oracle → Database Account / Local Database). </w:t>
-      </w:r>
-      <w:r>
-        <w:rPr>
-          <w:b/>
-        </w:rPr>
-        <w:t>Use</w:t>
-      </w:r>
-      <w:r>
-        <w:t xml:space="preserve"> fills that row's drop-downs; </w:t>
-      </w:r>
-      <w:r>
-        <w:rPr>
-          <w:b/>
-        </w:rPr>
-        <w:t>Fill in N suggestions</w:t>
-      </w:r>
-      <w:r>
-        <w:t xml:space="preserve"> fills every row shown that has a suggestion and no account type chosen. Nothing is saved until you click </w:t>
-      </w:r>
-      <w:r>
-        <w:rPr>
-          <w:b/>
-        </w:rPr>
-        <w:t>Save</w:t>
-      </w:r>
-      <w:r>
-        <w:t xml:space="preserve"> on each row, so check each one first. Group platforms get no suggestion.</w:t>
+        <w:t>ManageProgressRules</w:t>
+      </w:r>
+      <w:r>
+        <w:t xml:space="preserve"> (Admin role). Changes are in the Audit Log (ProgressRuleChanged, BlueprintStageChanged).</w:t>
       </w:r>
     </w:p>
     <w:tbl>
@@ -10835,47 +10903,65 @@
           </w:tcPr>
           <w:p>
             <w:r>
-              <w:t>Account type</w:t>
-            </w:r>
-          </w:p>
-        </w:tc>
-        <w:tc>
-          <w:tcPr>
-            <w:tcW w:type="dxa" w:w="1728"/>
-          </w:tcPr>
-          <w:p>
-            <w:r>
-              <w:t>The account type a new account on the platform starts with, from the fixed list (Domain Account, Local/OS Account, Cloud IAM, ...).</w:t>
-            </w:r>
-          </w:p>
-        </w:tc>
-        <w:tc>
-          <w:tcPr>
-            <w:tcW w:type="dxa" w:w="1728"/>
-          </w:tcPr>
-          <w:p>
-            <w:r>
-              <w:t>Not mapped</w:t>
-            </w:r>
-          </w:p>
-        </w:tc>
-        <w:tc>
-          <w:tcPr>
-            <w:tcW w:type="dxa" w:w="1728"/>
-          </w:tcPr>
-          <w:p>
-            <w:r>
-              <w:t>Set one for every platform that has accounts</w:t>
-            </w:r>
-          </w:p>
-        </w:tc>
-        <w:tc>
-          <w:tcPr>
-            <w:tcW w:type="dxa" w:w="1728"/>
-          </w:tcPr>
-          <w:p>
-            <w:r>
-              <w:t>Reports and filters group accounts by it; an unmapped platform's accounts start with none.</w:t>
+              <w:t>Blueprint Stages: name and order</w:t>
+            </w:r>
+          </w:p>
+        </w:tc>
+        <w:tc>
+          <w:tcPr>
+            <w:tcW w:type="dxa" w:w="1728"/>
+          </w:tcPr>
+          <w:p>
+            <w:r>
+              <w:t xml:space="preserve">The stages accounts go through; </w:t>
+            </w:r>
+            <w:r>
+              <w:rPr>
+                <w:b/>
+              </w:rPr>
+              <w:t>Move up</w:t>
+            </w:r>
+            <w:r>
+              <w:t xml:space="preserve"> / </w:t>
+            </w:r>
+            <w:r>
+              <w:rPr>
+                <w:b/>
+              </w:rPr>
+              <w:t>Move down</w:t>
+            </w:r>
+            <w:r>
+              <w:t xml:space="preserve"> reorder them.</w:t>
+            </w:r>
+          </w:p>
+        </w:tc>
+        <w:tc>
+          <w:tcPr>
+            <w:tcW w:type="dxa" w:w="1728"/>
+          </w:tcPr>
+          <w:p>
+            <w:r>
+              <w:t>Discovered, Assessed / Prioritized, Onboarded to Vault, Managed / Rotation Enabled, Verified / Compliant</w:t>
+            </w:r>
+          </w:p>
+        </w:tc>
+        <w:tc>
+          <w:tcPr>
+            <w:tcW w:type="dxa" w:w="1728"/>
+          </w:tcPr>
+          <w:p>
+            <w:r>
+              <w:t>Your program's own stages</w:t>
+            </w:r>
+          </w:p>
+        </w:tc>
+        <w:tc>
+          <w:tcPr>
+            <w:tcW w:type="dxa" w:w="1728"/>
+          </w:tcPr>
+          <w:p>
+            <w:r>
+              <w:t>Reports, Trends and the account form use them.</w:t>
             </w:r>
           </w:p>
         </w:tc>
@@ -10887,47 +10973,47 @@
           </w:tcPr>
           <w:p>
             <w:r>
-              <w:t>Source of record</w:t>
-            </w:r>
-          </w:p>
-        </w:tc>
-        <w:tc>
-          <w:tcPr>
-            <w:tcW w:type="dxa" w:w="1728"/>
-          </w:tcPr>
-          <w:p>
-            <w:r>
-              <w:t>Where the account really lives (Active Directory, LDAP, Local OS, ...). Optional.</w:t>
-            </w:r>
-          </w:p>
-        </w:tc>
-        <w:tc>
-          <w:tcPr>
-            <w:tcW w:type="dxa" w:w="1728"/>
-          </w:tcPr>
-          <w:p>
-            <w:r>
-              <w:t>None</w:t>
-            </w:r>
-          </w:p>
-        </w:tc>
-        <w:tc>
-          <w:tcPr>
-            <w:tcW w:type="dxa" w:w="1728"/>
-          </w:tcPr>
-          <w:p>
-            <w:r>
-              <w:t>Set it when the platform implies it, for example WinDomain implies Active Directory</w:t>
-            </w:r>
-          </w:p>
-        </w:tc>
-        <w:tc>
-          <w:tcPr>
-            <w:tcW w:type="dxa" w:w="1728"/>
-          </w:tcPr>
-          <w:p>
-            <w:r>
-              <w:t>Lets you see which accounts an identity system should be managing.</w:t>
+              <w:t>Start</w:t>
+            </w:r>
+          </w:p>
+        </w:tc>
+        <w:tc>
+          <w:tcPr>
+            <w:tcW w:type="dxa" w:w="1728"/>
+          </w:tcPr>
+          <w:p>
+            <w:r>
+              <w:t>Where new accounts start. Exactly one stage.</w:t>
+            </w:r>
+          </w:p>
+        </w:tc>
+        <w:tc>
+          <w:tcPr>
+            <w:tcW w:type="dxa" w:w="1728"/>
+          </w:tcPr>
+          <w:p>
+            <w:r>
+              <w:t>Discovered</w:t>
+            </w:r>
+          </w:p>
+        </w:tc>
+        <w:tc>
+          <w:tcPr>
+            <w:tcW w:type="dxa" w:w="1728"/>
+          </w:tcPr>
+          <w:p>
+            <w:r>
+              <w:t>The first stage</w:t>
+            </w:r>
+          </w:p>
+        </w:tc>
+        <w:tc>
+          <w:tcPr>
+            <w:tcW w:type="dxa" w:w="1728"/>
+          </w:tcPr>
+          <w:p>
+            <w:r>
+              <w:t>Every import adds new accounts there.</w:t>
             </w:r>
           </w:p>
         </w:tc>
@@ -10939,47 +11025,47 @@
           </w:tcPr>
           <w:p>
             <w:r>
-              <w:t>Notes</w:t>
-            </w:r>
-          </w:p>
-        </w:tc>
-        <w:tc>
-          <w:tcPr>
-            <w:tcW w:type="dxa" w:w="1728"/>
-          </w:tcPr>
-          <w:p>
-            <w:r>
-              <w:t>Free text about the choice (up to 500 characters).</w:t>
-            </w:r>
-          </w:p>
-        </w:tc>
-        <w:tc>
-          <w:tcPr>
-            <w:tcW w:type="dxa" w:w="1728"/>
-          </w:tcPr>
-          <w:p>
-            <w:r>
-              <w:t>Blank</w:t>
-            </w:r>
-          </w:p>
-        </w:tc>
-        <w:tc>
-          <w:tcPr>
-            <w:tcW w:type="dxa" w:w="1728"/>
-          </w:tcPr>
-          <w:p>
-            <w:r>
-              <w:t>Why you chose it, for the next person</w:t>
-            </w:r>
-          </w:p>
-        </w:tc>
-        <w:tc>
-          <w:tcPr>
-            <w:tcW w:type="dxa" w:w="1728"/>
-          </w:tcPr>
-          <w:p>
-            <w:r>
-              <w:t>The platform's name alone rarely says.</w:t>
+              <w:t>KPI milestone</w:t>
+            </w:r>
+          </w:p>
+        </w:tc>
+        <w:tc>
+          <w:tcPr>
+            <w:tcW w:type="dxa" w:w="1728"/>
+          </w:tcPr>
+          <w:p>
+            <w:r>
+              <w:t>Which stage the Onboarded, Managed and Compliant KPIs count from (that stage or later); they must stay in that order.</w:t>
+            </w:r>
+          </w:p>
+        </w:tc>
+        <w:tc>
+          <w:tcPr>
+            <w:tcW w:type="dxa" w:w="1728"/>
+          </w:tcPr>
+          <w:p>
+            <w:r>
+              <w:t>Onboarded to Vault, Managed / Rotation Enabled, Verified / Compliant</w:t>
+            </w:r>
+          </w:p>
+        </w:tc>
+        <w:tc>
+          <w:tcPr>
+            <w:tcW w:type="dxa" w:w="1728"/>
+          </w:tcPr>
+          <w:p>
+            <w:r>
+              <w:t>Keep them on the matching stages</w:t>
+            </w:r>
+          </w:p>
+        </w:tc>
+        <w:tc>
+          <w:tcPr>
+            <w:tcW w:type="dxa" w:w="1728"/>
+          </w:tcPr>
+          <w:p>
+            <w:r>
+              <w:t>The KPI Summary, Dashboard and Weekly Summary follow them.</w:t>
             </w:r>
           </w:p>
         </w:tc>
@@ -10991,17 +11077,173 @@
           </w:tcPr>
           <w:p>
             <w:r>
-              <w:t>When saving, also fill accounts already tracked</w:t>
-            </w:r>
-          </w:p>
-        </w:tc>
-        <w:tc>
-          <w:tcPr>
-            <w:tcW w:type="dxa" w:w="1728"/>
-          </w:tcPr>
-          <w:p>
-            <w:r>
-              <w:t>Gives the account type (and source of record) to accounts on the platform that have none. An account that already has one is never changed.</w:t>
+              <w:t>Delete</w:t>
+            </w:r>
+          </w:p>
+        </w:tc>
+        <w:tc>
+          <w:tcPr>
+            <w:tcW w:type="dxa" w:w="1728"/>
+          </w:tcPr>
+          <w:p>
+            <w:r>
+              <w:t>Only a stage no account, rule or history uses, and that isn't the start stage or a milestone.</w:t>
+            </w:r>
+          </w:p>
+        </w:tc>
+        <w:tc>
+          <w:tcPr>
+            <w:tcW w:type="dxa" w:w="1728"/>
+          </w:tcPr>
+          <w:p/>
+        </w:tc>
+        <w:tc>
+          <w:tcPr>
+            <w:tcW w:type="dxa" w:w="1728"/>
+          </w:tcPr>
+          <w:p>
+            <w:r>
+              <w:t>Rename instead once accounts have used a stage</w:t>
+            </w:r>
+          </w:p>
+        </w:tc>
+        <w:tc>
+          <w:tcPr>
+            <w:tcW w:type="dxa" w:w="1728"/>
+          </w:tcPr>
+          <w:p>
+            <w:r>
+              <w:t>History keeps its stage.</w:t>
+            </w:r>
+          </w:p>
+        </w:tc>
+      </w:tr>
+      <w:tr>
+        <w:tc>
+          <w:tcPr>
+            <w:tcW w:type="dxa" w:w="1728"/>
+          </w:tcPr>
+          <w:p>
+            <w:r>
+              <w:t>Progress Rule: From, To</w:t>
+            </w:r>
+          </w:p>
+        </w:tc>
+        <w:tc>
+          <w:tcPr>
+            <w:tcW w:type="dxa" w:w="1728"/>
+          </w:tcPr>
+          <w:p>
+            <w:r>
+              <w:t>Accounts at From move to To (a later stage; the next one by default).</w:t>
+            </w:r>
+          </w:p>
+        </w:tc>
+        <w:tc>
+          <w:tcPr>
+            <w:tcW w:type="dxa" w:w="1728"/>
+          </w:tcPr>
+          <w:p/>
+        </w:tc>
+        <w:tc>
+          <w:tcPr>
+            <w:tcW w:type="dxa" w:w="1728"/>
+          </w:tcPr>
+          <w:p/>
+        </w:tc>
+        <w:tc>
+          <w:tcPr>
+            <w:tcW w:type="dxa" w:w="1728"/>
+          </w:tcPr>
+          <w:p/>
+        </w:tc>
+      </w:tr>
+      <w:tr>
+        <w:tc>
+          <w:tcPr>
+            <w:tcW w:type="dxa" w:w="1728"/>
+          </w:tcPr>
+          <w:p>
+            <w:r>
+              <w:t>Progress Rule: conditions</w:t>
+            </w:r>
+          </w:p>
+        </w:tc>
+        <w:tc>
+          <w:tcPr>
+            <w:tcW w:type="dxa" w:w="1728"/>
+          </w:tcPr>
+          <w:p>
+            <w:r>
+              <w:t>All must match. Yes/No fields (Managed by the CPM; Platform requires PSM, Self-Hosted only): is Yes or No, is empty. Text fields: is, is not, contains, does not contain, starts with, is one of, is none of, is empty, is not empty (case doesn't matter; "not" also matches empty). Date fields: within the last N days, more than N days ago.</w:t>
+            </w:r>
+          </w:p>
+        </w:tc>
+        <w:tc>
+          <w:tcPr>
+            <w:tcW w:type="dxa" w:w="1728"/>
+          </w:tcPr>
+          <w:p>
+            <w:r>
+              <w:t xml:space="preserve">The seeded rule: Source is one of PRIVCLOUD, SELFHOSTED; Safe name doesn't contain </w:t>
+            </w:r>
+            <w:r>
+              <w:rPr>
+                <w:rFonts w:ascii="Consolas" w:hAnsi="Consolas"/>
+                <w:sz w:val="19"/>
+              </w:rPr>
+              <w:t>_Pending</w:t>
+            </w:r>
+          </w:p>
+        </w:tc>
+        <w:tc>
+          <w:tcPr>
+            <w:tcW w:type="dxa" w:w="1728"/>
+          </w:tcPr>
+          <w:p>
+            <w:r>
+              <w:t xml:space="preserve">Use </w:t>
+            </w:r>
+            <w:r>
+              <w:rPr>
+                <w:b/>
+              </w:rPr>
+              <w:t>Test</w:t>
+            </w:r>
+            <w:r>
+              <w:t xml:space="preserve"> before saving</w:t>
+            </w:r>
+          </w:p>
+        </w:tc>
+        <w:tc>
+          <w:tcPr>
+            <w:tcW w:type="dxa" w:w="1728"/>
+          </w:tcPr>
+          <w:p>
+            <w:r>
+              <w:t>Test shows how many accounts at the From stage the rule would move tonight.</w:t>
+            </w:r>
+          </w:p>
+        </w:tc>
+      </w:tr>
+      <w:tr>
+        <w:tc>
+          <w:tcPr>
+            <w:tcW w:type="dxa" w:w="1728"/>
+          </w:tcPr>
+          <w:p>
+            <w:r>
+              <w:t>Enabled</w:t>
+            </w:r>
+          </w:p>
+        </w:tc>
+        <w:tc>
+          <w:tcPr>
+            <w:tcW w:type="dxa" w:w="1728"/>
+          </w:tcPr>
+          <w:p>
+            <w:r>
+              <w:t>Whether the nightly load uses the rule.</w:t>
             </w:r>
           </w:p>
         </w:tc>
@@ -11019,19 +11261,15 @@
           <w:tcPr>
             <w:tcW w:type="dxa" w:w="1728"/>
           </w:tcPr>
-          <w:p>
-            <w:r>
-              <w:t>On, the first time you map a platform</w:t>
-            </w:r>
-          </w:p>
-        </w:tc>
-        <w:tc>
-          <w:tcPr>
-            <w:tcW w:type="dxa" w:w="1728"/>
-          </w:tcPr>
-          <w:p>
-            <w:r>
-              <w:t>Otherwise only accounts first tracked after the mapping get the default. Each save is in the Audit Log with how many accounts it filled.</w:t>
+          <w:p/>
+        </w:tc>
+        <w:tc>
+          <w:tcPr>
+            <w:tcW w:type="dxa" w:w="1728"/>
+          </w:tcPr>
+          <w:p>
+            <w:r>
+              <w:t>Turn a rule off to stop it without losing it.</w:t>
             </w:r>
           </w:p>
         </w:tc>
@@ -11043,22 +11281,600 @@
         <w:pStyle w:val="Heading2"/>
       </w:pPr>
       <w:r>
-        <w:t>Progress Rules and Blueprint Stages</w:t>
+        <w:t>Application ↔ Safe Mapping</w:t>
       </w:r>
     </w:p>
     <w:p>
       <w:r>
-        <w:t xml:space="preserve">Needs </w:t>
+        <w:rPr>
+          <w:b/>
+        </w:rPr>
+        <w:t>Admin &gt; Application ↔ Safe Mapping</w:t>
+      </w:r>
+      <w:r>
+        <w:t xml:space="preserve"> (permission </w:t>
       </w:r>
       <w:r>
         <w:rPr>
           <w:rFonts w:ascii="Consolas" w:hAnsi="Consolas"/>
           <w:sz w:val="19"/>
         </w:rPr>
-        <w:t>ManageProgressRules</w:t>
-      </w:r>
-      <w:r>
-        <w:t xml:space="preserve"> (Admin role). Changes are in the Audit Log (ProgressRuleChanged, BlueprintStageChanged).</w:t>
+        <w:t>CurateApplicationMapping</w:t>
+      </w:r>
+      <w:r>
+        <w:t>) has no settings. It holds data: each application's code, name, description, owner and technical contact, and which application each safe belongs to. Keep it current, because the risk reports group accounts by application. An account can also be assigned to an application on its own edit form (</w:t>
+      </w:r>
+      <w:r>
+        <w:rPr>
+          <w:b/>
+        </w:rPr>
+        <w:t>Application</w:t>
+      </w:r>
+      <w:r>
+        <w:t xml:space="preserve">), in addition to its safe's; that is how an account with no safe, such as a pending account, belongs to one. When an account's own application and its safe's differ, both apply: an Active risk exception on either one covers the account, and Reports &gt; Trends' Application filter counts it under either. Many accounts can be given one with </w:t>
+      </w:r>
+      <w:r>
+        <w:rPr>
+          <w:b/>
+        </w:rPr>
+        <w:t>Bulk edit…</w:t>
+      </w:r>
+      <w:r>
+        <w:t xml:space="preserve"> on Accounts, or with the </w:t>
+      </w:r>
+      <w:r>
+        <w:rPr>
+          <w:b/>
+        </w:rPr>
+        <w:t>Account → Application Assignments</w:t>
+      </w:r>
+      <w:r>
+        <w:t xml:space="preserve"> CSV on this page's </w:t>
+      </w:r>
+      <w:r>
+        <w:rPr>
+          <w:b/>
+        </w:rPr>
+        <w:t>Bulk Actions</w:t>
+      </w:r>
+      <w:r>
+        <w:t xml:space="preserve"> (or a data feed of that type). Each Bulk Actions import has </w:t>
+      </w:r>
+      <w:r>
+        <w:rPr>
+          <w:b/>
+        </w:rPr>
+        <w:t>Check file</w:t>
+      </w:r>
+      <w:r>
+        <w:t>, which reports what the file would do and its row errors without changing anything.</w:t>
+      </w:r>
+    </w:p>
+    <w:p>
+      <w:r>
+        <w:t>The Applications table shows what uses each application (</w:t>
+      </w:r>
+      <w:r>
+        <w:rPr>
+          <w:b/>
+        </w:rPr>
+        <w:t>In use</w:t>
+      </w:r>
+      <w:r>
+        <w:t xml:space="preserve">: Safes, accounts, targets and exceptions). An application can be deleted only when nothing uses it. The Safes table has </w:t>
+      </w:r>
+      <w:r>
+        <w:rPr>
+          <w:b/>
+        </w:rPr>
+        <w:t>Find a Safe:</w:t>
+      </w:r>
+      <w:r>
+        <w:t xml:space="preserve"> and </w:t>
+      </w:r>
+      <w:r>
+        <w:rPr>
+          <w:b/>
+        </w:rPr>
+        <w:t>Only Safes with no application</w:t>
+      </w:r>
+      <w:r>
+        <w:t>, to find the Safes still to assign.</w:t>
+      </w:r>
+    </w:p>
+    <w:p>
+      <w:pPr>
+        <w:pStyle w:val="Heading1"/>
+      </w:pPr>
+      <w:r>
+        <w:t>4. Deployment page and health checks</w:t>
+      </w:r>
+    </w:p>
+    <w:p>
+      <w:r>
+        <w:rPr>
+          <w:b/>
+        </w:rPr>
+        <w:t>Admin &gt; Deployment</w:t>
+      </w:r>
+      <w:r>
+        <w:t xml:space="preserve"> (permission </w:t>
+      </w:r>
+      <w:r>
+        <w:rPr>
+          <w:rFonts w:ascii="Consolas" w:hAnsi="Consolas"/>
+          <w:sz w:val="19"/>
+        </w:rPr>
+        <w:t>ViewDeploymentInfo</w:t>
+      </w:r>
+      <w:r>
+        <w:t xml:space="preserve">; </w:t>
+      </w:r>
+      <w:r>
+        <w:rPr>
+          <w:b/>
+        </w:rPr>
+        <w:t>Backup App</w:t>
+      </w:r>
+      <w:r>
+        <w:t xml:space="preserve"> also needs </w:t>
+      </w:r>
+      <w:r>
+        <w:rPr>
+          <w:rFonts w:ascii="Consolas" w:hAnsi="Consolas"/>
+          <w:sz w:val="19"/>
+        </w:rPr>
+        <w:t>TriggerBackup</w:t>
+      </w:r>
+      <w:r>
+        <w:t xml:space="preserve">) shows the environment name (the installer's </w:t>
+      </w:r>
+      <w:r>
+        <w:rPr>
+          <w:rFonts w:ascii="Consolas" w:hAnsi="Consolas"/>
+          <w:sz w:val="19"/>
+        </w:rPr>
+        <w:t>-Environment</w:t>
+      </w:r>
+      <w:r>
+        <w:t xml:space="preserve"> answer), the version and build time, the health checks, SQL Server's last backup times and recent BlueTrack backups.</w:t>
+      </w:r>
+    </w:p>
+    <w:p>
+      <w:r>
+        <w:rPr>
+          <w:b/>
+        </w:rPr>
+        <w:t>Version.</w:t>
+      </w:r>
+      <w:r>
+        <w:t xml:space="preserve"> The Deployment page and </w:t>
+      </w:r>
+      <w:r>
+        <w:rPr>
+          <w:b/>
+        </w:rPr>
+        <w:t>About</w:t>
+      </w:r>
+      <w:r>
+        <w:t xml:space="preserve"> (in the menu with your name) show the same version. A release shows its number, for example </w:t>
+      </w:r>
+      <w:r>
+        <w:rPr>
+          <w:rFonts w:ascii="Consolas" w:hAnsi="Consolas"/>
+          <w:sz w:val="19"/>
+        </w:rPr>
+        <w:t>1.1.0</w:t>
+      </w:r>
+      <w:r>
+        <w:t xml:space="preserve">. A build made between releases shows the release it follows, how many changes came after it and which one, for example </w:t>
+      </w:r>
+      <w:r>
+        <w:rPr>
+          <w:rFonts w:ascii="Consolas" w:hAnsi="Consolas"/>
+          <w:sz w:val="19"/>
+        </w:rPr>
+        <w:t>1.1.0-dev.12+abc1234</w:t>
+      </w:r>
+      <w:r>
+        <w:t xml:space="preserve">, ending </w:t>
+      </w:r>
+      <w:r>
+        <w:rPr>
+          <w:rFonts w:ascii="Consolas" w:hAnsi="Consolas"/>
+          <w:sz w:val="19"/>
+        </w:rPr>
+        <w:t>.dirty</w:t>
+      </w:r>
+      <w:r>
+        <w:t xml:space="preserve"> if it was built with uncommitted changes. A copy downloaded by </w:t>
+      </w:r>
+      <w:r>
+        <w:rPr>
+          <w:rFonts w:ascii="Consolas" w:hAnsi="Consolas"/>
+          <w:sz w:val="19"/>
+        </w:rPr>
+        <w:t>Update-BlueTrack.ps1</w:t>
+      </w:r>
+      <w:r>
+        <w:t xml:space="preserve"> shows the plain version number.</w:t>
+      </w:r>
+    </w:p>
+    <w:tbl>
+      <w:tblPr>
+        <w:tblStyle w:val="TableGrid"/>
+        <w:tblW w:type="auto" w:w="0"/>
+        <w:tblLook w:firstColumn="1" w:firstRow="1" w:lastColumn="0" w:lastRow="0" w:noHBand="0" w:noVBand="1" w:val="04A0"/>
+      </w:tblPr>
+      <w:tblGrid>
+        <w:gridCol w:w="2160"/>
+        <w:gridCol w:w="2160"/>
+        <w:gridCol w:w="2160"/>
+        <w:gridCol w:w="2160"/>
+      </w:tblGrid>
+      <w:tr>
+        <w:tc>
+          <w:tcPr>
+            <w:tcW w:type="dxa" w:w="2160"/>
+          </w:tcPr>
+          <w:p>
+            <w:r>
+              <w:rPr>
+                <w:b/>
+              </w:rPr>
+              <w:t>Health check</w:t>
+            </w:r>
+          </w:p>
+        </w:tc>
+        <w:tc>
+          <w:tcPr>
+            <w:tcW w:type="dxa" w:w="2160"/>
+          </w:tcPr>
+          <w:p>
+            <w:r>
+              <w:rPr>
+                <w:b/>
+              </w:rPr>
+              <w:t>Healthy means</w:t>
+            </w:r>
+          </w:p>
+        </w:tc>
+        <w:tc>
+          <w:tcPr>
+            <w:tcW w:type="dxa" w:w="2160"/>
+          </w:tcPr>
+          <w:p>
+            <w:r>
+              <w:rPr>
+                <w:b/>
+              </w:rPr>
+              <w:t>A problem means</w:t>
+            </w:r>
+          </w:p>
+        </w:tc>
+        <w:tc>
+          <w:tcPr>
+            <w:tcW w:type="dxa" w:w="2160"/>
+          </w:tcPr>
+          <w:p>
+            <w:r>
+              <w:rPr>
+                <w:b/>
+              </w:rPr>
+              <w:t>What to do</w:t>
+            </w:r>
+          </w:p>
+        </w:tc>
+      </w:tr>
+      <w:tr>
+        <w:tc>
+          <w:tcPr>
+            <w:tcW w:type="dxa" w:w="2160"/>
+          </w:tcPr>
+          <w:p>
+            <w:r>
+              <w:t>SQL Server</w:t>
+            </w:r>
+          </w:p>
+        </w:tc>
+        <w:tc>
+          <w:tcPr>
+            <w:tcW w:type="dxa" w:w="2160"/>
+          </w:tcPr>
+          <w:p>
+            <w:r>
+              <w:t>BlueTrack connected to its database.</w:t>
+            </w:r>
+          </w:p>
+        </w:tc>
+        <w:tc>
+          <w:tcPr>
+            <w:tcW w:type="dxa" w:w="2160"/>
+          </w:tcPr>
+          <w:p>
+            <w:r>
+              <w:t>Unhealthy: the connection failed.</w:t>
+            </w:r>
+          </w:p>
+        </w:tc>
+        <w:tc>
+          <w:tcPr>
+            <w:tcW w:type="dxa" w:w="2160"/>
+          </w:tcPr>
+          <w:p>
+            <w:r>
+              <w:t>Check SQL Server is running and the App Pool's account has its login.</w:t>
+            </w:r>
+          </w:p>
+        </w:tc>
+      </w:tr>
+      <w:tr>
+        <w:tc>
+          <w:tcPr>
+            <w:tcW w:type="dxa" w:w="2160"/>
+          </w:tcPr>
+          <w:p>
+            <w:r>
+              <w:t>Secrets Store</w:t>
+            </w:r>
+          </w:p>
+        </w:tc>
+        <w:tc>
+          <w:tcPr>
+            <w:tcW w:type="dxa" w:w="2160"/>
+          </w:tcPr>
+          <w:p>
+            <w:r>
+              <w:t>The active backend has an implementation in this build.</w:t>
+            </w:r>
+          </w:p>
+        </w:tc>
+        <w:tc>
+          <w:tcPr>
+            <w:tcW w:type="dxa" w:w="2160"/>
+          </w:tcPr>
+          <w:p>
+            <w:r>
+              <w:t>Unhealthy: no implementation, for example CyberArkCP without the SDK.</w:t>
+            </w:r>
+          </w:p>
+        </w:tc>
+        <w:tc>
+          <w:tcPr>
+            <w:tcW w:type="dxa" w:w="2160"/>
+          </w:tcPr>
+          <w:p>
+            <w:r>
+              <w:t xml:space="preserve">Make another backend active. This check doesn't fetch a secret; use </w:t>
+            </w:r>
+            <w:r>
+              <w:rPr>
+                <w:b/>
+              </w:rPr>
+              <w:t>Test Connection</w:t>
+            </w:r>
+            <w:r>
+              <w:t xml:space="preserve"> for that.</w:t>
+            </w:r>
+          </w:p>
+        </w:tc>
+      </w:tr>
+      <w:tr>
+        <w:tc>
+          <w:tcPr>
+            <w:tcW w:type="dxa" w:w="2160"/>
+          </w:tcPr>
+          <w:p>
+            <w:r>
+              <w:t>Identity Providers</w:t>
+            </w:r>
+          </w:p>
+        </w:tc>
+        <w:tc>
+          <w:tcPr>
+            <w:tcW w:type="dxa" w:w="2160"/>
+          </w:tcPr>
+          <w:p>
+            <w:r>
+              <w:t>At least one provider is enabled, and enabled OIDC and SAML rows have their required fields.</w:t>
+            </w:r>
+          </w:p>
+        </w:tc>
+        <w:tc>
+          <w:tcPr>
+            <w:tcW w:type="dxa" w:w="2160"/>
+          </w:tcPr>
+          <w:p>
+            <w:r>
+              <w:t>Unhealthy: nothing is enabled. Degraded: OIDC lacks Authority or Client ID; SAML lacks SP Entity ID, IdP Entity ID or sign-on destination; or the SAML SP certificate isn't installed or the App Pool's account can't use its private key.</w:t>
+            </w:r>
+          </w:p>
+        </w:tc>
+        <w:tc>
+          <w:tcPr>
+            <w:tcW w:type="dxa" w:w="2160"/>
+          </w:tcPr>
+          <w:p>
+            <w:r>
+              <w:t xml:space="preserve">Fill in the fields or disable the provider; for the SP key, see </w:t>
+            </w:r>
+            <w:r>
+              <w:rPr>
+                <w:rFonts w:ascii="Consolas" w:hAnsi="Consolas"/>
+                <w:sz w:val="19"/>
+              </w:rPr>
+              <w:t>Admin_Installation.md</w:t>
+            </w:r>
+            <w:r>
+              <w:t>, "SAML signing certificate". The check doesn't test a real sign-in or an OIDC secret: always test one by hand.</w:t>
+            </w:r>
+          </w:p>
+        </w:tc>
+      </w:tr>
+      <w:tr>
+        <w:tc>
+          <w:tcPr>
+            <w:tcW w:type="dxa" w:w="2160"/>
+          </w:tcPr>
+          <w:p>
+            <w:r>
+              <w:t>Backup Folder</w:t>
+            </w:r>
+          </w:p>
+        </w:tc>
+        <w:tc>
+          <w:tcPr>
+            <w:tcW w:type="dxa" w:w="2160"/>
+          </w:tcPr>
+          <w:p>
+            <w:r>
+              <w:t>No folder is set, the folder can't be seen from this server, or only specific accounts can read it.</w:t>
+            </w:r>
+          </w:p>
+        </w:tc>
+        <w:tc>
+          <w:tcPr>
+            <w:tcW w:type="dxa" w:w="2160"/>
+          </w:tcPr>
+          <w:p>
+            <w:r>
+              <w:t>Degraded: a broad group can read the folder, or the App Pool's account can't read its permissions.</w:t>
+            </w:r>
+          </w:p>
+        </w:tc>
+        <w:tc>
+          <w:tcPr>
+            <w:tcW w:type="dxa" w:w="2160"/>
+          </w:tcPr>
+          <w:p>
+            <w:r>
+              <w:t>The next backup removes broad access, or is refused if it can't. Fix the permissions so backups aren't refused.</w:t>
+            </w:r>
+          </w:p>
+        </w:tc>
+      </w:tr>
+      <w:tr>
+        <w:tc>
+          <w:tcPr>
+            <w:tcW w:type="dxa" w:w="2160"/>
+          </w:tcPr>
+          <w:p>
+            <w:r>
+              <w:t>SIEM Forwarding</w:t>
+            </w:r>
+          </w:p>
+        </w:tc>
+        <w:tc>
+          <w:tcPr>
+            <w:tcW w:type="dxa" w:w="2160"/>
+          </w:tcPr>
+          <w:p>
+            <w:r>
+              <w:t>Forwarding is off, or on and keeping up.</w:t>
+            </w:r>
+          </w:p>
+        </w:tc>
+        <w:tc>
+          <w:tcPr>
+            <w:tcW w:type="dxa" w:w="2160"/>
+          </w:tcPr>
+          <w:p>
+            <w:r>
+              <w:t>Degraded: the last send to the collector failed, or the oldest event waiting to be sent is more than 15 minutes old.</w:t>
+            </w:r>
+          </w:p>
+        </w:tc>
+        <w:tc>
+          <w:tcPr>
+            <w:tcW w:type="dxa" w:w="2160"/>
+          </w:tcPr>
+          <w:p>
+            <w:r>
+              <w:t xml:space="preserve">Check the error on </w:t>
+            </w:r>
+            <w:r>
+              <w:rPr>
+                <w:b/>
+              </w:rPr>
+              <w:t>Admin &gt; SIEM Forwarding</w:t>
+            </w:r>
+            <w:r>
+              <w:t xml:space="preserve"> and use </w:t>
+            </w:r>
+            <w:r>
+              <w:rPr>
+                <w:b/>
+              </w:rPr>
+              <w:t>Send Test Event</w:t>
+            </w:r>
+            <w:r>
+              <w:t>; check the collector is running and the firewall allows the server out to it. Waiting events are sent once it's reachable.</w:t>
+            </w:r>
+          </w:p>
+        </w:tc>
+      </w:tr>
+    </w:tbl>
+    <w:p/>
+    <w:p>
+      <w:r>
+        <w:rPr>
+          <w:b/>
+        </w:rPr>
+        <w:t>Backup App</w:t>
+      </w:r>
+      <w:r>
+        <w:t xml:space="preserve"> writes an immediate full backup to the Backup Folder; it is never deleted automatically. Recommended: run it before any configuration change you might want to undo, and copy important backups off the server.</w:t>
+      </w:r>
+    </w:p>
+    <w:p>
+      <w:pPr>
+        <w:pStyle w:val="Heading1"/>
+      </w:pPr>
+      <w:r>
+        <w:t>5. Installer and server settings</w:t>
+      </w:r>
+    </w:p>
+    <w:p>
+      <w:r>
+        <w:t xml:space="preserve">These are chosen when running </w:t>
+      </w:r>
+      <w:r>
+        <w:rPr>
+          <w:rFonts w:ascii="Consolas" w:hAnsi="Consolas"/>
+          <w:sz w:val="19"/>
+        </w:rPr>
+        <w:t>Deploy\Install-BlueTrack.ps1</w:t>
+      </w:r>
+      <w:r>
+        <w:t>. Each can be a parameter, a value in an answer file (</w:t>
+      </w:r>
+      <w:r>
+        <w:rPr>
+          <w:rFonts w:ascii="Consolas" w:hAnsi="Consolas"/>
+          <w:sz w:val="19"/>
+        </w:rPr>
+        <w:t>-ConfigFile</w:t>
+      </w:r>
+      <w:r>
+        <w:t xml:space="preserve">, see </w:t>
+      </w:r>
+      <w:r>
+        <w:rPr>
+          <w:rFonts w:ascii="Consolas" w:hAnsi="Consolas"/>
+          <w:sz w:val="19"/>
+        </w:rPr>
+        <w:t>Deploy\answers.sample.json</w:t>
+      </w:r>
+      <w:r>
+        <w:t>), or answered at a prompt. Never put a password in an answer file; the SQL credential is always prompted.</w:t>
+      </w:r>
+    </w:p>
+    <w:p>
+      <w:pPr>
+        <w:pStyle w:val="Heading2"/>
+      </w:pPr>
+      <w:r>
+        <w:t>Environment and database</w:t>
       </w:r>
     </w:p>
     <w:tbl>
@@ -11148,325 +11964,51 @@
           </w:tcPr>
           <w:p>
             <w:r>
-              <w:t>Blueprint Stages: name and order</w:t>
-            </w:r>
-          </w:p>
-        </w:tc>
-        <w:tc>
-          <w:tcPr>
-            <w:tcW w:type="dxa" w:w="1728"/>
-          </w:tcPr>
-          <w:p>
-            <w:r>
-              <w:t xml:space="preserve">The stages accounts go through; </w:t>
-            </w:r>
-            <w:r>
-              <w:rPr>
-                <w:b/>
-              </w:rPr>
-              <w:t>Move up</w:t>
-            </w:r>
-            <w:r>
-              <w:t xml:space="preserve"> / </w:t>
-            </w:r>
-            <w:r>
-              <w:rPr>
-                <w:b/>
-              </w:rPr>
-              <w:t>Move down</w:t>
-            </w:r>
-            <w:r>
-              <w:t xml:space="preserve"> reorder them.</w:t>
-            </w:r>
-          </w:p>
-        </w:tc>
-        <w:tc>
-          <w:tcPr>
-            <w:tcW w:type="dxa" w:w="1728"/>
-          </w:tcPr>
-          <w:p>
-            <w:r>
-              <w:t>Discovered, Assessed / Prioritized, Onboarded to Vault, Managed / Rotation Enabled, Verified / Compliant</w:t>
-            </w:r>
-          </w:p>
-        </w:tc>
-        <w:tc>
-          <w:tcPr>
-            <w:tcW w:type="dxa" w:w="1728"/>
-          </w:tcPr>
-          <w:p>
-            <w:r>
-              <w:t>Your program's own stages</w:t>
-            </w:r>
-          </w:p>
-        </w:tc>
-        <w:tc>
-          <w:tcPr>
-            <w:tcW w:type="dxa" w:w="1728"/>
-          </w:tcPr>
-          <w:p>
-            <w:r>
-              <w:t>Reports, Trends and the account form use them.</w:t>
-            </w:r>
-          </w:p>
-        </w:tc>
-      </w:tr>
-      <w:tr>
-        <w:tc>
-          <w:tcPr>
-            <w:tcW w:type="dxa" w:w="1728"/>
-          </w:tcPr>
-          <w:p>
-            <w:r>
-              <w:t>Start</w:t>
-            </w:r>
-          </w:p>
-        </w:tc>
-        <w:tc>
-          <w:tcPr>
-            <w:tcW w:type="dxa" w:w="1728"/>
-          </w:tcPr>
-          <w:p>
-            <w:r>
-              <w:t>Where new accounts start. Exactly one stage.</w:t>
-            </w:r>
-          </w:p>
-        </w:tc>
-        <w:tc>
-          <w:tcPr>
-            <w:tcW w:type="dxa" w:w="1728"/>
-          </w:tcPr>
-          <w:p>
-            <w:r>
-              <w:t>Discovered</w:t>
-            </w:r>
-          </w:p>
-        </w:tc>
-        <w:tc>
-          <w:tcPr>
-            <w:tcW w:type="dxa" w:w="1728"/>
-          </w:tcPr>
-          <w:p>
-            <w:r>
-              <w:t>The first stage</w:t>
-            </w:r>
-          </w:p>
-        </w:tc>
-        <w:tc>
-          <w:tcPr>
-            <w:tcW w:type="dxa" w:w="1728"/>
-          </w:tcPr>
-          <w:p>
-            <w:r>
-              <w:t>Every import adds new accounts there.</w:t>
-            </w:r>
-          </w:p>
-        </w:tc>
-      </w:tr>
-      <w:tr>
-        <w:tc>
-          <w:tcPr>
-            <w:tcW w:type="dxa" w:w="1728"/>
-          </w:tcPr>
-          <w:p>
-            <w:r>
-              <w:t>KPI milestone</w:t>
-            </w:r>
-          </w:p>
-        </w:tc>
-        <w:tc>
-          <w:tcPr>
-            <w:tcW w:type="dxa" w:w="1728"/>
-          </w:tcPr>
-          <w:p>
-            <w:r>
-              <w:t>Which stage the Onboarded, Managed and Compliant KPIs count from (that stage or later); they must stay in that order.</w:t>
-            </w:r>
-          </w:p>
-        </w:tc>
-        <w:tc>
-          <w:tcPr>
-            <w:tcW w:type="dxa" w:w="1728"/>
-          </w:tcPr>
-          <w:p>
-            <w:r>
-              <w:t>Onboarded to Vault, Managed / Rotation Enabled, Verified / Compliant</w:t>
-            </w:r>
-          </w:p>
-        </w:tc>
-        <w:tc>
-          <w:tcPr>
-            <w:tcW w:type="dxa" w:w="1728"/>
-          </w:tcPr>
-          <w:p>
-            <w:r>
-              <w:t>Keep them on the matching stages</w:t>
-            </w:r>
-          </w:p>
-        </w:tc>
-        <w:tc>
-          <w:tcPr>
-            <w:tcW w:type="dxa" w:w="1728"/>
-          </w:tcPr>
-          <w:p>
-            <w:r>
-              <w:t>The KPI Summary, Dashboard and Weekly Summary follow them.</w:t>
-            </w:r>
-          </w:p>
-        </w:tc>
-      </w:tr>
-      <w:tr>
-        <w:tc>
-          <w:tcPr>
-            <w:tcW w:type="dxa" w:w="1728"/>
-          </w:tcPr>
-          <w:p>
-            <w:r>
-              <w:t>Delete</w:t>
-            </w:r>
-          </w:p>
-        </w:tc>
-        <w:tc>
-          <w:tcPr>
-            <w:tcW w:type="dxa" w:w="1728"/>
-          </w:tcPr>
-          <w:p>
-            <w:r>
-              <w:t>Only a stage no account, rule or history uses, and that isn't the start stage or a milestone.</w:t>
-            </w:r>
-          </w:p>
-        </w:tc>
-        <w:tc>
-          <w:tcPr>
-            <w:tcW w:type="dxa" w:w="1728"/>
-          </w:tcPr>
-          <w:p/>
-        </w:tc>
-        <w:tc>
-          <w:tcPr>
-            <w:tcW w:type="dxa" w:w="1728"/>
-          </w:tcPr>
-          <w:p>
-            <w:r>
-              <w:t>Rename instead once accounts have used a stage</w:t>
-            </w:r>
-          </w:p>
-        </w:tc>
-        <w:tc>
-          <w:tcPr>
-            <w:tcW w:type="dxa" w:w="1728"/>
-          </w:tcPr>
-          <w:p>
-            <w:r>
-              <w:t>History keeps its stage.</w:t>
-            </w:r>
-          </w:p>
-        </w:tc>
-      </w:tr>
-      <w:tr>
-        <w:tc>
-          <w:tcPr>
-            <w:tcW w:type="dxa" w:w="1728"/>
-          </w:tcPr>
-          <w:p>
-            <w:r>
-              <w:t>Progress Rule: From, To</w:t>
-            </w:r>
-          </w:p>
-        </w:tc>
-        <w:tc>
-          <w:tcPr>
-            <w:tcW w:type="dxa" w:w="1728"/>
-          </w:tcPr>
-          <w:p>
-            <w:r>
-              <w:t>Accounts at From move to To (a later stage; the next one by default).</w:t>
-            </w:r>
-          </w:p>
-        </w:tc>
-        <w:tc>
-          <w:tcPr>
-            <w:tcW w:type="dxa" w:w="1728"/>
-          </w:tcPr>
-          <w:p/>
-        </w:tc>
-        <w:tc>
-          <w:tcPr>
-            <w:tcW w:type="dxa" w:w="1728"/>
-          </w:tcPr>
-          <w:p/>
-        </w:tc>
-        <w:tc>
-          <w:tcPr>
-            <w:tcW w:type="dxa" w:w="1728"/>
-          </w:tcPr>
-          <w:p/>
-        </w:tc>
-      </w:tr>
-      <w:tr>
-        <w:tc>
-          <w:tcPr>
-            <w:tcW w:type="dxa" w:w="1728"/>
-          </w:tcPr>
-          <w:p>
-            <w:r>
-              <w:t>Progress Rule: conditions</w:t>
-            </w:r>
-          </w:p>
-        </w:tc>
-        <w:tc>
-          <w:tcPr>
-            <w:tcW w:type="dxa" w:w="1728"/>
-          </w:tcPr>
-          <w:p>
-            <w:r>
-              <w:t>All must match. Yes/No fields (Managed by the CPM; Platform requires PSM, Self-Hosted only): is Yes or No, is empty. Text fields: is, is not, contains, does not contain, starts with, is one of, is none of, is empty, is not empty (case doesn't matter; "not" also matches empty). Date fields: within the last N days, more than N days ago.</w:t>
-            </w:r>
-          </w:p>
-        </w:tc>
-        <w:tc>
-          <w:tcPr>
-            <w:tcW w:type="dxa" w:w="1728"/>
-          </w:tcPr>
-          <w:p>
-            <w:r>
-              <w:t xml:space="preserve">The seeded rule: Source is one of PRIVCLOUD, SELFHOSTED; Safe name doesn't contain </w:t>
-            </w:r>
-            <w:r>
               <w:rPr>
                 <w:rFonts w:ascii="Consolas" w:hAnsi="Consolas"/>
                 <w:sz w:val="19"/>
               </w:rPr>
-              <w:t>_Pending</w:t>
-            </w:r>
-          </w:p>
-        </w:tc>
-        <w:tc>
-          <w:tcPr>
-            <w:tcW w:type="dxa" w:w="1728"/>
-          </w:tcPr>
-          <w:p>
-            <w:r>
-              <w:t xml:space="preserve">Use </w:t>
-            </w:r>
-            <w:r>
-              <w:rPr>
-                <w:b/>
-              </w:rPr>
-              <w:t>Test</w:t>
-            </w:r>
-            <w:r>
-              <w:t xml:space="preserve"> before saving</w:t>
-            </w:r>
-          </w:p>
-        </w:tc>
-        <w:tc>
-          <w:tcPr>
-            <w:tcW w:type="dxa" w:w="1728"/>
-          </w:tcPr>
-          <w:p>
-            <w:r>
-              <w:t>Test shows how many accounts at the From stage the rule would move tonight.</w:t>
+              <w:t>-Environment</w:t>
+            </w:r>
+          </w:p>
+        </w:tc>
+        <w:tc>
+          <w:tcPr>
+            <w:tcW w:type="dxa" w:w="1728"/>
+          </w:tcPr>
+          <w:p>
+            <w:r>
+              <w:t>Development, Test, Staging or Production. A label: it names the default install folders and is shown on the Deployment page, and a Production install is never offered test data. It doesn't change how BlueTrack runs: on IIS it always runs as Production, with development-only sign-in off.</w:t>
+            </w:r>
+          </w:p>
+        </w:tc>
+        <w:tc>
+          <w:tcPr>
+            <w:tcW w:type="dxa" w:w="1728"/>
+          </w:tcPr>
+          <w:p>
+            <w:r>
+              <w:t>Prompted</w:t>
+            </w:r>
+          </w:p>
+        </w:tc>
+        <w:tc>
+          <w:tcPr>
+            <w:tcW w:type="dxa" w:w="1728"/>
+          </w:tcPr>
+          <w:p>
+            <w:r>
+              <w:t>Production for live use; Test or Staging for others</w:t>
+            </w:r>
+          </w:p>
+        </w:tc>
+        <w:tc>
+          <w:tcPr>
+            <w:tcW w:type="dxa" w:w="1728"/>
+          </w:tcPr>
+          <w:p>
+            <w:r>
+              <w:t>The label tells people which environment they're looking at.</w:t>
             </w:r>
           </w:p>
         </w:tc>
@@ -11478,43 +12020,477 @@
           </w:tcPr>
           <w:p>
             <w:r>
-              <w:t>Enabled</w:t>
-            </w:r>
-          </w:p>
-        </w:tc>
-        <w:tc>
-          <w:tcPr>
-            <w:tcW w:type="dxa" w:w="1728"/>
-          </w:tcPr>
-          <w:p>
-            <w:r>
-              <w:t>Whether the nightly load uses the rule.</w:t>
-            </w:r>
-          </w:p>
-        </w:tc>
-        <w:tc>
-          <w:tcPr>
-            <w:tcW w:type="dxa" w:w="1728"/>
-          </w:tcPr>
-          <w:p>
-            <w:r>
-              <w:t>On</w:t>
-            </w:r>
-          </w:p>
-        </w:tc>
-        <w:tc>
-          <w:tcPr>
-            <w:tcW w:type="dxa" w:w="1728"/>
-          </w:tcPr>
-          <w:p/>
-        </w:tc>
-        <w:tc>
-          <w:tcPr>
-            <w:tcW w:type="dxa" w:w="1728"/>
-          </w:tcPr>
-          <w:p>
-            <w:r>
-              <w:t>Turn a rule off to stop it without losing it.</w:t>
+              <w:rPr>
+                <w:rFonts w:ascii="Consolas" w:hAnsi="Consolas"/>
+                <w:sz w:val="19"/>
+              </w:rPr>
+              <w:t>-SqlServerInstance</w:t>
+            </w:r>
+          </w:p>
+        </w:tc>
+        <w:tc>
+          <w:tcPr>
+            <w:tcW w:type="dxa" w:w="1728"/>
+          </w:tcPr>
+          <w:p>
+            <w:r>
+              <w:t>The SQL Server instance.</w:t>
+            </w:r>
+          </w:p>
+        </w:tc>
+        <w:tc>
+          <w:tcPr>
+            <w:tcW w:type="dxa" w:w="1728"/>
+          </w:tcPr>
+          <w:p>
+            <w:r>
+              <w:t>Prompted</w:t>
+            </w:r>
+          </w:p>
+        </w:tc>
+        <w:tc>
+          <w:tcPr>
+            <w:tcW w:type="dxa" w:w="1728"/>
+          </w:tcPr>
+          <w:p>
+            <w:r>
+              <w:t>The local instance on the BlueTrack server</w:t>
+            </w:r>
+          </w:p>
+        </w:tc>
+        <w:tc>
+          <w:tcPr>
+            <w:tcW w:type="dxa" w:w="1728"/>
+          </w:tcPr>
+          <w:p>
+            <w:r>
+              <w:t>BlueTrack is designed for a single server.</w:t>
+            </w:r>
+          </w:p>
+        </w:tc>
+      </w:tr>
+      <w:tr>
+        <w:tc>
+          <w:tcPr>
+            <w:tcW w:type="dxa" w:w="1728"/>
+          </w:tcPr>
+          <w:p>
+            <w:r>
+              <w:rPr>
+                <w:rFonts w:ascii="Consolas" w:hAnsi="Consolas"/>
+                <w:sz w:val="19"/>
+              </w:rPr>
+              <w:t>-DatabaseName</w:t>
+            </w:r>
+          </w:p>
+        </w:tc>
+        <w:tc>
+          <w:tcPr>
+            <w:tcW w:type="dxa" w:w="1728"/>
+          </w:tcPr>
+          <w:p>
+            <w:r>
+              <w:t>The database name.</w:t>
+            </w:r>
+          </w:p>
+        </w:tc>
+        <w:tc>
+          <w:tcPr>
+            <w:tcW w:type="dxa" w:w="1728"/>
+          </w:tcPr>
+          <w:p>
+            <w:r>
+              <w:rPr>
+                <w:rFonts w:ascii="Consolas" w:hAnsi="Consolas"/>
+                <w:sz w:val="19"/>
+              </w:rPr>
+              <w:t>BlueTrack</w:t>
+            </w:r>
+          </w:p>
+        </w:tc>
+        <w:tc>
+          <w:tcPr>
+            <w:tcW w:type="dxa" w:w="1728"/>
+          </w:tcPr>
+          <w:p>
+            <w:r>
+              <w:rPr>
+                <w:rFonts w:ascii="Consolas" w:hAnsi="Consolas"/>
+                <w:sz w:val="19"/>
+              </w:rPr>
+              <w:t>BlueTrack</w:t>
+            </w:r>
+          </w:p>
+        </w:tc>
+        <w:tc>
+          <w:tcPr>
+            <w:tcW w:type="dxa" w:w="1728"/>
+          </w:tcPr>
+          <w:p>
+            <w:r>
+              <w:t>Scripts and jobs name the database; keep the default unless you host several environments on one instance.</w:t>
+            </w:r>
+          </w:p>
+        </w:tc>
+      </w:tr>
+      <w:tr>
+        <w:tc>
+          <w:tcPr>
+            <w:tcW w:type="dxa" w:w="1728"/>
+          </w:tcPr>
+          <w:p>
+            <w:r>
+              <w:rPr>
+                <w:rFonts w:ascii="Consolas" w:hAnsi="Consolas"/>
+                <w:sz w:val="19"/>
+              </w:rPr>
+              <w:t>-UseWindowsAuth</w:t>
+            </w:r>
+          </w:p>
+        </w:tc>
+        <w:tc>
+          <w:tcPr>
+            <w:tcW w:type="dxa" w:w="1728"/>
+          </w:tcPr>
+          <w:p>
+            <w:r>
+              <w:t>Connect to SQL Server with Windows authentication.</w:t>
+            </w:r>
+          </w:p>
+        </w:tc>
+        <w:tc>
+          <w:tcPr>
+            <w:tcW w:type="dxa" w:w="1728"/>
+          </w:tcPr>
+          <w:p>
+            <w:r>
+              <w:rPr>
+                <w:rFonts w:ascii="Consolas" w:hAnsi="Consolas"/>
+                <w:sz w:val="19"/>
+              </w:rPr>
+              <w:t>$true</w:t>
+            </w:r>
+          </w:p>
+        </w:tc>
+        <w:tc>
+          <w:tcPr>
+            <w:tcW w:type="dxa" w:w="1728"/>
+          </w:tcPr>
+          <w:p>
+            <w:r>
+              <w:rPr>
+                <w:rFonts w:ascii="Consolas" w:hAnsi="Consolas"/>
+                <w:sz w:val="19"/>
+              </w:rPr>
+              <w:t>$true</w:t>
+            </w:r>
+          </w:p>
+        </w:tc>
+        <w:tc>
+          <w:tcPr>
+            <w:tcW w:type="dxa" w:w="1728"/>
+          </w:tcPr>
+          <w:p>
+            <w:r>
+              <w:t>No password is stored. With SQL authentication the password sits in the settings file.</w:t>
+            </w:r>
+          </w:p>
+        </w:tc>
+      </w:tr>
+      <w:tr>
+        <w:tc>
+          <w:tcPr>
+            <w:tcW w:type="dxa" w:w="1728"/>
+          </w:tcPr>
+          <w:p>
+            <w:r>
+              <w:rPr>
+                <w:rFonts w:ascii="Consolas" w:hAnsi="Consolas"/>
+                <w:sz w:val="19"/>
+              </w:rPr>
+              <w:t>-SqlCredential</w:t>
+            </w:r>
+          </w:p>
+        </w:tc>
+        <w:tc>
+          <w:tcPr>
+            <w:tcW w:type="dxa" w:w="1728"/>
+          </w:tcPr>
+          <w:p>
+            <w:r>
+              <w:t>A SQL login, only when Windows authentication is off.</w:t>
+            </w:r>
+          </w:p>
+        </w:tc>
+        <w:tc>
+          <w:tcPr>
+            <w:tcW w:type="dxa" w:w="1728"/>
+          </w:tcPr>
+          <w:p>
+            <w:r>
+              <w:t>Prompted</w:t>
+            </w:r>
+          </w:p>
+        </w:tc>
+        <w:tc>
+          <w:tcPr>
+            <w:tcW w:type="dxa" w:w="1728"/>
+          </w:tcPr>
+          <w:p>
+            <w:r>
+              <w:t>Not used</w:t>
+            </w:r>
+          </w:p>
+        </w:tc>
+        <w:tc>
+          <w:tcPr>
+            <w:tcW w:type="dxa" w:w="1728"/>
+          </w:tcPr>
+          <w:p>
+            <w:r>
+              <w:t>See above.</w:t>
+            </w:r>
+          </w:p>
+        </w:tc>
+      </w:tr>
+      <w:tr>
+        <w:tc>
+          <w:tcPr>
+            <w:tcW w:type="dxa" w:w="1728"/>
+          </w:tcPr>
+          <w:p>
+            <w:r>
+              <w:rPr>
+                <w:rFonts w:ascii="Consolas" w:hAnsi="Consolas"/>
+                <w:sz w:val="19"/>
+              </w:rPr>
+              <w:t>-TrustServerCertificate</w:t>
+            </w:r>
+          </w:p>
+        </w:tc>
+        <w:tc>
+          <w:tcPr>
+            <w:tcW w:type="dxa" w:w="1728"/>
+          </w:tcPr>
+          <w:p>
+            <w:r>
+              <w:t>Skip checking SQL Server's TLS certificate.</w:t>
+            </w:r>
+          </w:p>
+        </w:tc>
+        <w:tc>
+          <w:tcPr>
+            <w:tcW w:type="dxa" w:w="1728"/>
+          </w:tcPr>
+          <w:p>
+            <w:r>
+              <w:t>Unset: trusted only when SQL Server is on this machine</w:t>
+            </w:r>
+          </w:p>
+        </w:tc>
+        <w:tc>
+          <w:tcPr>
+            <w:tcW w:type="dxa" w:w="1728"/>
+          </w:tcPr>
+          <w:p>
+            <w:r>
+              <w:t>Leave unset</w:t>
+            </w:r>
+          </w:p>
+        </w:tc>
+        <w:tc>
+          <w:tcPr>
+            <w:tcW w:type="dxa" w:w="1728"/>
+          </w:tcPr>
+          <w:p>
+            <w:r>
+              <w:t>A remote SQL Server's certificate is then checked, protecting the connection.</w:t>
+            </w:r>
+          </w:p>
+        </w:tc>
+      </w:tr>
+      <w:tr>
+        <w:tc>
+          <w:tcPr>
+            <w:tcW w:type="dxa" w:w="1728"/>
+          </w:tcPr>
+          <w:p>
+            <w:r>
+              <w:rPr>
+                <w:rFonts w:ascii="Consolas" w:hAnsi="Consolas"/>
+                <w:sz w:val="19"/>
+              </w:rPr>
+              <w:t>-GrantAppPoolSqlAccess</w:t>
+            </w:r>
+          </w:p>
+        </w:tc>
+        <w:tc>
+          <w:tcPr>
+            <w:tcW w:type="dxa" w:w="1728"/>
+          </w:tcPr>
+          <w:p>
+            <w:r>
+              <w:t xml:space="preserve">Give the App Pool's account a SQL login and only the rights BlueTrack needs (not </w:t>
+            </w:r>
+            <w:r>
+              <w:rPr>
+                <w:rFonts w:ascii="Consolas" w:hAnsi="Consolas"/>
+                <w:sz w:val="19"/>
+              </w:rPr>
+              <w:t>db_owner</w:t>
+            </w:r>
+            <w:r>
+              <w:t>).</w:t>
+            </w:r>
+          </w:p>
+        </w:tc>
+        <w:tc>
+          <w:tcPr>
+            <w:tcW w:type="dxa" w:w="1728"/>
+          </w:tcPr>
+          <w:p>
+            <w:r>
+              <w:t>Prompted</w:t>
+            </w:r>
+          </w:p>
+        </w:tc>
+        <w:tc>
+          <w:tcPr>
+            <w:tcW w:type="dxa" w:w="1728"/>
+          </w:tcPr>
+          <w:p>
+            <w:r>
+              <w:rPr>
+                <w:rFonts w:ascii="Consolas" w:hAnsi="Consolas"/>
+                <w:sz w:val="19"/>
+              </w:rPr>
+              <w:t>$true</w:t>
+            </w:r>
+          </w:p>
+        </w:tc>
+        <w:tc>
+          <w:tcPr>
+            <w:tcW w:type="dxa" w:w="1728"/>
+          </w:tcPr>
+          <w:p>
+            <w:r>
+              <w:t>The site can't reach the database without it. The account can add audit entries but not change or delete them.</w:t>
+            </w:r>
+          </w:p>
+        </w:tc>
+      </w:tr>
+      <w:tr>
+        <w:tc>
+          <w:tcPr>
+            <w:tcW w:type="dxa" w:w="1728"/>
+          </w:tcPr>
+          <w:p>
+            <w:r>
+              <w:rPr>
+                <w:rFonts w:ascii="Consolas" w:hAnsi="Consolas"/>
+                <w:sz w:val="19"/>
+              </w:rPr>
+              <w:t>-AppPoolSqlLogin</w:t>
+            </w:r>
+          </w:p>
+        </w:tc>
+        <w:tc>
+          <w:tcPr>
+            <w:tcW w:type="dxa" w:w="1728"/>
+          </w:tcPr>
+          <w:p>
+            <w:r>
+              <w:t>Override the account that gets the login.</w:t>
+            </w:r>
+          </w:p>
+        </w:tc>
+        <w:tc>
+          <w:tcPr>
+            <w:tcW w:type="dxa" w:w="1728"/>
+          </w:tcPr>
+          <w:p>
+            <w:r>
+              <w:t>Worked out from the App Pool</w:t>
+            </w:r>
+          </w:p>
+        </w:tc>
+        <w:tc>
+          <w:tcPr>
+            <w:tcW w:type="dxa" w:w="1728"/>
+          </w:tcPr>
+          <w:p>
+            <w:r>
+              <w:t>Leave unset</w:t>
+            </w:r>
+          </w:p>
+        </w:tc>
+        <w:tc>
+          <w:tcPr>
+            <w:tcW w:type="dxa" w:w="1728"/>
+          </w:tcPr>
+          <w:p>
+            <w:r>
+              <w:t>Only needed on a server that isn't domain-joined, or similar.</w:t>
+            </w:r>
+          </w:p>
+        </w:tc>
+      </w:tr>
+      <w:tr>
+        <w:tc>
+          <w:tcPr>
+            <w:tcW w:type="dxa" w:w="1728"/>
+          </w:tcPr>
+          <w:p>
+            <w:r>
+              <w:rPr>
+                <w:rFonts w:ascii="Consolas" w:hAnsi="Consolas"/>
+                <w:sz w:val="19"/>
+              </w:rPr>
+              <w:t>-SeedTestData</w:t>
+            </w:r>
+          </w:p>
+        </w:tc>
+        <w:tc>
+          <w:tcPr>
+            <w:tcW w:type="dxa" w:w="1728"/>
+          </w:tcPr>
+          <w:p>
+            <w:r>
+              <w:t>Load test users and synthetic data.</w:t>
+            </w:r>
+          </w:p>
+        </w:tc>
+        <w:tc>
+          <w:tcPr>
+            <w:tcW w:type="dxa" w:w="1728"/>
+          </w:tcPr>
+          <w:p>
+            <w:r>
+              <w:t>Prompted (never asked for Production)</w:t>
+            </w:r>
+          </w:p>
+        </w:tc>
+        <w:tc>
+          <w:tcPr>
+            <w:tcW w:type="dxa" w:w="1728"/>
+          </w:tcPr>
+          <w:p>
+            <w:r>
+              <w:rPr>
+                <w:rFonts w:ascii="Consolas" w:hAnsi="Consolas"/>
+                <w:sz w:val="19"/>
+              </w:rPr>
+              <w:t>$false</w:t>
+            </w:r>
+          </w:p>
+        </w:tc>
+        <w:tc>
+          <w:tcPr>
+            <w:tcW w:type="dxa" w:w="1728"/>
+          </w:tcPr>
+          <w:p>
+            <w:r>
+              <w:t>Test data and test sign-ins don't belong in a live install.</w:t>
             </w:r>
           </w:p>
         </w:tc>
@@ -11526,600 +12502,7 @@
         <w:pStyle w:val="Heading2"/>
       </w:pPr>
       <w:r>
-        <w:t>Application ↔ Safe Mapping</w:t>
-      </w:r>
-    </w:p>
-    <w:p>
-      <w:r>
-        <w:rPr>
-          <w:b/>
-        </w:rPr>
-        <w:t>Admin &gt; Application ↔ Safe Mapping</w:t>
-      </w:r>
-      <w:r>
-        <w:t xml:space="preserve"> (permission </w:t>
-      </w:r>
-      <w:r>
-        <w:rPr>
-          <w:rFonts w:ascii="Consolas" w:hAnsi="Consolas"/>
-          <w:sz w:val="19"/>
-        </w:rPr>
-        <w:t>CurateApplicationMapping</w:t>
-      </w:r>
-      <w:r>
-        <w:t>) has no settings. It holds data: each application's code, name, description, owner and technical contact, and which application each safe belongs to. Keep it current, because the risk reports group accounts by application. An account can also be assigned to an application on its own edit form (</w:t>
-      </w:r>
-      <w:r>
-        <w:rPr>
-          <w:b/>
-        </w:rPr>
-        <w:t>Application</w:t>
-      </w:r>
-      <w:r>
-        <w:t xml:space="preserve">), in addition to its safe's; that is how an account with no safe, such as a pending account, belongs to one. When an account's own application and its safe's differ, both apply: an Active risk exception on either one covers the account, and Reports &gt; Trends' Application filter counts it under either. Many accounts can be given one with </w:t>
-      </w:r>
-      <w:r>
-        <w:rPr>
-          <w:b/>
-        </w:rPr>
-        <w:t>Bulk edit…</w:t>
-      </w:r>
-      <w:r>
-        <w:t xml:space="preserve"> on Accounts, or with the </w:t>
-      </w:r>
-      <w:r>
-        <w:rPr>
-          <w:b/>
-        </w:rPr>
-        <w:t>Account → Application Assignments</w:t>
-      </w:r>
-      <w:r>
-        <w:t xml:space="preserve"> CSV on this page's </w:t>
-      </w:r>
-      <w:r>
-        <w:rPr>
-          <w:b/>
-        </w:rPr>
-        <w:t>Bulk Actions</w:t>
-      </w:r>
-      <w:r>
-        <w:t xml:space="preserve"> (or a data feed of that type). Each Bulk Actions import has </w:t>
-      </w:r>
-      <w:r>
-        <w:rPr>
-          <w:b/>
-        </w:rPr>
-        <w:t>Check file</w:t>
-      </w:r>
-      <w:r>
-        <w:t>, which reports what the file would do and its row errors without changing anything.</w:t>
-      </w:r>
-    </w:p>
-    <w:p>
-      <w:r>
-        <w:t>The Applications table shows what uses each application (</w:t>
-      </w:r>
-      <w:r>
-        <w:rPr>
-          <w:b/>
-        </w:rPr>
-        <w:t>In use</w:t>
-      </w:r>
-      <w:r>
-        <w:t xml:space="preserve">: Safes, accounts, targets and exceptions). An application can be deleted only when nothing uses it. The Safes table has </w:t>
-      </w:r>
-      <w:r>
-        <w:rPr>
-          <w:b/>
-        </w:rPr>
-        <w:t>Find a Safe:</w:t>
-      </w:r>
-      <w:r>
-        <w:t xml:space="preserve"> and </w:t>
-      </w:r>
-      <w:r>
-        <w:rPr>
-          <w:b/>
-        </w:rPr>
-        <w:t>Only Safes with no application</w:t>
-      </w:r>
-      <w:r>
-        <w:t>, to find the Safes still to assign.</w:t>
-      </w:r>
-    </w:p>
-    <w:p>
-      <w:pPr>
-        <w:pStyle w:val="Heading1"/>
-      </w:pPr>
-      <w:r>
-        <w:t>4. Deployment page and health checks</w:t>
-      </w:r>
-    </w:p>
-    <w:p>
-      <w:r>
-        <w:rPr>
-          <w:b/>
-        </w:rPr>
-        <w:t>Admin &gt; Deployment</w:t>
-      </w:r>
-      <w:r>
-        <w:t xml:space="preserve"> (permission </w:t>
-      </w:r>
-      <w:r>
-        <w:rPr>
-          <w:rFonts w:ascii="Consolas" w:hAnsi="Consolas"/>
-          <w:sz w:val="19"/>
-        </w:rPr>
-        <w:t>ViewDeploymentInfo</w:t>
-      </w:r>
-      <w:r>
-        <w:t xml:space="preserve">; </w:t>
-      </w:r>
-      <w:r>
-        <w:rPr>
-          <w:b/>
-        </w:rPr>
-        <w:t>Backup App</w:t>
-      </w:r>
-      <w:r>
-        <w:t xml:space="preserve"> also needs </w:t>
-      </w:r>
-      <w:r>
-        <w:rPr>
-          <w:rFonts w:ascii="Consolas" w:hAnsi="Consolas"/>
-          <w:sz w:val="19"/>
-        </w:rPr>
-        <w:t>TriggerBackup</w:t>
-      </w:r>
-      <w:r>
-        <w:t xml:space="preserve">) shows the environment name (the installer's </w:t>
-      </w:r>
-      <w:r>
-        <w:rPr>
-          <w:rFonts w:ascii="Consolas" w:hAnsi="Consolas"/>
-          <w:sz w:val="19"/>
-        </w:rPr>
-        <w:t>-Environment</w:t>
-      </w:r>
-      <w:r>
-        <w:t xml:space="preserve"> answer), the version and build time, the health checks, SQL Server's last backup times and recent BlueTrack backups.</w:t>
-      </w:r>
-    </w:p>
-    <w:p>
-      <w:r>
-        <w:rPr>
-          <w:b/>
-        </w:rPr>
-        <w:t>Version.</w:t>
-      </w:r>
-      <w:r>
-        <w:t xml:space="preserve"> The Deployment page and </w:t>
-      </w:r>
-      <w:r>
-        <w:rPr>
-          <w:b/>
-        </w:rPr>
-        <w:t>About</w:t>
-      </w:r>
-      <w:r>
-        <w:t xml:space="preserve"> (in the menu with your name) show the same version. A release shows its number, for example </w:t>
-      </w:r>
-      <w:r>
-        <w:rPr>
-          <w:rFonts w:ascii="Consolas" w:hAnsi="Consolas"/>
-          <w:sz w:val="19"/>
-        </w:rPr>
-        <w:t>1.1.0</w:t>
-      </w:r>
-      <w:r>
-        <w:t xml:space="preserve">. A build made between releases shows the release it follows, how many changes came after it and which one, for example </w:t>
-      </w:r>
-      <w:r>
-        <w:rPr>
-          <w:rFonts w:ascii="Consolas" w:hAnsi="Consolas"/>
-          <w:sz w:val="19"/>
-        </w:rPr>
-        <w:t>1.1.0-dev.12+abc1234</w:t>
-      </w:r>
-      <w:r>
-        <w:t xml:space="preserve">, ending </w:t>
-      </w:r>
-      <w:r>
-        <w:rPr>
-          <w:rFonts w:ascii="Consolas" w:hAnsi="Consolas"/>
-          <w:sz w:val="19"/>
-        </w:rPr>
-        <w:t>.dirty</w:t>
-      </w:r>
-      <w:r>
-        <w:t xml:space="preserve"> if it was built with uncommitted changes. A copy downloaded by </w:t>
-      </w:r>
-      <w:r>
-        <w:rPr>
-          <w:rFonts w:ascii="Consolas" w:hAnsi="Consolas"/>
-          <w:sz w:val="19"/>
-        </w:rPr>
-        <w:t>Update-BlueTrack.ps1</w:t>
-      </w:r>
-      <w:r>
-        <w:t xml:space="preserve"> shows the plain version number.</w:t>
-      </w:r>
-    </w:p>
-    <w:tbl>
-      <w:tblPr>
-        <w:tblStyle w:val="TableGrid"/>
-        <w:tblW w:type="auto" w:w="0"/>
-        <w:tblLook w:firstColumn="1" w:firstRow="1" w:lastColumn="0" w:lastRow="0" w:noHBand="0" w:noVBand="1" w:val="04A0"/>
-      </w:tblPr>
-      <w:tblGrid>
-        <w:gridCol w:w="2160"/>
-        <w:gridCol w:w="2160"/>
-        <w:gridCol w:w="2160"/>
-        <w:gridCol w:w="2160"/>
-      </w:tblGrid>
-      <w:tr>
-        <w:tc>
-          <w:tcPr>
-            <w:tcW w:type="dxa" w:w="2160"/>
-          </w:tcPr>
-          <w:p>
-            <w:r>
-              <w:rPr>
-                <w:b/>
-              </w:rPr>
-              <w:t>Health check</w:t>
-            </w:r>
-          </w:p>
-        </w:tc>
-        <w:tc>
-          <w:tcPr>
-            <w:tcW w:type="dxa" w:w="2160"/>
-          </w:tcPr>
-          <w:p>
-            <w:r>
-              <w:rPr>
-                <w:b/>
-              </w:rPr>
-              <w:t>Healthy means</w:t>
-            </w:r>
-          </w:p>
-        </w:tc>
-        <w:tc>
-          <w:tcPr>
-            <w:tcW w:type="dxa" w:w="2160"/>
-          </w:tcPr>
-          <w:p>
-            <w:r>
-              <w:rPr>
-                <w:b/>
-              </w:rPr>
-              <w:t>A problem means</w:t>
-            </w:r>
-          </w:p>
-        </w:tc>
-        <w:tc>
-          <w:tcPr>
-            <w:tcW w:type="dxa" w:w="2160"/>
-          </w:tcPr>
-          <w:p>
-            <w:r>
-              <w:rPr>
-                <w:b/>
-              </w:rPr>
-              <w:t>What to do</w:t>
-            </w:r>
-          </w:p>
-        </w:tc>
-      </w:tr>
-      <w:tr>
-        <w:tc>
-          <w:tcPr>
-            <w:tcW w:type="dxa" w:w="2160"/>
-          </w:tcPr>
-          <w:p>
-            <w:r>
-              <w:t>SQL Server</w:t>
-            </w:r>
-          </w:p>
-        </w:tc>
-        <w:tc>
-          <w:tcPr>
-            <w:tcW w:type="dxa" w:w="2160"/>
-          </w:tcPr>
-          <w:p>
-            <w:r>
-              <w:t>BlueTrack connected to its database.</w:t>
-            </w:r>
-          </w:p>
-        </w:tc>
-        <w:tc>
-          <w:tcPr>
-            <w:tcW w:type="dxa" w:w="2160"/>
-          </w:tcPr>
-          <w:p>
-            <w:r>
-              <w:t>Unhealthy: the connection failed.</w:t>
-            </w:r>
-          </w:p>
-        </w:tc>
-        <w:tc>
-          <w:tcPr>
-            <w:tcW w:type="dxa" w:w="2160"/>
-          </w:tcPr>
-          <w:p>
-            <w:r>
-              <w:t>Check SQL Server is running and the App Pool's account has its login.</w:t>
-            </w:r>
-          </w:p>
-        </w:tc>
-      </w:tr>
-      <w:tr>
-        <w:tc>
-          <w:tcPr>
-            <w:tcW w:type="dxa" w:w="2160"/>
-          </w:tcPr>
-          <w:p>
-            <w:r>
-              <w:t>Secrets Store</w:t>
-            </w:r>
-          </w:p>
-        </w:tc>
-        <w:tc>
-          <w:tcPr>
-            <w:tcW w:type="dxa" w:w="2160"/>
-          </w:tcPr>
-          <w:p>
-            <w:r>
-              <w:t>The active backend has an implementation in this build.</w:t>
-            </w:r>
-          </w:p>
-        </w:tc>
-        <w:tc>
-          <w:tcPr>
-            <w:tcW w:type="dxa" w:w="2160"/>
-          </w:tcPr>
-          <w:p>
-            <w:r>
-              <w:t>Unhealthy: no implementation, for example CyberArkCP without the SDK.</w:t>
-            </w:r>
-          </w:p>
-        </w:tc>
-        <w:tc>
-          <w:tcPr>
-            <w:tcW w:type="dxa" w:w="2160"/>
-          </w:tcPr>
-          <w:p>
-            <w:r>
-              <w:t xml:space="preserve">Make another backend active. This check doesn't fetch a secret; use </w:t>
-            </w:r>
-            <w:r>
-              <w:rPr>
-                <w:b/>
-              </w:rPr>
-              <w:t>Test Connection</w:t>
-            </w:r>
-            <w:r>
-              <w:t xml:space="preserve"> for that.</w:t>
-            </w:r>
-          </w:p>
-        </w:tc>
-      </w:tr>
-      <w:tr>
-        <w:tc>
-          <w:tcPr>
-            <w:tcW w:type="dxa" w:w="2160"/>
-          </w:tcPr>
-          <w:p>
-            <w:r>
-              <w:t>Identity Providers</w:t>
-            </w:r>
-          </w:p>
-        </w:tc>
-        <w:tc>
-          <w:tcPr>
-            <w:tcW w:type="dxa" w:w="2160"/>
-          </w:tcPr>
-          <w:p>
-            <w:r>
-              <w:t>At least one provider is enabled, and enabled OIDC and SAML rows have their required fields.</w:t>
-            </w:r>
-          </w:p>
-        </w:tc>
-        <w:tc>
-          <w:tcPr>
-            <w:tcW w:type="dxa" w:w="2160"/>
-          </w:tcPr>
-          <w:p>
-            <w:r>
-              <w:t>Unhealthy: nothing is enabled. Degraded: OIDC lacks Authority or Client ID; SAML lacks SP Entity ID, IdP Entity ID or sign-on destination; or the SAML SP certificate isn't installed or the App Pool's account can't use its private key.</w:t>
-            </w:r>
-          </w:p>
-        </w:tc>
-        <w:tc>
-          <w:tcPr>
-            <w:tcW w:type="dxa" w:w="2160"/>
-          </w:tcPr>
-          <w:p>
-            <w:r>
-              <w:t xml:space="preserve">Fill in the fields or disable the provider; for the SP key, see </w:t>
-            </w:r>
-            <w:r>
-              <w:rPr>
-                <w:rFonts w:ascii="Consolas" w:hAnsi="Consolas"/>
-                <w:sz w:val="19"/>
-              </w:rPr>
-              <w:t>Admin_Installation.md</w:t>
-            </w:r>
-            <w:r>
-              <w:t>, "SAML signing certificate". The check doesn't test a real sign-in or an OIDC secret: always test one by hand.</w:t>
-            </w:r>
-          </w:p>
-        </w:tc>
-      </w:tr>
-      <w:tr>
-        <w:tc>
-          <w:tcPr>
-            <w:tcW w:type="dxa" w:w="2160"/>
-          </w:tcPr>
-          <w:p>
-            <w:r>
-              <w:t>Backup Folder</w:t>
-            </w:r>
-          </w:p>
-        </w:tc>
-        <w:tc>
-          <w:tcPr>
-            <w:tcW w:type="dxa" w:w="2160"/>
-          </w:tcPr>
-          <w:p>
-            <w:r>
-              <w:t>No folder is set, the folder can't be seen from this server, or only specific accounts can read it.</w:t>
-            </w:r>
-          </w:p>
-        </w:tc>
-        <w:tc>
-          <w:tcPr>
-            <w:tcW w:type="dxa" w:w="2160"/>
-          </w:tcPr>
-          <w:p>
-            <w:r>
-              <w:t>Degraded: a broad group can read the folder, or the App Pool's account can't read its permissions.</w:t>
-            </w:r>
-          </w:p>
-        </w:tc>
-        <w:tc>
-          <w:tcPr>
-            <w:tcW w:type="dxa" w:w="2160"/>
-          </w:tcPr>
-          <w:p>
-            <w:r>
-              <w:t>The next backup removes broad access, or is refused if it can't. Fix the permissions so backups aren't refused.</w:t>
-            </w:r>
-          </w:p>
-        </w:tc>
-      </w:tr>
-      <w:tr>
-        <w:tc>
-          <w:tcPr>
-            <w:tcW w:type="dxa" w:w="2160"/>
-          </w:tcPr>
-          <w:p>
-            <w:r>
-              <w:t>SIEM Forwarding</w:t>
-            </w:r>
-          </w:p>
-        </w:tc>
-        <w:tc>
-          <w:tcPr>
-            <w:tcW w:type="dxa" w:w="2160"/>
-          </w:tcPr>
-          <w:p>
-            <w:r>
-              <w:t>Forwarding is off, or on and keeping up.</w:t>
-            </w:r>
-          </w:p>
-        </w:tc>
-        <w:tc>
-          <w:tcPr>
-            <w:tcW w:type="dxa" w:w="2160"/>
-          </w:tcPr>
-          <w:p>
-            <w:r>
-              <w:t>Degraded: the last send to the collector failed, or the oldest event waiting to be sent is more than 15 minutes old.</w:t>
-            </w:r>
-          </w:p>
-        </w:tc>
-        <w:tc>
-          <w:tcPr>
-            <w:tcW w:type="dxa" w:w="2160"/>
-          </w:tcPr>
-          <w:p>
-            <w:r>
-              <w:t xml:space="preserve">Check the error on </w:t>
-            </w:r>
-            <w:r>
-              <w:rPr>
-                <w:b/>
-              </w:rPr>
-              <w:t>Admin &gt; SIEM Forwarding</w:t>
-            </w:r>
-            <w:r>
-              <w:t xml:space="preserve"> and use </w:t>
-            </w:r>
-            <w:r>
-              <w:rPr>
-                <w:b/>
-              </w:rPr>
-              <w:t>Send Test Event</w:t>
-            </w:r>
-            <w:r>
-              <w:t>; check the collector is running and the firewall allows the server out to it. Waiting events are sent once it's reachable.</w:t>
-            </w:r>
-          </w:p>
-        </w:tc>
-      </w:tr>
-    </w:tbl>
-    <w:p/>
-    <w:p>
-      <w:r>
-        <w:rPr>
-          <w:b/>
-        </w:rPr>
-        <w:t>Backup App</w:t>
-      </w:r>
-      <w:r>
-        <w:t xml:space="preserve"> writes an immediate full backup to the Backup Folder; it is never deleted automatically. Recommended: run it before any configuration change you might want to undo, and copy important backups off the server.</w:t>
-      </w:r>
-    </w:p>
-    <w:p>
-      <w:pPr>
-        <w:pStyle w:val="Heading1"/>
-      </w:pPr>
-      <w:r>
-        <w:t>5. Installer and server settings</w:t>
-      </w:r>
-    </w:p>
-    <w:p>
-      <w:r>
-        <w:t xml:space="preserve">These are chosen when running </w:t>
-      </w:r>
-      <w:r>
-        <w:rPr>
-          <w:rFonts w:ascii="Consolas" w:hAnsi="Consolas"/>
-          <w:sz w:val="19"/>
-        </w:rPr>
-        <w:t>Deploy\Install-BlueTrack.ps1</w:t>
-      </w:r>
-      <w:r>
-        <w:t>. Each can be a parameter, a value in an answer file (</w:t>
-      </w:r>
-      <w:r>
-        <w:rPr>
-          <w:rFonts w:ascii="Consolas" w:hAnsi="Consolas"/>
-          <w:sz w:val="19"/>
-        </w:rPr>
-        <w:t>-ConfigFile</w:t>
-      </w:r>
-      <w:r>
-        <w:t xml:space="preserve">, see </w:t>
-      </w:r>
-      <w:r>
-        <w:rPr>
-          <w:rFonts w:ascii="Consolas" w:hAnsi="Consolas"/>
-          <w:sz w:val="19"/>
-        </w:rPr>
-        <w:t>Deploy\answers.sample.json</w:t>
-      </w:r>
-      <w:r>
-        <w:t>), or answered at a prompt. Never put a password in an answer file; the SQL credential is always prompted.</w:t>
-      </w:r>
-    </w:p>
-    <w:p>
-      <w:pPr>
-        <w:pStyle w:val="Heading2"/>
-      </w:pPr>
-      <w:r>
-        <w:t>Environment and database</w:t>
+        <w:t>Nightly import</w:t>
       </w:r>
     </w:p>
     <w:tbl>
@@ -12213,17 +12596,17 @@
                 <w:rFonts w:ascii="Consolas" w:hAnsi="Consolas"/>
                 <w:sz w:val="19"/>
               </w:rPr>
-              <w:t>-Environment</w:t>
-            </w:r>
-          </w:p>
-        </w:tc>
-        <w:tc>
-          <w:tcPr>
-            <w:tcW w:type="dxa" w:w="1728"/>
-          </w:tcPr>
-          <w:p>
-            <w:r>
-              <w:t>Development, Test, Staging or Production. A label: it names the default install folders and is shown on the Deployment page, and a Production install is never offered test data. It doesn't change how BlueTrack runs: on IIS it always runs as Production, with development-only sign-in off.</w:t>
+              <w:t>-InstallNightlyJob</w:t>
+            </w:r>
+          </w:p>
+        </w:tc>
+        <w:tc>
+          <w:tcPr>
+            <w:tcW w:type="dxa" w:w="1728"/>
+          </w:tcPr>
+          <w:p>
+            <w:r>
+              <w:t>Install the nightly Import and Load SQL Server Agent job (runs at 02:00).</w:t>
             </w:r>
           </w:p>
         </w:tc>
@@ -12234,172 +12617,6 @@
           <w:p>
             <w:r>
               <w:t>Prompted</w:t>
-            </w:r>
-          </w:p>
-        </w:tc>
-        <w:tc>
-          <w:tcPr>
-            <w:tcW w:type="dxa" w:w="1728"/>
-          </w:tcPr>
-          <w:p>
-            <w:r>
-              <w:t>Production for live use; Test or Staging for others</w:t>
-            </w:r>
-          </w:p>
-        </w:tc>
-        <w:tc>
-          <w:tcPr>
-            <w:tcW w:type="dxa" w:w="1728"/>
-          </w:tcPr>
-          <w:p>
-            <w:r>
-              <w:t>The label tells people which environment they're looking at.</w:t>
-            </w:r>
-          </w:p>
-        </w:tc>
-      </w:tr>
-      <w:tr>
-        <w:tc>
-          <w:tcPr>
-            <w:tcW w:type="dxa" w:w="1728"/>
-          </w:tcPr>
-          <w:p>
-            <w:r>
-              <w:rPr>
-                <w:rFonts w:ascii="Consolas" w:hAnsi="Consolas"/>
-                <w:sz w:val="19"/>
-              </w:rPr>
-              <w:t>-SqlServerInstance</w:t>
-            </w:r>
-          </w:p>
-        </w:tc>
-        <w:tc>
-          <w:tcPr>
-            <w:tcW w:type="dxa" w:w="1728"/>
-          </w:tcPr>
-          <w:p>
-            <w:r>
-              <w:t>The SQL Server instance.</w:t>
-            </w:r>
-          </w:p>
-        </w:tc>
-        <w:tc>
-          <w:tcPr>
-            <w:tcW w:type="dxa" w:w="1728"/>
-          </w:tcPr>
-          <w:p>
-            <w:r>
-              <w:t>Prompted</w:t>
-            </w:r>
-          </w:p>
-        </w:tc>
-        <w:tc>
-          <w:tcPr>
-            <w:tcW w:type="dxa" w:w="1728"/>
-          </w:tcPr>
-          <w:p>
-            <w:r>
-              <w:t>The local instance on the BlueTrack server</w:t>
-            </w:r>
-          </w:p>
-        </w:tc>
-        <w:tc>
-          <w:tcPr>
-            <w:tcW w:type="dxa" w:w="1728"/>
-          </w:tcPr>
-          <w:p>
-            <w:r>
-              <w:t>BlueTrack is designed for a single server.</w:t>
-            </w:r>
-          </w:p>
-        </w:tc>
-      </w:tr>
-      <w:tr>
-        <w:tc>
-          <w:tcPr>
-            <w:tcW w:type="dxa" w:w="1728"/>
-          </w:tcPr>
-          <w:p>
-            <w:r>
-              <w:rPr>
-                <w:rFonts w:ascii="Consolas" w:hAnsi="Consolas"/>
-                <w:sz w:val="19"/>
-              </w:rPr>
-              <w:t>-DatabaseName</w:t>
-            </w:r>
-          </w:p>
-        </w:tc>
-        <w:tc>
-          <w:tcPr>
-            <w:tcW w:type="dxa" w:w="1728"/>
-          </w:tcPr>
-          <w:p>
-            <w:r>
-              <w:t>The database name.</w:t>
-            </w:r>
-          </w:p>
-        </w:tc>
-        <w:tc>
-          <w:tcPr>
-            <w:tcW w:type="dxa" w:w="1728"/>
-          </w:tcPr>
-          <w:p>
-            <w:r>
-              <w:rPr>
-                <w:rFonts w:ascii="Consolas" w:hAnsi="Consolas"/>
-                <w:sz w:val="19"/>
-              </w:rPr>
-              <w:t>BlueTrack</w:t>
-            </w:r>
-          </w:p>
-        </w:tc>
-        <w:tc>
-          <w:tcPr>
-            <w:tcW w:type="dxa" w:w="1728"/>
-          </w:tcPr>
-          <w:p>
-            <w:r>
-              <w:rPr>
-                <w:rFonts w:ascii="Consolas" w:hAnsi="Consolas"/>
-                <w:sz w:val="19"/>
-              </w:rPr>
-              <w:t>BlueTrack</w:t>
-            </w:r>
-          </w:p>
-        </w:tc>
-        <w:tc>
-          <w:tcPr>
-            <w:tcW w:type="dxa" w:w="1728"/>
-          </w:tcPr>
-          <w:p>
-            <w:r>
-              <w:t>Scripts and jobs name the database; keep the default unless you host several environments on one instance.</w:t>
-            </w:r>
-          </w:p>
-        </w:tc>
-      </w:tr>
-      <w:tr>
-        <w:tc>
-          <w:tcPr>
-            <w:tcW w:type="dxa" w:w="1728"/>
-          </w:tcPr>
-          <w:p>
-            <w:r>
-              <w:rPr>
-                <w:rFonts w:ascii="Consolas" w:hAnsi="Consolas"/>
-                <w:sz w:val="19"/>
-              </w:rPr>
-              <w:t>-UseWindowsAuth</w:t>
-            </w:r>
-          </w:p>
-        </w:tc>
-        <w:tc>
-          <w:tcPr>
-            <w:tcW w:type="dxa" w:w="1728"/>
-          </w:tcPr>
-          <w:p>
-            <w:r>
-              <w:t>Connect to SQL Server with Windows authentication.</w:t>
             </w:r>
           </w:p>
         </w:tc>
@@ -12415,8 +12632,23 @@
               </w:rPr>
               <w:t>$true</w:t>
             </w:r>
-          </w:p>
-        </w:tc>
+            <w:r>
+              <w:t xml:space="preserve"> once export files are in place</w:t>
+            </w:r>
+          </w:p>
+        </w:tc>
+        <w:tc>
+          <w:tcPr>
+            <w:tcW w:type="dxa" w:w="1728"/>
+          </w:tcPr>
+          <w:p>
+            <w:r>
+              <w:t>Without it, data is loaded only by hand.</w:t>
+            </w:r>
+          </w:p>
+        </w:tc>
+      </w:tr>
+      <w:tr>
         <w:tc>
           <w:tcPr>
             <w:tcW w:type="dxa" w:w="1728"/>
@@ -12427,17 +12659,47 @@
                 <w:rFonts w:ascii="Consolas" w:hAnsi="Consolas"/>
                 <w:sz w:val="19"/>
               </w:rPr>
-              <w:t>$true</w:t>
-            </w:r>
-          </w:p>
-        </w:tc>
-        <w:tc>
-          <w:tcPr>
-            <w:tcW w:type="dxa" w:w="1728"/>
-          </w:tcPr>
-          <w:p>
-            <w:r>
-              <w:t>No password is stored. With SQL authentication the password sits in the settings file.</w:t>
+              <w:t>-ImportSources</w:t>
+            </w:r>
+          </w:p>
+        </w:tc>
+        <w:tc>
+          <w:tcPr>
+            <w:tcW w:type="dxa" w:w="1728"/>
+          </w:tcPr>
+          <w:p>
+            <w:r>
+              <w:t>Which CyberArk sources the job imports: Both, PrivilegeCloud or SelfHosted. Sets the CyberArk sources on first install only.</w:t>
+            </w:r>
+          </w:p>
+        </w:tc>
+        <w:tc>
+          <w:tcPr>
+            <w:tcW w:type="dxa" w:w="1728"/>
+          </w:tcPr>
+          <w:p>
+            <w:r>
+              <w:t>Prompted</w:t>
+            </w:r>
+          </w:p>
+        </w:tc>
+        <w:tc>
+          <w:tcPr>
+            <w:tcW w:type="dxa" w:w="1728"/>
+          </w:tcPr>
+          <w:p>
+            <w:r>
+              <w:t>Only the sources you have</w:t>
+            </w:r>
+          </w:p>
+        </w:tc>
+        <w:tc>
+          <w:tcPr>
+            <w:tcW w:type="dxa" w:w="1728"/>
+          </w:tcPr>
+          <w:p>
+            <w:r>
+              <w:t>A source that is switched on but missing fails the job each night.</w:t>
             </w:r>
           </w:p>
         </w:tc>
@@ -12453,359 +12715,47 @@
                 <w:rFonts w:ascii="Consolas" w:hAnsi="Consolas"/>
                 <w:sz w:val="19"/>
               </w:rPr>
-              <w:t>-SqlCredential</w:t>
-            </w:r>
-          </w:p>
-        </w:tc>
-        <w:tc>
-          <w:tcPr>
-            <w:tcW w:type="dxa" w:w="1728"/>
-          </w:tcPr>
-          <w:p>
-            <w:r>
-              <w:t>A SQL login, only when Windows authentication is off.</w:t>
-            </w:r>
-          </w:p>
-        </w:tc>
-        <w:tc>
-          <w:tcPr>
-            <w:tcW w:type="dxa" w:w="1728"/>
-          </w:tcPr>
-          <w:p>
-            <w:r>
-              <w:t>Prompted</w:t>
-            </w:r>
-          </w:p>
-        </w:tc>
-        <w:tc>
-          <w:tcPr>
-            <w:tcW w:type="dxa" w:w="1728"/>
-          </w:tcPr>
-          <w:p>
-            <w:r>
-              <w:t>Not used</w:t>
-            </w:r>
-          </w:p>
-        </w:tc>
-        <w:tc>
-          <w:tcPr>
-            <w:tcW w:type="dxa" w:w="1728"/>
-          </w:tcPr>
-          <w:p>
-            <w:r>
-              <w:t>See above.</w:t>
-            </w:r>
-          </w:p>
-        </w:tc>
-      </w:tr>
-      <w:tr>
-        <w:tc>
-          <w:tcPr>
-            <w:tcW w:type="dxa" w:w="1728"/>
-          </w:tcPr>
-          <w:p>
-            <w:r>
-              <w:rPr>
-                <w:rFonts w:ascii="Consolas" w:hAnsi="Consolas"/>
-                <w:sz w:val="19"/>
-              </w:rPr>
-              <w:t>-TrustServerCertificate</w:t>
-            </w:r>
-          </w:p>
-        </w:tc>
-        <w:tc>
-          <w:tcPr>
-            <w:tcW w:type="dxa" w:w="1728"/>
-          </w:tcPr>
-          <w:p>
-            <w:r>
-              <w:t>Skip checking SQL Server's TLS certificate.</w:t>
-            </w:r>
-          </w:p>
-        </w:tc>
-        <w:tc>
-          <w:tcPr>
-            <w:tcW w:type="dxa" w:w="1728"/>
-          </w:tcPr>
-          <w:p>
-            <w:r>
-              <w:t>Unset: trusted only when SQL Server is on this machine</w:t>
-            </w:r>
-          </w:p>
-        </w:tc>
-        <w:tc>
-          <w:tcPr>
-            <w:tcW w:type="dxa" w:w="1728"/>
-          </w:tcPr>
-          <w:p>
-            <w:r>
-              <w:t>Leave unset</w:t>
-            </w:r>
-          </w:p>
-        </w:tc>
-        <w:tc>
-          <w:tcPr>
-            <w:tcW w:type="dxa" w:w="1728"/>
-          </w:tcPr>
-          <w:p>
-            <w:r>
-              <w:t>A remote SQL Server's certificate is then checked, protecting the connection.</w:t>
-            </w:r>
-          </w:p>
-        </w:tc>
-      </w:tr>
-      <w:tr>
-        <w:tc>
-          <w:tcPr>
-            <w:tcW w:type="dxa" w:w="1728"/>
-          </w:tcPr>
-          <w:p>
-            <w:r>
-              <w:rPr>
-                <w:rFonts w:ascii="Consolas" w:hAnsi="Consolas"/>
-                <w:sz w:val="19"/>
-              </w:rPr>
-              <w:t>-GrantAppPoolSqlAccess</w:t>
-            </w:r>
-          </w:p>
-        </w:tc>
-        <w:tc>
-          <w:tcPr>
-            <w:tcW w:type="dxa" w:w="1728"/>
-          </w:tcPr>
-          <w:p>
-            <w:r>
-              <w:t xml:space="preserve">Give the App Pool's account a SQL login and only the rights BlueTrack needs (not </w:t>
-            </w:r>
-            <w:r>
-              <w:rPr>
-                <w:rFonts w:ascii="Consolas" w:hAnsi="Consolas"/>
-                <w:sz w:val="19"/>
-              </w:rPr>
-              <w:t>db_owner</w:t>
-            </w:r>
-            <w:r>
-              <w:t>).</w:t>
-            </w:r>
-          </w:p>
-        </w:tc>
-        <w:tc>
-          <w:tcPr>
-            <w:tcW w:type="dxa" w:w="1728"/>
-          </w:tcPr>
-          <w:p>
-            <w:r>
-              <w:t>Prompted</w:t>
-            </w:r>
-          </w:p>
-        </w:tc>
-        <w:tc>
-          <w:tcPr>
-            <w:tcW w:type="dxa" w:w="1728"/>
-          </w:tcPr>
-          <w:p>
-            <w:r>
-              <w:rPr>
-                <w:rFonts w:ascii="Consolas" w:hAnsi="Consolas"/>
-                <w:sz w:val="19"/>
-              </w:rPr>
-              <w:t>$true</w:t>
-            </w:r>
-          </w:p>
-        </w:tc>
-        <w:tc>
-          <w:tcPr>
-            <w:tcW w:type="dxa" w:w="1728"/>
-          </w:tcPr>
-          <w:p>
-            <w:r>
-              <w:t>The site can't reach the database without it. The account can add audit entries but not change or delete them.</w:t>
-            </w:r>
-          </w:p>
-        </w:tc>
-      </w:tr>
-      <w:tr>
-        <w:tc>
-          <w:tcPr>
-            <w:tcW w:type="dxa" w:w="1728"/>
-          </w:tcPr>
-          <w:p>
-            <w:r>
-              <w:rPr>
-                <w:rFonts w:ascii="Consolas" w:hAnsi="Consolas"/>
-                <w:sz w:val="19"/>
-              </w:rPr>
-              <w:t>-InstallSqlServerAudit</w:t>
-            </w:r>
-          </w:p>
-        </w:tc>
-        <w:tc>
-          <w:tcPr>
-            <w:tcW w:type="dxa" w:w="1728"/>
-          </w:tcPr>
-          <w:p>
-            <w:r>
-              <w:t xml:space="preserve">*Record audit log changes in the Windows Security log*: a SQL Server audit of every change to or deletion of audit entries and their seals, by anyone, including database administrators (step </w:t>
-            </w:r>
-            <w:r>
-              <w:rPr>
-                <w:rFonts w:ascii="Consolas" w:hAnsi="Consolas"/>
-                <w:sz w:val="19"/>
-              </w:rPr>
-              <w:t>Db.SqlServerAudit</w:t>
-            </w:r>
-            <w:r>
-              <w:t>). When SQL Server is on this server it also turns on the Windows audit policy *Application Generated* and gives the SQL Server service account the *Generate security audits* right and access to the Security log.</w:t>
-            </w:r>
-          </w:p>
-        </w:tc>
-        <w:tc>
-          <w:tcPr>
-            <w:tcW w:type="dxa" w:w="1728"/>
-          </w:tcPr>
-          <w:p>
-            <w:r>
-              <w:t>Prompted (Yes)</w:t>
-            </w:r>
-          </w:p>
-        </w:tc>
-        <w:tc>
-          <w:tcPr>
-            <w:tcW w:type="dxa" w:w="1728"/>
-          </w:tcPr>
-          <w:p>
-            <w:r>
-              <w:rPr>
-                <w:rFonts w:ascii="Consolas" w:hAnsi="Consolas"/>
-                <w:sz w:val="19"/>
-              </w:rPr>
-              <w:t>$true</w:t>
-            </w:r>
-          </w:p>
-        </w:tc>
-        <w:tc>
-          <w:tcPr>
-            <w:tcW w:type="dxa" w:w="1728"/>
-          </w:tcPr>
-          <w:p>
-            <w:r>
-              <w:t>The Security log is harder to change unnoticed than anything in the database. The right takes effect only after the SQL Server service restarts, which the installer reports and leaves to you; then run the step again to check it is recording. A domain Group Policy can override the audit policy.</w:t>
-            </w:r>
-          </w:p>
-        </w:tc>
-      </w:tr>
-      <w:tr>
-        <w:tc>
-          <w:tcPr>
-            <w:tcW w:type="dxa" w:w="1728"/>
-          </w:tcPr>
-          <w:p>
-            <w:r>
-              <w:rPr>
-                <w:rFonts w:ascii="Consolas" w:hAnsi="Consolas"/>
-                <w:sz w:val="19"/>
-              </w:rPr>
-              <w:t>-AppPoolSqlLogin</w:t>
-            </w:r>
-          </w:p>
-        </w:tc>
-        <w:tc>
-          <w:tcPr>
-            <w:tcW w:type="dxa" w:w="1728"/>
-          </w:tcPr>
-          <w:p>
-            <w:r>
-              <w:t>Override the account that gets the login.</w:t>
-            </w:r>
-          </w:p>
-        </w:tc>
-        <w:tc>
-          <w:tcPr>
-            <w:tcW w:type="dxa" w:w="1728"/>
-          </w:tcPr>
-          <w:p>
-            <w:r>
-              <w:t>Worked out from the App Pool</w:t>
-            </w:r>
-          </w:p>
-        </w:tc>
-        <w:tc>
-          <w:tcPr>
-            <w:tcW w:type="dxa" w:w="1728"/>
-          </w:tcPr>
-          <w:p>
-            <w:r>
-              <w:t>Leave unset</w:t>
-            </w:r>
-          </w:p>
-        </w:tc>
-        <w:tc>
-          <w:tcPr>
-            <w:tcW w:type="dxa" w:w="1728"/>
-          </w:tcPr>
-          <w:p>
-            <w:r>
-              <w:t>Only needed on a server that isn't domain-joined, or similar.</w:t>
-            </w:r>
-          </w:p>
-        </w:tc>
-      </w:tr>
-      <w:tr>
-        <w:tc>
-          <w:tcPr>
-            <w:tcW w:type="dxa" w:w="1728"/>
-          </w:tcPr>
-          <w:p>
-            <w:r>
-              <w:rPr>
-                <w:rFonts w:ascii="Consolas" w:hAnsi="Consolas"/>
-                <w:sz w:val="19"/>
-              </w:rPr>
-              <w:t>-SeedTestData</w:t>
-            </w:r>
-          </w:p>
-        </w:tc>
-        <w:tc>
-          <w:tcPr>
-            <w:tcW w:type="dxa" w:w="1728"/>
-          </w:tcPr>
-          <w:p>
-            <w:r>
-              <w:t>Load test users and synthetic data.</w:t>
-            </w:r>
-          </w:p>
-        </w:tc>
-        <w:tc>
-          <w:tcPr>
-            <w:tcW w:type="dxa" w:w="1728"/>
-          </w:tcPr>
-          <w:p>
-            <w:r>
-              <w:t>Prompted (never asked for Production)</w:t>
-            </w:r>
-          </w:p>
-        </w:tc>
-        <w:tc>
-          <w:tcPr>
-            <w:tcW w:type="dxa" w:w="1728"/>
-          </w:tcPr>
-          <w:p>
-            <w:r>
-              <w:rPr>
-                <w:rFonts w:ascii="Consolas" w:hAnsi="Consolas"/>
-                <w:sz w:val="19"/>
-              </w:rPr>
-              <w:t>$false</w:t>
-            </w:r>
-          </w:p>
-        </w:tc>
-        <w:tc>
-          <w:tcPr>
-            <w:tcW w:type="dxa" w:w="1728"/>
-          </w:tcPr>
-          <w:p>
-            <w:r>
-              <w:t>Test data and test sign-ins don't belong in a live install.</w:t>
+              <w:t>-ExportFolderPath</w:t>
+            </w:r>
+          </w:p>
+        </w:tc>
+        <w:tc>
+          <w:tcPr>
+            <w:tcW w:type="dxa" w:w="1728"/>
+          </w:tcPr>
+          <w:p>
+            <w:r>
+              <w:t>The Privilege Cloud export folder, as seen by the SQL Server service account. First install only.</w:t>
+            </w:r>
+          </w:p>
+        </w:tc>
+        <w:tc>
+          <w:tcPr>
+            <w:tcW w:type="dxa" w:w="1728"/>
+          </w:tcPr>
+          <w:p>
+            <w:r>
+              <w:t>Prompted if needed</w:t>
+            </w:r>
+          </w:p>
+        </w:tc>
+        <w:tc>
+          <w:tcPr>
+            <w:tcW w:type="dxa" w:w="1728"/>
+          </w:tcPr>
+          <w:p>
+            <w:r>
+              <w:t>A local folder on the SQL Server</w:t>
+            </w:r>
+          </w:p>
+        </w:tc>
+        <w:tc>
+          <w:tcPr>
+            <w:tcW w:type="dxa" w:w="1728"/>
+          </w:tcPr>
+          <w:p>
+            <w:r>
+              <w:t>SQL Server reads it directly.</w:t>
             </w:r>
           </w:p>
         </w:tc>
@@ -12813,11 +12763,25 @@
     </w:tbl>
     <w:p/>
     <w:p>
+      <w:r>
+        <w:t xml:space="preserve">After the first install, these three are changed on </w:t>
+      </w:r>
+      <w:r>
+        <w:rPr>
+          <w:b/>
+        </w:rPr>
+        <w:t>Admin &gt; Data Sources</w:t>
+      </w:r>
+      <w:r>
+        <w:t xml:space="preserve"> ("CyberArk sources", in section 3); re-running the installer doesn't overwrite what's saved there.</w:t>
+      </w:r>
+    </w:p>
+    <w:p>
       <w:pPr>
         <w:pStyle w:val="Heading2"/>
       </w:pPr>
       <w:r>
-        <w:t>Nightly import</w:t>
+        <w:t>IIS and certificate</w:t>
       </w:r>
     </w:p>
     <w:tbl>
@@ -12911,17 +12875,425 @@
                 <w:rFonts w:ascii="Consolas" w:hAnsi="Consolas"/>
                 <w:sz w:val="19"/>
               </w:rPr>
-              <w:t>-InstallNightlyJob</w:t>
-            </w:r>
-          </w:p>
-        </w:tc>
-        <w:tc>
-          <w:tcPr>
-            <w:tcW w:type="dxa" w:w="1728"/>
-          </w:tcPr>
-          <w:p>
-            <w:r>
-              <w:t>Install the nightly Import and Load SQL Server Agent job (runs at 02:00).</w:t>
+              <w:t>-SiteName</w:t>
+            </w:r>
+          </w:p>
+        </w:tc>
+        <w:tc>
+          <w:tcPr>
+            <w:tcW w:type="dxa" w:w="1728"/>
+          </w:tcPr>
+          <w:p>
+            <w:r>
+              <w:t xml:space="preserve">The IIS site name. The App Pool is named </w:t>
+            </w:r>
+            <w:r>
+              <w:rPr>
+                <w:rFonts w:ascii="Consolas" w:hAnsi="Consolas"/>
+                <w:sz w:val="19"/>
+              </w:rPr>
+              <w:t>&lt;SiteName&gt;-AppPool</w:t>
+            </w:r>
+            <w:r>
+              <w:t>.</w:t>
+            </w:r>
+          </w:p>
+        </w:tc>
+        <w:tc>
+          <w:tcPr>
+            <w:tcW w:type="dxa" w:w="1728"/>
+          </w:tcPr>
+          <w:p>
+            <w:r>
+              <w:rPr>
+                <w:rFonts w:ascii="Consolas" w:hAnsi="Consolas"/>
+                <w:sz w:val="19"/>
+              </w:rPr>
+              <w:t>BlueTrack</w:t>
+            </w:r>
+          </w:p>
+        </w:tc>
+        <w:tc>
+          <w:tcPr>
+            <w:tcW w:type="dxa" w:w="1728"/>
+          </w:tcPr>
+          <w:p>
+            <w:r>
+              <w:rPr>
+                <w:rFonts w:ascii="Consolas" w:hAnsi="Consolas"/>
+                <w:sz w:val="19"/>
+              </w:rPr>
+              <w:t>BlueTrack</w:t>
+            </w:r>
+          </w:p>
+        </w:tc>
+        <w:tc>
+          <w:tcPr>
+            <w:tcW w:type="dxa" w:w="1728"/>
+          </w:tcPr>
+          <w:p>
+            <w:r>
+              <w:t>Also names the installer's saved answers.</w:t>
+            </w:r>
+          </w:p>
+        </w:tc>
+      </w:tr>
+      <w:tr>
+        <w:tc>
+          <w:tcPr>
+            <w:tcW w:type="dxa" w:w="1728"/>
+          </w:tcPr>
+          <w:p>
+            <w:r>
+              <w:rPr>
+                <w:rFonts w:ascii="Consolas" w:hAnsi="Consolas"/>
+                <w:sz w:val="19"/>
+              </w:rPr>
+              <w:t>-ApiInstallPath</w:t>
+            </w:r>
+            <w:r>
+              <w:t xml:space="preserve"> / </w:t>
+            </w:r>
+            <w:r>
+              <w:rPr>
+                <w:rFonts w:ascii="Consolas" w:hAnsi="Consolas"/>
+                <w:sz w:val="19"/>
+              </w:rPr>
+              <w:t>-WebInstallPath</w:t>
+            </w:r>
+          </w:p>
+        </w:tc>
+        <w:tc>
+          <w:tcPr>
+            <w:tcW w:type="dxa" w:w="1728"/>
+          </w:tcPr>
+          <w:p>
+            <w:r>
+              <w:t>Where the API and web pages are installed.</w:t>
+            </w:r>
+          </w:p>
+        </w:tc>
+        <w:tc>
+          <w:tcPr>
+            <w:tcW w:type="dxa" w:w="1728"/>
+          </w:tcPr>
+          <w:p>
+            <w:r>
+              <w:rPr>
+                <w:rFonts w:ascii="Consolas" w:hAnsi="Consolas"/>
+                <w:sz w:val="19"/>
+              </w:rPr>
+              <w:t>&lt;system drive&gt;\inetpub\BlueTrack\&lt;Environment&gt;\api</w:t>
+            </w:r>
+            <w:r>
+              <w:t xml:space="preserve"> and </w:t>
+            </w:r>
+            <w:r>
+              <w:rPr>
+                <w:rFonts w:ascii="Consolas" w:hAnsi="Consolas"/>
+                <w:sz w:val="19"/>
+              </w:rPr>
+              <w:t>...\web</w:t>
+            </w:r>
+          </w:p>
+        </w:tc>
+        <w:tc>
+          <w:tcPr>
+            <w:tcW w:type="dxa" w:w="1728"/>
+          </w:tcPr>
+          <w:p>
+            <w:r>
+              <w:t>The defaults</w:t>
+            </w:r>
+          </w:p>
+        </w:tc>
+        <w:tc>
+          <w:tcPr>
+            <w:tcW w:type="dxa" w:w="1728"/>
+          </w:tcPr>
+          <w:p>
+            <w:r>
+              <w:t>Kept separate per environment.</w:t>
+            </w:r>
+          </w:p>
+        </w:tc>
+      </w:tr>
+      <w:tr>
+        <w:tc>
+          <w:tcPr>
+            <w:tcW w:type="dxa" w:w="1728"/>
+          </w:tcPr>
+          <w:p>
+            <w:r>
+              <w:rPr>
+                <w:rFonts w:ascii="Consolas" w:hAnsi="Consolas"/>
+                <w:sz w:val="19"/>
+              </w:rPr>
+              <w:t>-Hostname</w:t>
+            </w:r>
+          </w:p>
+        </w:tc>
+        <w:tc>
+          <w:tcPr>
+            <w:tcW w:type="dxa" w:w="1728"/>
+          </w:tcPr>
+          <w:p>
+            <w:r>
+              <w:t>The site's host name.</w:t>
+            </w:r>
+          </w:p>
+        </w:tc>
+        <w:tc>
+          <w:tcPr>
+            <w:tcW w:type="dxa" w:w="1728"/>
+          </w:tcPr>
+          <w:p>
+            <w:r>
+              <w:t>Prompted</w:t>
+            </w:r>
+          </w:p>
+        </w:tc>
+        <w:tc>
+          <w:tcPr>
+            <w:tcW w:type="dxa" w:w="1728"/>
+          </w:tcPr>
+          <w:p>
+            <w:r>
+              <w:t>The DNS name users will type</w:t>
+            </w:r>
+          </w:p>
+        </w:tc>
+        <w:tc>
+          <w:tcPr>
+            <w:tcW w:type="dxa" w:w="1728"/>
+          </w:tcPr>
+          <w:p>
+            <w:r>
+              <w:t>It must match the certificate.</w:t>
+            </w:r>
+          </w:p>
+        </w:tc>
+      </w:tr>
+      <w:tr>
+        <w:tc>
+          <w:tcPr>
+            <w:tcW w:type="dxa" w:w="1728"/>
+          </w:tcPr>
+          <w:p>
+            <w:r>
+              <w:rPr>
+                <w:rFonts w:ascii="Consolas" w:hAnsi="Consolas"/>
+                <w:sz w:val="19"/>
+              </w:rPr>
+              <w:t>-HttpPort</w:t>
+            </w:r>
+            <w:r>
+              <w:t xml:space="preserve"> / </w:t>
+            </w:r>
+            <w:r>
+              <w:rPr>
+                <w:rFonts w:ascii="Consolas" w:hAnsi="Consolas"/>
+                <w:sz w:val="19"/>
+              </w:rPr>
+              <w:t>-HttpsPort</w:t>
+            </w:r>
+          </w:p>
+        </w:tc>
+        <w:tc>
+          <w:tcPr>
+            <w:tcW w:type="dxa" w:w="1728"/>
+          </w:tcPr>
+          <w:p>
+            <w:r>
+              <w:t>The site bindings.</w:t>
+            </w:r>
+          </w:p>
+        </w:tc>
+        <w:tc>
+          <w:tcPr>
+            <w:tcW w:type="dxa" w:w="1728"/>
+          </w:tcPr>
+          <w:p>
+            <w:r>
+              <w:t>80 / 443</w:t>
+            </w:r>
+          </w:p>
+        </w:tc>
+        <w:tc>
+          <w:tcPr>
+            <w:tcW w:type="dxa" w:w="1728"/>
+          </w:tcPr>
+          <w:p>
+            <w:r>
+              <w:t>443 for HTTPS</w:t>
+            </w:r>
+          </w:p>
+        </w:tc>
+        <w:tc>
+          <w:tcPr>
+            <w:tcW w:type="dxa" w:w="1728"/>
+          </w:tcPr>
+          <w:p>
+            <w:r>
+              <w:t>Users should always use HTTPS; the OIDC sign-in cookie is never sent over plain HTTP.</w:t>
+            </w:r>
+          </w:p>
+        </w:tc>
+      </w:tr>
+      <w:tr>
+        <w:tc>
+          <w:tcPr>
+            <w:tcW w:type="dxa" w:w="1728"/>
+          </w:tcPr>
+          <w:p>
+            <w:r>
+              <w:rPr>
+                <w:rFonts w:ascii="Consolas" w:hAnsi="Consolas"/>
+                <w:sz w:val="19"/>
+              </w:rPr>
+              <w:t>-CertificateThumbprint</w:t>
+            </w:r>
+          </w:p>
+        </w:tc>
+        <w:tc>
+          <w:tcPr>
+            <w:tcW w:type="dxa" w:w="1728"/>
+          </w:tcPr>
+          <w:p>
+            <w:r>
+              <w:t xml:space="preserve">An existing certificate in </w:t>
+            </w:r>
+            <w:r>
+              <w:rPr>
+                <w:rFonts w:ascii="Consolas" w:hAnsi="Consolas"/>
+                <w:sz w:val="19"/>
+              </w:rPr>
+              <w:t>LocalMachine\My</w:t>
+            </w:r>
+            <w:r>
+              <w:t xml:space="preserve"> for the HTTPS binding.</w:t>
+            </w:r>
+          </w:p>
+        </w:tc>
+        <w:tc>
+          <w:tcPr>
+            <w:tcW w:type="dxa" w:w="1728"/>
+          </w:tcPr>
+          <w:p>
+            <w:r>
+              <w:t>Prompted; blank generates a self-signed certificate</w:t>
+            </w:r>
+          </w:p>
+        </w:tc>
+        <w:tc>
+          <w:tcPr>
+            <w:tcW w:type="dxa" w:w="1728"/>
+          </w:tcPr>
+          <w:p>
+            <w:r>
+              <w:t>A certificate from your organization's CA, with a Subject Alternative Name for the host name</w:t>
+            </w:r>
+          </w:p>
+        </w:tc>
+        <w:tc>
+          <w:tcPr>
+            <w:tcW w:type="dxa" w:w="1728"/>
+          </w:tcPr>
+          <w:p>
+            <w:r>
+              <w:t>Browsers trust it without warnings; Chrome and Edge reject a certificate without a SAN. With a CA-issued certificate the installer also turns on HSTS.</w:t>
+            </w:r>
+          </w:p>
+        </w:tc>
+      </w:tr>
+      <w:tr>
+        <w:tc>
+          <w:tcPr>
+            <w:tcW w:type="dxa" w:w="1728"/>
+          </w:tcPr>
+          <w:p>
+            <w:r>
+              <w:rPr>
+                <w:rFonts w:ascii="Consolas" w:hAnsi="Consolas"/>
+                <w:sz w:val="19"/>
+              </w:rPr>
+              <w:t>-GenerateSelfSignedCert</w:t>
+            </w:r>
+          </w:p>
+        </w:tc>
+        <w:tc>
+          <w:tcPr>
+            <w:tcW w:type="dxa" w:w="1728"/>
+          </w:tcPr>
+          <w:p>
+            <w:r>
+              <w:t>Create a self-signed certificate.</w:t>
+            </w:r>
+          </w:p>
+        </w:tc>
+        <w:tc>
+          <w:tcPr>
+            <w:tcW w:type="dxa" w:w="1728"/>
+          </w:tcPr>
+          <w:p>
+            <w:r>
+              <w:t>Off</w:t>
+            </w:r>
+          </w:p>
+        </w:tc>
+        <w:tc>
+          <w:tcPr>
+            <w:tcW w:type="dxa" w:w="1728"/>
+          </w:tcPr>
+          <w:p>
+            <w:r>
+              <w:t>Development and Test only</w:t>
+            </w:r>
+          </w:p>
+        </w:tc>
+        <w:tc>
+          <w:tcPr>
+            <w:tcW w:type="dxa" w:w="1728"/>
+          </w:tcPr>
+          <w:p>
+            <w:r>
+              <w:t>Browsers warn about it, and users learn to click through warnings.</w:t>
+            </w:r>
+          </w:p>
+        </w:tc>
+      </w:tr>
+      <w:tr>
+        <w:tc>
+          <w:tcPr>
+            <w:tcW w:type="dxa" w:w="1728"/>
+          </w:tcPr>
+          <w:p>
+            <w:r>
+              <w:rPr>
+                <w:rFonts w:ascii="Consolas" w:hAnsi="Consolas"/>
+                <w:sz w:val="19"/>
+              </w:rPr>
+              <w:t>-ResetIis</w:t>
+            </w:r>
+          </w:p>
+        </w:tc>
+        <w:tc>
+          <w:tcPr>
+            <w:tcW w:type="dxa" w:w="1728"/>
+          </w:tcPr>
+          <w:p>
+            <w:r>
+              <w:t xml:space="preserve">Run </w:t>
+            </w:r>
+            <w:r>
+              <w:rPr>
+                <w:rFonts w:ascii="Consolas" w:hAnsi="Consolas"/>
+                <w:sz w:val="19"/>
+              </w:rPr>
+              <w:t>iisreset</w:t>
+            </w:r>
+            <w:r>
+              <w:t xml:space="preserve"> after the IIS steps.</w:t>
             </w:r>
           </w:p>
         </w:tc>
@@ -12948,17 +13320,17 @@
               <w:t>$true</w:t>
             </w:r>
             <w:r>
-              <w:t xml:space="preserve"> once export files are in place</w:t>
-            </w:r>
-          </w:p>
-        </w:tc>
-        <w:tc>
-          <w:tcPr>
-            <w:tcW w:type="dxa" w:w="1728"/>
-          </w:tcPr>
-          <w:p>
-            <w:r>
-              <w:t>Without it, data is loaded only by hand.</w:t>
+              <w:t xml:space="preserve"> for a first install, if no other site is busy</w:t>
+            </w:r>
+          </w:p>
+        </w:tc>
+        <w:tc>
+          <w:tcPr>
+            <w:tcW w:type="dxa" w:w="1728"/>
+          </w:tcPr>
+          <w:p>
+            <w:r>
+              <w:t>Makes every IIS change take effect, but briefly stops every site on the server.</w:t>
             </w:r>
           </w:p>
         </w:tc>
@@ -12974,103 +13346,47 @@
                 <w:rFonts w:ascii="Consolas" w:hAnsi="Consolas"/>
                 <w:sz w:val="19"/>
               </w:rPr>
-              <w:t>-ImportSources</w:t>
-            </w:r>
-          </w:p>
-        </w:tc>
-        <w:tc>
-          <w:tcPr>
-            <w:tcW w:type="dxa" w:w="1728"/>
-          </w:tcPr>
-          <w:p>
-            <w:r>
-              <w:t>Which CyberArk sources the job imports: Both, PrivilegeCloud or SelfHosted. Sets the CyberArk sources on first install only.</w:t>
-            </w:r>
-          </w:p>
-        </w:tc>
-        <w:tc>
-          <w:tcPr>
-            <w:tcW w:type="dxa" w:w="1728"/>
-          </w:tcPr>
-          <w:p>
-            <w:r>
-              <w:t>Prompted</w:t>
-            </w:r>
-          </w:p>
-        </w:tc>
-        <w:tc>
-          <w:tcPr>
-            <w:tcW w:type="dxa" w:w="1728"/>
-          </w:tcPr>
-          <w:p>
-            <w:r>
-              <w:t>Only the sources you have</w:t>
-            </w:r>
-          </w:p>
-        </w:tc>
-        <w:tc>
-          <w:tcPr>
-            <w:tcW w:type="dxa" w:w="1728"/>
-          </w:tcPr>
-          <w:p>
-            <w:r>
-              <w:t>A source that is switched on but missing fails the job each night.</w:t>
-            </w:r>
-          </w:p>
-        </w:tc>
-      </w:tr>
-      <w:tr>
-        <w:tc>
-          <w:tcPr>
-            <w:tcW w:type="dxa" w:w="1728"/>
-          </w:tcPr>
-          <w:p>
-            <w:r>
-              <w:rPr>
-                <w:rFonts w:ascii="Consolas" w:hAnsi="Consolas"/>
-                <w:sz w:val="19"/>
-              </w:rPr>
-              <w:t>-ExportFolderPath</w:t>
-            </w:r>
-          </w:p>
-        </w:tc>
-        <w:tc>
-          <w:tcPr>
-            <w:tcW w:type="dxa" w:w="1728"/>
-          </w:tcPr>
-          <w:p>
-            <w:r>
-              <w:t>The Privilege Cloud export folder, as seen by the SQL Server service account. First install only.</w:t>
-            </w:r>
-          </w:p>
-        </w:tc>
-        <w:tc>
-          <w:tcPr>
-            <w:tcW w:type="dxa" w:w="1728"/>
-          </w:tcPr>
-          <w:p>
-            <w:r>
-              <w:t>Prompted if needed</w:t>
-            </w:r>
-          </w:p>
-        </w:tc>
-        <w:tc>
-          <w:tcPr>
-            <w:tcW w:type="dxa" w:w="1728"/>
-          </w:tcPr>
-          <w:p>
-            <w:r>
-              <w:t>A local folder on the SQL Server</w:t>
-            </w:r>
-          </w:p>
-        </w:tc>
-        <w:tc>
-          <w:tcPr>
-            <w:tcW w:type="dxa" w:w="1728"/>
-          </w:tcPr>
-          <w:p>
-            <w:r>
-              <w:t>SQL Server reads it directly.</w:t>
+              <w:t>-Force</w:t>
+            </w:r>
+          </w:p>
+        </w:tc>
+        <w:tc>
+          <w:tcPr>
+            <w:tcW w:type="dxa" w:w="1728"/>
+          </w:tcPr>
+          <w:p>
+            <w:r>
+              <w:t>Recreate the App Pool, site and application even if they exist.</w:t>
+            </w:r>
+          </w:p>
+        </w:tc>
+        <w:tc>
+          <w:tcPr>
+            <w:tcW w:type="dxa" w:w="1728"/>
+          </w:tcPr>
+          <w:p>
+            <w:r>
+              <w:t>Off</w:t>
+            </w:r>
+          </w:p>
+        </w:tc>
+        <w:tc>
+          <w:tcPr>
+            <w:tcW w:type="dxa" w:w="1728"/>
+          </w:tcPr>
+          <w:p>
+            <w:r>
+              <w:t>Off</w:t>
+            </w:r>
+          </w:p>
+        </w:tc>
+        <w:tc>
+          <w:tcPr>
+            <w:tcW w:type="dxa" w:w="1728"/>
+          </w:tcPr>
+          <w:p>
+            <w:r>
+              <w:t>Only to repair a broken IIS setup.</w:t>
             </w:r>
           </w:p>
         </w:tc>
@@ -13079,16 +13395,17 @@
     <w:p/>
     <w:p>
       <w:r>
-        <w:t xml:space="preserve">After the first install, these three are changed on </w:t>
+        <w:t xml:space="preserve">To replace a certificate later, run the installer with </w:t>
       </w:r>
       <w:r>
         <w:rPr>
-          <w:b/>
+          <w:rFonts w:ascii="Consolas" w:hAnsi="Consolas"/>
+          <w:sz w:val="19"/>
         </w:rPr>
-        <w:t>Admin &gt; Data Sources</w:t>
-      </w:r>
-      <w:r>
-        <w:t xml:space="preserve"> ("CyberArk sources", in section 3); re-running the installer doesn't overwrite what's saved there.</w:t>
+        <w:t>-Step Iis.Site -CertificateThumbprint &lt;new thumbprint&gt;</w:t>
+      </w:r>
+      <w:r>
+        <w:t>.</w:t>
       </w:r>
     </w:p>
     <w:p>
@@ -13096,7 +13413,7 @@
         <w:pStyle w:val="Heading2"/>
       </w:pPr>
       <w:r>
-        <w:t>IIS and certificate</w:t>
+        <w:t>Allowed folders and other server settings</w:t>
       </w:r>
     </w:p>
     <w:tbl>
@@ -13190,44 +13507,69 @@
                 <w:rFonts w:ascii="Consolas" w:hAnsi="Consolas"/>
                 <w:sz w:val="19"/>
               </w:rPr>
-              <w:t>-SiteName</w:t>
-            </w:r>
-          </w:p>
-        </w:tc>
-        <w:tc>
-          <w:tcPr>
-            <w:tcW w:type="dxa" w:w="1728"/>
-          </w:tcPr>
-          <w:p>
-            <w:r>
-              <w:t xml:space="preserve">The IIS site name. The App Pool is named </w:t>
+              <w:t>-AllowedFileRoots</w:t>
+            </w:r>
+          </w:p>
+        </w:tc>
+        <w:tc>
+          <w:tcPr>
+            <w:tcW w:type="dxa" w:w="1728"/>
+          </w:tcPr>
+          <w:p>
+            <w:r>
+              <w:t xml:space="preserve">The only folders data feeds may read and backups may be written to. Written to </w:t>
             </w:r>
             <w:r>
               <w:rPr>
                 <w:rFonts w:ascii="Consolas" w:hAnsi="Consolas"/>
                 <w:sz w:val="19"/>
               </w:rPr>
-              <w:t>&lt;SiteName&gt;-AppPool</w:t>
-            </w:r>
-            <w:r>
-              <w:t>.</w:t>
-            </w:r>
-          </w:p>
-        </w:tc>
-        <w:tc>
-          <w:tcPr>
-            <w:tcW w:type="dxa" w:w="1728"/>
-          </w:tcPr>
-          <w:p>
+              <w:t>FileAccess:AllowedRoots</w:t>
+            </w:r>
+            <w:r>
+              <w:t xml:space="preserve"> in the settings file.</w:t>
+            </w:r>
+          </w:p>
+        </w:tc>
+        <w:tc>
+          <w:tcPr>
+            <w:tcW w:type="dxa" w:w="1728"/>
+          </w:tcPr>
+          <w:p>
+            <w:r>
+              <w:t>None: any local folder, no network shares</w:t>
+            </w:r>
+          </w:p>
+        </w:tc>
+        <w:tc>
+          <w:tcPr>
+            <w:tcW w:type="dxa" w:w="1728"/>
+          </w:tcPr>
+          <w:p>
+            <w:r>
+              <w:t xml:space="preserve">List only your feed folder and backup folder, for example </w:t>
+            </w:r>
             <w:r>
               <w:rPr>
                 <w:rFonts w:ascii="Consolas" w:hAnsi="Consolas"/>
                 <w:sz w:val="19"/>
               </w:rPr>
-              <w:t>BlueTrack</w:t>
-            </w:r>
-          </w:p>
-        </w:tc>
+              <w:t>'D:\Feeds','D:\Backups\BlueTrack'</w:t>
+            </w:r>
+          </w:p>
+        </w:tc>
+        <w:tc>
+          <w:tcPr>
+            <w:tcW w:type="dxa" w:w="1728"/>
+          </w:tcPr>
+          <w:p>
+            <w:r>
+              <w:t>The server reads and writes these paths as itself, so a short list stops an admin page reaching other files or shares. Add a share here only if you need one.</w:t>
+            </w:r>
+          </w:p>
+        </w:tc>
+      </w:tr>
+      <w:tr>
         <w:tc>
           <w:tcPr>
             <w:tcW w:type="dxa" w:w="1728"/>
@@ -13238,17 +13580,47 @@
                 <w:rFonts w:ascii="Consolas" w:hAnsi="Consolas"/>
                 <w:sz w:val="19"/>
               </w:rPr>
-              <w:t>BlueTrack</w:t>
-            </w:r>
-          </w:p>
-        </w:tc>
-        <w:tc>
-          <w:tcPr>
-            <w:tcW w:type="dxa" w:w="1728"/>
-          </w:tcPr>
-          <w:p>
-            <w:r>
-              <w:t>Also names the installer's saved answers.</w:t>
+              <w:t>-BackupFolder</w:t>
+            </w:r>
+          </w:p>
+        </w:tc>
+        <w:tc>
+          <w:tcPr>
+            <w:tcW w:type="dxa" w:w="1728"/>
+          </w:tcPr>
+          <w:p>
+            <w:r>
+              <w:t>Where the installer's automatic pre-update backup goes, when the database already exists.</w:t>
+            </w:r>
+          </w:p>
+        </w:tc>
+        <w:tc>
+          <w:tcPr>
+            <w:tcW w:type="dxa" w:w="1728"/>
+          </w:tcPr>
+          <w:p>
+            <w:r>
+              <w:t>Prompted only if needed</w:t>
+            </w:r>
+          </w:p>
+        </w:tc>
+        <w:tc>
+          <w:tcPr>
+            <w:tcW w:type="dxa" w:w="1728"/>
+          </w:tcPr>
+          <w:p>
+            <w:r>
+              <w:t>The same backup folder</w:t>
+            </w:r>
+          </w:p>
+        </w:tc>
+        <w:tc>
+          <w:tcPr>
+            <w:tcW w:type="dxa" w:w="1728"/>
+          </w:tcPr>
+          <w:p>
+            <w:r>
+              <w:t>Keeps all backups together under the same access rules.</w:t>
             </w:r>
           </w:p>
         </w:tc>
@@ -13264,444 +13636,179 @@
                 <w:rFonts w:ascii="Consolas" w:hAnsi="Consolas"/>
                 <w:sz w:val="19"/>
               </w:rPr>
-              <w:t>-ApiInstallPath</w:t>
-            </w:r>
-            <w:r>
-              <w:t xml:space="preserve"> / </w:t>
-            </w:r>
+              <w:t>-SkipPreDeployBackup</w:t>
+            </w:r>
+          </w:p>
+        </w:tc>
+        <w:tc>
+          <w:tcPr>
+            <w:tcW w:type="dxa" w:w="1728"/>
+          </w:tcPr>
+          <w:p>
+            <w:r>
+              <w:t>Skip that automatic backup.</w:t>
+            </w:r>
+          </w:p>
+        </w:tc>
+        <w:tc>
+          <w:tcPr>
+            <w:tcW w:type="dxa" w:w="1728"/>
+          </w:tcPr>
+          <w:p>
+            <w:r>
+              <w:t>Off</w:t>
+            </w:r>
+          </w:p>
+        </w:tc>
+        <w:tc>
+          <w:tcPr>
+            <w:tcW w:type="dxa" w:w="1728"/>
+          </w:tcPr>
+          <w:p>
+            <w:r>
+              <w:t>Off</w:t>
+            </w:r>
+          </w:p>
+        </w:tc>
+        <w:tc>
+          <w:tcPr>
+            <w:tcW w:type="dxa" w:w="1728"/>
+          </w:tcPr>
+          <w:p>
+            <w:r>
+              <w:t>The backup is your way back if an update fails.</w:t>
+            </w:r>
+          </w:p>
+        </w:tc>
+      </w:tr>
+      <w:tr>
+        <w:tc>
+          <w:tcPr>
+            <w:tcW w:type="dxa" w:w="1728"/>
+          </w:tcPr>
+          <w:p>
             <w:r>
               <w:rPr>
                 <w:rFonts w:ascii="Consolas" w:hAnsi="Consolas"/>
                 <w:sz w:val="19"/>
               </w:rPr>
-              <w:t>-WebInstallPath</w:t>
-            </w:r>
-          </w:p>
-        </w:tc>
-        <w:tc>
-          <w:tcPr>
-            <w:tcW w:type="dxa" w:w="1728"/>
-          </w:tcPr>
-          <w:p>
-            <w:r>
-              <w:t>Where the API and web pages are installed.</w:t>
-            </w:r>
-          </w:p>
-        </w:tc>
-        <w:tc>
-          <w:tcPr>
-            <w:tcW w:type="dxa" w:w="1728"/>
-          </w:tcPr>
-          <w:p>
+              <w:t>-SkipSmokeTest</w:t>
+            </w:r>
+            <w:r>
+              <w:t xml:space="preserve"> / </w:t>
+            </w:r>
             <w:r>
               <w:rPr>
                 <w:rFonts w:ascii="Consolas" w:hAnsi="Consolas"/>
                 <w:sz w:val="19"/>
               </w:rPr>
-              <w:t>&lt;system drive&gt;\inetpub\BlueTrack\&lt;Environment&gt;\api</w:t>
-            </w:r>
-            <w:r>
-              <w:t xml:space="preserve"> and </w:t>
-            </w:r>
+              <w:t>-SkipPrerequisiteInstall</w:t>
+            </w:r>
+          </w:p>
+        </w:tc>
+        <w:tc>
+          <w:tcPr>
+            <w:tcW w:type="dxa" w:w="1728"/>
+          </w:tcPr>
+          <w:p>
+            <w:r>
+              <w:t>Skip the post-install check, or only report missing prerequisites.</w:t>
+            </w:r>
+          </w:p>
+        </w:tc>
+        <w:tc>
+          <w:tcPr>
+            <w:tcW w:type="dxa" w:w="1728"/>
+          </w:tcPr>
+          <w:p>
+            <w:r>
+              <w:t>Off</w:t>
+            </w:r>
+          </w:p>
+        </w:tc>
+        <w:tc>
+          <w:tcPr>
+            <w:tcW w:type="dxa" w:w="1728"/>
+          </w:tcPr>
+          <w:p>
+            <w:r>
+              <w:t>Off</w:t>
+            </w:r>
+          </w:p>
+        </w:tc>
+        <w:tc>
+          <w:tcPr>
+            <w:tcW w:type="dxa" w:w="1728"/>
+          </w:tcPr>
+          <w:p>
+            <w:r>
+              <w:t>The smoke test confirms the site works before users arrive.</w:t>
+            </w:r>
+          </w:p>
+        </w:tc>
+      </w:tr>
+      <w:tr>
+        <w:tc>
+          <w:tcPr>
+            <w:tcW w:type="dxa" w:w="1728"/>
+          </w:tcPr>
+          <w:p>
             <w:r>
               <w:rPr>
                 <w:rFonts w:ascii="Consolas" w:hAnsi="Consolas"/>
                 <w:sz w:val="19"/>
               </w:rPr>
-              <w:t>...\web</w:t>
-            </w:r>
-          </w:p>
-        </w:tc>
-        <w:tc>
-          <w:tcPr>
-            <w:tcW w:type="dxa" w:w="1728"/>
-          </w:tcPr>
-          <w:p>
-            <w:r>
-              <w:t>The defaults</w:t>
-            </w:r>
-          </w:p>
-        </w:tc>
-        <w:tc>
-          <w:tcPr>
-            <w:tcW w:type="dxa" w:w="1728"/>
-          </w:tcPr>
-          <w:p>
-            <w:r>
-              <w:t>Kept separate per environment.</w:t>
-            </w:r>
-          </w:p>
-        </w:tc>
-      </w:tr>
-      <w:tr>
-        <w:tc>
-          <w:tcPr>
-            <w:tcW w:type="dxa" w:w="1728"/>
-          </w:tcPr>
-          <w:p>
+              <w:t>-PrerequisiteSource</w:t>
+            </w:r>
+            <w:r>
+              <w:t xml:space="preserve"> / </w:t>
+            </w:r>
             <w:r>
               <w:rPr>
                 <w:rFonts w:ascii="Consolas" w:hAnsi="Consolas"/>
                 <w:sz w:val="19"/>
               </w:rPr>
-              <w:t>-Hostname</w:t>
-            </w:r>
-          </w:p>
-        </w:tc>
-        <w:tc>
-          <w:tcPr>
-            <w:tcW w:type="dxa" w:w="1728"/>
-          </w:tcPr>
-          <w:p>
-            <w:r>
-              <w:t>The site's host name.</w:t>
-            </w:r>
-          </w:p>
-        </w:tc>
-        <w:tc>
-          <w:tcPr>
-            <w:tcW w:type="dxa" w:w="1728"/>
-          </w:tcPr>
-          <w:p>
-            <w:r>
-              <w:t>Prompted</w:t>
-            </w:r>
-          </w:p>
-        </w:tc>
-        <w:tc>
-          <w:tcPr>
-            <w:tcW w:type="dxa" w:w="1728"/>
-          </w:tcPr>
-          <w:p>
-            <w:r>
-              <w:t>The DNS name users will type</w:t>
-            </w:r>
-          </w:p>
-        </w:tc>
-        <w:tc>
-          <w:tcPr>
-            <w:tcW w:type="dxa" w:w="1728"/>
-          </w:tcPr>
-          <w:p>
-            <w:r>
-              <w:t>It must match the certificate.</w:t>
-            </w:r>
-          </w:p>
-        </w:tc>
-      </w:tr>
-      <w:tr>
-        <w:tc>
-          <w:tcPr>
-            <w:tcW w:type="dxa" w:w="1728"/>
-          </w:tcPr>
-          <w:p>
-            <w:r>
-              <w:rPr>
-                <w:rFonts w:ascii="Consolas" w:hAnsi="Consolas"/>
-                <w:sz w:val="19"/>
-              </w:rPr>
-              <w:t>-HttpPort</w:t>
-            </w:r>
-            <w:r>
-              <w:t xml:space="preserve"> / </w:t>
-            </w:r>
-            <w:r>
-              <w:rPr>
-                <w:rFonts w:ascii="Consolas" w:hAnsi="Consolas"/>
-                <w:sz w:val="19"/>
-              </w:rPr>
-              <w:t>-HttpsPort</w:t>
-            </w:r>
-          </w:p>
-        </w:tc>
-        <w:tc>
-          <w:tcPr>
-            <w:tcW w:type="dxa" w:w="1728"/>
-          </w:tcPr>
-          <w:p>
-            <w:r>
-              <w:t>The site bindings.</w:t>
-            </w:r>
-          </w:p>
-        </w:tc>
-        <w:tc>
-          <w:tcPr>
-            <w:tcW w:type="dxa" w:w="1728"/>
-          </w:tcPr>
-          <w:p>
-            <w:r>
-              <w:t>80 / 443</w:t>
-            </w:r>
-          </w:p>
-        </w:tc>
-        <w:tc>
-          <w:tcPr>
-            <w:tcW w:type="dxa" w:w="1728"/>
-          </w:tcPr>
-          <w:p>
-            <w:r>
-              <w:t>443 for HTTPS</w:t>
-            </w:r>
-          </w:p>
-        </w:tc>
-        <w:tc>
-          <w:tcPr>
-            <w:tcW w:type="dxa" w:w="1728"/>
-          </w:tcPr>
-          <w:p>
-            <w:r>
-              <w:t>Users should always use HTTPS; the OIDC sign-in cookie is never sent over plain HTTP.</w:t>
-            </w:r>
-          </w:p>
-        </w:tc>
-      </w:tr>
-      <w:tr>
-        <w:tc>
-          <w:tcPr>
-            <w:tcW w:type="dxa" w:w="1728"/>
-          </w:tcPr>
-          <w:p>
-            <w:r>
-              <w:rPr>
-                <w:rFonts w:ascii="Consolas" w:hAnsi="Consolas"/>
-                <w:sz w:val="19"/>
-              </w:rPr>
-              <w:t>-CertificateThumbprint</w:t>
-            </w:r>
-          </w:p>
-        </w:tc>
-        <w:tc>
-          <w:tcPr>
-            <w:tcW w:type="dxa" w:w="1728"/>
-          </w:tcPr>
-          <w:p>
-            <w:r>
-              <w:t xml:space="preserve">An existing certificate in </w:t>
-            </w:r>
-            <w:r>
-              <w:rPr>
-                <w:rFonts w:ascii="Consolas" w:hAnsi="Consolas"/>
-                <w:sz w:val="19"/>
-              </w:rPr>
-              <w:t>LocalMachine\My</w:t>
-            </w:r>
-            <w:r>
-              <w:t xml:space="preserve"> for the HTTPS binding.</w:t>
-            </w:r>
-          </w:p>
-        </w:tc>
-        <w:tc>
-          <w:tcPr>
-            <w:tcW w:type="dxa" w:w="1728"/>
-          </w:tcPr>
-          <w:p>
-            <w:r>
-              <w:t>Prompted; blank generates a self-signed certificate</w:t>
-            </w:r>
-          </w:p>
-        </w:tc>
-        <w:tc>
-          <w:tcPr>
-            <w:tcW w:type="dxa" w:w="1728"/>
-          </w:tcPr>
-          <w:p>
-            <w:r>
-              <w:t>A certificate from your organization's CA, with a Subject Alternative Name for the host name</w:t>
-            </w:r>
-          </w:p>
-        </w:tc>
-        <w:tc>
-          <w:tcPr>
-            <w:tcW w:type="dxa" w:w="1728"/>
-          </w:tcPr>
-          <w:p>
-            <w:r>
-              <w:t>Browsers trust it without warnings; Chrome and Edge reject a certificate without a SAN. With a CA-issued certificate the installer also turns on HSTS.</w:t>
-            </w:r>
-          </w:p>
-        </w:tc>
-      </w:tr>
-      <w:tr>
-        <w:tc>
-          <w:tcPr>
-            <w:tcW w:type="dxa" w:w="1728"/>
-          </w:tcPr>
-          <w:p>
-            <w:r>
-              <w:rPr>
-                <w:rFonts w:ascii="Consolas" w:hAnsi="Consolas"/>
-                <w:sz w:val="19"/>
-              </w:rPr>
-              <w:t>-GenerateSelfSignedCert</w:t>
-            </w:r>
-          </w:p>
-        </w:tc>
-        <w:tc>
-          <w:tcPr>
-            <w:tcW w:type="dxa" w:w="1728"/>
-          </w:tcPr>
-          <w:p>
-            <w:r>
-              <w:t>Create a self-signed certificate.</w:t>
-            </w:r>
-          </w:p>
-        </w:tc>
-        <w:tc>
-          <w:tcPr>
-            <w:tcW w:type="dxa" w:w="1728"/>
-          </w:tcPr>
-          <w:p>
-            <w:r>
-              <w:t>Off</w:t>
-            </w:r>
-          </w:p>
-        </w:tc>
-        <w:tc>
-          <w:tcPr>
-            <w:tcW w:type="dxa" w:w="1728"/>
-          </w:tcPr>
-          <w:p>
-            <w:r>
-              <w:t>Development and Test only</w:t>
-            </w:r>
-          </w:p>
-        </w:tc>
-        <w:tc>
-          <w:tcPr>
-            <w:tcW w:type="dxa" w:w="1728"/>
-          </w:tcPr>
-          <w:p>
-            <w:r>
-              <w:t>Browsers warn about it, and users learn to click through warnings.</w:t>
-            </w:r>
-          </w:p>
-        </w:tc>
-      </w:tr>
-      <w:tr>
-        <w:tc>
-          <w:tcPr>
-            <w:tcW w:type="dxa" w:w="1728"/>
-          </w:tcPr>
-          <w:p>
-            <w:r>
-              <w:rPr>
-                <w:rFonts w:ascii="Consolas" w:hAnsi="Consolas"/>
-                <w:sz w:val="19"/>
-              </w:rPr>
-              <w:t>-ResetIis</w:t>
-            </w:r>
-          </w:p>
-        </w:tc>
-        <w:tc>
-          <w:tcPr>
-            <w:tcW w:type="dxa" w:w="1728"/>
-          </w:tcPr>
-          <w:p>
-            <w:r>
-              <w:t xml:space="preserve">Run </w:t>
-            </w:r>
-            <w:r>
-              <w:rPr>
-                <w:rFonts w:ascii="Consolas" w:hAnsi="Consolas"/>
-                <w:sz w:val="19"/>
-              </w:rPr>
-              <w:t>iisreset</w:t>
-            </w:r>
-            <w:r>
-              <w:t xml:space="preserve"> after the IIS steps.</w:t>
-            </w:r>
-          </w:p>
-        </w:tc>
-        <w:tc>
-          <w:tcPr>
-            <w:tcW w:type="dxa" w:w="1728"/>
-          </w:tcPr>
-          <w:p>
-            <w:r>
-              <w:t>Prompted</w:t>
-            </w:r>
-          </w:p>
-        </w:tc>
-        <w:tc>
-          <w:tcPr>
-            <w:tcW w:type="dxa" w:w="1728"/>
-          </w:tcPr>
-          <w:p>
-            <w:r>
-              <w:rPr>
-                <w:rFonts w:ascii="Consolas" w:hAnsi="Consolas"/>
-                <w:sz w:val="19"/>
-              </w:rPr>
-              <w:t>$true</w:t>
-            </w:r>
-            <w:r>
-              <w:t xml:space="preserve"> for a first install, if no other site is busy</w:t>
-            </w:r>
-          </w:p>
-        </w:tc>
-        <w:tc>
-          <w:tcPr>
-            <w:tcW w:type="dxa" w:w="1728"/>
-          </w:tcPr>
-          <w:p>
-            <w:r>
-              <w:t>Makes every IIS change take effect, but briefly stops every site on the server.</w:t>
-            </w:r>
-          </w:p>
-        </w:tc>
-      </w:tr>
-      <w:tr>
-        <w:tc>
-          <w:tcPr>
-            <w:tcW w:type="dxa" w:w="1728"/>
-          </w:tcPr>
-          <w:p>
-            <w:r>
-              <w:rPr>
-                <w:rFonts w:ascii="Consolas" w:hAnsi="Consolas"/>
-                <w:sz w:val="19"/>
-              </w:rPr>
-              <w:t>-Force</w:t>
-            </w:r>
-          </w:p>
-        </w:tc>
-        <w:tc>
-          <w:tcPr>
-            <w:tcW w:type="dxa" w:w="1728"/>
-          </w:tcPr>
-          <w:p>
-            <w:r>
-              <w:t>Recreate the App Pool, site and application even if they exist.</w:t>
-            </w:r>
-          </w:p>
-        </w:tc>
-        <w:tc>
-          <w:tcPr>
-            <w:tcW w:type="dxa" w:w="1728"/>
-          </w:tcPr>
-          <w:p>
-            <w:r>
-              <w:t>Off</w:t>
-            </w:r>
-          </w:p>
-        </w:tc>
-        <w:tc>
-          <w:tcPr>
-            <w:tcW w:type="dxa" w:w="1728"/>
-          </w:tcPr>
-          <w:p>
-            <w:r>
-              <w:t>Off</w:t>
-            </w:r>
-          </w:p>
-        </w:tc>
-        <w:tc>
-          <w:tcPr>
-            <w:tcW w:type="dxa" w:w="1728"/>
-          </w:tcPr>
-          <w:p>
-            <w:r>
-              <w:t>Only to repair a broken IIS setup.</w:t>
+              <w:t>-InstallerSourcePath</w:t>
+            </w:r>
+          </w:p>
+        </w:tc>
+        <w:tc>
+          <w:tcPr>
+            <w:tcW w:type="dxa" w:w="1728"/>
+          </w:tcPr>
+          <w:p>
+            <w:r>
+              <w:t>Where prerequisite installers come from: Auto, Offline, Winget or Download, and an offline folder.</w:t>
+            </w:r>
+          </w:p>
+        </w:tc>
+        <w:tc>
+          <w:tcPr>
+            <w:tcW w:type="dxa" w:w="1728"/>
+          </w:tcPr>
+          <w:p>
+            <w:r>
+              <w:t>Auto</w:t>
+            </w:r>
+          </w:p>
+        </w:tc>
+        <w:tc>
+          <w:tcPr>
+            <w:tcW w:type="dxa" w:w="1728"/>
+          </w:tcPr>
+          <w:p>
+            <w:r>
+              <w:t>Offline, from a folder you've checked, for servers without internet</w:t>
+            </w:r>
+          </w:p>
+        </w:tc>
+        <w:tc>
+          <w:tcPr>
+            <w:tcW w:type="dxa" w:w="1728"/>
+          </w:tcPr>
+          <w:p>
+            <w:r>
+              <w:t>Every installer must also carry a valid vendor signature, whichever source is used.</w:t>
             </w:r>
           </w:p>
         </w:tc>
@@ -13710,17 +13817,189 @@
     <w:p/>
     <w:p>
       <w:r>
-        <w:t xml:space="preserve">To replace a certificate later, run the installer with </w:t>
+        <w:rPr>
+          <w:b/>
+        </w:rPr>
+        <w:t>Settings file.</w:t>
+      </w:r>
+      <w:r>
+        <w:t xml:space="preserve"> The installer's </w:t>
       </w:r>
       <w:r>
         <w:rPr>
           <w:rFonts w:ascii="Consolas" w:hAnsi="Consolas"/>
           <w:sz w:val="19"/>
         </w:rPr>
-        <w:t>-Step Iis.Site -CertificateThumbprint &lt;new thumbprint&gt;</w:t>
-      </w:r>
-      <w:r>
-        <w:t>.</w:t>
+        <w:t>Db.AppSettings</w:t>
+      </w:r>
+      <w:r>
+        <w:t xml:space="preserve"> step writes </w:t>
+      </w:r>
+      <w:r>
+        <w:rPr>
+          <w:rFonts w:ascii="Consolas" w:hAnsi="Consolas"/>
+          <w:sz w:val="19"/>
+        </w:rPr>
+        <w:t>appsettings.Site.json</w:t>
+      </w:r>
+      <w:r>
+        <w:t xml:space="preserve"> into the API folder with four settings: the database connection string, </w:t>
+      </w:r>
+      <w:r>
+        <w:rPr>
+          <w:rFonts w:ascii="Consolas" w:hAnsi="Consolas"/>
+          <w:sz w:val="19"/>
+        </w:rPr>
+        <w:t>Security:EnableHsts</w:t>
+      </w:r>
+      <w:r>
+        <w:t xml:space="preserve"> (on only when the certificate isn't self-signed), </w:t>
+      </w:r>
+      <w:r>
+        <w:rPr>
+          <w:rFonts w:ascii="Consolas" w:hAnsi="Consolas"/>
+          <w:sz w:val="19"/>
+        </w:rPr>
+        <w:t>FileAccess:AllowedRoots</w:t>
+      </w:r>
+      <w:r>
+        <w:t xml:space="preserve"> and </w:t>
+      </w:r>
+      <w:r>
+        <w:rPr>
+          <w:rFonts w:ascii="Consolas" w:hAnsi="Consolas"/>
+          <w:sz w:val="19"/>
+        </w:rPr>
+        <w:t>BlueTrack:EnvironmentName</w:t>
+      </w:r>
+      <w:r>
+        <w:t xml:space="preserve"> (the </w:t>
+      </w:r>
+      <w:r>
+        <w:rPr>
+          <w:rFonts w:ascii="Consolas" w:hAnsi="Consolas"/>
+          <w:sz w:val="19"/>
+        </w:rPr>
+        <w:t>-Environment</w:t>
+      </w:r>
+      <w:r>
+        <w:t xml:space="preserve"> answer, shown on the Deployment page). BlueTrack always reads this file, whatever the environment. The web pages can't change any of it. To change allowed folders later, re-run the installer with the new </w:t>
+      </w:r>
+      <w:r>
+        <w:rPr>
+          <w:rFonts w:ascii="Consolas" w:hAnsi="Consolas"/>
+          <w:sz w:val="19"/>
+        </w:rPr>
+        <w:t>-AllowedFileRoots</w:t>
+      </w:r>
+      <w:r>
+        <w:t xml:space="preserve"> (steps </w:t>
+      </w:r>
+      <w:r>
+        <w:rPr>
+          <w:rFonts w:ascii="Consolas" w:hAnsi="Consolas"/>
+          <w:sz w:val="19"/>
+        </w:rPr>
+        <w:t>Db.AppSettings,Iis.WebConfig</w:t>
+      </w:r>
+      <w:r>
+        <w:t xml:space="preserve">: the API reads the file when it starts, and </w:t>
+      </w:r>
+      <w:r>
+        <w:rPr>
+          <w:rFonts w:ascii="Consolas" w:hAnsi="Consolas"/>
+          <w:sz w:val="19"/>
+        </w:rPr>
+        <w:t>Iis.WebConfig</w:t>
+      </w:r>
+      <w:r>
+        <w:t xml:space="preserve"> recycles the App Pool) rather than editing the file by hand, so the saved answers stay in step. When the connection string holds a SQL password, the installer limits the file to Administrators, SYSTEM and IIS worker processes.</w:t>
+      </w:r>
+    </w:p>
+    <w:p>
+      <w:r>
+        <w:t xml:space="preserve">Earlier installers wrote </w:t>
+      </w:r>
+      <w:r>
+        <w:rPr>
+          <w:rFonts w:ascii="Consolas" w:hAnsi="Consolas"/>
+          <w:sz w:val="19"/>
+        </w:rPr>
+        <w:t>appsettings.&lt;Environment&gt;.json</w:t>
+      </w:r>
+      <w:r>
+        <w:t xml:space="preserve"> instead, which BlueTrack read only on a Production install. </w:t>
+      </w:r>
+      <w:r>
+        <w:rPr>
+          <w:rFonts w:ascii="Consolas" w:hAnsi="Consolas"/>
+          <w:sz w:val="19"/>
+        </w:rPr>
+        <w:t>Db.AppSettings</w:t>
+      </w:r>
+      <w:r>
+        <w:t xml:space="preserve"> removes that old file. An old </w:t>
+      </w:r>
+      <w:r>
+        <w:rPr>
+          <w:rFonts w:ascii="Consolas" w:hAnsi="Consolas"/>
+          <w:sz w:val="19"/>
+        </w:rPr>
+        <w:t>appsettings.Production.json</w:t>
+      </w:r>
+      <w:r>
+        <w:t xml:space="preserve"> that holds settings the installer didn't write is kept, with a warning naming them: move those settings into </w:t>
+      </w:r>
+      <w:r>
+        <w:rPr>
+          <w:rFonts w:ascii="Consolas" w:hAnsi="Consolas"/>
+          <w:sz w:val="19"/>
+        </w:rPr>
+        <w:t>appsettings.Site.json</w:t>
+      </w:r>
+      <w:r>
+        <w:t xml:space="preserve"> by hand, then delete it. After this upgrade, a site with a trusted certificate starts sending HSTS.</w:t>
+      </w:r>
+    </w:p>
+    <w:p>
+      <w:r>
+        <w:rPr>
+          <w:b/>
+        </w:rPr>
+        <w:t>Site URL.</w:t>
+      </w:r>
+      <w:r>
+        <w:t xml:space="preserve"> The installer's </w:t>
+      </w:r>
+      <w:r>
+        <w:rPr>
+          <w:rFonts w:ascii="Consolas" w:hAnsi="Consolas"/>
+          <w:sz w:val="19"/>
+        </w:rPr>
+        <w:t>Db.SiteUrl</w:t>
+      </w:r>
+      <w:r>
+        <w:t xml:space="preserve"> step sets the Site URL on Global Application Configuration to </w:t>
+      </w:r>
+      <w:r>
+        <w:rPr>
+          <w:rFonts w:ascii="Consolas" w:hAnsi="Consolas"/>
+          <w:sz w:val="19"/>
+        </w:rPr>
+        <w:t>https://&lt;Hostname&gt;</w:t>
+      </w:r>
+      <w:r>
+        <w:t xml:space="preserve"> (with </w:t>
+      </w:r>
+      <w:r>
+        <w:rPr>
+          <w:rFonts w:ascii="Consolas" w:hAnsi="Consolas"/>
+          <w:sz w:val="19"/>
+        </w:rPr>
+        <w:t>:&lt;HttpsPort&gt;</w:t>
+      </w:r>
+      <w:r>
+        <w:t xml:space="preserve"> when that isn't 443), only when it's blank.</w:t>
       </w:r>
     </w:p>
     <w:p>
@@ -13728,7 +14007,31 @@
         <w:pStyle w:val="Heading2"/>
       </w:pPr>
       <w:r>
-        <w:t>Allowed folders and other server settings</w:t>
+        <w:t>App Pool identity</w:t>
+      </w:r>
+    </w:p>
+    <w:p>
+      <w:r>
+        <w:t xml:space="preserve">The installer creates the App Pool with the built-in </w:t>
+      </w:r>
+      <w:r>
+        <w:rPr>
+          <w:rFonts w:ascii="Consolas" w:hAnsi="Consolas"/>
+          <w:sz w:val="19"/>
+        </w:rPr>
+        <w:t>ApplicationPoolIdentity</w:t>
+      </w:r>
+      <w:r>
+        <w:t xml:space="preserve">. You can change it afterwards in IIS Manager (the App Pool's </w:t>
+      </w:r>
+      <w:r>
+        <w:rPr>
+          <w:b/>
+        </w:rPr>
+        <w:t>Advanced Settings &gt; Identity</w:t>
+      </w:r>
+      <w:r>
+        <w:t>).</w:t>
       </w:r>
     </w:p>
     <w:tbl>
@@ -13818,312 +14121,123 @@
           </w:tcPr>
           <w:p>
             <w:r>
+              <w:t>App Pool identity</w:t>
+            </w:r>
+          </w:p>
+        </w:tc>
+        <w:tc>
+          <w:tcPr>
+            <w:tcW w:type="dxa" w:w="1728"/>
+          </w:tcPr>
+          <w:p>
+            <w:r>
+              <w:t>The Windows account BlueTrack runs as: it connects to SQL Server, reads feed folders, manages backup folder permissions and decrypts User-scope credentials.</w:t>
+            </w:r>
+          </w:p>
+        </w:tc>
+        <w:tc>
+          <w:tcPr>
+            <w:tcW w:type="dxa" w:w="1728"/>
+          </w:tcPr>
+          <w:p>
+            <w:r>
               <w:rPr>
                 <w:rFonts w:ascii="Consolas" w:hAnsi="Consolas"/>
                 <w:sz w:val="19"/>
               </w:rPr>
-              <w:t>-AllowedFileRoots</w:t>
-            </w:r>
-          </w:p>
-        </w:tc>
-        <w:tc>
-          <w:tcPr>
-            <w:tcW w:type="dxa" w:w="1728"/>
-          </w:tcPr>
-          <w:p>
-            <w:r>
-              <w:t xml:space="preserve">The only folders data feeds may read and backups may be written to. Written to </w:t>
+              <w:t>ApplicationPoolIdentity</w:t>
+            </w:r>
+          </w:p>
+        </w:tc>
+        <w:tc>
+          <w:tcPr>
+            <w:tcW w:type="dxa" w:w="1728"/>
+          </w:tcPr>
+          <w:p>
+            <w:r>
+              <w:t>A dedicated gMSA (group managed service account)</w:t>
+            </w:r>
+          </w:p>
+        </w:tc>
+        <w:tc>
+          <w:tcPr>
+            <w:tcW w:type="dxa" w:w="1728"/>
+          </w:tcPr>
+          <w:p>
+            <w:r>
+              <w:t xml:space="preserve">Its access belongs to BlueTrack alone, it is the same account whether SQL Server is local or remote, and Windows manages its password. With a remote SQL Server, </w:t>
             </w:r>
             <w:r>
               <w:rPr>
                 <w:rFonts w:ascii="Consolas" w:hAnsi="Consolas"/>
                 <w:sz w:val="19"/>
               </w:rPr>
-              <w:t>FileAccess:AllowedRoots</w:t>
-            </w:r>
-            <w:r>
-              <w:t xml:space="preserve"> in the settings file.</w:t>
-            </w:r>
-          </w:p>
-        </w:tc>
-        <w:tc>
-          <w:tcPr>
-            <w:tcW w:type="dxa" w:w="1728"/>
-          </w:tcPr>
-          <w:p>
-            <w:r>
-              <w:t>None: any local folder, no network shares</w:t>
-            </w:r>
-          </w:p>
-        </w:tc>
-        <w:tc>
-          <w:tcPr>
-            <w:tcW w:type="dxa" w:w="1728"/>
-          </w:tcPr>
-          <w:p>
-            <w:r>
-              <w:t xml:space="preserve">List only your feed folder and backup folder, for example </w:t>
+              <w:t>ApplicationPoolIdentity</w:t>
+            </w:r>
+            <w:r>
+              <w:t xml:space="preserve"> connects as the computer account, which every other service on the server shares.</w:t>
+            </w:r>
+          </w:p>
+        </w:tc>
+      </w:tr>
+      <w:tr>
+        <w:tc>
+          <w:tcPr>
+            <w:tcW w:type="dxa" w:w="1728"/>
+          </w:tcPr>
+          <w:p>
+            <w:r>
+              <w:t>Load User Profile</w:t>
+            </w:r>
+          </w:p>
+        </w:tc>
+        <w:tc>
+          <w:tcPr>
+            <w:tcW w:type="dxa" w:w="1728"/>
+          </w:tcPr>
+          <w:p>
+            <w:r>
+              <w:t>Lets the App Pool's account use its own certificate store.</w:t>
+            </w:r>
+          </w:p>
+        </w:tc>
+        <w:tc>
+          <w:tcPr>
+            <w:tcW w:type="dxa" w:w="1728"/>
+          </w:tcPr>
+          <w:p>
+            <w:r>
+              <w:t>IIS default</w:t>
+            </w:r>
+          </w:p>
+        </w:tc>
+        <w:tc>
+          <w:tcPr>
+            <w:tcW w:type="dxa" w:w="1728"/>
+          </w:tcPr>
+          <w:p>
+            <w:r>
+              <w:t>On, if the SAML SP certificate is in the account's own store</w:t>
+            </w:r>
+          </w:p>
+        </w:tc>
+        <w:tc>
+          <w:tcPr>
+            <w:tcW w:type="dxa" w:w="1728"/>
+          </w:tcPr>
+          <w:p>
+            <w:r>
+              <w:t xml:space="preserve">Otherwise put the certificate in </w:t>
             </w:r>
             <w:r>
               <w:rPr>
                 <w:rFonts w:ascii="Consolas" w:hAnsi="Consolas"/>
                 <w:sz w:val="19"/>
               </w:rPr>
-              <w:t>'D:\Feeds','D:\Backups\BlueTrack'</w:t>
-            </w:r>
-          </w:p>
-        </w:tc>
-        <w:tc>
-          <w:tcPr>
-            <w:tcW w:type="dxa" w:w="1728"/>
-          </w:tcPr>
-          <w:p>
-            <w:r>
-              <w:t>The server reads and writes these paths as itself, so a short list stops an admin page reaching other files or shares. Add a share here only if you need one.</w:t>
-            </w:r>
-          </w:p>
-        </w:tc>
-      </w:tr>
-      <w:tr>
-        <w:tc>
-          <w:tcPr>
-            <w:tcW w:type="dxa" w:w="1728"/>
-          </w:tcPr>
-          <w:p>
-            <w:r>
-              <w:rPr>
-                <w:rFonts w:ascii="Consolas" w:hAnsi="Consolas"/>
-                <w:sz w:val="19"/>
-              </w:rPr>
-              <w:t>-BackupFolder</w:t>
-            </w:r>
-          </w:p>
-        </w:tc>
-        <w:tc>
-          <w:tcPr>
-            <w:tcW w:type="dxa" w:w="1728"/>
-          </w:tcPr>
-          <w:p>
-            <w:r>
-              <w:t>Where the installer's automatic pre-update backup goes, when the database already exists.</w:t>
-            </w:r>
-          </w:p>
-        </w:tc>
-        <w:tc>
-          <w:tcPr>
-            <w:tcW w:type="dxa" w:w="1728"/>
-          </w:tcPr>
-          <w:p>
-            <w:r>
-              <w:t>Prompted only if needed</w:t>
-            </w:r>
-          </w:p>
-        </w:tc>
-        <w:tc>
-          <w:tcPr>
-            <w:tcW w:type="dxa" w:w="1728"/>
-          </w:tcPr>
-          <w:p>
-            <w:r>
-              <w:t>The same backup folder</w:t>
-            </w:r>
-          </w:p>
-        </w:tc>
-        <w:tc>
-          <w:tcPr>
-            <w:tcW w:type="dxa" w:w="1728"/>
-          </w:tcPr>
-          <w:p>
-            <w:r>
-              <w:t>Keeps all backups together under the same access rules.</w:t>
-            </w:r>
-          </w:p>
-        </w:tc>
-      </w:tr>
-      <w:tr>
-        <w:tc>
-          <w:tcPr>
-            <w:tcW w:type="dxa" w:w="1728"/>
-          </w:tcPr>
-          <w:p>
-            <w:r>
-              <w:rPr>
-                <w:rFonts w:ascii="Consolas" w:hAnsi="Consolas"/>
-                <w:sz w:val="19"/>
-              </w:rPr>
-              <w:t>-SkipPreDeployBackup</w:t>
-            </w:r>
-          </w:p>
-        </w:tc>
-        <w:tc>
-          <w:tcPr>
-            <w:tcW w:type="dxa" w:w="1728"/>
-          </w:tcPr>
-          <w:p>
-            <w:r>
-              <w:t>Skip that automatic backup.</w:t>
-            </w:r>
-          </w:p>
-        </w:tc>
-        <w:tc>
-          <w:tcPr>
-            <w:tcW w:type="dxa" w:w="1728"/>
-          </w:tcPr>
-          <w:p>
-            <w:r>
-              <w:t>Off</w:t>
-            </w:r>
-          </w:p>
-        </w:tc>
-        <w:tc>
-          <w:tcPr>
-            <w:tcW w:type="dxa" w:w="1728"/>
-          </w:tcPr>
-          <w:p>
-            <w:r>
-              <w:t>Off</w:t>
-            </w:r>
-          </w:p>
-        </w:tc>
-        <w:tc>
-          <w:tcPr>
-            <w:tcW w:type="dxa" w:w="1728"/>
-          </w:tcPr>
-          <w:p>
-            <w:r>
-              <w:t>The backup is your way back if an update fails.</w:t>
-            </w:r>
-          </w:p>
-        </w:tc>
-      </w:tr>
-      <w:tr>
-        <w:tc>
-          <w:tcPr>
-            <w:tcW w:type="dxa" w:w="1728"/>
-          </w:tcPr>
-          <w:p>
-            <w:r>
-              <w:rPr>
-                <w:rFonts w:ascii="Consolas" w:hAnsi="Consolas"/>
-                <w:sz w:val="19"/>
-              </w:rPr>
-              <w:t>-SkipSmokeTest</w:t>
-            </w:r>
-            <w:r>
-              <w:t xml:space="preserve"> / </w:t>
-            </w:r>
-            <w:r>
-              <w:rPr>
-                <w:rFonts w:ascii="Consolas" w:hAnsi="Consolas"/>
-                <w:sz w:val="19"/>
-              </w:rPr>
-              <w:t>-SkipPrerequisiteInstall</w:t>
-            </w:r>
-          </w:p>
-        </w:tc>
-        <w:tc>
-          <w:tcPr>
-            <w:tcW w:type="dxa" w:w="1728"/>
-          </w:tcPr>
-          <w:p>
-            <w:r>
-              <w:t>Skip the post-install check, or only report missing prerequisites.</w:t>
-            </w:r>
-          </w:p>
-        </w:tc>
-        <w:tc>
-          <w:tcPr>
-            <w:tcW w:type="dxa" w:w="1728"/>
-          </w:tcPr>
-          <w:p>
-            <w:r>
-              <w:t>Off</w:t>
-            </w:r>
-          </w:p>
-        </w:tc>
-        <w:tc>
-          <w:tcPr>
-            <w:tcW w:type="dxa" w:w="1728"/>
-          </w:tcPr>
-          <w:p>
-            <w:r>
-              <w:t>Off</w:t>
-            </w:r>
-          </w:p>
-        </w:tc>
-        <w:tc>
-          <w:tcPr>
-            <w:tcW w:type="dxa" w:w="1728"/>
-          </w:tcPr>
-          <w:p>
-            <w:r>
-              <w:t>The smoke test confirms the site works before users arrive.</w:t>
-            </w:r>
-          </w:p>
-        </w:tc>
-      </w:tr>
-      <w:tr>
-        <w:tc>
-          <w:tcPr>
-            <w:tcW w:type="dxa" w:w="1728"/>
-          </w:tcPr>
-          <w:p>
-            <w:r>
-              <w:rPr>
-                <w:rFonts w:ascii="Consolas" w:hAnsi="Consolas"/>
-                <w:sz w:val="19"/>
-              </w:rPr>
-              <w:t>-PrerequisiteSource</w:t>
-            </w:r>
-            <w:r>
-              <w:t xml:space="preserve"> / </w:t>
-            </w:r>
-            <w:r>
-              <w:rPr>
-                <w:rFonts w:ascii="Consolas" w:hAnsi="Consolas"/>
-                <w:sz w:val="19"/>
-              </w:rPr>
-              <w:t>-InstallerSourcePath</w:t>
-            </w:r>
-          </w:p>
-        </w:tc>
-        <w:tc>
-          <w:tcPr>
-            <w:tcW w:type="dxa" w:w="1728"/>
-          </w:tcPr>
-          <w:p>
-            <w:r>
-              <w:t>Where prerequisite installers come from: Auto, Offline, Winget or Download, and an offline folder.</w:t>
-            </w:r>
-          </w:p>
-        </w:tc>
-        <w:tc>
-          <w:tcPr>
-            <w:tcW w:type="dxa" w:w="1728"/>
-          </w:tcPr>
-          <w:p>
-            <w:r>
-              <w:t>Auto</w:t>
-            </w:r>
-          </w:p>
-        </w:tc>
-        <w:tc>
-          <w:tcPr>
-            <w:tcW w:type="dxa" w:w="1728"/>
-          </w:tcPr>
-          <w:p>
-            <w:r>
-              <w:t>Offline, from a folder you've checked, for servers without internet</w:t>
-            </w:r>
-          </w:p>
-        </w:tc>
-        <w:tc>
-          <w:tcPr>
-            <w:tcW w:type="dxa" w:w="1728"/>
-          </w:tcPr>
-          <w:p>
-            <w:r>
-              <w:t>Every installer must also carry a valid vendor signature, whichever source is used.</w:t>
+              <w:t>LocalMachine\My</w:t>
+            </w:r>
+            <w:r>
+              <w:t>.</w:t>
             </w:r>
           </w:p>
         </w:tc>
@@ -14132,189 +14246,47 @@
     <w:p/>
     <w:p>
       <w:r>
-        <w:rPr>
-          <w:b/>
-        </w:rPr>
-        <w:t>Settings file.</w:t>
-      </w:r>
-      <w:r>
-        <w:t xml:space="preserve"> The installer's </w:t>
+        <w:t>After changing the identity: give the new account its SQL login (</w:t>
       </w:r>
       <w:r>
         <w:rPr>
           <w:rFonts w:ascii="Consolas" w:hAnsi="Consolas"/>
           <w:sz w:val="19"/>
         </w:rPr>
-        <w:t>Db.AppSettings</w:t>
-      </w:r>
-      <w:r>
-        <w:t xml:space="preserve"> step writes </w:t>
+        <w:t>-Step Db.AppPoolAccess</w:t>
+      </w:r>
+      <w:r>
+        <w:t xml:space="preserve">), read access to feed folders, Modify on the backup folder, and access to the SAML certificate's private key. Re-enter User-scope DPAPI credentials. Then check Windows sign-in still works; if you register the site's </w:t>
       </w:r>
       <w:r>
         <w:rPr>
           <w:rFonts w:ascii="Consolas" w:hAnsi="Consolas"/>
           <w:sz w:val="19"/>
         </w:rPr>
-        <w:t>appsettings.Site.json</w:t>
-      </w:r>
-      <w:r>
-        <w:t xml:space="preserve"> into the API folder with four settings: the database connection string, </w:t>
+        <w:t>HTTP/&lt;hostname&gt;</w:t>
+      </w:r>
+      <w:r>
+        <w:t xml:space="preserve"> SPN on the gMSA, IIS's </w:t>
       </w:r>
       <w:r>
         <w:rPr>
           <w:rFonts w:ascii="Consolas" w:hAnsi="Consolas"/>
           <w:sz w:val="19"/>
         </w:rPr>
-        <w:t>Security:EnableHsts</w:t>
-      </w:r>
-      <w:r>
-        <w:t xml:space="preserve"> (on only when the certificate isn't self-signed), </w:t>
+        <w:t>useAppPoolCredentials</w:t>
+      </w:r>
+      <w:r>
+        <w:t xml:space="preserve"> must also be on. </w:t>
       </w:r>
       <w:r>
         <w:rPr>
           <w:rFonts w:ascii="Consolas" w:hAnsi="Consolas"/>
           <w:sz w:val="19"/>
         </w:rPr>
-        <w:t>FileAccess:AllowedRoots</w:t>
-      </w:r>
-      <w:r>
-        <w:t xml:space="preserve"> and </w:t>
-      </w:r>
-      <w:r>
-        <w:rPr>
-          <w:rFonts w:ascii="Consolas" w:hAnsi="Consolas"/>
-          <w:sz w:val="19"/>
-        </w:rPr>
-        <w:t>BlueTrack:EnvironmentName</w:t>
-      </w:r>
-      <w:r>
-        <w:t xml:space="preserve"> (the </w:t>
-      </w:r>
-      <w:r>
-        <w:rPr>
-          <w:rFonts w:ascii="Consolas" w:hAnsi="Consolas"/>
-          <w:sz w:val="19"/>
-        </w:rPr>
-        <w:t>-Environment</w:t>
-      </w:r>
-      <w:r>
-        <w:t xml:space="preserve"> answer, shown on the Deployment page). BlueTrack always reads this file, whatever the environment. The web pages can't change any of it. To change allowed folders later, re-run the installer with the new </w:t>
-      </w:r>
-      <w:r>
-        <w:rPr>
-          <w:rFonts w:ascii="Consolas" w:hAnsi="Consolas"/>
-          <w:sz w:val="19"/>
-        </w:rPr>
-        <w:t>-AllowedFileRoots</w:t>
-      </w:r>
-      <w:r>
-        <w:t xml:space="preserve"> (steps </w:t>
-      </w:r>
-      <w:r>
-        <w:rPr>
-          <w:rFonts w:ascii="Consolas" w:hAnsi="Consolas"/>
-          <w:sz w:val="19"/>
-        </w:rPr>
-        <w:t>Db.AppSettings,Iis.WebConfig</w:t>
-      </w:r>
-      <w:r>
-        <w:t xml:space="preserve">: the API reads the file when it starts, and </w:t>
-      </w:r>
-      <w:r>
-        <w:rPr>
-          <w:rFonts w:ascii="Consolas" w:hAnsi="Consolas"/>
-          <w:sz w:val="19"/>
-        </w:rPr>
-        <w:t>Iis.WebConfig</w:t>
-      </w:r>
-      <w:r>
-        <w:t xml:space="preserve"> recycles the App Pool) rather than editing the file by hand, so the saved answers stay in step. When the connection string holds a SQL password, the installer limits the file to Administrators, SYSTEM and IIS worker processes.</w:t>
-      </w:r>
-    </w:p>
-    <w:p>
-      <w:r>
-        <w:t xml:space="preserve">Earlier installers wrote </w:t>
-      </w:r>
-      <w:r>
-        <w:rPr>
-          <w:rFonts w:ascii="Consolas" w:hAnsi="Consolas"/>
-          <w:sz w:val="19"/>
-        </w:rPr>
-        <w:t>appsettings.&lt;Environment&gt;.json</w:t>
-      </w:r>
-      <w:r>
-        <w:t xml:space="preserve"> instead, which BlueTrack read only on a Production install. </w:t>
-      </w:r>
-      <w:r>
-        <w:rPr>
-          <w:rFonts w:ascii="Consolas" w:hAnsi="Consolas"/>
-          <w:sz w:val="19"/>
-        </w:rPr>
-        <w:t>Db.AppSettings</w:t>
-      </w:r>
-      <w:r>
-        <w:t xml:space="preserve"> removes that old file. An old </w:t>
-      </w:r>
-      <w:r>
-        <w:rPr>
-          <w:rFonts w:ascii="Consolas" w:hAnsi="Consolas"/>
-          <w:sz w:val="19"/>
-        </w:rPr>
-        <w:t>appsettings.Production.json</w:t>
-      </w:r>
-      <w:r>
-        <w:t xml:space="preserve"> that holds settings the installer didn't write is kept, with a warning naming them: move those settings into </w:t>
-      </w:r>
-      <w:r>
-        <w:rPr>
-          <w:rFonts w:ascii="Consolas" w:hAnsi="Consolas"/>
-          <w:sz w:val="19"/>
-        </w:rPr>
-        <w:t>appsettings.Site.json</w:t>
-      </w:r>
-      <w:r>
-        <w:t xml:space="preserve"> by hand, then delete it. After this upgrade, a site with a trusted certificate starts sending HSTS.</w:t>
-      </w:r>
-    </w:p>
-    <w:p>
-      <w:r>
-        <w:rPr>
-          <w:b/>
-        </w:rPr>
-        <w:t>Site URL.</w:t>
-      </w:r>
-      <w:r>
-        <w:t xml:space="preserve"> The installer's </w:t>
-      </w:r>
-      <w:r>
-        <w:rPr>
-          <w:rFonts w:ascii="Consolas" w:hAnsi="Consolas"/>
-          <w:sz w:val="19"/>
-        </w:rPr>
-        <w:t>Db.SiteUrl</w:t>
-      </w:r>
-      <w:r>
-        <w:t xml:space="preserve"> step sets the Site URL on Global Application Configuration to </w:t>
-      </w:r>
-      <w:r>
-        <w:rPr>
-          <w:rFonts w:ascii="Consolas" w:hAnsi="Consolas"/>
-          <w:sz w:val="19"/>
-        </w:rPr>
-        <w:t>https://&lt;Hostname&gt;</w:t>
-      </w:r>
-      <w:r>
-        <w:t xml:space="preserve"> (with </w:t>
-      </w:r>
-      <w:r>
-        <w:rPr>
-          <w:rFonts w:ascii="Consolas" w:hAnsi="Consolas"/>
-          <w:sz w:val="19"/>
-        </w:rPr>
-        <w:t>:&lt;HttpsPort&gt;</w:t>
-      </w:r>
-      <w:r>
-        <w:t xml:space="preserve"> when that isn't 443), only when it's blank.</w:t>
+        <w:t>Admin_Installation.md</w:t>
+      </w:r>
+      <w:r>
+        <w:t xml:space="preserve"> has the step-by-step gMSA setup.</w:t>
       </w:r>
     </w:p>
     <w:p>
@@ -14322,31 +14294,311 @@
         <w:pStyle w:val="Heading2"/>
       </w:pPr>
       <w:r>
-        <w:t>App Pool identity</w:t>
+        <w:t>Fixed behaviour (not configurable)</w:t>
       </w:r>
     </w:p>
     <w:p>
       <w:r>
-        <w:t xml:space="preserve">The installer creates the App Pool with the built-in </w:t>
+        <w:t>These values are built in. They are listed so you know what to expect.</w:t>
+      </w:r>
+    </w:p>
+    <w:tbl>
+      <w:tblPr>
+        <w:tblStyle w:val="TableGrid"/>
+        <w:tblW w:type="auto" w:w="0"/>
+        <w:tblLook w:firstColumn="1" w:firstRow="1" w:lastColumn="0" w:lastRow="0" w:noHBand="0" w:noVBand="1" w:val="04A0"/>
+      </w:tblPr>
+      <w:tblGrid>
+        <w:gridCol w:w="4320"/>
+        <w:gridCol w:w="4320"/>
+      </w:tblGrid>
+      <w:tr>
+        <w:tc>
+          <w:tcPr>
+            <w:tcW w:type="dxa" w:w="4320"/>
+          </w:tcPr>
+          <w:p>
+            <w:r>
+              <w:rPr>
+                <w:b/>
+              </w:rPr>
+              <w:t>Behaviour</w:t>
+            </w:r>
+          </w:p>
+        </w:tc>
+        <w:tc>
+          <w:tcPr>
+            <w:tcW w:type="dxa" w:w="4320"/>
+          </w:tcPr>
+          <w:p>
+            <w:r>
+              <w:rPr>
+                <w:b/>
+              </w:rPr>
+              <w:t>Value</w:t>
+            </w:r>
+          </w:p>
+        </w:tc>
+      </w:tr>
+      <w:tr>
+        <w:tc>
+          <w:tcPr>
+            <w:tcW w:type="dxa" w:w="4320"/>
+          </w:tcPr>
+          <w:p>
+            <w:r>
+              <w:t>Cached rights, longest lifetime</w:t>
+            </w:r>
+          </w:p>
+        </w:tc>
+        <w:tc>
+          <w:tcPr>
+            <w:tcW w:type="dxa" w:w="4320"/>
+          </w:tcPr>
+          <w:p>
+            <w:r>
+              <w:t>15 minutes, whatever the idle timeout</w:t>
+            </w:r>
+          </w:p>
+        </w:tc>
+      </w:tr>
+      <w:tr>
+        <w:tc>
+          <w:tcPr>
+            <w:tcW w:type="dxa" w:w="4320"/>
+          </w:tcPr>
+          <w:p>
+            <w:r>
+              <w:t>OIDC session cookie</w:t>
+            </w:r>
+          </w:p>
+        </w:tc>
+        <w:tc>
+          <w:tcPr>
+            <w:tcW w:type="dxa" w:w="4320"/>
+          </w:tcPr>
+          <w:p>
+            <w:r>
+              <w:t>8 hours; HTTPS only</w:t>
+            </w:r>
+          </w:p>
+        </w:tc>
+      </w:tr>
+      <w:tr>
+        <w:tc>
+          <w:tcPr>
+            <w:tcW w:type="dxa" w:w="4320"/>
+          </w:tcPr>
+          <w:p>
+            <w:r>
+              <w:t>Account Progress lock renewal while a page is open</w:t>
+            </w:r>
+          </w:p>
+        </w:tc>
+        <w:tc>
+          <w:tcPr>
+            <w:tcW w:type="dxa" w:w="4320"/>
+          </w:tcPr>
+          <w:p>
+            <w:r>
+              <w:t>Every minute</w:t>
+            </w:r>
+          </w:p>
+        </w:tc>
+      </w:tr>
+      <w:tr>
+        <w:tc>
+          <w:tcPr>
+            <w:tcW w:type="dxa" w:w="4320"/>
+          </w:tcPr>
+          <w:p>
+            <w:r>
+              <w:t>CyberArk CP and CCP fallback to last fetched value</w:t>
+            </w:r>
+          </w:p>
+        </w:tc>
+        <w:tc>
+          <w:tcPr>
+            <w:tcW w:type="dxa" w:w="4320"/>
+          </w:tcPr>
+          <w:p>
+            <w:r>
+              <w:t>Up to 24 hours</w:t>
+            </w:r>
+          </w:p>
+        </w:tc>
+      </w:tr>
+      <w:tr>
+        <w:tc>
+          <w:tcPr>
+            <w:tcW w:type="dxa" w:w="4320"/>
+          </w:tcPr>
+          <w:p>
+            <w:r>
+              <w:t>Nightly Import and Load job</w:t>
+            </w:r>
+          </w:p>
+        </w:tc>
+        <w:tc>
+          <w:tcPr>
+            <w:tcW w:type="dxa" w:w="4320"/>
+          </w:tcPr>
+          <w:p>
+            <w:r>
+              <w:t>02:00 (when installed)</w:t>
+            </w:r>
+          </w:p>
+        </w:tc>
+      </w:tr>
+      <w:tr>
+        <w:tc>
+          <w:tcPr>
+            <w:tcW w:type="dxa" w:w="4320"/>
+          </w:tcPr>
+          <w:p>
+            <w:r>
+              <w:t>Audit Log Purge job</w:t>
+            </w:r>
+          </w:p>
+        </w:tc>
+        <w:tc>
+          <w:tcPr>
+            <w:tcW w:type="dxa" w:w="4320"/>
+          </w:tcPr>
+          <w:p>
+            <w:r>
+              <w:t>03:00 (when installed by hand)</w:t>
+            </w:r>
+          </w:p>
+        </w:tc>
+      </w:tr>
+      <w:tr>
+        <w:tc>
+          <w:tcPr>
+            <w:tcW w:type="dxa" w:w="4320"/>
+          </w:tcPr>
+          <w:p>
+            <w:r>
+              <w:t>Notification checks</w:t>
+            </w:r>
+          </w:p>
+        </w:tc>
+        <w:tc>
+          <w:tcPr>
+            <w:tcW w:type="dxa" w:w="4320"/>
+          </w:tcPr>
+          <w:p>
+            <w:r>
+              <w:t>Every 5 minutes (DevFakeAuthEnabledTooLong repeats at most every 7 days)</w:t>
+            </w:r>
+          </w:p>
+        </w:tc>
+      </w:tr>
+      <w:tr>
+        <w:tc>
+          <w:tcPr>
+            <w:tcW w:type="dxa" w:w="4320"/>
+          </w:tcPr>
+          <w:p>
+            <w:r>
+              <w:t>OIDC changes</w:t>
+            </w:r>
+          </w:p>
+        </w:tc>
+        <w:tc>
+          <w:tcPr>
+            <w:tcW w:type="dxa" w:w="4320"/>
+          </w:tcPr>
+          <w:p>
+            <w:r>
+              <w:t>Need an application restart</w:t>
+            </w:r>
+          </w:p>
+        </w:tc>
+      </w:tr>
+    </w:tbl>
+    <w:p/>
+    <w:p>
+      <w:pPr>
+        <w:pStyle w:val="Heading1"/>
+      </w:pPr>
+      <w:r>
+        <w:t>6. Secrets Store and Credentials</w:t>
+      </w:r>
+    </w:p>
+    <w:p>
+      <w:pPr>
+        <w:pStyle w:val="Heading2"/>
+      </w:pPr>
+      <w:r>
+        <w:t>Secrets Store Configuration</w:t>
+      </w:r>
+    </w:p>
+    <w:p>
+      <w:r>
+        <w:rPr>
+          <w:b/>
+        </w:rPr>
+        <w:t>Admin &gt; Secrets Store Configuration</w:t>
+      </w:r>
+      <w:r>
+        <w:t xml:space="preserve"> (permission </w:t>
       </w:r>
       <w:r>
         <w:rPr>
           <w:rFonts w:ascii="Consolas" w:hAnsi="Consolas"/>
           <w:sz w:val="19"/>
         </w:rPr>
-        <w:t>ApplicationPoolIdentity</w:t>
-      </w:r>
-      <w:r>
-        <w:t xml:space="preserve">. You can change it afterwards in IIS Manager (the App Pool's </w:t>
+        <w:t>ManageSecretsStore</w:t>
+      </w:r>
+      <w:r>
+        <w:t xml:space="preserve">). Exactly one backend is active at a time; Windows DPAPI is active on a new install. Click </w:t>
       </w:r>
       <w:r>
         <w:rPr>
           <w:b/>
         </w:rPr>
-        <w:t>Advanced Settings &gt; Identity</w:t>
-      </w:r>
-      <w:r>
-        <w:t>).</w:t>
+        <w:t>Make Active</w:t>
+      </w:r>
+      <w:r>
+        <w:t xml:space="preserve"> to switch (after a confirmation: if the new backend isn't set up or can't be reached, lookups fail until another is made active), or </w:t>
+      </w:r>
+      <w:r>
+        <w:rPr>
+          <w:b/>
+        </w:rPr>
+        <w:t>Save</w:t>
+      </w:r>
+      <w:r>
+        <w:t xml:space="preserve"> on the active backend. </w:t>
+      </w:r>
+      <w:r>
+        <w:rPr>
+          <w:b/>
+        </w:rPr>
+        <w:t>Test Connection</w:t>
+      </w:r>
+      <w:r>
+        <w:t xml:space="preserve"> fetches one secret from the active backend and reports success with the user name and address, never the secret itself. Each test is recorded in the Audit Log as a </w:t>
+      </w:r>
+      <w:r>
+        <w:rPr>
+          <w:rFonts w:ascii="Consolas" w:hAnsi="Consolas"/>
+          <w:sz w:val="19"/>
+        </w:rPr>
+        <w:t>ConnectionTest</w:t>
+      </w:r>
+      <w:r>
+        <w:t xml:space="preserve"> event, as is each credential </w:t>
+      </w:r>
+      <w:r>
+        <w:rPr>
+          <w:b/>
+        </w:rPr>
+        <w:t>Test</w:t>
+      </w:r>
+      <w:r>
+        <w:t xml:space="preserve"> on the Credentials &amp; LDAP page.</w:t>
       </w:r>
     </w:p>
     <w:tbl>
@@ -14372,7 +14624,7 @@
               <w:rPr>
                 <w:b/>
               </w:rPr>
-              <w:t>Setting</w:t>
+              <w:t>Backend</w:t>
             </w:r>
           </w:p>
         </w:tc>
@@ -14385,7 +14637,7 @@
               <w:rPr>
                 <w:b/>
               </w:rPr>
-              <w:t>What it does</w:t>
+              <w:t>Settings</w:t>
             </w:r>
           </w:p>
         </w:tc>
@@ -14398,7 +14650,7 @@
               <w:rPr>
                 <w:b/>
               </w:rPr>
-              <w:t>Default</w:t>
+              <w:t>Credential column</w:t>
             </w:r>
           </w:p>
         </w:tc>
@@ -14411,7 +14663,7 @@
               <w:rPr>
                 <w:b/>
               </w:rPr>
-              <w:t>Recommended</w:t>
+              <w:t>Recommended when</w:t>
             </w:r>
           </w:p>
         </w:tc>
@@ -14436,61 +14688,223 @@
           </w:tcPr>
           <w:p>
             <w:r>
-              <w:t>App Pool identity</w:t>
-            </w:r>
-          </w:p>
-        </w:tc>
-        <w:tc>
-          <w:tcPr>
-            <w:tcW w:type="dxa" w:w="1728"/>
-          </w:tcPr>
-          <w:p>
-            <w:r>
-              <w:t>The Windows account BlueTrack runs as: it connects to SQL Server, reads feed folders, manages backup folder permissions and decrypts User-scope credentials.</w:t>
-            </w:r>
-          </w:p>
-        </w:tc>
-        <w:tc>
-          <w:tcPr>
-            <w:tcW w:type="dxa" w:w="1728"/>
-          </w:tcPr>
-          <w:p>
+              <w:t>WindowsDpapi</w:t>
+            </w:r>
+          </w:p>
+        </w:tc>
+        <w:tc>
+          <w:tcPr>
+            <w:tcW w:type="dxa" w:w="1728"/>
+          </w:tcPr>
+          <w:p>
+            <w:r>
+              <w:t>None</w:t>
+            </w:r>
+          </w:p>
+        </w:tc>
+        <w:tc>
+          <w:tcPr>
+            <w:tcW w:type="dxa" w:w="1728"/>
+          </w:tcPr>
+          <w:p>
+            <w:r>
+              <w:t>Not used</w:t>
+            </w:r>
+          </w:p>
+        </w:tc>
+        <w:tc>
+          <w:tcPr>
+            <w:tcW w:type="dxa" w:w="1728"/>
+          </w:tcPr>
+          <w:p>
+            <w:r>
+              <w:t>You have no central vault, or for a single server</w:t>
+            </w:r>
+          </w:p>
+        </w:tc>
+        <w:tc>
+          <w:tcPr>
+            <w:tcW w:type="dxa" w:w="1728"/>
+          </w:tcPr>
+          <w:p>
+            <w:r>
+              <w:t>Built in, no dependency. Secrets are tied to this server and can't be shared with another.</w:t>
+            </w:r>
+          </w:p>
+        </w:tc>
+      </w:tr>
+      <w:tr>
+        <w:tc>
+          <w:tcPr>
+            <w:tcW w:type="dxa" w:w="1728"/>
+          </w:tcPr>
+          <w:p>
+            <w:r>
+              <w:t>CyberArkCP</w:t>
+            </w:r>
+          </w:p>
+        </w:tc>
+        <w:tc>
+          <w:tcPr>
+            <w:tcW w:type="dxa" w:w="1728"/>
+          </w:tcPr>
+          <w:p>
+            <w:r>
+              <w:t>App ID</w:t>
+            </w:r>
+          </w:p>
+        </w:tc>
+        <w:tc>
+          <w:tcPr>
+            <w:tcW w:type="dxa" w:w="1728"/>
+          </w:tcPr>
+          <w:p>
+            <w:r>
+              <w:t>Not used</w:t>
+            </w:r>
+          </w:p>
+        </w:tc>
+        <w:tc>
+          <w:tcPr>
+            <w:tcW w:type="dxa" w:w="1728"/>
+          </w:tcPr>
+          <w:p>
+            <w:r>
+              <w:t>The CyberArk Credential Provider is installed on the server</w:t>
+            </w:r>
+          </w:p>
+        </w:tc>
+        <w:tc>
+          <w:tcPr>
+            <w:tcW w:type="dxa" w:w="1728"/>
+          </w:tcPr>
+          <w:p>
+            <w:r>
+              <w:t>Retrieval from the local CyberArk agent. Works only if BlueTrack was built with the CyberArk Application Password SDK.</w:t>
+            </w:r>
+          </w:p>
+        </w:tc>
+      </w:tr>
+      <w:tr>
+        <w:tc>
+          <w:tcPr>
+            <w:tcW w:type="dxa" w:w="1728"/>
+          </w:tcPr>
+          <w:p>
+            <w:r>
+              <w:t>CyberArkCCP</w:t>
+            </w:r>
+          </w:p>
+        </w:tc>
+        <w:tc>
+          <w:tcPr>
+            <w:tcW w:type="dxa" w:w="1728"/>
+          </w:tcPr>
+          <w:p>
+            <w:r>
+              <w:t>Base URL (</w:t>
+            </w:r>
             <w:r>
               <w:rPr>
                 <w:rFonts w:ascii="Consolas" w:hAnsi="Consolas"/>
                 <w:sz w:val="19"/>
               </w:rPr>
-              <w:t>ApplicationPoolIdentity</w:t>
-            </w:r>
-          </w:p>
-        </w:tc>
-        <w:tc>
-          <w:tcPr>
-            <w:tcW w:type="dxa" w:w="1728"/>
-          </w:tcPr>
-          <w:p>
-            <w:r>
-              <w:t>A dedicated gMSA (group managed service account)</w:t>
-            </w:r>
-          </w:p>
-        </w:tc>
-        <w:tc>
-          <w:tcPr>
-            <w:tcW w:type="dxa" w:w="1728"/>
-          </w:tcPr>
-          <w:p>
-            <w:r>
-              <w:t xml:space="preserve">Its access belongs to BlueTrack alone, it is the same account whether SQL Server is local or remote, and Windows manages its password. With a remote SQL Server, </w:t>
+              <w:t>https://</w:t>
+            </w:r>
+            <w:r>
+              <w:t>), App ID</w:t>
+            </w:r>
+          </w:p>
+        </w:tc>
+        <w:tc>
+          <w:tcPr>
+            <w:tcW w:type="dxa" w:w="1728"/>
+          </w:tcPr>
+          <w:p>
+            <w:r>
+              <w:t>Not used</w:t>
+            </w:r>
+          </w:p>
+        </w:tc>
+        <w:tc>
+          <w:tcPr>
+            <w:tcW w:type="dxa" w:w="1728"/>
+          </w:tcPr>
+          <w:p>
+            <w:r>
+              <w:t>You use the CyberArk Central Credential Provider</w:t>
+            </w:r>
+          </w:p>
+        </w:tc>
+        <w:tc>
+          <w:tcPr>
+            <w:tcW w:type="dxa" w:w="1728"/>
+          </w:tcPr>
+          <w:p>
+            <w:r>
+              <w:t>No local agent needed.</w:t>
+            </w:r>
+          </w:p>
+        </w:tc>
+      </w:tr>
+      <w:tr>
+        <w:tc>
+          <w:tcPr>
+            <w:tcW w:type="dxa" w:w="1728"/>
+          </w:tcPr>
+          <w:p>
+            <w:r>
+              <w:t>CyberArkConjur</w:t>
+            </w:r>
+          </w:p>
+        </w:tc>
+        <w:tc>
+          <w:tcPr>
+            <w:tcW w:type="dxa" w:w="1728"/>
+          </w:tcPr>
+          <w:p>
+            <w:r>
+              <w:t>Appliance URL (</w:t>
             </w:r>
             <w:r>
               <w:rPr>
                 <w:rFonts w:ascii="Consolas" w:hAnsi="Consolas"/>
                 <w:sz w:val="19"/>
               </w:rPr>
-              <w:t>ApplicationPoolIdentity</w:t>
-            </w:r>
-            <w:r>
-              <w:t xml:space="preserve"> connects as the computer account, which every other service on the server shares.</w:t>
+              <w:t>https://</w:t>
+            </w:r>
+            <w:r>
+              <w:t>), Account, Login</w:t>
+            </w:r>
+          </w:p>
+        </w:tc>
+        <w:tc>
+          <w:tcPr>
+            <w:tcW w:type="dxa" w:w="1728"/>
+          </w:tcPr>
+          <w:p>
+            <w:r>
+              <w:t>The Conjur API key</w:t>
+            </w:r>
+          </w:p>
+        </w:tc>
+        <w:tc>
+          <w:tcPr>
+            <w:tcW w:type="dxa" w:w="1728"/>
+          </w:tcPr>
+          <w:p>
+            <w:r>
+              <w:t>You use Conjur</w:t>
+            </w:r>
+          </w:p>
+        </w:tc>
+        <w:tc>
+          <w:tcPr>
+            <w:tcW w:type="dxa" w:w="1728"/>
+          </w:tcPr>
+          <w:p>
+            <w:r>
+              <w:t>The API key is stored encrypted on the server.</w:t>
             </w:r>
           </w:p>
         </w:tc>
@@ -14502,57 +14916,127 @@
           </w:tcPr>
           <w:p>
             <w:r>
-              <w:t>Load User Profile</w:t>
-            </w:r>
-          </w:p>
-        </w:tc>
-        <w:tc>
-          <w:tcPr>
-            <w:tcW w:type="dxa" w:w="1728"/>
-          </w:tcPr>
-          <w:p>
-            <w:r>
-              <w:t>Lets the App Pool's account use its own certificate store.</w:t>
-            </w:r>
-          </w:p>
-        </w:tc>
-        <w:tc>
-          <w:tcPr>
-            <w:tcW w:type="dxa" w:w="1728"/>
-          </w:tcPr>
-          <w:p>
-            <w:r>
-              <w:t>IIS default</w:t>
-            </w:r>
-          </w:p>
-        </w:tc>
-        <w:tc>
-          <w:tcPr>
-            <w:tcW w:type="dxa" w:w="1728"/>
-          </w:tcPr>
-          <w:p>
-            <w:r>
-              <w:t>On, if the SAML SP certificate is in the account's own store</w:t>
-            </w:r>
-          </w:p>
-        </w:tc>
-        <w:tc>
-          <w:tcPr>
-            <w:tcW w:type="dxa" w:w="1728"/>
-          </w:tcPr>
-          <w:p>
-            <w:r>
-              <w:t xml:space="preserve">Otherwise put the certificate in </w:t>
+              <w:t>AzureKeyVault</w:t>
+            </w:r>
+          </w:p>
+        </w:tc>
+        <w:tc>
+          <w:tcPr>
+            <w:tcW w:type="dxa" w:w="1728"/>
+          </w:tcPr>
+          <w:p>
+            <w:r>
+              <w:t>Vault URI (</w:t>
             </w:r>
             <w:r>
               <w:rPr>
                 <w:rFonts w:ascii="Consolas" w:hAnsi="Consolas"/>
                 <w:sz w:val="19"/>
               </w:rPr>
-              <w:t>LocalMachine\My</w:t>
-            </w:r>
-            <w:r>
-              <w:t>.</w:t>
+              <w:t>https://</w:t>
+            </w:r>
+            <w:r>
+              <w:t>), Auth Method (ManagedIdentity or ServicePrincipal), Tenant ID and Client ID for a service principal, Client ID for a user-assigned managed identity</w:t>
+            </w:r>
+          </w:p>
+        </w:tc>
+        <w:tc>
+          <w:tcPr>
+            <w:tcW w:type="dxa" w:w="1728"/>
+          </w:tcPr>
+          <w:p>
+            <w:r>
+              <w:t>The client secret, for ServicePrincipal only</w:t>
+            </w:r>
+          </w:p>
+        </w:tc>
+        <w:tc>
+          <w:tcPr>
+            <w:tcW w:type="dxa" w:w="1728"/>
+          </w:tcPr>
+          <w:p>
+            <w:r>
+              <w:t>BlueTrack runs in Azure</w:t>
+            </w:r>
+          </w:p>
+        </w:tc>
+        <w:tc>
+          <w:tcPr>
+            <w:tcW w:type="dxa" w:w="1728"/>
+          </w:tcPr>
+          <w:p>
+            <w:r>
+              <w:t xml:space="preserve">Prefer </w:t>
+            </w:r>
+            <w:r>
+              <w:rPr>
+                <w:b/>
+              </w:rPr>
+              <w:t>ManagedIdentity</w:t>
+            </w:r>
+            <w:r>
+              <w:t xml:space="preserve"> (the default): no secret is stored at all.</w:t>
+            </w:r>
+          </w:p>
+        </w:tc>
+      </w:tr>
+      <w:tr>
+        <w:tc>
+          <w:tcPr>
+            <w:tcW w:type="dxa" w:w="1728"/>
+          </w:tcPr>
+          <w:p>
+            <w:r>
+              <w:t>AwsSecretsManager</w:t>
+            </w:r>
+          </w:p>
+        </w:tc>
+        <w:tc>
+          <w:tcPr>
+            <w:tcW w:type="dxa" w:w="1728"/>
+          </w:tcPr>
+          <w:p>
+            <w:r>
+              <w:t>Region, Auth Method (IamRole or AccessKey), Access Key ID for AccessKey</w:t>
+            </w:r>
+          </w:p>
+        </w:tc>
+        <w:tc>
+          <w:tcPr>
+            <w:tcW w:type="dxa" w:w="1728"/>
+          </w:tcPr>
+          <w:p>
+            <w:r>
+              <w:t>The secret access key, for AccessKey only</w:t>
+            </w:r>
+          </w:p>
+        </w:tc>
+        <w:tc>
+          <w:tcPr>
+            <w:tcW w:type="dxa" w:w="1728"/>
+          </w:tcPr>
+          <w:p>
+            <w:r>
+              <w:t>BlueTrack runs in AWS</w:t>
+            </w:r>
+          </w:p>
+        </w:tc>
+        <w:tc>
+          <w:tcPr>
+            <w:tcW w:type="dxa" w:w="1728"/>
+          </w:tcPr>
+          <w:p>
+            <w:r>
+              <w:t xml:space="preserve">Prefer </w:t>
+            </w:r>
+            <w:r>
+              <w:rPr>
+                <w:b/>
+              </w:rPr>
+              <w:t>IamRole</w:t>
+            </w:r>
+            <w:r>
+              <w:t xml:space="preserve"> (the default): no key is stored at all.</w:t>
             </w:r>
           </w:p>
         </w:tc>
@@ -14561,47 +15045,77 @@
     <w:p/>
     <w:p>
       <w:r>
-        <w:t>After changing the identity: give the new account its SQL login (</w:t>
+        <w:t>Notes:</w:t>
+      </w:r>
+    </w:p>
+    <w:p>
+      <w:pPr>
+        <w:pStyle w:val="ListBullet"/>
+      </w:pPr>
+      <w:r>
+        <w:rPr>
+          <w:b/>
+        </w:rPr>
+        <w:t>HTTPS only.</w:t>
+      </w:r>
+      <w:r>
+        <w:t xml:space="preserve"> The CCP Base URL, Conjur Appliance URL and Azure Vault URI must start with </w:t>
       </w:r>
       <w:r>
         <w:rPr>
           <w:rFonts w:ascii="Consolas" w:hAnsi="Consolas"/>
           <w:sz w:val="19"/>
         </w:rPr>
-        <w:t>-Step Db.AppPoolAccess</w:t>
-      </w:r>
-      <w:r>
-        <w:t xml:space="preserve">), read access to feed folders, Modify on the backup folder, and access to the SAML certificate's private key. Re-enter User-scope DPAPI credentials. Then check Windows sign-in still works; if you register the site's </w:t>
+        <w:t>https://</w:t>
+      </w:r>
+      <w:r>
+        <w:t xml:space="preserve">; an </w:t>
       </w:r>
       <w:r>
         <w:rPr>
           <w:rFonts w:ascii="Consolas" w:hAnsi="Consolas"/>
           <w:sz w:val="19"/>
         </w:rPr>
-        <w:t>HTTP/&lt;hostname&gt;</w:t>
-      </w:r>
-      <w:r>
-        <w:t xml:space="preserve"> SPN on the gMSA, IIS's </w:t>
-      </w:r>
+        <w:t>http://</w:t>
+      </w:r>
+      <w:r>
+        <w:t xml:space="preserve"> address is refused.</w:t>
+      </w:r>
+    </w:p>
+    <w:p>
+      <w:pPr>
+        <w:pStyle w:val="ListBullet"/>
+      </w:pPr>
       <w:r>
         <w:rPr>
-          <w:rFonts w:ascii="Consolas" w:hAnsi="Consolas"/>
-          <w:sz w:val="19"/>
+          <w:b/>
         </w:rPr>
-        <w:t>useAppPoolCredentials</w:t>
-      </w:r>
-      <w:r>
-        <w:t xml:space="preserve"> must also be on. </w:t>
-      </w:r>
+        <w:t>Credentials are write-only.</w:t>
+      </w:r>
+      <w:r>
+        <w:t xml:space="preserve"> A stored credential shows "(already set -- leave blank to keep)". Saving again without retyping keeps it.</w:t>
+      </w:r>
+    </w:p>
+    <w:p>
+      <w:pPr>
+        <w:pStyle w:val="ListBullet"/>
+      </w:pPr>
       <w:r>
         <w:rPr>
-          <w:rFonts w:ascii="Consolas" w:hAnsi="Consolas"/>
-          <w:sz w:val="19"/>
+          <w:b/>
         </w:rPr>
-        <w:t>Admin_Installation.md</w:t>
-      </w:r>
-      <w:r>
-        <w:t xml:space="preserve"> has the step-by-step gMSA setup.</w:t>
+        <w:t>Short CyberArk outages.</w:t>
+      </w:r>
+      <w:r>
+        <w:t xml:space="preserve"> For CyberArk CP and CCP, BlueTrack tries a live fetch first and, if CyberArk is briefly unreachable, uses the last value fetched for that secret within the past 24 hours. Saving the backend clears these kept values.</w:t>
+      </w:r>
+    </w:p>
+    <w:p>
+      <w:pPr>
+        <w:pStyle w:val="ListBullet"/>
+      </w:pPr>
+      <w:r>
+        <w:t>Recommended: use your organization's existing vault where you have one, so secrets are managed, rotated and audited in one place. Prefer authentication methods that store nothing on the BlueTrack server (CP, managed identity, IAM role).</w:t>
       </w:r>
     </w:p>
     <w:p>
@@ -14609,244 +15123,7 @@
         <w:pStyle w:val="Heading2"/>
       </w:pPr>
       <w:r>
-        <w:t>Fixed behaviour (not configurable)</w:t>
-      </w:r>
-    </w:p>
-    <w:p>
-      <w:r>
-        <w:t>These values are built in. They are listed so you know what to expect.</w:t>
-      </w:r>
-    </w:p>
-    <w:tbl>
-      <w:tblPr>
-        <w:tblStyle w:val="TableGrid"/>
-        <w:tblW w:type="auto" w:w="0"/>
-        <w:tblLook w:firstColumn="1" w:firstRow="1" w:lastColumn="0" w:lastRow="0" w:noHBand="0" w:noVBand="1" w:val="04A0"/>
-      </w:tblPr>
-      <w:tblGrid>
-        <w:gridCol w:w="4320"/>
-        <w:gridCol w:w="4320"/>
-      </w:tblGrid>
-      <w:tr>
-        <w:tc>
-          <w:tcPr>
-            <w:tcW w:type="dxa" w:w="4320"/>
-          </w:tcPr>
-          <w:p>
-            <w:r>
-              <w:rPr>
-                <w:b/>
-              </w:rPr>
-              <w:t>Behaviour</w:t>
-            </w:r>
-          </w:p>
-        </w:tc>
-        <w:tc>
-          <w:tcPr>
-            <w:tcW w:type="dxa" w:w="4320"/>
-          </w:tcPr>
-          <w:p>
-            <w:r>
-              <w:rPr>
-                <w:b/>
-              </w:rPr>
-              <w:t>Value</w:t>
-            </w:r>
-          </w:p>
-        </w:tc>
-      </w:tr>
-      <w:tr>
-        <w:tc>
-          <w:tcPr>
-            <w:tcW w:type="dxa" w:w="4320"/>
-          </w:tcPr>
-          <w:p>
-            <w:r>
-              <w:t>Cached rights, longest lifetime</w:t>
-            </w:r>
-          </w:p>
-        </w:tc>
-        <w:tc>
-          <w:tcPr>
-            <w:tcW w:type="dxa" w:w="4320"/>
-          </w:tcPr>
-          <w:p>
-            <w:r>
-              <w:t>15 minutes, whatever the idle timeout</w:t>
-            </w:r>
-          </w:p>
-        </w:tc>
-      </w:tr>
-      <w:tr>
-        <w:tc>
-          <w:tcPr>
-            <w:tcW w:type="dxa" w:w="4320"/>
-          </w:tcPr>
-          <w:p>
-            <w:r>
-              <w:t>OIDC session cookie</w:t>
-            </w:r>
-          </w:p>
-        </w:tc>
-        <w:tc>
-          <w:tcPr>
-            <w:tcW w:type="dxa" w:w="4320"/>
-          </w:tcPr>
-          <w:p>
-            <w:r>
-              <w:t>8 hours; HTTPS only</w:t>
-            </w:r>
-          </w:p>
-        </w:tc>
-      </w:tr>
-      <w:tr>
-        <w:tc>
-          <w:tcPr>
-            <w:tcW w:type="dxa" w:w="4320"/>
-          </w:tcPr>
-          <w:p>
-            <w:r>
-              <w:t>Account Progress lock renewal while a page is open</w:t>
-            </w:r>
-          </w:p>
-        </w:tc>
-        <w:tc>
-          <w:tcPr>
-            <w:tcW w:type="dxa" w:w="4320"/>
-          </w:tcPr>
-          <w:p>
-            <w:r>
-              <w:t>Every minute</w:t>
-            </w:r>
-          </w:p>
-        </w:tc>
-      </w:tr>
-      <w:tr>
-        <w:tc>
-          <w:tcPr>
-            <w:tcW w:type="dxa" w:w="4320"/>
-          </w:tcPr>
-          <w:p>
-            <w:r>
-              <w:t>CyberArk CP and CCP fallback to last fetched value</w:t>
-            </w:r>
-          </w:p>
-        </w:tc>
-        <w:tc>
-          <w:tcPr>
-            <w:tcW w:type="dxa" w:w="4320"/>
-          </w:tcPr>
-          <w:p>
-            <w:r>
-              <w:t>Up to 24 hours</w:t>
-            </w:r>
-          </w:p>
-        </w:tc>
-      </w:tr>
-      <w:tr>
-        <w:tc>
-          <w:tcPr>
-            <w:tcW w:type="dxa" w:w="4320"/>
-          </w:tcPr>
-          <w:p>
-            <w:r>
-              <w:t>Nightly Import and Load job</w:t>
-            </w:r>
-          </w:p>
-        </w:tc>
-        <w:tc>
-          <w:tcPr>
-            <w:tcW w:type="dxa" w:w="4320"/>
-          </w:tcPr>
-          <w:p>
-            <w:r>
-              <w:t>02:00 (when installed)</w:t>
-            </w:r>
-          </w:p>
-        </w:tc>
-      </w:tr>
-      <w:tr>
-        <w:tc>
-          <w:tcPr>
-            <w:tcW w:type="dxa" w:w="4320"/>
-          </w:tcPr>
-          <w:p>
-            <w:r>
-              <w:t>Audit Log Purge job</w:t>
-            </w:r>
-          </w:p>
-        </w:tc>
-        <w:tc>
-          <w:tcPr>
-            <w:tcW w:type="dxa" w:w="4320"/>
-          </w:tcPr>
-          <w:p>
-            <w:r>
-              <w:t>03:00 (when installed by hand)</w:t>
-            </w:r>
-          </w:p>
-        </w:tc>
-      </w:tr>
-      <w:tr>
-        <w:tc>
-          <w:tcPr>
-            <w:tcW w:type="dxa" w:w="4320"/>
-          </w:tcPr>
-          <w:p>
-            <w:r>
-              <w:t>Notification checks</w:t>
-            </w:r>
-          </w:p>
-        </w:tc>
-        <w:tc>
-          <w:tcPr>
-            <w:tcW w:type="dxa" w:w="4320"/>
-          </w:tcPr>
-          <w:p>
-            <w:r>
-              <w:t>Every 5 minutes (DevFakeAuthEnabledTooLong repeats at most every 7 days)</w:t>
-            </w:r>
-          </w:p>
-        </w:tc>
-      </w:tr>
-      <w:tr>
-        <w:tc>
-          <w:tcPr>
-            <w:tcW w:type="dxa" w:w="4320"/>
-          </w:tcPr>
-          <w:p>
-            <w:r>
-              <w:t>OIDC changes</w:t>
-            </w:r>
-          </w:p>
-        </w:tc>
-        <w:tc>
-          <w:tcPr>
-            <w:tcW w:type="dxa" w:w="4320"/>
-          </w:tcPr>
-          <w:p>
-            <w:r>
-              <w:t>Need an application restart</w:t>
-            </w:r>
-          </w:p>
-        </w:tc>
-      </w:tr>
-    </w:tbl>
-    <w:p/>
-    <w:p>
-      <w:pPr>
-        <w:pStyle w:val="Heading1"/>
-      </w:pPr>
-      <w:r>
-        <w:t>6. Secrets Store and Credentials</w:t>
-      </w:r>
-    </w:p>
-    <w:p>
-      <w:pPr>
-        <w:pStyle w:val="Heading2"/>
-      </w:pPr>
-      <w:r>
-        <w:t>Secrets Store Configuration</w:t>
+        <w:t>Credentials</w:t>
       </w:r>
     </w:p>
     <w:p>
@@ -14854,7 +15131,7 @@
         <w:rPr>
           <w:b/>
         </w:rPr>
-        <w:t>Admin &gt; Secrets Store Configuration</w:t>
+        <w:t>Admin &gt; Credentials &amp; LDAP</w:t>
       </w:r>
       <w:r>
         <w:t xml:space="preserve"> (permission </w:t>
@@ -14864,56 +15141,10 @@
           <w:rFonts w:ascii="Consolas" w:hAnsi="Consolas"/>
           <w:sz w:val="19"/>
         </w:rPr>
-        <w:t>ManageSecretsStore</w:t>
-      </w:r>
-      <w:r>
-        <w:t xml:space="preserve">). Exactly one backend is active at a time; Windows DPAPI is active on a new install. Click </w:t>
-      </w:r>
-      <w:r>
-        <w:rPr>
-          <w:b/>
-        </w:rPr>
-        <w:t>Make Active</w:t>
-      </w:r>
-      <w:r>
-        <w:t xml:space="preserve"> to switch (after a confirmation: if the new backend isn't set up or can't be reached, lookups fail until another is made active), or </w:t>
-      </w:r>
-      <w:r>
-        <w:rPr>
-          <w:b/>
-        </w:rPr>
-        <w:t>Save</w:t>
-      </w:r>
-      <w:r>
-        <w:t xml:space="preserve"> on the active backend. </w:t>
-      </w:r>
-      <w:r>
-        <w:rPr>
-          <w:b/>
-        </w:rPr>
-        <w:t>Test Connection</w:t>
-      </w:r>
-      <w:r>
-        <w:t xml:space="preserve"> fetches one secret from the active backend and reports success with the user name and address, never the secret itself. Each test is recorded in the Audit Log as a </w:t>
-      </w:r>
-      <w:r>
-        <w:rPr>
-          <w:rFonts w:ascii="Consolas" w:hAnsi="Consolas"/>
-          <w:sz w:val="19"/>
-        </w:rPr>
-        <w:t>ConnectionTest</w:t>
-      </w:r>
-      <w:r>
-        <w:t xml:space="preserve"> event, as is each credential </w:t>
-      </w:r>
-      <w:r>
-        <w:rPr>
-          <w:b/>
-        </w:rPr>
-        <w:t>Test</w:t>
-      </w:r>
-      <w:r>
-        <w:t xml:space="preserve"> on the Credentials &amp; LDAP page.</w:t>
+        <w:t>ManageCredentials</w:t>
+      </w:r>
+      <w:r>
+        <w:t>). Named credentials that BlueTrack itself signs in with: the SMTP account (or, for OAuth2 email sign-in, the client secret, certificate or key), LDAP bind accounts and the PVWA user for Self-Hosted Direct.</w:t>
       </w:r>
     </w:p>
     <w:tbl>
@@ -14939,7 +15170,7 @@
               <w:rPr>
                 <w:b/>
               </w:rPr>
-              <w:t>Backend</w:t>
+              <w:t>Setting</w:t>
             </w:r>
           </w:p>
         </w:tc>
@@ -14952,7 +15183,7 @@
               <w:rPr>
                 <w:b/>
               </w:rPr>
-              <w:t>Settings</w:t>
+              <w:t>What it does</w:t>
             </w:r>
           </w:p>
         </w:tc>
@@ -14965,7 +15196,7 @@
               <w:rPr>
                 <w:b/>
               </w:rPr>
-              <w:t>Credential column</w:t>
+              <w:t>Default</w:t>
             </w:r>
           </w:p>
         </w:tc>
@@ -14978,7 +15209,7 @@
               <w:rPr>
                 <w:b/>
               </w:rPr>
-              <w:t>Recommended when</w:t>
+              <w:t>Recommended</w:t>
             </w:r>
           </w:p>
         </w:tc>
@@ -15003,47 +15234,47 @@
           </w:tcPr>
           <w:p>
             <w:r>
-              <w:t>WindowsDpapi</w:t>
-            </w:r>
-          </w:p>
-        </w:tc>
-        <w:tc>
-          <w:tcPr>
-            <w:tcW w:type="dxa" w:w="1728"/>
-          </w:tcPr>
-          <w:p>
-            <w:r>
-              <w:t>None</w:t>
-            </w:r>
-          </w:p>
-        </w:tc>
-        <w:tc>
-          <w:tcPr>
-            <w:tcW w:type="dxa" w:w="1728"/>
-          </w:tcPr>
-          <w:p>
-            <w:r>
-              <w:t>Not used</w:t>
-            </w:r>
-          </w:p>
-        </w:tc>
-        <w:tc>
-          <w:tcPr>
-            <w:tcW w:type="dxa" w:w="1728"/>
-          </w:tcPr>
-          <w:p>
-            <w:r>
-              <w:t>You have no central vault, or for a single server</w:t>
-            </w:r>
-          </w:p>
-        </w:tc>
-        <w:tc>
-          <w:tcPr>
-            <w:tcW w:type="dxa" w:w="1728"/>
-          </w:tcPr>
-          <w:p>
-            <w:r>
-              <w:t>Built in, no dependency. Secrets are tied to this server and can't be shared with another.</w:t>
+              <w:t>Name</w:t>
+            </w:r>
+          </w:p>
+        </w:tc>
+        <w:tc>
+          <w:tcPr>
+            <w:tcW w:type="dxa" w:w="1728"/>
+          </w:tcPr>
+          <w:p>
+            <w:r>
+              <w:t>The credential's name, chosen on the SMTP and LDAP settings.</w:t>
+            </w:r>
+          </w:p>
+        </w:tc>
+        <w:tc>
+          <w:tcPr>
+            <w:tcW w:type="dxa" w:w="1728"/>
+          </w:tcPr>
+          <w:p>
+            <w:r>
+              <w:t>Blank</w:t>
+            </w:r>
+          </w:p>
+        </w:tc>
+        <w:tc>
+          <w:tcPr>
+            <w:tcW w:type="dxa" w:w="1728"/>
+          </w:tcPr>
+          <w:p>
+            <w:r>
+              <w:t>Say what it is for, for example "SMTP relay account"</w:t>
+            </w:r>
+          </w:p>
+        </w:tc>
+        <w:tc>
+          <w:tcPr>
+            <w:tcW w:type="dxa" w:w="1728"/>
+          </w:tcPr>
+          <w:p>
+            <w:r>
+              <w:t>Clear names avoid using the wrong account.</w:t>
             </w:r>
           </w:p>
         </w:tc>
@@ -15055,47 +15286,47 @@
           </w:tcPr>
           <w:p>
             <w:r>
-              <w:t>CyberArkCP</w:t>
-            </w:r>
-          </w:p>
-        </w:tc>
-        <w:tc>
-          <w:tcPr>
-            <w:tcW w:type="dxa" w:w="1728"/>
-          </w:tcPr>
-          <w:p>
-            <w:r>
-              <w:t>App ID</w:t>
-            </w:r>
-          </w:p>
-        </w:tc>
-        <w:tc>
-          <w:tcPr>
-            <w:tcW w:type="dxa" w:w="1728"/>
-          </w:tcPr>
-          <w:p>
-            <w:r>
-              <w:t>Not used</w:t>
-            </w:r>
-          </w:p>
-        </w:tc>
-        <w:tc>
-          <w:tcPr>
-            <w:tcW w:type="dxa" w:w="1728"/>
-          </w:tcPr>
-          <w:p>
-            <w:r>
-              <w:t>The CyberArk Credential Provider is installed on the server</w:t>
-            </w:r>
-          </w:p>
-        </w:tc>
-        <w:tc>
-          <w:tcPr>
-            <w:tcW w:type="dxa" w:w="1728"/>
-          </w:tcPr>
-          <w:p>
-            <w:r>
-              <w:t>Retrieval from the local CyberArk agent. Works only if BlueTrack was built with the CyberArk Application Password SDK.</w:t>
+              <w:t>Backend</w:t>
+            </w:r>
+          </w:p>
+        </w:tc>
+        <w:tc>
+          <w:tcPr>
+            <w:tcW w:type="dxa" w:w="1728"/>
+          </w:tcPr>
+          <w:p>
+            <w:r>
+              <w:t>Where the password is kept: WindowsDpapi (on this server) or one of the vault backends.</w:t>
+            </w:r>
+          </w:p>
+        </w:tc>
+        <w:tc>
+          <w:tcPr>
+            <w:tcW w:type="dxa" w:w="1728"/>
+          </w:tcPr>
+          <w:p>
+            <w:r>
+              <w:t>WindowsDpapi</w:t>
+            </w:r>
+          </w:p>
+        </w:tc>
+        <w:tc>
+          <w:tcPr>
+            <w:tcW w:type="dxa" w:w="1728"/>
+          </w:tcPr>
+          <w:p>
+            <w:r>
+              <w:t>A vault backend if you have one</w:t>
+            </w:r>
+          </w:p>
+        </w:tc>
+        <w:tc>
+          <w:tcPr>
+            <w:tcW w:type="dxa" w:w="1728"/>
+          </w:tcPr>
+          <w:p>
+            <w:r>
+              <w:t>The password is then managed and rotated in the vault.</w:t>
             </w:r>
           </w:p>
         </w:tc>
@@ -15107,57 +15338,47 @@
           </w:tcPr>
           <w:p>
             <w:r>
-              <w:t>CyberArkCCP</w:t>
-            </w:r>
-          </w:p>
-        </w:tc>
-        <w:tc>
-          <w:tcPr>
-            <w:tcW w:type="dxa" w:w="1728"/>
-          </w:tcPr>
-          <w:p>
-            <w:r>
-              <w:t>Base URL (</w:t>
-            </w:r>
-            <w:r>
-              <w:rPr>
-                <w:rFonts w:ascii="Consolas" w:hAnsi="Consolas"/>
-                <w:sz w:val="19"/>
-              </w:rPr>
-              <w:t>https://</w:t>
-            </w:r>
-            <w:r>
-              <w:t>), App ID</w:t>
-            </w:r>
-          </w:p>
-        </w:tc>
-        <w:tc>
-          <w:tcPr>
-            <w:tcW w:type="dxa" w:w="1728"/>
-          </w:tcPr>
-          <w:p>
-            <w:r>
-              <w:t>Not used</w:t>
-            </w:r>
-          </w:p>
-        </w:tc>
-        <w:tc>
-          <w:tcPr>
-            <w:tcW w:type="dxa" w:w="1728"/>
-          </w:tcPr>
-          <w:p>
-            <w:r>
-              <w:t>You use the CyberArk Central Credential Provider</w:t>
-            </w:r>
-          </w:p>
-        </w:tc>
-        <w:tc>
-          <w:tcPr>
-            <w:tcW w:type="dxa" w:w="1728"/>
-          </w:tcPr>
-          <w:p>
-            <w:r>
-              <w:t>No local agent needed.</w:t>
+              <w:t>Username and Password (WindowsDpapi)</w:t>
+            </w:r>
+          </w:p>
+        </w:tc>
+        <w:tc>
+          <w:tcPr>
+            <w:tcW w:type="dxa" w:w="1728"/>
+          </w:tcPr>
+          <w:p>
+            <w:r>
+              <w:t>The account and its password, encrypted on this server. Leave the password blank to keep it. For an OAuth2 email credential, only the password is used (see "OAuth2 email sign-in").</w:t>
+            </w:r>
+          </w:p>
+        </w:tc>
+        <w:tc>
+          <w:tcPr>
+            <w:tcW w:type="dxa" w:w="1728"/>
+          </w:tcPr>
+          <w:p>
+            <w:r>
+              <w:t>Blank</w:t>
+            </w:r>
+          </w:p>
+        </w:tc>
+        <w:tc>
+          <w:tcPr>
+            <w:tcW w:type="dxa" w:w="1728"/>
+          </w:tcPr>
+          <w:p>
+            <w:r>
+              <w:t>A dedicated service account</w:t>
+            </w:r>
+          </w:p>
+        </w:tc>
+        <w:tc>
+          <w:tcPr>
+            <w:tcW w:type="dxa" w:w="1728"/>
+          </w:tcPr>
+          <w:p>
+            <w:r>
+              <w:t>A dedicated account limits what a leaked password can do.</w:t>
             </w:r>
           </w:p>
         </w:tc>
@@ -15169,57 +15390,47 @@
           </w:tcPr>
           <w:p>
             <w:r>
-              <w:t>CyberArkConjur</w:t>
-            </w:r>
-          </w:p>
-        </w:tc>
-        <w:tc>
-          <w:tcPr>
-            <w:tcW w:type="dxa" w:w="1728"/>
-          </w:tcPr>
-          <w:p>
-            <w:r>
-              <w:t>Appliance URL (</w:t>
-            </w:r>
-            <w:r>
-              <w:rPr>
-                <w:rFonts w:ascii="Consolas" w:hAnsi="Consolas"/>
-                <w:sz w:val="19"/>
-              </w:rPr>
-              <w:t>https://</w:t>
-            </w:r>
-            <w:r>
-              <w:t>), Account, Login</w:t>
-            </w:r>
-          </w:p>
-        </w:tc>
-        <w:tc>
-          <w:tcPr>
-            <w:tcW w:type="dxa" w:w="1728"/>
-          </w:tcPr>
-          <w:p>
-            <w:r>
-              <w:t>The Conjur API key</w:t>
-            </w:r>
-          </w:p>
-        </w:tc>
-        <w:tc>
-          <w:tcPr>
-            <w:tcW w:type="dxa" w:w="1728"/>
-          </w:tcPr>
-          <w:p>
-            <w:r>
-              <w:t>You use Conjur</w:t>
-            </w:r>
-          </w:p>
-        </w:tc>
-        <w:tc>
-          <w:tcPr>
-            <w:tcW w:type="dxa" w:w="1728"/>
-          </w:tcPr>
-          <w:p>
-            <w:r>
-              <w:t>The API key is stored encrypted on the server.</w:t>
+              <w:t>DPAPI Scope (WindowsDpapi)</w:t>
+            </w:r>
+          </w:p>
+        </w:tc>
+        <w:tc>
+          <w:tcPr>
+            <w:tcW w:type="dxa" w:w="1728"/>
+          </w:tcPr>
+          <w:p>
+            <w:r>
+              <w:t>Machine: any process on this server can decrypt it. User: only the App Pool's account can.</w:t>
+            </w:r>
+          </w:p>
+        </w:tc>
+        <w:tc>
+          <w:tcPr>
+            <w:tcW w:type="dxa" w:w="1728"/>
+          </w:tcPr>
+          <w:p>
+            <w:r>
+              <w:t>Machine</w:t>
+            </w:r>
+          </w:p>
+        </w:tc>
+        <w:tc>
+          <w:tcPr>
+            <w:tcW w:type="dxa" w:w="1728"/>
+          </w:tcPr>
+          <w:p>
+            <w:r>
+              <w:t>User</w:t>
+            </w:r>
+          </w:p>
+        </w:tc>
+        <w:tc>
+          <w:tcPr>
+            <w:tcW w:type="dxa" w:w="1728"/>
+          </w:tcPr>
+          <w:p>
+            <w:r>
+              <w:t>User scope keeps other processes on the server, and anyone holding a database backup, from decrypting it.</w:t>
             </w:r>
           </w:p>
         </w:tc>
@@ -15231,127 +15442,47 @@
           </w:tcPr>
           <w:p>
             <w:r>
-              <w:t>AzureKeyVault</w:t>
-            </w:r>
-          </w:p>
-        </w:tc>
-        <w:tc>
-          <w:tcPr>
-            <w:tcW w:type="dxa" w:w="1728"/>
-          </w:tcPr>
-          <w:p>
-            <w:r>
-              <w:t>Vault URI (</w:t>
-            </w:r>
-            <w:r>
-              <w:rPr>
-                <w:rFonts w:ascii="Consolas" w:hAnsi="Consolas"/>
-                <w:sz w:val="19"/>
-              </w:rPr>
-              <w:t>https://</w:t>
-            </w:r>
-            <w:r>
-              <w:t>), Auth Method (ManagedIdentity or ServicePrincipal), Tenant ID and Client ID for a service principal, Client ID for a user-assigned managed identity</w:t>
-            </w:r>
-          </w:p>
-        </w:tc>
-        <w:tc>
-          <w:tcPr>
-            <w:tcW w:type="dxa" w:w="1728"/>
-          </w:tcPr>
-          <w:p>
-            <w:r>
-              <w:t>The client secret, for ServicePrincipal only</w:t>
-            </w:r>
-          </w:p>
-        </w:tc>
-        <w:tc>
-          <w:tcPr>
-            <w:tcW w:type="dxa" w:w="1728"/>
-          </w:tcPr>
-          <w:p>
-            <w:r>
-              <w:t>BlueTrack runs in Azure</w:t>
-            </w:r>
-          </w:p>
-        </w:tc>
-        <w:tc>
-          <w:tcPr>
-            <w:tcW w:type="dxa" w:w="1728"/>
-          </w:tcPr>
-          <w:p>
-            <w:r>
-              <w:t xml:space="preserve">Prefer </w:t>
-            </w:r>
-            <w:r>
-              <w:rPr>
-                <w:b/>
-              </w:rPr>
-              <w:t>ManagedIdentity</w:t>
-            </w:r>
-            <w:r>
-              <w:t xml:space="preserve"> (the default): no secret is stored at all.</w:t>
-            </w:r>
-          </w:p>
-        </w:tc>
-      </w:tr>
-      <w:tr>
-        <w:tc>
-          <w:tcPr>
-            <w:tcW w:type="dxa" w:w="1728"/>
-          </w:tcPr>
-          <w:p>
-            <w:r>
-              <w:t>AwsSecretsManager</w:t>
-            </w:r>
-          </w:p>
-        </w:tc>
-        <w:tc>
-          <w:tcPr>
-            <w:tcW w:type="dxa" w:w="1728"/>
-          </w:tcPr>
-          <w:p>
-            <w:r>
-              <w:t>Region, Auth Method (IamRole or AccessKey), Access Key ID for AccessKey</w:t>
-            </w:r>
-          </w:p>
-        </w:tc>
-        <w:tc>
-          <w:tcPr>
-            <w:tcW w:type="dxa" w:w="1728"/>
-          </w:tcPr>
-          <w:p>
-            <w:r>
-              <w:t>The secret access key, for AccessKey only</w:t>
-            </w:r>
-          </w:p>
-        </w:tc>
-        <w:tc>
-          <w:tcPr>
-            <w:tcW w:type="dxa" w:w="1728"/>
-          </w:tcPr>
-          <w:p>
-            <w:r>
-              <w:t>BlueTrack runs in AWS</w:t>
-            </w:r>
-          </w:p>
-        </w:tc>
-        <w:tc>
-          <w:tcPr>
-            <w:tcW w:type="dxa" w:w="1728"/>
-          </w:tcPr>
-          <w:p>
-            <w:r>
-              <w:t xml:space="preserve">Prefer </w:t>
-            </w:r>
-            <w:r>
-              <w:rPr>
-                <w:b/>
-              </w:rPr>
-              <w:t>IamRole</w:t>
-            </w:r>
-            <w:r>
-              <w:t xml:space="preserve"> (the default): no key is stored at all.</w:t>
+              <w:t>Safe, Folder, Object / Secret Name (vault backends)</w:t>
+            </w:r>
+          </w:p>
+        </w:tc>
+        <w:tc>
+          <w:tcPr>
+            <w:tcW w:type="dxa" w:w="1728"/>
+          </w:tcPr>
+          <w:p>
+            <w:r>
+              <w:t>Where the credential is found in the vault, using that backend's settings from the Secrets Store page. For CyberArk CP and CCP, a blank Folder means Root.</w:t>
+            </w:r>
+          </w:p>
+        </w:tc>
+        <w:tc>
+          <w:tcPr>
+            <w:tcW w:type="dxa" w:w="1728"/>
+          </w:tcPr>
+          <w:p>
+            <w:r>
+              <w:t>Blank</w:t>
+            </w:r>
+          </w:p>
+        </w:tc>
+        <w:tc>
+          <w:tcPr>
+            <w:tcW w:type="dxa" w:w="1728"/>
+          </w:tcPr>
+          <w:p>
+            <w:r>
+              <w:t>As named in your vault</w:t>
+            </w:r>
+          </w:p>
+        </w:tc>
+        <w:tc>
+          <w:tcPr>
+            <w:tcW w:type="dxa" w:w="1728"/>
+          </w:tcPr>
+          <w:p>
+            <w:r>
+              <w:t>BlueTrack fetches the current password each time it's used.</w:t>
             </w:r>
           </w:p>
         </w:tc>
@@ -15360,77 +15491,49 @@
     <w:p/>
     <w:p>
       <w:r>
-        <w:t>Notes:</w:t>
-      </w:r>
-    </w:p>
-    <w:p>
-      <w:pPr>
-        <w:pStyle w:val="ListBullet"/>
-      </w:pPr>
+        <w:t xml:space="preserve">A new User-scope credential is stored at Machine scope until the application decrypts it once, then upgrades itself. As with any DPAPI secret, a credential can't be decrypted on a different server, and a User-scope one can't be decrypted after the App Pool's account changes: re-enter the password in those cases. Use </w:t>
+      </w:r>
       <w:r>
         <w:rPr>
           <w:b/>
         </w:rPr>
-        <w:t>HTTPS only.</w:t>
-      </w:r>
-      <w:r>
-        <w:t xml:space="preserve"> The CCP Base URL, Conjur Appliance URL and Azure Vault URI must start with </w:t>
+        <w:t>Test</w:t>
+      </w:r>
+      <w:r>
+        <w:t xml:space="preserve"> to check a credential.</w:t>
+      </w:r>
+    </w:p>
+    <w:p>
+      <w:r>
+        <w:t xml:space="preserve">The list's </w:t>
+      </w:r>
+      <w:r>
+        <w:rPr>
+          <w:b/>
+        </w:rPr>
+        <w:t>Used by</w:t>
+      </w:r>
+      <w:r>
+        <w:t xml:space="preserve"> column shows what uses each credential (Notifications, an LDAP domain, the CyberArk sources); a credential in use can't be deleted. With </w:t>
       </w:r>
       <w:r>
         <w:rPr>
           <w:rFonts w:ascii="Consolas" w:hAnsi="Consolas"/>
           <w:sz w:val="19"/>
         </w:rPr>
-        <w:t>https://</w:t>
-      </w:r>
-      <w:r>
-        <w:t xml:space="preserve">; an </w:t>
-      </w:r>
-      <w:r>
-        <w:rPr>
-          <w:rFonts w:ascii="Consolas" w:hAnsi="Consolas"/>
-          <w:sz w:val="19"/>
-        </w:rPr>
-        <w:t>http://</w:t>
-      </w:r>
-      <w:r>
-        <w:t xml:space="preserve"> address is refused.</w:t>
-      </w:r>
-    </w:p>
-    <w:p>
-      <w:pPr>
-        <w:pStyle w:val="ListBullet"/>
-      </w:pPr>
+        <w:t>ManageDataSources</w:t>
+      </w:r>
+      <w:r>
+        <w:t xml:space="preserve">, </w:t>
+      </w:r>
       <w:r>
         <w:rPr>
           <w:b/>
         </w:rPr>
-        <w:t>Credentials are write-only.</w:t>
-      </w:r>
-      <w:r>
-        <w:t xml:space="preserve"> A stored credential shows "(already set -- leave blank to keep)". Saving again without retyping keeps it.</w:t>
-      </w:r>
-    </w:p>
-    <w:p>
-      <w:pPr>
-        <w:pStyle w:val="ListBullet"/>
-      </w:pPr>
-      <w:r>
-        <w:rPr>
-          <w:b/>
-        </w:rPr>
-        <w:t>Short CyberArk outages.</w:t>
-      </w:r>
-      <w:r>
-        <w:t xml:space="preserve"> For CyberArk CP and CCP, BlueTrack tries a live fetch first and, if CyberArk is briefly unreachable, uses the last value fetched for that secret within the past 24 hours. Saving the backend clears these kept values.</w:t>
-      </w:r>
-    </w:p>
-    <w:p>
-      <w:pPr>
-        <w:pStyle w:val="ListBullet"/>
-      </w:pPr>
-      <w:r>
-        <w:t>Recommended: use your organization's existing vault where you have one, so secrets are managed, rotated and audited in one place. Prefer authentication methods that store nothing on the BlueTrack server (CP, managed identity, IAM role).</w:t>
+        <w:t>Use for Self-Hosted Direct</w:t>
+      </w:r>
+      <w:r>
+        <w:t xml:space="preserve"> on a row opens Edit CyberArk sources with that credential chosen.</w:t>
       </w:r>
     </w:p>
     <w:p>
@@ -15438,28 +15541,12 @@
         <w:pStyle w:val="Heading2"/>
       </w:pPr>
       <w:r>
-        <w:t>Credentials</w:t>
+        <w:t>LDAP Configuration</w:t>
       </w:r>
     </w:p>
     <w:p>
       <w:r>
-        <w:rPr>
-          <w:b/>
-        </w:rPr>
-        <w:t>Admin &gt; Credentials &amp; LDAP</w:t>
-      </w:r>
-      <w:r>
-        <w:t xml:space="preserve"> (permission </w:t>
-      </w:r>
-      <w:r>
-        <w:rPr>
-          <w:rFonts w:ascii="Consolas" w:hAnsi="Consolas"/>
-          <w:sz w:val="19"/>
-        </w:rPr>
-        <w:t>ManageCredentials</w:t>
-      </w:r>
-      <w:r>
-        <w:t>). Named credentials that BlueTrack itself signs in with: the SMTP account (or, for OAuth2 email sign-in, the client secret, certificate or key), LDAP bind accounts and the PVWA user for Self-Hosted Direct.</w:t>
+        <w:t>On the same page: one row per Active Directory domain or forest BlueTrack queries (notification recipient lookup and AD account discovery).</w:t>
       </w:r>
     </w:p>
     <w:tbl>
@@ -15549,47 +15636,51 @@
           </w:tcPr>
           <w:p>
             <w:r>
-              <w:t>Name</w:t>
-            </w:r>
-          </w:p>
-        </w:tc>
-        <w:tc>
-          <w:tcPr>
-            <w:tcW w:type="dxa" w:w="1728"/>
-          </w:tcPr>
-          <w:p>
-            <w:r>
-              <w:t>The credential's name, chosen on the SMTP and LDAP settings.</w:t>
-            </w:r>
-          </w:p>
-        </w:tc>
-        <w:tc>
-          <w:tcPr>
-            <w:tcW w:type="dxa" w:w="1728"/>
-          </w:tcPr>
-          <w:p>
-            <w:r>
-              <w:t>Blank</w:t>
-            </w:r>
-          </w:p>
-        </w:tc>
-        <w:tc>
-          <w:tcPr>
-            <w:tcW w:type="dxa" w:w="1728"/>
-          </w:tcPr>
-          <w:p>
-            <w:r>
-              <w:t>Say what it is for, for example "SMTP relay account"</w:t>
-            </w:r>
-          </w:p>
-        </w:tc>
-        <w:tc>
-          <w:tcPr>
-            <w:tcW w:type="dxa" w:w="1728"/>
-          </w:tcPr>
-          <w:p>
-            <w:r>
-              <w:t>Clear names avoid using the wrong account.</w:t>
+              <w:t>Domain Name</w:t>
+            </w:r>
+          </w:p>
+        </w:tc>
+        <w:tc>
+          <w:tcPr>
+            <w:tcW w:type="dxa" w:w="1728"/>
+          </w:tcPr>
+          <w:p>
+            <w:r>
+              <w:t>The domain this row is for.</w:t>
+            </w:r>
+          </w:p>
+        </w:tc>
+        <w:tc>
+          <w:tcPr>
+            <w:tcW w:type="dxa" w:w="1728"/>
+          </w:tcPr>
+          <w:p>
+            <w:r>
+              <w:rPr>
+                <w:rFonts w:ascii="Consolas" w:hAnsi="Consolas"/>
+                <w:sz w:val="19"/>
+              </w:rPr>
+              <w:t>Default</w:t>
+            </w:r>
+          </w:p>
+        </w:tc>
+        <w:tc>
+          <w:tcPr>
+            <w:tcW w:type="dxa" w:w="1728"/>
+          </w:tcPr>
+          <w:p>
+            <w:r>
+              <w:t>Your domain's DNS name</w:t>
+            </w:r>
+          </w:p>
+        </w:tc>
+        <w:tc>
+          <w:tcPr>
+            <w:tcW w:type="dxa" w:w="1728"/>
+          </w:tcPr>
+          <w:p>
+            <w:r>
+              <w:t>Identifies the row.</w:t>
             </w:r>
           </w:p>
         </w:tc>
@@ -15601,47 +15692,47 @@
           </w:tcPr>
           <w:p>
             <w:r>
-              <w:t>Backend</w:t>
-            </w:r>
-          </w:p>
-        </w:tc>
-        <w:tc>
-          <w:tcPr>
-            <w:tcW w:type="dxa" w:w="1728"/>
-          </w:tcPr>
-          <w:p>
-            <w:r>
-              <w:t>Where the password is kept: WindowsDpapi (on this server) or one of the vault backends.</w:t>
-            </w:r>
-          </w:p>
-        </w:tc>
-        <w:tc>
-          <w:tcPr>
-            <w:tcW w:type="dxa" w:w="1728"/>
-          </w:tcPr>
-          <w:p>
-            <w:r>
-              <w:t>WindowsDpapi</w:t>
-            </w:r>
-          </w:p>
-        </w:tc>
-        <w:tc>
-          <w:tcPr>
-            <w:tcW w:type="dxa" w:w="1728"/>
-          </w:tcPr>
-          <w:p>
-            <w:r>
-              <w:t>A vault backend if you have one</w:t>
-            </w:r>
-          </w:p>
-        </w:tc>
-        <w:tc>
-          <w:tcPr>
-            <w:tcW w:type="dxa" w:w="1728"/>
-          </w:tcPr>
-          <w:p>
-            <w:r>
-              <w:t>The password is then managed and rotated in the vault.</w:t>
+              <w:t>Enabled</w:t>
+            </w:r>
+          </w:p>
+        </w:tc>
+        <w:tc>
+          <w:tcPr>
+            <w:tcW w:type="dxa" w:w="1728"/>
+          </w:tcPr>
+          <w:p>
+            <w:r>
+              <w:t>Whether this domain is queried.</w:t>
+            </w:r>
+          </w:p>
+        </w:tc>
+        <w:tc>
+          <w:tcPr>
+            <w:tcW w:type="dxa" w:w="1728"/>
+          </w:tcPr>
+          <w:p>
+            <w:r>
+              <w:t>Off</w:t>
+            </w:r>
+          </w:p>
+        </w:tc>
+        <w:tc>
+          <w:tcPr>
+            <w:tcW w:type="dxa" w:w="1728"/>
+          </w:tcPr>
+          <w:p>
+            <w:r>
+              <w:t>On for domains you use</w:t>
+            </w:r>
+          </w:p>
+        </w:tc>
+        <w:tc>
+          <w:tcPr>
+            <w:tcW w:type="dxa" w:w="1728"/>
+          </w:tcPr>
+          <w:p>
+            <w:r>
+              <w:t>Unused rows do nothing.</w:t>
             </w:r>
           </w:p>
         </w:tc>
@@ -15653,17 +15744,17 @@
           </w:tcPr>
           <w:p>
             <w:r>
-              <w:t>Username and Password (WindowsDpapi)</w:t>
-            </w:r>
-          </w:p>
-        </w:tc>
-        <w:tc>
-          <w:tcPr>
-            <w:tcW w:type="dxa" w:w="1728"/>
-          </w:tcPr>
-          <w:p>
-            <w:r>
-              <w:t>The account and its password, encrypted on this server. Leave the password blank to keep it. For an OAuth2 email credential, only the password is used (see "OAuth2 email sign-in").</w:t>
+              <w:t>Domain Controller</w:t>
+            </w:r>
+          </w:p>
+        </w:tc>
+        <w:tc>
+          <w:tcPr>
+            <w:tcW w:type="dxa" w:w="1728"/>
+          </w:tcPr>
+          <w:p>
+            <w:r>
+              <w:t>A specific domain controller. Blank uses the default domain.</w:t>
             </w:r>
           </w:p>
         </w:tc>
@@ -15683,17 +15774,17 @@
           </w:tcPr>
           <w:p>
             <w:r>
-              <w:t>A dedicated service account</w:t>
-            </w:r>
-          </w:p>
-        </w:tc>
-        <w:tc>
-          <w:tcPr>
-            <w:tcW w:type="dxa" w:w="1728"/>
-          </w:tcPr>
-          <w:p>
-            <w:r>
-              <w:t>A dedicated account limits what a leaked password can do.</w:t>
+              <w:t>Blank, unless you need a specific controller</w:t>
+            </w:r>
+          </w:p>
+        </w:tc>
+        <w:tc>
+          <w:tcPr>
+            <w:tcW w:type="dxa" w:w="1728"/>
+          </w:tcPr>
+          <w:p>
+            <w:r>
+              <w:t>Windows then finds an available controller itself.</w:t>
             </w:r>
           </w:p>
         </w:tc>
@@ -15705,47 +15796,57 @@
           </w:tcPr>
           <w:p>
             <w:r>
-              <w:t>DPAPI Scope (WindowsDpapi)</w:t>
-            </w:r>
-          </w:p>
-        </w:tc>
-        <w:tc>
-          <w:tcPr>
-            <w:tcW w:type="dxa" w:w="1728"/>
-          </w:tcPr>
-          <w:p>
-            <w:r>
-              <w:t>Machine: any process on this server can decrypt it. User: only the App Pool's account can.</w:t>
-            </w:r>
-          </w:p>
-        </w:tc>
-        <w:tc>
-          <w:tcPr>
-            <w:tcW w:type="dxa" w:w="1728"/>
-          </w:tcPr>
-          <w:p>
-            <w:r>
-              <w:t>Machine</w:t>
-            </w:r>
-          </w:p>
-        </w:tc>
-        <w:tc>
-          <w:tcPr>
-            <w:tcW w:type="dxa" w:w="1728"/>
-          </w:tcPr>
-          <w:p>
-            <w:r>
-              <w:t>User</w:t>
-            </w:r>
-          </w:p>
-        </w:tc>
-        <w:tc>
-          <w:tcPr>
-            <w:tcW w:type="dxa" w:w="1728"/>
-          </w:tcPr>
-          <w:p>
-            <w:r>
-              <w:t>User scope keeps other processes on the server, and anyone holding a database backup, from decrypting it.</w:t>
+              <w:t>Search Base</w:t>
+            </w:r>
+          </w:p>
+        </w:tc>
+        <w:tc>
+          <w:tcPr>
+            <w:tcW w:type="dxa" w:w="1728"/>
+          </w:tcPr>
+          <w:p>
+            <w:r>
+              <w:t xml:space="preserve">Where searches start, for example </w:t>
+            </w:r>
+            <w:r>
+              <w:rPr>
+                <w:rFonts w:ascii="Consolas" w:hAnsi="Consolas"/>
+                <w:sz w:val="19"/>
+              </w:rPr>
+              <w:t>DC=company,DC=local</w:t>
+            </w:r>
+            <w:r>
+              <w:t>.</w:t>
+            </w:r>
+          </w:p>
+        </w:tc>
+        <w:tc>
+          <w:tcPr>
+            <w:tcW w:type="dxa" w:w="1728"/>
+          </w:tcPr>
+          <w:p>
+            <w:r>
+              <w:t>Blank</w:t>
+            </w:r>
+          </w:p>
+        </w:tc>
+        <w:tc>
+          <w:tcPr>
+            <w:tcW w:type="dxa" w:w="1728"/>
+          </w:tcPr>
+          <w:p>
+            <w:r>
+              <w:t>The narrowest container that holds the users and groups needed</w:t>
+            </w:r>
+          </w:p>
+        </w:tc>
+        <w:tc>
+          <w:tcPr>
+            <w:tcW w:type="dxa" w:w="1728"/>
+          </w:tcPr>
+          <w:p>
+            <w:r>
+              <w:t>Smaller searches are faster and expose less.</w:t>
             </w:r>
           </w:p>
         </w:tc>
@@ -15757,47 +15858,151 @@
           </w:tcPr>
           <w:p>
             <w:r>
-              <w:t>Safe, Folder, Object / Secret Name (vault backends)</w:t>
-            </w:r>
-          </w:p>
-        </w:tc>
-        <w:tc>
-          <w:tcPr>
-            <w:tcW w:type="dxa" w:w="1728"/>
-          </w:tcPr>
-          <w:p>
-            <w:r>
-              <w:t>Where the credential is found in the vault, using that backend's settings from the Secrets Store page. For CyberArk CP and CCP, a blank Folder means Root.</w:t>
-            </w:r>
-          </w:p>
-        </w:tc>
-        <w:tc>
-          <w:tcPr>
-            <w:tcW w:type="dxa" w:w="1728"/>
-          </w:tcPr>
-          <w:p>
-            <w:r>
-              <w:t>Blank</w:t>
-            </w:r>
-          </w:p>
-        </w:tc>
-        <w:tc>
-          <w:tcPr>
-            <w:tcW w:type="dxa" w:w="1728"/>
-          </w:tcPr>
-          <w:p>
-            <w:r>
-              <w:t>As named in your vault</w:t>
-            </w:r>
-          </w:p>
-        </w:tc>
-        <w:tc>
-          <w:tcPr>
-            <w:tcW w:type="dxa" w:w="1728"/>
-          </w:tcPr>
-          <w:p>
-            <w:r>
-              <w:t>BlueTrack fetches the current password each time it's used.</w:t>
+              <w:t>Use SSL</w:t>
+            </w:r>
+          </w:p>
+        </w:tc>
+        <w:tc>
+          <w:tcPr>
+            <w:tcW w:type="dxa" w:w="1728"/>
+          </w:tcPr>
+          <w:p>
+            <w:r>
+              <w:t>Connect with LDAP over SSL.</w:t>
+            </w:r>
+          </w:p>
+        </w:tc>
+        <w:tc>
+          <w:tcPr>
+            <w:tcW w:type="dxa" w:w="1728"/>
+          </w:tcPr>
+          <w:p>
+            <w:r>
+              <w:t>Off</w:t>
+            </w:r>
+          </w:p>
+        </w:tc>
+        <w:tc>
+          <w:tcPr>
+            <w:tcW w:type="dxa" w:w="1728"/>
+          </w:tcPr>
+          <w:p>
+            <w:r>
+              <w:t>On</w:t>
+            </w:r>
+          </w:p>
+        </w:tc>
+        <w:tc>
+          <w:tcPr>
+            <w:tcW w:type="dxa" w:w="1728"/>
+          </w:tcPr>
+          <w:p>
+            <w:r>
+              <w:t>Protects directory queries and the bind password in transit. Needs a trusted certificate on the domain controllers.</w:t>
+            </w:r>
+          </w:p>
+        </w:tc>
+      </w:tr>
+      <w:tr>
+        <w:tc>
+          <w:tcPr>
+            <w:tcW w:type="dxa" w:w="1728"/>
+          </w:tcPr>
+          <w:p>
+            <w:r>
+              <w:t>Use trusted connection</w:t>
+            </w:r>
+          </w:p>
+        </w:tc>
+        <w:tc>
+          <w:tcPr>
+            <w:tcW w:type="dxa" w:w="1728"/>
+          </w:tcPr>
+          <w:p>
+            <w:r>
+              <w:t>Bind as the App Pool's account (or the server's computer account) instead of a stored credential.</w:t>
+            </w:r>
+          </w:p>
+        </w:tc>
+        <w:tc>
+          <w:tcPr>
+            <w:tcW w:type="dxa" w:w="1728"/>
+          </w:tcPr>
+          <w:p>
+            <w:r>
+              <w:t>Off</w:t>
+            </w:r>
+          </w:p>
+        </w:tc>
+        <w:tc>
+          <w:tcPr>
+            <w:tcW w:type="dxa" w:w="1728"/>
+          </w:tcPr>
+          <w:p>
+            <w:r>
+              <w:t>On, with a gMSA App Pool identity</w:t>
+            </w:r>
+          </w:p>
+        </w:tc>
+        <w:tc>
+          <w:tcPr>
+            <w:tcW w:type="dxa" w:w="1728"/>
+          </w:tcPr>
+          <w:p>
+            <w:r>
+              <w:t>No password to store or rotate.</w:t>
+            </w:r>
+          </w:p>
+        </w:tc>
+      </w:tr>
+      <w:tr>
+        <w:tc>
+          <w:tcPr>
+            <w:tcW w:type="dxa" w:w="1728"/>
+          </w:tcPr>
+          <w:p>
+            <w:r>
+              <w:t>Bind Account Credential</w:t>
+            </w:r>
+          </w:p>
+        </w:tc>
+        <w:tc>
+          <w:tcPr>
+            <w:tcW w:type="dxa" w:w="1728"/>
+          </w:tcPr>
+          <w:p>
+            <w:r>
+              <w:t>The credential to bind with, when not using a trusted connection.</w:t>
+            </w:r>
+          </w:p>
+        </w:tc>
+        <w:tc>
+          <w:tcPr>
+            <w:tcW w:type="dxa" w:w="1728"/>
+          </w:tcPr>
+          <w:p>
+            <w:r>
+              <w:t>None</w:t>
+            </w:r>
+          </w:p>
+        </w:tc>
+        <w:tc>
+          <w:tcPr>
+            <w:tcW w:type="dxa" w:w="1728"/>
+          </w:tcPr>
+          <w:p>
+            <w:r>
+              <w:t>A read-only service account</w:t>
+            </w:r>
+          </w:p>
+        </w:tc>
+        <w:tc>
+          <w:tcPr>
+            <w:tcW w:type="dxa" w:w="1728"/>
+          </w:tcPr>
+          <w:p>
+            <w:r>
+              <w:t>Least privilege.</w:t>
             </w:r>
           </w:p>
         </w:tc>
@@ -15806,8 +16011,66 @@
     <w:p/>
     <w:p>
       <w:r>
-        <w:t xml:space="preserve">A new User-scope credential is stored at Machine scope until the application decrypts it once, then upgrades itself. As with any DPAPI secret, a credential can't be decrypted on a different server, and a User-scope one can't be decrypted after the App Pool's account changes: re-enter the password in those cases. Use </w:t>
-      </w:r>
+        <w:rPr>
+          <w:b/>
+        </w:rPr>
+        <w:t>Bind name.</w:t>
+      </w:r>
+      <w:r>
+        <w:t xml:space="preserve"> A bind account binds as </w:t>
+      </w:r>
+      <w:r>
+        <w:rPr>
+          <w:rFonts w:ascii="Consolas" w:hAnsi="Consolas"/>
+          <w:sz w:val="19"/>
+        </w:rPr>
+        <w:t>user@domain</w:t>
+      </w:r>
+      <w:r>
+        <w:t xml:space="preserve"> where BlueTrack can build one: a user name that already holds a domain (</w:t>
+      </w:r>
+      <w:r>
+        <w:rPr>
+          <w:rFonts w:ascii="Consolas" w:hAnsi="Consolas"/>
+          <w:sz w:val="19"/>
+        </w:rPr>
+        <w:t>user@domain</w:t>
+      </w:r>
+      <w:r>
+        <w:t xml:space="preserve"> or </w:t>
+      </w:r>
+      <w:r>
+        <w:rPr>
+          <w:rFonts w:ascii="Consolas" w:hAnsi="Consolas"/>
+          <w:sz w:val="19"/>
+        </w:rPr>
+        <w:t>DOMAIN\user</w:t>
+      </w:r>
+      <w:r>
+        <w:t>) is used as it is; otherwise the domain comes from the credential's LogonDomain if it is a DNS name (a CyberArk credential), else its Address if that is a domain name, else the Search Base (</w:t>
+      </w:r>
+      <w:r>
+        <w:rPr>
+          <w:rFonts w:ascii="Consolas" w:hAnsi="Consolas"/>
+          <w:sz w:val="19"/>
+        </w:rPr>
+        <w:t>DC=company,DC=com</w:t>
+      </w:r>
+      <w:r>
+        <w:t xml:space="preserve"> gives </w:t>
+      </w:r>
+      <w:r>
+        <w:rPr>
+          <w:rFonts w:ascii="Consolas" w:hAnsi="Consolas"/>
+          <w:sz w:val="19"/>
+        </w:rPr>
+        <w:t>company.com</w:t>
+      </w:r>
+      <w:r>
+        <w:t>). With none of them, the plain user name is used. This matters for an account whose user name is longer than 20 characters, which AD cuts short as its pre-Windows 2000 name.</w:t>
+      </w:r>
+    </w:p>
+    <w:p>
       <w:r>
         <w:rPr>
           <w:b/>
@@ -15815,40 +16078,46 @@
         <w:t>Test</w:t>
       </w:r>
       <w:r>
-        <w:t xml:space="preserve"> to check a credential.</w:t>
-      </w:r>
-    </w:p>
-    <w:p>
-      <w:r>
-        <w:t xml:space="preserve">The list's </w:t>
-      </w:r>
-      <w:r>
-        <w:rPr>
-          <w:b/>
-        </w:rPr>
-        <w:t>Used by</w:t>
-      </w:r>
-      <w:r>
-        <w:t xml:space="preserve"> column shows what uses each credential (Notifications, an LDAP domain, the CyberArk sources); a credential in use can't be deleted. With </w:t>
+        <w:t xml:space="preserve"> on the domain's form binds with the values in the form, saved or not, as discovery would, and shows the name it bound as and the domain controller, or the directory's error. Each test is recorded in the Audit Log as a </w:t>
       </w:r>
       <w:r>
         <w:rPr>
           <w:rFonts w:ascii="Consolas" w:hAnsi="Consolas"/>
           <w:sz w:val="19"/>
         </w:rPr>
-        <w:t>ManageDataSources</w:t>
-      </w:r>
-      <w:r>
-        <w:t xml:space="preserve">, </w:t>
-      </w:r>
+        <w:t>ConnectionTest</w:t>
+      </w:r>
+      <w:r>
+        <w:t xml:space="preserve"> event.</w:t>
+      </w:r>
+    </w:p>
+    <w:p>
+      <w:pPr>
+        <w:pStyle w:val="Heading1"/>
+      </w:pPr>
+      <w:r>
+        <w:t>7. Notifications</w:t>
+      </w:r>
+    </w:p>
+    <w:p>
       <w:r>
         <w:rPr>
           <w:b/>
         </w:rPr>
-        <w:t>Use for Self-Hosted Direct</w:t>
-      </w:r>
-      <w:r>
-        <w:t xml:space="preserve"> on a row opens Edit CyberArk sources with that credential chosen.</w:t>
+        <w:t>Admin &gt; Notifications</w:t>
+      </w:r>
+      <w:r>
+        <w:t xml:space="preserve"> (permission </w:t>
+      </w:r>
+      <w:r>
+        <w:rPr>
+          <w:rFonts w:ascii="Consolas" w:hAnsi="Consolas"/>
+          <w:sz w:val="19"/>
+        </w:rPr>
+        <w:t>ManageNotifications</w:t>
+      </w:r>
+      <w:r>
+        <w:t>). The SMTP settings, which alerts are on, when the scheduled emails go out, and the recipients.</w:t>
       </w:r>
     </w:p>
     <w:p>
@@ -15856,12 +16125,7 @@
         <w:pStyle w:val="Heading2"/>
       </w:pPr>
       <w:r>
-        <w:t>LDAP Configuration</w:t>
-      </w:r>
-    </w:p>
-    <w:p>
-      <w:r>
-        <w:t>On the same page: one row per Active Directory domain or forest BlueTrack queries (notification recipient lookup and AD account discovery).</w:t>
+        <w:t>SMTP Configuration</w:t>
       </w:r>
     </w:p>
     <w:tbl>
@@ -15951,585 +16215,6 @@
           </w:tcPr>
           <w:p>
             <w:r>
-              <w:t>Domain Name</w:t>
-            </w:r>
-          </w:p>
-        </w:tc>
-        <w:tc>
-          <w:tcPr>
-            <w:tcW w:type="dxa" w:w="1728"/>
-          </w:tcPr>
-          <w:p>
-            <w:r>
-              <w:t>The domain this row is for.</w:t>
-            </w:r>
-          </w:p>
-        </w:tc>
-        <w:tc>
-          <w:tcPr>
-            <w:tcW w:type="dxa" w:w="1728"/>
-          </w:tcPr>
-          <w:p>
-            <w:r>
-              <w:rPr>
-                <w:rFonts w:ascii="Consolas" w:hAnsi="Consolas"/>
-                <w:sz w:val="19"/>
-              </w:rPr>
-              <w:t>Default</w:t>
-            </w:r>
-          </w:p>
-        </w:tc>
-        <w:tc>
-          <w:tcPr>
-            <w:tcW w:type="dxa" w:w="1728"/>
-          </w:tcPr>
-          <w:p>
-            <w:r>
-              <w:t>Your domain's DNS name</w:t>
-            </w:r>
-          </w:p>
-        </w:tc>
-        <w:tc>
-          <w:tcPr>
-            <w:tcW w:type="dxa" w:w="1728"/>
-          </w:tcPr>
-          <w:p>
-            <w:r>
-              <w:t>Identifies the row.</w:t>
-            </w:r>
-          </w:p>
-        </w:tc>
-      </w:tr>
-      <w:tr>
-        <w:tc>
-          <w:tcPr>
-            <w:tcW w:type="dxa" w:w="1728"/>
-          </w:tcPr>
-          <w:p>
-            <w:r>
-              <w:t>Enabled</w:t>
-            </w:r>
-          </w:p>
-        </w:tc>
-        <w:tc>
-          <w:tcPr>
-            <w:tcW w:type="dxa" w:w="1728"/>
-          </w:tcPr>
-          <w:p>
-            <w:r>
-              <w:t>Whether this domain is queried.</w:t>
-            </w:r>
-          </w:p>
-        </w:tc>
-        <w:tc>
-          <w:tcPr>
-            <w:tcW w:type="dxa" w:w="1728"/>
-          </w:tcPr>
-          <w:p>
-            <w:r>
-              <w:t>Off</w:t>
-            </w:r>
-          </w:p>
-        </w:tc>
-        <w:tc>
-          <w:tcPr>
-            <w:tcW w:type="dxa" w:w="1728"/>
-          </w:tcPr>
-          <w:p>
-            <w:r>
-              <w:t>On for domains you use</w:t>
-            </w:r>
-          </w:p>
-        </w:tc>
-        <w:tc>
-          <w:tcPr>
-            <w:tcW w:type="dxa" w:w="1728"/>
-          </w:tcPr>
-          <w:p>
-            <w:r>
-              <w:t>Unused rows do nothing.</w:t>
-            </w:r>
-          </w:p>
-        </w:tc>
-      </w:tr>
-      <w:tr>
-        <w:tc>
-          <w:tcPr>
-            <w:tcW w:type="dxa" w:w="1728"/>
-          </w:tcPr>
-          <w:p>
-            <w:r>
-              <w:t>Domain Controller</w:t>
-            </w:r>
-          </w:p>
-        </w:tc>
-        <w:tc>
-          <w:tcPr>
-            <w:tcW w:type="dxa" w:w="1728"/>
-          </w:tcPr>
-          <w:p>
-            <w:r>
-              <w:t>A specific domain controller. Blank uses the default domain.</w:t>
-            </w:r>
-          </w:p>
-        </w:tc>
-        <w:tc>
-          <w:tcPr>
-            <w:tcW w:type="dxa" w:w="1728"/>
-          </w:tcPr>
-          <w:p>
-            <w:r>
-              <w:t>Blank</w:t>
-            </w:r>
-          </w:p>
-        </w:tc>
-        <w:tc>
-          <w:tcPr>
-            <w:tcW w:type="dxa" w:w="1728"/>
-          </w:tcPr>
-          <w:p>
-            <w:r>
-              <w:t>Blank, unless you need a specific controller</w:t>
-            </w:r>
-          </w:p>
-        </w:tc>
-        <w:tc>
-          <w:tcPr>
-            <w:tcW w:type="dxa" w:w="1728"/>
-          </w:tcPr>
-          <w:p>
-            <w:r>
-              <w:t>Windows then finds an available controller itself.</w:t>
-            </w:r>
-          </w:p>
-        </w:tc>
-      </w:tr>
-      <w:tr>
-        <w:tc>
-          <w:tcPr>
-            <w:tcW w:type="dxa" w:w="1728"/>
-          </w:tcPr>
-          <w:p>
-            <w:r>
-              <w:t>Search Base</w:t>
-            </w:r>
-          </w:p>
-        </w:tc>
-        <w:tc>
-          <w:tcPr>
-            <w:tcW w:type="dxa" w:w="1728"/>
-          </w:tcPr>
-          <w:p>
-            <w:r>
-              <w:t xml:space="preserve">Where searches start, for example </w:t>
-            </w:r>
-            <w:r>
-              <w:rPr>
-                <w:rFonts w:ascii="Consolas" w:hAnsi="Consolas"/>
-                <w:sz w:val="19"/>
-              </w:rPr>
-              <w:t>DC=company,DC=local</w:t>
-            </w:r>
-            <w:r>
-              <w:t>.</w:t>
-            </w:r>
-          </w:p>
-        </w:tc>
-        <w:tc>
-          <w:tcPr>
-            <w:tcW w:type="dxa" w:w="1728"/>
-          </w:tcPr>
-          <w:p>
-            <w:r>
-              <w:t>Blank</w:t>
-            </w:r>
-          </w:p>
-        </w:tc>
-        <w:tc>
-          <w:tcPr>
-            <w:tcW w:type="dxa" w:w="1728"/>
-          </w:tcPr>
-          <w:p>
-            <w:r>
-              <w:t>The narrowest container that holds the users and groups needed</w:t>
-            </w:r>
-          </w:p>
-        </w:tc>
-        <w:tc>
-          <w:tcPr>
-            <w:tcW w:type="dxa" w:w="1728"/>
-          </w:tcPr>
-          <w:p>
-            <w:r>
-              <w:t>Smaller searches are faster and expose less.</w:t>
-            </w:r>
-          </w:p>
-        </w:tc>
-      </w:tr>
-      <w:tr>
-        <w:tc>
-          <w:tcPr>
-            <w:tcW w:type="dxa" w:w="1728"/>
-          </w:tcPr>
-          <w:p>
-            <w:r>
-              <w:t>Use SSL</w:t>
-            </w:r>
-          </w:p>
-        </w:tc>
-        <w:tc>
-          <w:tcPr>
-            <w:tcW w:type="dxa" w:w="1728"/>
-          </w:tcPr>
-          <w:p>
-            <w:r>
-              <w:t>Connect with LDAP over SSL.</w:t>
-            </w:r>
-          </w:p>
-        </w:tc>
-        <w:tc>
-          <w:tcPr>
-            <w:tcW w:type="dxa" w:w="1728"/>
-          </w:tcPr>
-          <w:p>
-            <w:r>
-              <w:t>Off</w:t>
-            </w:r>
-          </w:p>
-        </w:tc>
-        <w:tc>
-          <w:tcPr>
-            <w:tcW w:type="dxa" w:w="1728"/>
-          </w:tcPr>
-          <w:p>
-            <w:r>
-              <w:t>On</w:t>
-            </w:r>
-          </w:p>
-        </w:tc>
-        <w:tc>
-          <w:tcPr>
-            <w:tcW w:type="dxa" w:w="1728"/>
-          </w:tcPr>
-          <w:p>
-            <w:r>
-              <w:t>Protects directory queries and the bind password in transit. Needs a trusted certificate on the domain controllers.</w:t>
-            </w:r>
-          </w:p>
-        </w:tc>
-      </w:tr>
-      <w:tr>
-        <w:tc>
-          <w:tcPr>
-            <w:tcW w:type="dxa" w:w="1728"/>
-          </w:tcPr>
-          <w:p>
-            <w:r>
-              <w:t>Use trusted connection</w:t>
-            </w:r>
-          </w:p>
-        </w:tc>
-        <w:tc>
-          <w:tcPr>
-            <w:tcW w:type="dxa" w:w="1728"/>
-          </w:tcPr>
-          <w:p>
-            <w:r>
-              <w:t>Bind as the App Pool's account (or the server's computer account) instead of a stored credential.</w:t>
-            </w:r>
-          </w:p>
-        </w:tc>
-        <w:tc>
-          <w:tcPr>
-            <w:tcW w:type="dxa" w:w="1728"/>
-          </w:tcPr>
-          <w:p>
-            <w:r>
-              <w:t>Off</w:t>
-            </w:r>
-          </w:p>
-        </w:tc>
-        <w:tc>
-          <w:tcPr>
-            <w:tcW w:type="dxa" w:w="1728"/>
-          </w:tcPr>
-          <w:p>
-            <w:r>
-              <w:t>On, with a gMSA App Pool identity</w:t>
-            </w:r>
-          </w:p>
-        </w:tc>
-        <w:tc>
-          <w:tcPr>
-            <w:tcW w:type="dxa" w:w="1728"/>
-          </w:tcPr>
-          <w:p>
-            <w:r>
-              <w:t>No password to store or rotate.</w:t>
-            </w:r>
-          </w:p>
-        </w:tc>
-      </w:tr>
-      <w:tr>
-        <w:tc>
-          <w:tcPr>
-            <w:tcW w:type="dxa" w:w="1728"/>
-          </w:tcPr>
-          <w:p>
-            <w:r>
-              <w:t>Bind Account Credential</w:t>
-            </w:r>
-          </w:p>
-        </w:tc>
-        <w:tc>
-          <w:tcPr>
-            <w:tcW w:type="dxa" w:w="1728"/>
-          </w:tcPr>
-          <w:p>
-            <w:r>
-              <w:t>The credential to bind with, when not using a trusted connection.</w:t>
-            </w:r>
-          </w:p>
-        </w:tc>
-        <w:tc>
-          <w:tcPr>
-            <w:tcW w:type="dxa" w:w="1728"/>
-          </w:tcPr>
-          <w:p>
-            <w:r>
-              <w:t>None</w:t>
-            </w:r>
-          </w:p>
-        </w:tc>
-        <w:tc>
-          <w:tcPr>
-            <w:tcW w:type="dxa" w:w="1728"/>
-          </w:tcPr>
-          <w:p>
-            <w:r>
-              <w:t>A read-only service account</w:t>
-            </w:r>
-          </w:p>
-        </w:tc>
-        <w:tc>
-          <w:tcPr>
-            <w:tcW w:type="dxa" w:w="1728"/>
-          </w:tcPr>
-          <w:p>
-            <w:r>
-              <w:t>Least privilege.</w:t>
-            </w:r>
-          </w:p>
-        </w:tc>
-      </w:tr>
-    </w:tbl>
-    <w:p/>
-    <w:p>
-      <w:r>
-        <w:rPr>
-          <w:b/>
-        </w:rPr>
-        <w:t>Bind name.</w:t>
-      </w:r>
-      <w:r>
-        <w:t xml:space="preserve"> A bind account binds as </w:t>
-      </w:r>
-      <w:r>
-        <w:rPr>
-          <w:rFonts w:ascii="Consolas" w:hAnsi="Consolas"/>
-          <w:sz w:val="19"/>
-        </w:rPr>
-        <w:t>user@domain</w:t>
-      </w:r>
-      <w:r>
-        <w:t xml:space="preserve"> where BlueTrack can build one: a user name that already holds a domain (</w:t>
-      </w:r>
-      <w:r>
-        <w:rPr>
-          <w:rFonts w:ascii="Consolas" w:hAnsi="Consolas"/>
-          <w:sz w:val="19"/>
-        </w:rPr>
-        <w:t>user@domain</w:t>
-      </w:r>
-      <w:r>
-        <w:t xml:space="preserve"> or </w:t>
-      </w:r>
-      <w:r>
-        <w:rPr>
-          <w:rFonts w:ascii="Consolas" w:hAnsi="Consolas"/>
-          <w:sz w:val="19"/>
-        </w:rPr>
-        <w:t>DOMAIN\user</w:t>
-      </w:r>
-      <w:r>
-        <w:t>) is used as it is; otherwise the domain comes from the credential's LogonDomain if it is a DNS name (a CyberArk credential), else its Address if that is a domain name, else the Search Base (</w:t>
-      </w:r>
-      <w:r>
-        <w:rPr>
-          <w:rFonts w:ascii="Consolas" w:hAnsi="Consolas"/>
-          <w:sz w:val="19"/>
-        </w:rPr>
-        <w:t>DC=company,DC=com</w:t>
-      </w:r>
-      <w:r>
-        <w:t xml:space="preserve"> gives </w:t>
-      </w:r>
-      <w:r>
-        <w:rPr>
-          <w:rFonts w:ascii="Consolas" w:hAnsi="Consolas"/>
-          <w:sz w:val="19"/>
-        </w:rPr>
-        <w:t>company.com</w:t>
-      </w:r>
-      <w:r>
-        <w:t>). With none of them, the plain user name is used. This matters for an account whose user name is longer than 20 characters, which AD cuts short as its pre-Windows 2000 name.</w:t>
-      </w:r>
-    </w:p>
-    <w:p>
-      <w:r>
-        <w:rPr>
-          <w:b/>
-        </w:rPr>
-        <w:t>Test</w:t>
-      </w:r>
-      <w:r>
-        <w:t xml:space="preserve"> on the domain's form binds with the values in the form, saved or not, as discovery would, and shows the name it bound as and the domain controller, or the directory's error. Each test is recorded in the Audit Log as a </w:t>
-      </w:r>
-      <w:r>
-        <w:rPr>
-          <w:rFonts w:ascii="Consolas" w:hAnsi="Consolas"/>
-          <w:sz w:val="19"/>
-        </w:rPr>
-        <w:t>ConnectionTest</w:t>
-      </w:r>
-      <w:r>
-        <w:t xml:space="preserve"> event.</w:t>
-      </w:r>
-    </w:p>
-    <w:p>
-      <w:pPr>
-        <w:pStyle w:val="Heading1"/>
-      </w:pPr>
-      <w:r>
-        <w:t>7. Notifications</w:t>
-      </w:r>
-    </w:p>
-    <w:p>
-      <w:r>
-        <w:rPr>
-          <w:b/>
-        </w:rPr>
-        <w:t>Admin &gt; Notifications</w:t>
-      </w:r>
-      <w:r>
-        <w:t xml:space="preserve"> (permission </w:t>
-      </w:r>
-      <w:r>
-        <w:rPr>
-          <w:rFonts w:ascii="Consolas" w:hAnsi="Consolas"/>
-          <w:sz w:val="19"/>
-        </w:rPr>
-        <w:t>ManageNotifications</w:t>
-      </w:r>
-      <w:r>
-        <w:t>). The SMTP settings, which alerts are on, when the scheduled emails go out, and the recipients.</w:t>
-      </w:r>
-    </w:p>
-    <w:p>
-      <w:pPr>
-        <w:pStyle w:val="Heading2"/>
-      </w:pPr>
-      <w:r>
-        <w:t>SMTP Configuration</w:t>
-      </w:r>
-    </w:p>
-    <w:tbl>
-      <w:tblPr>
-        <w:tblStyle w:val="TableGrid"/>
-        <w:tblW w:type="auto" w:w="0"/>
-        <w:tblLook w:firstColumn="1" w:firstRow="1" w:lastColumn="0" w:lastRow="0" w:noHBand="0" w:noVBand="1" w:val="04A0"/>
-      </w:tblPr>
-      <w:tblGrid>
-        <w:gridCol w:w="1728"/>
-        <w:gridCol w:w="1728"/>
-        <w:gridCol w:w="1728"/>
-        <w:gridCol w:w="1728"/>
-        <w:gridCol w:w="1728"/>
-      </w:tblGrid>
-      <w:tr>
-        <w:tc>
-          <w:tcPr>
-            <w:tcW w:type="dxa" w:w="1728"/>
-          </w:tcPr>
-          <w:p>
-            <w:r>
-              <w:rPr>
-                <w:b/>
-              </w:rPr>
-              <w:t>Setting</w:t>
-            </w:r>
-          </w:p>
-        </w:tc>
-        <w:tc>
-          <w:tcPr>
-            <w:tcW w:type="dxa" w:w="1728"/>
-          </w:tcPr>
-          <w:p>
-            <w:r>
-              <w:rPr>
-                <w:b/>
-              </w:rPr>
-              <w:t>What it does</w:t>
-            </w:r>
-          </w:p>
-        </w:tc>
-        <w:tc>
-          <w:tcPr>
-            <w:tcW w:type="dxa" w:w="1728"/>
-          </w:tcPr>
-          <w:p>
-            <w:r>
-              <w:rPr>
-                <w:b/>
-              </w:rPr>
-              <w:t>Default</w:t>
-            </w:r>
-          </w:p>
-        </w:tc>
-        <w:tc>
-          <w:tcPr>
-            <w:tcW w:type="dxa" w:w="1728"/>
-          </w:tcPr>
-          <w:p>
-            <w:r>
-              <w:rPr>
-                <w:b/>
-              </w:rPr>
-              <w:t>Recommended</w:t>
-            </w:r>
-          </w:p>
-        </w:tc>
-        <w:tc>
-          <w:tcPr>
-            <w:tcW w:type="dxa" w:w="1728"/>
-          </w:tcPr>
-          <w:p>
-            <w:r>
-              <w:rPr>
-                <w:b/>
-              </w:rPr>
-              <w:t>Why</w:t>
-            </w:r>
-          </w:p>
-        </w:tc>
-      </w:tr>
-      <w:tr>
-        <w:tc>
-          <w:tcPr>
-            <w:tcW w:type="dxa" w:w="1728"/>
-          </w:tcPr>
-          <w:p>
-            <w:r>
               <w:t>SMTP Host</w:t>
             </w:r>
           </w:p>
@@ -18191,57 +17876,6 @@
           <w:p>
             <w:r>
               <w:t>The newly failing accounts (up to 100) with Safe, platform and last CPM action; Reports &gt; CPM Health lists them all.</w:t>
-            </w:r>
-          </w:p>
-        </w:tc>
-        <w:tc>
-          <w:tcPr>
-            <w:tcW w:type="dxa" w:w="2160"/>
-          </w:tcPr>
-          <w:p>
-            <w:r>
-              <w:t>Off</w:t>
-            </w:r>
-          </w:p>
-        </w:tc>
-      </w:tr>
-      <w:tr>
-        <w:tc>
-          <w:tcPr>
-            <w:tcW w:type="dxa" w:w="2160"/>
-          </w:tcPr>
-          <w:p>
-            <w:r>
-              <w:t>AuditChainBroken</w:t>
-            </w:r>
-          </w:p>
-        </w:tc>
-        <w:tc>
-          <w:tcPr>
-            <w:tcW w:type="dxa" w:w="2160"/>
-          </w:tcPr>
-          <w:p>
-            <w:r>
-              <w:t xml:space="preserve">Once a day, from the daily digest time, when the check of the audit log's seals (the same as </w:t>
-            </w:r>
-            <w:r>
-              <w:rPr>
-                <w:b/>
-              </w:rPr>
-              <w:t>Verify</w:t>
-            </w:r>
-            <w:r>
-              <w:t xml:space="preserve"> on the Audit Log page) finds an audit event or seal that was changed or deleted outside BlueTrack. Not sent while the log is intact.</w:t>
-            </w:r>
-          </w:p>
-        </w:tc>
-        <w:tc>
-          <w:tcPr>
-            <w:tcW w:type="dxa" w:w="2160"/>
-          </w:tcPr>
-          <w:p>
-            <w:r>
-              <w:t>Each problem found (seal, audit event, what was changed or deleted, up to 50) and where to compare: the SIEM's copy and the Windows Security log.</w:t>
             </w:r>
           </w:p>
         </w:tc>
